--- a/examples/demos/demo_innovation_research.docx
+++ b/examples/demos/demo_innovation_research.docx
@@ -4,151 +4,357 @@
   <w:body>
     <w:p/>
     <w:p/>
+    <w:p/>
     <w:p>
       <w:pPr>
-        <w:spacing w:line="360" w:lineRule="auto" w:before="240" w:after="240"/>
         <w:jc w:val="center"/>
       </w:pPr>
       <w:r>
         <w:rPr>
           <w:rFonts w:ascii="黑体" w:hAnsi="黑体" w:eastAsia="黑体"/>
           <w:b/>
-          <w:sz w:val="44"/>
+          <w:color w:val="111827"/>
+          <w:sz w:val="52"/>
         </w:rPr>
-        <w:t>国家级大学生创新创业训练计划项目申报书</w:t>
+        <w:t>大学生创新创业训练计划</w:t>
       </w:r>
     </w:p>
     <w:p>
       <w:pPr>
-        <w:spacing w:line="360" w:lineRule="auto" w:before="0" w:after="480"/>
-        <w:jc w:val="center"/>
-      </w:pPr>
-      <w:r>
-        <w:rPr>
-          <w:rFonts w:ascii="黑体" w:hAnsi="黑体" w:eastAsia="黑体"/>
-          <w:b w:val="0"/>
-          <w:sz w:val="32"/>
-        </w:rPr>
-        <w:t>（创新训练项目）</w:t>
-      </w:r>
-    </w:p>
-    <w:p/>
-    <w:p/>
-    <w:p>
-      <w:pPr>
-        <w:spacing w:line="480" w:lineRule="auto" w:before="120" w:after="120"/>
+        <w:spacing w:after="600"/>
         <w:jc w:val="center"/>
       </w:pPr>
       <w:r>
         <w:rPr>
           <w:rFonts w:ascii="黑体" w:hAnsi="黑体" w:eastAsia="黑体"/>
           <w:b/>
-          <w:sz w:val="28"/>
+          <w:color w:val="111827"/>
+          <w:sz w:val="44"/>
         </w:rPr>
-        <w:t>项目名称：</w:t>
-      </w:r>
-      <w:r>
-        <w:rPr>
-          <w:rFonts w:ascii="宋体" w:hAnsi="宋体" w:eastAsia="宋体"/>
-          <w:b w:val="0"/>
-          <w:sz w:val="28"/>
-          <w:u w:val="single"/>
-        </w:rPr>
-        <w:t>多模态融合的无人机消防目标检测系统</w:t>
+        <w:t>创 新 训 练 项 目 申 报 书</w:t>
       </w:r>
     </w:p>
     <w:p>
       <w:pPr>
-        <w:spacing w:line="480" w:lineRule="auto" w:before="120" w:after="120"/>
+        <w:spacing w:after="120"/>
         <w:jc w:val="center"/>
       </w:pPr>
       <w:r>
         <w:rPr>
           <w:rFonts w:ascii="黑体" w:hAnsi="黑体" w:eastAsia="黑体"/>
           <w:b/>
-          <w:sz w:val="28"/>
+          <w:color w:val="111827"/>
+          <w:sz w:val="32"/>
         </w:rPr>
-        <w:t>项目负责人：</w:t>
+        <w:t>面向复杂环境的无人机自主路径规划系统</w:t>
       </w:r>
+    </w:p>
+    <w:p>
+      <w:pPr>
+        <w:spacing w:after="1200"/>
+        <w:jc w:val="center"/>
+      </w:pPr>
       <w:r>
         <w:rPr>
           <w:rFonts w:ascii="宋体" w:hAnsi="宋体" w:eastAsia="宋体"/>
           <w:b w:val="0"/>
-          <w:sz w:val="28"/>
-          <w:u w:val="single"/>
+          <w:color w:val="6B7280"/>
+          <w:sz w:val="24"/>
         </w:rPr>
-        <w:t>张三</w:t>
+        <w:t>—— 基于滚动时域与动态代价函数的改进 A* 算法</w:t>
       </w:r>
     </w:p>
-    <w:p>
-      <w:pPr>
-        <w:spacing w:line="480" w:lineRule="auto" w:before="120" w:after="120"/>
+    <w:tbl>
+      <w:tblPr>
+        <w:tblW w:type="auto" w:w="0"/>
         <w:jc w:val="center"/>
-      </w:pPr>
-      <w:r>
-        <w:rPr>
-          <w:rFonts w:ascii="黑体" w:hAnsi="黑体" w:eastAsia="黑体"/>
-          <w:b/>
-          <w:sz w:val="28"/>
-        </w:rPr>
-        <w:t>指导教师：</w:t>
-      </w:r>
-      <w:r>
-        <w:rPr>
-          <w:rFonts w:ascii="宋体" w:hAnsi="宋体" w:eastAsia="宋体"/>
-          <w:b w:val="0"/>
-          <w:sz w:val="28"/>
-          <w:u w:val="single"/>
-        </w:rPr>
-        <w:t>李教授</w:t>
-      </w:r>
-    </w:p>
-    <w:p>
-      <w:pPr>
-        <w:spacing w:line="480" w:lineRule="auto" w:before="120" w:after="120"/>
-        <w:jc w:val="center"/>
-      </w:pPr>
-      <w:r>
-        <w:rPr>
-          <w:rFonts w:ascii="黑体" w:hAnsi="黑体" w:eastAsia="黑体"/>
-          <w:b/>
-          <w:sz w:val="28"/>
-        </w:rPr>
-        <w:t>所在学院：</w:t>
-      </w:r>
-      <w:r>
-        <w:rPr>
-          <w:rFonts w:ascii="宋体" w:hAnsi="宋体" w:eastAsia="宋体"/>
-          <w:b w:val="0"/>
-          <w:sz w:val="28"/>
-          <w:u w:val="single"/>
-        </w:rPr>
-        <w:t>自动化工程学院</w:t>
-      </w:r>
-    </w:p>
-    <w:p>
-      <w:pPr>
-        <w:spacing w:line="480" w:lineRule="auto" w:before="120" w:after="120"/>
-        <w:jc w:val="center"/>
-      </w:pPr>
-      <w:r>
-        <w:rPr>
-          <w:rFonts w:ascii="黑体" w:hAnsi="黑体" w:eastAsia="黑体"/>
-          <w:b/>
-          <w:sz w:val="28"/>
-        </w:rPr>
-        <w:t>申报日期：</w:t>
-      </w:r>
-      <w:r>
-        <w:rPr>
-          <w:rFonts w:ascii="宋体" w:hAnsi="宋体" w:eastAsia="宋体"/>
-          <w:b w:val="0"/>
-          <w:sz w:val="28"/>
-          <w:u w:val="single"/>
-        </w:rPr>
-        <w:t>2025 年 3 月 15 日</w:t>
-      </w:r>
-    </w:p>
+        <w:tblLook w:firstColumn="1" w:firstRow="1" w:lastColumn="0" w:lastRow="0" w:noHBand="0" w:noVBand="1" w:val="04A0"/>
+      </w:tblPr>
+      <w:tblGrid>
+        <w:gridCol w:w="4365"/>
+        <w:gridCol w:w="4365"/>
+      </w:tblGrid>
+      <w:tr>
+        <w:tc>
+          <w:tcPr>
+            <w:tcW w:type="dxa" w:w="2381"/>
+          </w:tcPr>
+          <w:p>
+            <w:pPr>
+              <w:jc w:val="right"/>
+            </w:pPr>
+            <w:r>
+              <w:rPr>
+                <w:rFonts w:ascii="宋体" w:hAnsi="宋体" w:eastAsia="宋体"/>
+                <w:b w:val="0"/>
+                <w:color w:val="111827"/>
+                <w:sz w:val="24"/>
+              </w:rPr>
+              <w:t>项目类别：</w:t>
+            </w:r>
+          </w:p>
+        </w:tc>
+        <w:tc>
+          <w:tcPr>
+            <w:tcW w:type="dxa" w:w="5102"/>
+          </w:tcPr>
+          <w:p>
+            <w:pPr>
+              <w:jc w:val="left"/>
+            </w:pPr>
+            <w:r>
+              <w:rPr>
+                <w:rFonts w:ascii="宋体" w:hAnsi="宋体" w:eastAsia="宋体"/>
+                <w:b w:val="0"/>
+                <w:color w:val="111827"/>
+                <w:sz w:val="24"/>
+              </w:rPr>
+              <w:t>创新训练项目</w:t>
+            </w:r>
+          </w:p>
+        </w:tc>
+      </w:tr>
+      <w:tr>
+        <w:tc>
+          <w:tcPr>
+            <w:tcW w:type="dxa" w:w="2381"/>
+          </w:tcPr>
+          <w:p>
+            <w:pPr>
+              <w:jc w:val="right"/>
+            </w:pPr>
+            <w:r>
+              <w:rPr>
+                <w:rFonts w:ascii="宋体" w:hAnsi="宋体" w:eastAsia="宋体"/>
+                <w:b w:val="0"/>
+                <w:color w:val="111827"/>
+                <w:sz w:val="24"/>
+              </w:rPr>
+              <w:t>所属学科：</w:t>
+            </w:r>
+          </w:p>
+        </w:tc>
+        <w:tc>
+          <w:tcPr>
+            <w:tcW w:type="dxa" w:w="5102"/>
+          </w:tcPr>
+          <w:p>
+            <w:pPr>
+              <w:jc w:val="left"/>
+            </w:pPr>
+            <w:r>
+              <w:rPr>
+                <w:rFonts w:ascii="宋体" w:hAnsi="宋体" w:eastAsia="宋体"/>
+                <w:b w:val="0"/>
+                <w:color w:val="111827"/>
+                <w:sz w:val="24"/>
+              </w:rPr>
+              <w:t>计算机科学与技术 / 控制科学与工程</w:t>
+            </w:r>
+          </w:p>
+        </w:tc>
+      </w:tr>
+      <w:tr>
+        <w:tc>
+          <w:tcPr>
+            <w:tcW w:type="dxa" w:w="2381"/>
+          </w:tcPr>
+          <w:p>
+            <w:pPr>
+              <w:jc w:val="right"/>
+            </w:pPr>
+            <w:r>
+              <w:rPr>
+                <w:rFonts w:ascii="宋体" w:hAnsi="宋体" w:eastAsia="宋体"/>
+                <w:b w:val="0"/>
+                <w:color w:val="111827"/>
+                <w:sz w:val="24"/>
+              </w:rPr>
+              <w:t>项目负责人：</w:t>
+            </w:r>
+          </w:p>
+        </w:tc>
+        <w:tc>
+          <w:tcPr>
+            <w:tcW w:type="dxa" w:w="5102"/>
+          </w:tcPr>
+          <w:p>
+            <w:pPr>
+              <w:jc w:val="left"/>
+            </w:pPr>
+            <w:r>
+              <w:rPr>
+                <w:rFonts w:ascii="宋体" w:hAnsi="宋体" w:eastAsia="宋体"/>
+                <w:b w:val="0"/>
+                <w:color w:val="111827"/>
+                <w:sz w:val="24"/>
+              </w:rPr>
+              <w:t>李　明</w:t>
+            </w:r>
+          </w:p>
+        </w:tc>
+      </w:tr>
+      <w:tr>
+        <w:tc>
+          <w:tcPr>
+            <w:tcW w:type="dxa" w:w="2381"/>
+          </w:tcPr>
+          <w:p>
+            <w:pPr>
+              <w:jc w:val="right"/>
+            </w:pPr>
+            <w:r>
+              <w:rPr>
+                <w:rFonts w:ascii="宋体" w:hAnsi="宋体" w:eastAsia="宋体"/>
+                <w:b w:val="0"/>
+                <w:color w:val="111827"/>
+                <w:sz w:val="24"/>
+              </w:rPr>
+              <w:t>指导教师：</w:t>
+            </w:r>
+          </w:p>
+        </w:tc>
+        <w:tc>
+          <w:tcPr>
+            <w:tcW w:type="dxa" w:w="5102"/>
+          </w:tcPr>
+          <w:p>
+            <w:pPr>
+              <w:jc w:val="left"/>
+            </w:pPr>
+            <w:r>
+              <w:rPr>
+                <w:rFonts w:ascii="宋体" w:hAnsi="宋体" w:eastAsia="宋体"/>
+                <w:b w:val="0"/>
+                <w:color w:val="111827"/>
+                <w:sz w:val="24"/>
+              </w:rPr>
+              <w:t>张建国　副教授</w:t>
+            </w:r>
+          </w:p>
+        </w:tc>
+      </w:tr>
+      <w:tr>
+        <w:tc>
+          <w:tcPr>
+            <w:tcW w:type="dxa" w:w="2381"/>
+          </w:tcPr>
+          <w:p>
+            <w:pPr>
+              <w:jc w:val="right"/>
+            </w:pPr>
+            <w:r>
+              <w:rPr>
+                <w:rFonts w:ascii="宋体" w:hAnsi="宋体" w:eastAsia="宋体"/>
+                <w:b w:val="0"/>
+                <w:color w:val="111827"/>
+                <w:sz w:val="24"/>
+              </w:rPr>
+              <w:t>申报单位：</w:t>
+            </w:r>
+          </w:p>
+        </w:tc>
+        <w:tc>
+          <w:tcPr>
+            <w:tcW w:type="dxa" w:w="5102"/>
+          </w:tcPr>
+          <w:p>
+            <w:pPr>
+              <w:jc w:val="left"/>
+            </w:pPr>
+            <w:r>
+              <w:rPr>
+                <w:rFonts w:ascii="宋体" w:hAnsi="宋体" w:eastAsia="宋体"/>
+                <w:b w:val="0"/>
+                <w:color w:val="111827"/>
+                <w:sz w:val="24"/>
+              </w:rPr>
+              <w:t>智能科学与技术学院</w:t>
+            </w:r>
+          </w:p>
+        </w:tc>
+      </w:tr>
+      <w:tr>
+        <w:tc>
+          <w:tcPr>
+            <w:tcW w:type="dxa" w:w="2381"/>
+          </w:tcPr>
+          <w:p>
+            <w:pPr>
+              <w:jc w:val="right"/>
+            </w:pPr>
+            <w:r>
+              <w:rPr>
+                <w:rFonts w:ascii="宋体" w:hAnsi="宋体" w:eastAsia="宋体"/>
+                <w:b w:val="0"/>
+                <w:color w:val="111827"/>
+                <w:sz w:val="24"/>
+              </w:rPr>
+              <w:t>申请经费：</w:t>
+            </w:r>
+          </w:p>
+        </w:tc>
+        <w:tc>
+          <w:tcPr>
+            <w:tcW w:type="dxa" w:w="5102"/>
+          </w:tcPr>
+          <w:p>
+            <w:pPr>
+              <w:jc w:val="left"/>
+            </w:pPr>
+            <w:r>
+              <w:rPr>
+                <w:rFonts w:ascii="宋体" w:hAnsi="宋体" w:eastAsia="宋体"/>
+                <w:b w:val="0"/>
+                <w:color w:val="111827"/>
+                <w:sz w:val="24"/>
+              </w:rPr>
+              <w:t>3.00 万元</w:t>
+            </w:r>
+          </w:p>
+        </w:tc>
+      </w:tr>
+      <w:tr>
+        <w:tc>
+          <w:tcPr>
+            <w:tcW w:type="dxa" w:w="2381"/>
+          </w:tcPr>
+          <w:p>
+            <w:pPr>
+              <w:jc w:val="right"/>
+            </w:pPr>
+            <w:r>
+              <w:rPr>
+                <w:rFonts w:ascii="宋体" w:hAnsi="宋体" w:eastAsia="宋体"/>
+                <w:b w:val="0"/>
+                <w:color w:val="111827"/>
+                <w:sz w:val="24"/>
+              </w:rPr>
+              <w:t>起止时间：</w:t>
+            </w:r>
+          </w:p>
+        </w:tc>
+        <w:tc>
+          <w:tcPr>
+            <w:tcW w:type="dxa" w:w="5102"/>
+          </w:tcPr>
+          <w:p>
+            <w:pPr>
+              <w:jc w:val="left"/>
+            </w:pPr>
+            <w:r>
+              <w:rPr>
+                <w:rFonts w:ascii="宋体" w:hAnsi="宋体" w:eastAsia="宋体"/>
+                <w:b w:val="0"/>
+                <w:color w:val="111827"/>
+                <w:sz w:val="24"/>
+              </w:rPr>
+              <w:t>2026 年 04 月 — 2027 年 03 月</w:t>
+            </w:r>
+          </w:p>
+        </w:tc>
+      </w:tr>
+    </w:tbl>
     <w:p>
       <w:r>
         <w:br w:type="page"/>
@@ -156,16 +362,31 @@
     </w:p>
     <w:p>
       <w:pPr>
-        <w:spacing w:line="360" w:lineRule="auto" w:before="240" w:after="240"/>
-        <w:jc w:val="center"/>
+        <w:spacing w:before="360" w:after="160" w:line="360" w:lineRule="auto"/>
       </w:pPr>
       <w:r>
         <w:rPr>
           <w:rFonts w:ascii="黑体" w:hAnsi="黑体" w:eastAsia="黑体"/>
           <w:b/>
-          <w:sz w:val="32"/>
+          <w:color w:val="111827"/>
+          <w:sz w:val="30"/>
         </w:rPr>
-        <w:t>一、基本信息</w:t>
+        <w:t>一、项目简介</w:t>
+      </w:r>
+    </w:p>
+    <w:p>
+      <w:pPr>
+        <w:spacing w:before="0" w:after="120" w:lineRule="auto" w:line="360"/>
+        <w:ind w:firstLine="480"/>
+      </w:pPr>
+      <w:r>
+        <w:rPr>
+          <w:rFonts w:ascii="宋体" w:hAnsi="宋体" w:eastAsia="宋体"/>
+          <w:b w:val="0"/>
+          <w:color w:val="111827"/>
+          <w:sz w:val="24"/>
+        </w:rPr>
+        <w:t>本项目面向城市低空物流与应急救援场景，研究复杂动态环境下的无人机自主路径规划问题。现有 A* 类算法在障碍物位置随时间变化的场景中，存在重规划频繁、路径抖动、避障成功率偏低等缺陷。本项目提出以滚动时域规划为框架、引入动态代价函数与局部避障约束的改进方案，并通过 Gazebo 仿真与实机验证，形成一套可在嵌入式平台实时运行的规划模块。</w:t>
       </w:r>
     </w:p>
     <w:tbl>
@@ -176,69 +397,24 @@
         <w:tblLook w:firstColumn="1" w:firstRow="1" w:lastColumn="0" w:lastRow="0" w:noHBand="0" w:noVBand="1" w:val="04A0"/>
       </w:tblPr>
       <w:tblGrid>
-        <w:gridCol w:w="4536"/>
-        <w:gridCol w:w="4536"/>
+        <w:gridCol w:w="4365"/>
+        <w:gridCol w:w="4365"/>
       </w:tblGrid>
       <w:tr>
         <w:tc>
           <w:tcPr>
-            <w:tcW w:type="dxa" w:w="2551"/>
-            <w:vAlign w:val="center"/>
+            <w:tcW w:type="dxa" w:w="1814"/>
           </w:tcPr>
           <w:p>
             <w:pPr>
-              <w:spacing w:line="300" w:lineRule="auto"/>
               <w:jc w:val="center"/>
             </w:pPr>
             <w:r/>
             <w:r>
               <w:rPr>
-                <w:rFonts w:ascii="宋体" w:hAnsi="宋体" w:eastAsia="宋体"/>
+                <w:rFonts w:ascii="黑体" w:hAnsi="黑体" w:eastAsia="黑体"/>
                 <w:b/>
-                <w:sz w:val="21"/>
-              </w:rPr>
-              <w:t>项目</w:t>
-            </w:r>
-          </w:p>
-        </w:tc>
-        <w:tc>
-          <w:tcPr>
-            <w:tcW w:type="dxa" w:w="6520"/>
-            <w:vAlign w:val="center"/>
-          </w:tcPr>
-          <w:p>
-            <w:pPr>
-              <w:spacing w:line="300" w:lineRule="auto"/>
-              <w:jc w:val="center"/>
-            </w:pPr>
-            <w:r/>
-            <w:r>
-              <w:rPr>
-                <w:rFonts w:ascii="宋体" w:hAnsi="宋体" w:eastAsia="宋体"/>
-                <w:b/>
-                <w:sz w:val="21"/>
-              </w:rPr>
-              <w:t>内容</w:t>
-            </w:r>
-          </w:p>
-        </w:tc>
-      </w:tr>
-      <w:tr>
-        <w:tc>
-          <w:tcPr>
-            <w:tcW w:type="dxa" w:w="2551"/>
-            <w:vAlign w:val="center"/>
-          </w:tcPr>
-          <w:p>
-            <w:pPr>
-              <w:spacing w:line="300" w:lineRule="auto"/>
-              <w:jc w:val="center"/>
-            </w:pPr>
-            <w:r/>
-            <w:r>
-              <w:rPr>
-                <w:rFonts w:ascii="宋体" w:hAnsi="宋体" w:eastAsia="宋体"/>
-                <w:b w:val="0"/>
+                <w:color w:val="111827"/>
                 <w:sz w:val="21"/>
               </w:rPr>
               <w:t>项目名称</w:t>
@@ -247,12 +423,49 @@
         </w:tc>
         <w:tc>
           <w:tcPr>
-            <w:tcW w:type="dxa" w:w="6520"/>
-            <w:vAlign w:val="center"/>
+            <w:tcW w:type="dxa" w:w="6803"/>
           </w:tcPr>
           <w:p>
             <w:pPr>
-              <w:spacing w:line="300" w:lineRule="auto"/>
+              <w:jc w:val="center"/>
+            </w:pPr>
+            <w:r/>
+            <w:r>
+              <w:rPr>
+                <w:rFonts w:ascii="黑体" w:hAnsi="黑体" w:eastAsia="黑体"/>
+                <w:b/>
+                <w:color w:val="111827"/>
+                <w:sz w:val="21"/>
+              </w:rPr>
+              <w:t>面向复杂环境的无人机自主路径规划系统</w:t>
+            </w:r>
+          </w:p>
+        </w:tc>
+      </w:tr>
+      <w:tr>
+        <w:tc>
+          <w:tcPr>
+            <w:tcW w:type="dxa" w:w="1814"/>
+          </w:tcPr>
+          <w:p>
+            <w:r/>
+            <w:r>
+              <w:rPr>
+                <w:rFonts w:ascii="宋体" w:hAnsi="宋体" w:eastAsia="宋体"/>
+                <w:b w:val="0"/>
+                <w:color w:val="111827"/>
+                <w:sz w:val="21"/>
+              </w:rPr>
+              <w:t>项目类别</w:t>
+            </w:r>
+          </w:p>
+        </w:tc>
+        <w:tc>
+          <w:tcPr>
+            <w:tcW w:type="dxa" w:w="6803"/>
+          </w:tcPr>
+          <w:p>
+            <w:pPr>
               <w:jc w:val="center"/>
             </w:pPr>
             <w:r/>
@@ -260,50 +473,7 @@
               <w:rPr>
                 <w:rFonts w:ascii="宋体" w:hAnsi="宋体" w:eastAsia="宋体"/>
                 <w:b w:val="0"/>
-                <w:sz w:val="21"/>
-              </w:rPr>
-              <w:t>多模态融合的无人机消防目标检测系统</w:t>
-            </w:r>
-          </w:p>
-        </w:tc>
-      </w:tr>
-      <w:tr>
-        <w:tc>
-          <w:tcPr>
-            <w:tcW w:type="dxa" w:w="2551"/>
-            <w:vAlign w:val="center"/>
-          </w:tcPr>
-          <w:p>
-            <w:pPr>
-              <w:spacing w:line="300" w:lineRule="auto"/>
-              <w:jc w:val="center"/>
-            </w:pPr>
-            <w:r/>
-            <w:r>
-              <w:rPr>
-                <w:rFonts w:ascii="宋体" w:hAnsi="宋体" w:eastAsia="宋体"/>
-                <w:b w:val="0"/>
-                <w:sz w:val="21"/>
-              </w:rPr>
-              <w:t>项目类型</w:t>
-            </w:r>
-          </w:p>
-        </w:tc>
-        <w:tc>
-          <w:tcPr>
-            <w:tcW w:type="dxa" w:w="6520"/>
-            <w:vAlign w:val="center"/>
-          </w:tcPr>
-          <w:p>
-            <w:pPr>
-              <w:spacing w:line="300" w:lineRule="auto"/>
-              <w:jc w:val="center"/>
-            </w:pPr>
-            <w:r/>
-            <w:r>
-              <w:rPr>
-                <w:rFonts w:ascii="宋体" w:hAnsi="宋体" w:eastAsia="宋体"/>
-                <w:b w:val="0"/>
+                <w:color w:val="111827"/>
                 <w:sz w:val="21"/>
               </w:rPr>
               <w:t>创新训练项目</w:t>
@@ -314,12 +484,27 @@
       <w:tr>
         <w:tc>
           <w:tcPr>
-            <w:tcW w:type="dxa" w:w="2551"/>
-            <w:vAlign w:val="center"/>
+            <w:tcW w:type="dxa" w:w="1814"/>
+          </w:tcPr>
+          <w:p>
+            <w:r/>
+            <w:r>
+              <w:rPr>
+                <w:rFonts w:ascii="宋体" w:hAnsi="宋体" w:eastAsia="宋体"/>
+                <w:b w:val="0"/>
+                <w:color w:val="111827"/>
+                <w:sz w:val="21"/>
+              </w:rPr>
+              <w:t>研究周期</w:t>
+            </w:r>
+          </w:p>
+        </w:tc>
+        <w:tc>
+          <w:tcPr>
+            <w:tcW w:type="dxa" w:w="6803"/>
           </w:tcPr>
           <w:p>
             <w:pPr>
-              <w:spacing w:line="300" w:lineRule="auto"/>
               <w:jc w:val="center"/>
             </w:pPr>
             <w:r/>
@@ -327,20 +512,38 @@
               <w:rPr>
                 <w:rFonts w:ascii="宋体" w:hAnsi="宋体" w:eastAsia="宋体"/>
                 <w:b w:val="0"/>
+                <w:color w:val="111827"/>
                 <w:sz w:val="21"/>
               </w:rPr>
-              <w:t>项目来源</w:t>
+              <w:t>12 个月（2026.04 — 2027.03）</w:t>
+            </w:r>
+          </w:p>
+        </w:tc>
+      </w:tr>
+      <w:tr>
+        <w:tc>
+          <w:tcPr>
+            <w:tcW w:type="dxa" w:w="1814"/>
+          </w:tcPr>
+          <w:p>
+            <w:r/>
+            <w:r>
+              <w:rPr>
+                <w:rFonts w:ascii="宋体" w:hAnsi="宋体" w:eastAsia="宋体"/>
+                <w:b w:val="0"/>
+                <w:color w:val="111827"/>
+                <w:sz w:val="21"/>
+              </w:rPr>
+              <w:t>核心指标</w:t>
             </w:r>
           </w:p>
         </w:tc>
         <w:tc>
           <w:tcPr>
-            <w:tcW w:type="dxa" w:w="6520"/>
-            <w:vAlign w:val="center"/>
+            <w:tcW w:type="dxa" w:w="6803"/>
           </w:tcPr>
           <w:p>
             <w:pPr>
-              <w:spacing w:line="300" w:lineRule="auto"/>
               <w:jc w:val="center"/>
             </w:pPr>
             <w:r/>
@@ -348,9 +551,10 @@
               <w:rPr>
                 <w:rFonts w:ascii="宋体" w:hAnsi="宋体" w:eastAsia="宋体"/>
                 <w:b w:val="0"/>
+                <w:color w:val="111827"/>
                 <w:sz w:val="21"/>
               </w:rPr>
-              <w:t>A 学生自主选题</w:t>
+              <w:t>避障成功率 ≥ 92%，路径长度降低 ≥ 15%，单次规划耗时 ≤ 200 ms</w:t>
             </w:r>
           </w:p>
         </w:tc>
@@ -358,12 +562,27 @@
       <w:tr>
         <w:tc>
           <w:tcPr>
-            <w:tcW w:type="dxa" w:w="2551"/>
-            <w:vAlign w:val="center"/>
+            <w:tcW w:type="dxa" w:w="1814"/>
+          </w:tcPr>
+          <w:p>
+            <w:r/>
+            <w:r>
+              <w:rPr>
+                <w:rFonts w:ascii="宋体" w:hAnsi="宋体" w:eastAsia="宋体"/>
+                <w:b w:val="0"/>
+                <w:color w:val="111827"/>
+                <w:sz w:val="21"/>
+              </w:rPr>
+              <w:t>预期成果</w:t>
+            </w:r>
+          </w:p>
+        </w:tc>
+        <w:tc>
+          <w:tcPr>
+            <w:tcW w:type="dxa" w:w="6803"/>
           </w:tcPr>
           <w:p>
             <w:pPr>
-              <w:spacing w:line="300" w:lineRule="auto"/>
               <w:jc w:val="center"/>
             </w:pPr>
             <w:r/>
@@ -371,1479 +590,183 @@
               <w:rPr>
                 <w:rFonts w:ascii="宋体" w:hAnsi="宋体" w:eastAsia="宋体"/>
                 <w:b w:val="0"/>
+                <w:color w:val="111827"/>
                 <w:sz w:val="21"/>
               </w:rPr>
-              <w:t>所属学科</w:t>
-            </w:r>
-          </w:p>
-        </w:tc>
-        <w:tc>
-          <w:tcPr>
-            <w:tcW w:type="dxa" w:w="6520"/>
-            <w:vAlign w:val="center"/>
-          </w:tcPr>
-          <w:p>
-            <w:pPr>
-              <w:spacing w:line="300" w:lineRule="auto"/>
-              <w:jc w:val="center"/>
-            </w:pPr>
-            <w:r/>
-            <w:r>
-              <w:rPr>
-                <w:rFonts w:ascii="宋体" w:hAnsi="宋体" w:eastAsia="宋体"/>
-                <w:b w:val="0"/>
-                <w:sz w:val="21"/>
-              </w:rPr>
-              <w:t>0808 自动化</w:t>
-            </w:r>
-          </w:p>
-        </w:tc>
-      </w:tr>
-      <w:tr>
-        <w:tc>
-          <w:tcPr>
-            <w:tcW w:type="dxa" w:w="2551"/>
-            <w:vAlign w:val="center"/>
-          </w:tcPr>
-          <w:p>
-            <w:pPr>
-              <w:spacing w:line="300" w:lineRule="auto"/>
-              <w:jc w:val="center"/>
-            </w:pPr>
-            <w:r/>
-            <w:r>
-              <w:rPr>
-                <w:rFonts w:ascii="宋体" w:hAnsi="宋体" w:eastAsia="宋体"/>
-                <w:b w:val="0"/>
-                <w:sz w:val="21"/>
-              </w:rPr>
-              <w:t>起止时间</w:t>
-            </w:r>
-          </w:p>
-        </w:tc>
-        <w:tc>
-          <w:tcPr>
-            <w:tcW w:type="dxa" w:w="6520"/>
-            <w:vAlign w:val="center"/>
-          </w:tcPr>
-          <w:p>
-            <w:pPr>
-              <w:spacing w:line="300" w:lineRule="auto"/>
-              <w:jc w:val="center"/>
-            </w:pPr>
-            <w:r/>
-            <w:r>
-              <w:rPr>
-                <w:rFonts w:ascii="宋体" w:hAnsi="宋体" w:eastAsia="宋体"/>
-                <w:b w:val="0"/>
-                <w:sz w:val="21"/>
-              </w:rPr>
-              <w:t>2025.04-2027.03（24 个月）</w:t>
-            </w:r>
-          </w:p>
-        </w:tc>
-      </w:tr>
-      <w:tr>
-        <w:tc>
-          <w:tcPr>
-            <w:tcW w:type="dxa" w:w="2551"/>
-            <w:vAlign w:val="center"/>
-          </w:tcPr>
-          <w:p>
-            <w:pPr>
-              <w:spacing w:line="300" w:lineRule="auto"/>
-              <w:jc w:val="center"/>
-            </w:pPr>
-            <w:r/>
-            <w:r>
-              <w:rPr>
-                <w:rFonts w:ascii="宋体" w:hAnsi="宋体" w:eastAsia="宋体"/>
-                <w:b w:val="0"/>
-                <w:sz w:val="21"/>
-              </w:rPr>
-              <w:t>申请经费</w:t>
-            </w:r>
-          </w:p>
-        </w:tc>
-        <w:tc>
-          <w:tcPr>
-            <w:tcW w:type="dxa" w:w="6520"/>
-            <w:vAlign w:val="center"/>
-          </w:tcPr>
-          <w:p>
-            <w:pPr>
-              <w:spacing w:line="300" w:lineRule="auto"/>
-              <w:jc w:val="center"/>
-            </w:pPr>
-            <w:r/>
-            <w:r>
-              <w:rPr>
-                <w:rFonts w:ascii="宋体" w:hAnsi="宋体" w:eastAsia="宋体"/>
-                <w:b w:val="0"/>
-                <w:sz w:val="21"/>
-              </w:rPr>
-              <w:t>18000 元</w:t>
-            </w:r>
-          </w:p>
-        </w:tc>
-      </w:tr>
-      <w:tr>
-        <w:tc>
-          <w:tcPr>
-            <w:tcW w:type="dxa" w:w="2551"/>
-            <w:vAlign w:val="center"/>
-          </w:tcPr>
-          <w:p>
-            <w:pPr>
-              <w:spacing w:line="300" w:lineRule="auto"/>
-              <w:jc w:val="center"/>
-            </w:pPr>
-            <w:r/>
-            <w:r>
-              <w:rPr>
-                <w:rFonts w:ascii="宋体" w:hAnsi="宋体" w:eastAsia="宋体"/>
-                <w:b w:val="0"/>
-                <w:sz w:val="21"/>
-              </w:rPr>
-              <w:t>负责人</w:t>
-            </w:r>
-          </w:p>
-        </w:tc>
-        <w:tc>
-          <w:tcPr>
-            <w:tcW w:type="dxa" w:w="6520"/>
-            <w:vAlign w:val="center"/>
-          </w:tcPr>
-          <w:p>
-            <w:pPr>
-              <w:spacing w:line="300" w:lineRule="auto"/>
-              <w:jc w:val="center"/>
-            </w:pPr>
-            <w:r/>
-            <w:r>
-              <w:rPr>
-                <w:rFonts w:ascii="宋体" w:hAnsi="宋体" w:eastAsia="宋体"/>
-                <w:b w:val="0"/>
-                <w:sz w:val="21"/>
-              </w:rPr>
-              <w:t>张三 / 202212345 / 自动化 / 大三 / 138XXXXXXXX</w:t>
-            </w:r>
-          </w:p>
-        </w:tc>
-      </w:tr>
-      <w:tr>
-        <w:tc>
-          <w:tcPr>
-            <w:tcW w:type="dxa" w:w="2551"/>
-            <w:vAlign w:val="center"/>
-          </w:tcPr>
-          <w:p>
-            <w:pPr>
-              <w:spacing w:line="300" w:lineRule="auto"/>
-              <w:jc w:val="center"/>
-            </w:pPr>
-            <w:r/>
-            <w:r>
-              <w:rPr>
-                <w:rFonts w:ascii="宋体" w:hAnsi="宋体" w:eastAsia="宋体"/>
-                <w:b w:val="0"/>
-                <w:sz w:val="21"/>
-              </w:rPr>
-              <w:t>团队成员</w:t>
-            </w:r>
-          </w:p>
-        </w:tc>
-        <w:tc>
-          <w:tcPr>
-            <w:tcW w:type="dxa" w:w="6520"/>
-            <w:vAlign w:val="center"/>
-          </w:tcPr>
-          <w:p>
-            <w:pPr>
-              <w:spacing w:line="300" w:lineRule="auto"/>
-              <w:jc w:val="center"/>
-            </w:pPr>
-            <w:r/>
-            <w:r>
-              <w:rPr>
-                <w:rFonts w:ascii="宋体" w:hAnsi="宋体" w:eastAsia="宋体"/>
-                <w:b w:val="0"/>
-                <w:sz w:val="21"/>
-              </w:rPr>
-              <w:t>李四（数据采集与标注）、王五（硬件搭建与部署）、赵六（算法设计与训练）、钱七（系统测试与文档）</w:t>
-            </w:r>
-          </w:p>
-        </w:tc>
-      </w:tr>
-      <w:tr>
-        <w:tc>
-          <w:tcPr>
-            <w:tcW w:type="dxa" w:w="2551"/>
-            <w:vAlign w:val="center"/>
-          </w:tcPr>
-          <w:p>
-            <w:pPr>
-              <w:spacing w:line="300" w:lineRule="auto"/>
-              <w:jc w:val="center"/>
-            </w:pPr>
-            <w:r/>
-            <w:r>
-              <w:rPr>
-                <w:rFonts w:ascii="宋体" w:hAnsi="宋体" w:eastAsia="宋体"/>
-                <w:b w:val="0"/>
-                <w:sz w:val="21"/>
-              </w:rPr>
-              <w:t>指导教师</w:t>
-            </w:r>
-          </w:p>
-        </w:tc>
-        <w:tc>
-          <w:tcPr>
-            <w:tcW w:type="dxa" w:w="6520"/>
-            <w:vAlign w:val="center"/>
-          </w:tcPr>
-          <w:p>
-            <w:pPr>
-              <w:spacing w:line="300" w:lineRule="auto"/>
-              <w:jc w:val="center"/>
-            </w:pPr>
-            <w:r/>
-            <w:r>
-              <w:rPr>
-                <w:rFonts w:ascii="宋体" w:hAnsi="宋体" w:eastAsia="宋体"/>
-                <w:b w:val="0"/>
-                <w:sz w:val="21"/>
-              </w:rPr>
-              <w:t>李教授 / 教授 / 多模态融合与无人机智能感知 / 139XXXXXXXX</w:t>
+              <w:t>期刊论文 1 篇、样机 1 台、软件著作权 1 项</w:t>
             </w:r>
           </w:p>
         </w:tc>
       </w:tr>
     </w:tbl>
-    <w:p/>
     <w:p>
       <w:pPr>
-        <w:spacing w:line="360" w:lineRule="auto" w:before="240" w:after="240"/>
-        <w:jc w:val="center"/>
+        <w:spacing w:before="360" w:after="160" w:line="360" w:lineRule="auto"/>
       </w:pPr>
       <w:r>
         <w:rPr>
           <w:rFonts w:ascii="黑体" w:hAnsi="黑体" w:eastAsia="黑体"/>
           <w:b/>
-          <w:sz w:val="32"/>
+          <w:color w:val="111827"/>
+          <w:sz w:val="30"/>
         </w:rPr>
-        <w:t>二、项目简介</w:t>
+        <w:t>二、立项依据</w:t>
       </w:r>
     </w:p>
     <w:p>
       <w:pPr>
-        <w:spacing w:line="360" w:lineRule="auto" w:before="0" w:after="0"/>
+        <w:spacing w:before="200" w:after="100" w:line="360" w:lineRule="auto"/>
+      </w:pPr>
+      <w:r>
+        <w:rPr>
+          <w:rFonts w:ascii="黑体" w:hAnsi="黑体" w:eastAsia="黑体"/>
+          <w:b/>
+          <w:color w:val="111827"/>
+          <w:sz w:val="25"/>
+        </w:rPr>
+        <w:t>2.1 研究背景与痛点</w:t>
+      </w:r>
+    </w:p>
+    <w:p>
+      <w:pPr>
+        <w:spacing w:before="0" w:after="120" w:lineRule="auto" w:line="360"/>
         <w:ind w:firstLine="480"/>
-        <w:jc w:val="left"/>
       </w:pPr>
       <w:r>
         <w:rPr>
           <w:rFonts w:ascii="宋体" w:hAnsi="宋体" w:eastAsia="宋体"/>
           <w:b w:val="0"/>
+          <w:color w:val="111827"/>
           <w:sz w:val="24"/>
         </w:rPr>
-        <w:t>本项目针对当前消防无人机在火灾场景下目标检测响应慢、误报率高、复杂环境鲁棒性不足的痛点，开发基于多模态融合技术（视觉+红外+激光雷达+音频）的无人机异构并行移动目标定位与跟踪系统。通过 Big-Little Model 大模型串联小模型架构、改进 YOLO-LRP 轻量化卷积神经网络、CPU/GPU 异构并行运算三大核心技术，实现火场目标检测准确率 ≥92%、3D 重构关键尺寸误差 ≤5cm、单次响应时间 &lt;1 秒。预期产出：1 套原型系统（部署在合作消防中队试运行）、2 项发明专利（与合作企业共同申请）、3 篇论文（含 SCI 二区 1 篇、中文核心 2 篇）、1 套故障样本数据集（5000+ 样本）。项目已完成前期调研与 500 样本预训练，预实验准确率已达 88%，技术路线成熟可行。</w:t>
+        <w:t>随着低空经济政策逐步落地，无人机在城市配送、电力巡检、灾害搜救等场景的应用快速扩张。这类场景的共同特征是障碍物动态变化——行人、车辆、临时禁飞区都会在飞行过程中出现。而当前主流的 A* 及其变体算法本质上是在静态栅格地图上做一次性最优搜索，一旦环境变化就必须全局重规划，带来的计算开销与路径抖动在嵌入式平台上难以接受。</w:t>
       </w:r>
     </w:p>
     <w:p>
       <w:pPr>
-        <w:spacing w:line="360" w:lineRule="auto" w:before="240" w:after="240"/>
-        <w:jc w:val="center"/>
+        <w:spacing w:before="200" w:after="100" w:line="360" w:lineRule="auto"/>
       </w:pPr>
       <w:r>
         <w:rPr>
           <w:rFonts w:ascii="黑体" w:hAnsi="黑体" w:eastAsia="黑体"/>
           <w:b/>
-          <w:sz w:val="32"/>
+          <w:color w:val="111827"/>
+          <w:sz w:val="25"/>
         </w:rPr>
-        <w:t>三、立项依据与研究内容</w:t>
+        <w:t>2.2 现有方案不足</w:t>
       </w:r>
     </w:p>
     <w:p>
       <w:pPr>
-        <w:spacing w:line="360" w:lineRule="auto" w:before="120" w:after="120"/>
-        <w:jc w:val="left"/>
+        <w:spacing w:before="0" w:after="120" w:lineRule="auto" w:line="360"/>
+        <w:ind w:firstLine="480"/>
+      </w:pPr>
+      <w:r>
+        <w:rPr>
+          <w:rFonts w:ascii="宋体" w:hAnsi="宋体" w:eastAsia="宋体"/>
+          <w:b w:val="0"/>
+          <w:color w:val="111827"/>
+          <w:sz w:val="24"/>
+        </w:rPr>
+        <w:t>调研发现，现有改进方向主要分为三类：一是引入 D* Lite 等增量搜索算法降低重规划代价，但对突发障碍的响应仍依赖完整重算；二是采用模型预测控制做局部避障，但缺乏全局最优性保证，易陷入局部极小；三是基于强化学习的端到端方法，但训练成本高、可解释性差，难以通过工程验收。本项目试图在全局最优性与实时响应之间取得平衡。</w:t>
+      </w:r>
+    </w:p>
+    <w:p>
+      <w:pPr>
+        <w:spacing w:before="160" w:after="60"/>
+        <w:jc w:val="center"/>
+      </w:pPr>
+      <w:r>
+        <w:drawing>
+          <wp:inline xmlns:a="http://schemas.openxmlformats.org/drawingml/2006/main" xmlns:pic="http://schemas.openxmlformats.org/drawingml/2006/picture">
+            <wp:extent cx="5472000" cy="1487700"/>
+            <wp:docPr id="1" name="Picture 1"/>
+            <wp:cNvGraphicFramePr>
+              <a:graphicFrameLocks noChangeAspect="1"/>
+            </wp:cNvGraphicFramePr>
+            <a:graphic>
+              <a:graphicData uri="http://schemas.openxmlformats.org/drawingml/2006/picture">
+                <pic:pic>
+                  <pic:nvPicPr>
+                    <pic:cNvPr id="0" name="06_innovation.png"/>
+                    <pic:cNvPicPr/>
+                  </pic:nvPicPr>
+                  <pic:blipFill>
+                    <a:blip r:embed="rId9"/>
+                    <a:stretch>
+                      <a:fillRect/>
+                    </a:stretch>
+                  </pic:blipFill>
+                  <pic:spPr>
+                    <a:xfrm>
+                      <a:off x="0" y="0"/>
+                      <a:ext cx="5472000" cy="1487700"/>
+                    </a:xfrm>
+                    <a:prstGeom prst="rect"/>
+                  </pic:spPr>
+                </pic:pic>
+              </a:graphicData>
+            </a:graphic>
+          </wp:inline>
+        </w:drawing>
+      </w:r>
+    </w:p>
+    <w:p>
+      <w:pPr>
+        <w:spacing w:after="240"/>
+        <w:jc w:val="center"/>
+      </w:pPr>
+      <w:r>
+        <w:rPr>
+          <w:rFonts w:ascii="宋体" w:hAnsi="宋体" w:eastAsia="宋体"/>
+          <w:b w:val="0"/>
+          <w:color w:val="6B7280"/>
+          <w:sz w:val="21"/>
+        </w:rPr>
+        <w:t>图 1　项目创新逻辑链：从痛点识别到成果验证的完整推导路径</w:t>
+      </w:r>
+    </w:p>
+    <w:p>
+      <w:pPr>
+        <w:spacing w:before="360" w:after="160" w:line="360" w:lineRule="auto"/>
       </w:pPr>
       <w:r>
         <w:rPr>
           <w:rFonts w:ascii="黑体" w:hAnsi="黑体" w:eastAsia="黑体"/>
           <w:b/>
+          <w:color w:val="111827"/>
           <w:sz w:val="30"/>
         </w:rPr>
-        <w:t>（一）立项依据</w:t>
+        <w:t>三、研究内容与技术路线</w:t>
       </w:r>
     </w:p>
     <w:p>
       <w:pPr>
-        <w:spacing w:line="360" w:lineRule="auto" w:before="0" w:after="0"/>
+        <w:spacing w:before="200" w:after="100" w:line="360" w:lineRule="auto"/>
+      </w:pPr>
+      <w:r>
+        <w:rPr>
+          <w:rFonts w:ascii="黑体" w:hAnsi="黑体" w:eastAsia="黑体"/>
+          <w:b/>
+          <w:color w:val="111827"/>
+          <w:sz w:val="25"/>
+        </w:rPr>
+        <w:t>3.1 研究内容</w:t>
+      </w:r>
+    </w:p>
+    <w:p>
+      <w:pPr>
+        <w:spacing w:before="0" w:after="120" w:lineRule="auto" w:line="360"/>
         <w:ind w:firstLine="480"/>
-        <w:jc w:val="left"/>
       </w:pPr>
       <w:r>
         <w:rPr>
           <w:rFonts w:ascii="宋体" w:hAnsi="宋体" w:eastAsia="宋体"/>
           <w:b w:val="0"/>
+          <w:color w:val="111827"/>
           <w:sz w:val="24"/>
         </w:rPr>
-        <w:t>时代背景：随着我国智慧消防战略推进，消防无人机产业 2024 年市场规模突破 120 亿元（应急管理部数据），年均增速 35% 以上。但消防无人机在火场复杂环境下的目标检测仍面临响应慢、误报率高、鲁棒性不足等技术瓶颈，传统单一视觉传感器方案难以满足实战需求。</w:t>
-      </w:r>
-    </w:p>
-    <w:p>
-      <w:pPr>
-        <w:spacing w:line="360" w:lineRule="auto" w:before="0" w:after="0"/>
-        <w:ind w:firstLine="480"/>
-        <w:jc w:val="left"/>
-      </w:pPr>
-      <w:r>
-        <w:rPr>
-          <w:rFonts w:ascii="宋体" w:hAnsi="宋体" w:eastAsia="宋体"/>
-          <w:b w:val="0"/>
-          <w:sz w:val="24"/>
-        </w:rPr>
-        <w:t>现实痛点：调研 XX 市消防救援支队发现，2022 年 1-9 月我国共接报火灾 63.68 万起，直接财产损失 55 亿元，火灾死亡 1441 人、受伤 1640 人。传统人工巡检响应时间超过 48 小时，火灾期间因信息延迟导致的额外损失达 5%~8%。某大型商业综合体 2024 年因火场目标识别延迟，单次损失超 800 万元。</w:t>
-      </w:r>
-    </w:p>
-    <w:p>
-      <w:pPr>
-        <w:spacing w:line="360" w:lineRule="auto" w:before="0" w:after="0"/>
-        <w:ind w:firstLine="480"/>
-        <w:jc w:val="left"/>
-      </w:pPr>
-      <w:r>
-        <w:rPr>
-          <w:rFonts w:ascii="宋体" w:hAnsi="宋体" w:eastAsia="宋体"/>
-          <w:b w:val="0"/>
-          <w:sz w:val="24"/>
-        </w:rPr>
-        <w:t>国内外研究现状：早期方法（Smith 2020, Wang 2021）主要基于 SVM、决策树等传统机器学习，依赖人工特征提取，准确率约 75%~80%。近年来 Zhang (2022)、Li (2023) 尝试引入深度学习，但所用数据集多为实验室仿真。本项目关键差异：（1）使用真实火场 5000+ 样本；（2）覆盖 8 类典型火场目标；（3）多模态融合（视觉+红外+音频+点云）。</w:t>
-      </w:r>
-    </w:p>
-    <w:p>
-      <w:pPr>
-        <w:spacing w:line="360" w:lineRule="auto" w:before="0" w:after="0"/>
-        <w:ind w:firstLine="480"/>
-        <w:jc w:val="left"/>
-      </w:pPr>
-      <w:r>
-        <w:rPr>
-          <w:rFonts w:ascii="宋体" w:hAnsi="宋体" w:eastAsia="宋体"/>
-          <w:b w:val="0"/>
-          <w:sz w:val="24"/>
-        </w:rPr>
-        <w:t>项目意义：理论上探索多模态融合与大模型轻量化在火场极端环境下的适用边界；实践上与 XX 消防支队合作开发可落地系统，预期将目标检测响应时间从 48 小时缩短至 1 小时，单次火灾损失降低 20%~40%；社会上助力国家智慧消防与应急救援体系现代化建设。</w:t>
-      </w:r>
-    </w:p>
-    <w:p>
-      <w:pPr>
-        <w:spacing w:line="360" w:lineRule="auto" w:before="120" w:after="120"/>
-        <w:jc w:val="left"/>
-      </w:pPr>
-      <w:r>
-        <w:rPr>
-          <w:rFonts w:ascii="黑体" w:hAnsi="黑体" w:eastAsia="黑体"/>
-          <w:b/>
-          <w:sz w:val="30"/>
-        </w:rPr>
-        <w:t>3.1 国家规划与技术需求</w:t>
-      </w:r>
-    </w:p>
-    <w:p>
-      <w:pPr>
-        <w:spacing w:line="360" w:lineRule="auto" w:before="0" w:after="0"/>
-        <w:ind w:firstLine="480"/>
-        <w:jc w:val="left"/>
-      </w:pPr>
-      <w:r>
-        <w:rPr>
-          <w:rFonts w:ascii="宋体" w:hAnsi="宋体" w:eastAsia="宋体"/>
-          <w:b w:val="0"/>
-          <w:sz w:val="24"/>
-        </w:rPr>
-        <w:t>本项目立项紧扣国家应急救援、智慧消防、无人机产业发展战略导向。下文按时间倒序梳理 8+ 项相关政策文件，摘录与项目相关的关键表述，论证项目立项的政策合规性与战略必要性。</w:t>
-      </w:r>
-    </w:p>
-    <w:p>
-      <w:pPr>
-        <w:spacing w:line="360" w:lineRule="auto" w:before="0" w:after="0"/>
-        <w:ind w:firstLine="480"/>
-        <w:jc w:val="left"/>
-      </w:pPr>
-      <w:r>
-        <w:rPr>
-          <w:rFonts w:ascii="宋体" w:hAnsi="宋体" w:eastAsia="宋体"/>
-          <w:b w:val="0"/>
-          <w:sz w:val="24"/>
-        </w:rPr>
-        <w:t>[1] 2026.03 国务院办公厅《关于加强基层消防工作的意见》（国办发〔2026〕8 号）：强调要充分发挥无人机、机器人等新型装备在基层消防救援中的作用，推动基层消防装备智能化升级，构建『早发现、早预警、早处置』的基层消防新格局。</w:t>
-      </w:r>
-    </w:p>
-    <w:p>
-      <w:pPr>
-        <w:spacing w:line="360" w:lineRule="auto" w:before="0" w:after="0"/>
-        <w:ind w:firstLine="480"/>
-        <w:jc w:val="left"/>
-      </w:pPr>
-      <w:r>
-        <w:rPr>
-          <w:rFonts w:ascii="宋体" w:hAnsi="宋体" w:eastAsia="宋体"/>
-          <w:b w:val="0"/>
-          <w:sz w:val="24"/>
-        </w:rPr>
-        <w:t>[2] 2025.12 工信部等三部门《应急装备产业重点产品发展指导目录（2025 版）》（工信部联装〔2025〕198 号）：将多模态融合无人机、3D 火场重构系统、智能目标识别装备列入重点发展方向，鼓励产学研协同攻关。</w:t>
-      </w:r>
-    </w:p>
-    <w:p>
-      <w:pPr>
-        <w:spacing w:line="360" w:lineRule="auto" w:before="0" w:after="0"/>
-        <w:ind w:firstLine="480"/>
-        <w:jc w:val="left"/>
-      </w:pPr>
-      <w:r>
-        <w:rPr>
-          <w:rFonts w:ascii="宋体" w:hAnsi="宋体" w:eastAsia="宋体"/>
-          <w:b w:val="0"/>
-          <w:sz w:val="24"/>
-        </w:rPr>
-        <w:t>[3] 2025.05 国务院新闻办公室《新时代的中国国家安全》白皮书》：明确指出要构建『大安全、大应急』框架，加强应急救援装备智能化、无人化升级，提升重特大灾害事故应对能力。</w:t>
-      </w:r>
-    </w:p>
-    <w:p>
-      <w:pPr>
-        <w:spacing w:line="360" w:lineRule="auto" w:before="0" w:after="0"/>
-        <w:ind w:firstLine="480"/>
-        <w:jc w:val="left"/>
-      </w:pPr>
-      <w:r>
-        <w:rPr>
-          <w:rFonts w:ascii="宋体" w:hAnsi="宋体" w:eastAsia="宋体"/>
-          <w:b w:val="0"/>
-          <w:sz w:val="24"/>
-        </w:rPr>
-        <w:t>[4] 2024.12 中共中央办公厅、国务院办公厅《关于推进新型城市基础设施建设打造韧性城市的意见》（中办发〔2024〕23 号）：强调发展智慧消防，利用物联网、人工智能、无人机等技术提升城市消防安全水平，推动消防装备与城市基础设施深度融合。</w:t>
-      </w:r>
-    </w:p>
-    <w:p>
-      <w:pPr>
-        <w:spacing w:line="360" w:lineRule="auto" w:before="0" w:after="0"/>
-        <w:ind w:firstLine="480"/>
-        <w:jc w:val="left"/>
-      </w:pPr>
-      <w:r>
-        <w:rPr>
-          <w:rFonts w:ascii="宋体" w:hAnsi="宋体" w:eastAsia="宋体"/>
-          <w:b w:val="0"/>
-          <w:sz w:val="24"/>
-        </w:rPr>
-        <w:t>[5] 2024.03 工信部等四部门《通用航空装备创新应用实施方案（2024-2030 年）》（工信部联重装〔2024〕12 号）：提出到 2030 年通用航空装备及相关产业形成万亿级市场规模，重点推动无人机在应急救援、消防灭火等公共服务领域的应用。</w:t>
-      </w:r>
-    </w:p>
-    <w:p>
-      <w:pPr>
-        <w:spacing w:line="360" w:lineRule="auto" w:before="0" w:after="0"/>
-        <w:ind w:firstLine="480"/>
-        <w:jc w:val="left"/>
-      </w:pPr>
-      <w:r>
-        <w:rPr>
-          <w:rFonts w:ascii="宋体" w:hAnsi="宋体" w:eastAsia="宋体"/>
-          <w:b w:val="0"/>
-          <w:sz w:val="24"/>
-        </w:rPr>
-        <w:t>[6] 2023.12 应急管理部、工业和信息化部《关于加快应急机器人发展的指导意见》（应急〔2023〕116 号）：提到突出建设测试基地及公共服务平台，研发全国应急管理系统无人机综合信息平台，服务应急管理需求。</w:t>
-      </w:r>
-    </w:p>
-    <w:p>
-      <w:pPr>
-        <w:spacing w:line="360" w:lineRule="auto" w:before="0" w:after="0"/>
-        <w:ind w:firstLine="480"/>
-        <w:jc w:val="left"/>
-      </w:pPr>
-      <w:r>
-        <w:rPr>
-          <w:rFonts w:ascii="宋体" w:hAnsi="宋体" w:eastAsia="宋体"/>
-          <w:b w:val="0"/>
-          <w:sz w:val="24"/>
-        </w:rPr>
-        <w:t>[7] 2022.06 应急管理部《『十四五』应急救援力量建设规划》（应急〔2022〕15 号）：提出加快构建大型固定翼灭火飞机、灭火直升机与无人机高低搭配、布局合理、功能互补的应急救援航空器体系。</w:t>
-      </w:r>
-    </w:p>
-    <w:p>
-      <w:pPr>
-        <w:spacing w:line="360" w:lineRule="auto" w:before="0" w:after="0"/>
-        <w:ind w:firstLine="480"/>
-        <w:jc w:val="left"/>
-      </w:pPr>
-      <w:r>
-        <w:rPr>
-          <w:rFonts w:ascii="宋体" w:hAnsi="宋体" w:eastAsia="宋体"/>
-          <w:b w:val="0"/>
-          <w:sz w:val="24"/>
-        </w:rPr>
-        <w:t>[8] 2021.12 国务院《『十四五』国家应急体系规划》（国发〔2021〕36 号）：表明推广运用智能机器人、无人机等高技术配送装备，推动应急物资储运设备集装单元化发展，提升应急运输调度效率。</w:t>
-      </w:r>
-    </w:p>
-    <w:p>
-      <w:pPr>
-        <w:spacing w:line="360" w:lineRule="auto" w:before="0" w:after="0"/>
-        <w:ind w:firstLine="480"/>
-        <w:jc w:val="left"/>
-      </w:pPr>
-      <w:r>
-        <w:rPr>
-          <w:rFonts w:ascii="宋体" w:hAnsi="宋体" w:eastAsia="宋体"/>
-          <w:b w:val="0"/>
-          <w:sz w:val="24"/>
-        </w:rPr>
-        <w:t>[9] 2018.11 习近平《向国家综合性消防救援队伍授旗致辞》：指出组建国家综合性消防救援队伍，是构建新时代国家应急救援体系的重要举措，对提高防灾减灾救灾能力、维护社会公共安全、保护人民生命财产安全具有重大意义。</w:t>
-      </w:r>
-    </w:p>
-    <w:p>
-      <w:pPr>
-        <w:spacing w:line="360" w:lineRule="auto" w:before="0" w:after="0"/>
-        <w:ind w:firstLine="480"/>
-        <w:jc w:val="left"/>
-      </w:pPr>
-      <w:r>
-        <w:rPr>
-          <w:rFonts w:ascii="宋体" w:hAnsi="宋体" w:eastAsia="宋体"/>
-          <w:b w:val="0"/>
-          <w:sz w:val="24"/>
-        </w:rPr>
-        <w:t>[10] 2019.11 习近平《在中共十九届中央政治局第十九次集体学习时的讲话》：要加强风险评估和检测预警，提升多灾种和灾害链综合监测、风险早期识别和预报预警能力。要加强应急预案管理，健全应急预案体系，落实各环节责任和措施。</w:t>
-      </w:r>
-    </w:p>
-    <w:p>
-      <w:pPr>
-        <w:spacing w:line="360" w:lineRule="auto" w:before="120" w:after="120"/>
-        <w:jc w:val="left"/>
-      </w:pPr>
-      <w:r>
-        <w:rPr>
-          <w:rFonts w:ascii="黑体" w:hAnsi="黑体" w:eastAsia="黑体"/>
-          <w:b/>
-          <w:sz w:val="30"/>
-        </w:rPr>
-        <w:t>3.2 科学挑战</w:t>
-      </w:r>
-    </w:p>
-    <w:p>
-      <w:pPr>
-        <w:spacing w:line="360" w:lineRule="auto" w:before="0" w:after="0"/>
-        <w:ind w:firstLine="480"/>
-        <w:jc w:val="left"/>
-      </w:pPr>
-      <w:r>
-        <w:rPr>
-          <w:rFonts w:ascii="宋体" w:hAnsi="宋体" w:eastAsia="宋体"/>
-          <w:b w:val="0"/>
-          <w:sz w:val="24"/>
-        </w:rPr>
-        <w:t>本项目针对消防无人机多模态融合目标检测任务，提炼 3 个层层递进的科学挑战：数据层（多模态融合）→ 算法层（3D 目标检测）→ 系统层（能耗与实时性）。</w:t>
-      </w:r>
-    </w:p>
-    <w:p>
-      <w:pPr>
-        <w:spacing w:line="360" w:lineRule="auto" w:before="120" w:after="60"/>
-        <w:jc w:val="left"/>
-      </w:pPr>
-      <w:r>
-        <w:rPr>
-          <w:rFonts w:ascii="宋体" w:hAnsi="宋体" w:eastAsia="宋体"/>
-          <w:b/>
-          <w:sz w:val="28"/>
-        </w:rPr>
-        <w:t>科学挑战一：大语言模型背景下多种模态信息融合技术的研究</w:t>
-      </w:r>
-    </w:p>
-    <w:p>
-      <w:pPr>
-        <w:spacing w:line="360" w:lineRule="auto" w:before="0" w:after="0"/>
-        <w:ind w:firstLine="480"/>
-        <w:jc w:val="left"/>
-      </w:pPr>
-      <w:r>
-        <w:rPr>
-          <w:rFonts w:ascii="宋体" w:hAnsi="宋体" w:eastAsia="宋体"/>
-          <w:b w:val="0"/>
-          <w:sz w:val="24"/>
-        </w:rPr>
-        <w:t>在大语言模型背景下，模态（modality）是指一种表达或感知信息的方式，例如文本、图像、视频、音频等[21]。单一模态模型处理技术就是用大数据训练一个小模型，解决单一的任务。多模态模型利用不同模态之间的互补和协同，来提高模型的性能和泛化能力[22]。然而大模型处理技术也存在计算资源需求高、能源消耗大的弊端，因此，大模型轻量化成为一个新的研究挑战[33-35]。</w:t>
-      </w:r>
-    </w:p>
-    <w:p>
-      <w:pPr>
-        <w:spacing w:line="360" w:lineRule="auto" w:before="0" w:after="0"/>
-        <w:ind w:firstLine="480"/>
-        <w:jc w:val="left"/>
-      </w:pPr>
-      <w:r>
-        <w:rPr>
-          <w:rFonts w:ascii="宋体" w:hAnsi="宋体" w:eastAsia="宋体"/>
-          <w:b w:val="0"/>
-          <w:sz w:val="24"/>
-        </w:rPr>
-        <w:t>● 异构数据时空对齐：多模态传感器（视觉/红外/音频/激光雷达）数据采样频率、坐标系、时间戳均不一致，需研究高精度时空对齐算法。火场环境强干扰进一步加大对齐难度，传统基于卡尔曼滤波的方法在烟雾环境下误差超过 15%。</w:t>
-      </w:r>
-    </w:p>
-    <w:p>
-      <w:pPr>
-        <w:spacing w:line="360" w:lineRule="auto" w:before="0" w:after="0"/>
-        <w:ind w:firstLine="480"/>
-        <w:jc w:val="left"/>
-      </w:pPr>
-      <w:r>
-        <w:rPr>
-          <w:rFonts w:ascii="宋体" w:hAnsi="宋体" w:eastAsia="宋体"/>
-          <w:b w:val="0"/>
-          <w:sz w:val="24"/>
-        </w:rPr>
-        <w:t>● 大模型轻量化：多模态大模型参数量通常超过 100M，难以在无人机嵌入式平台部署。需研究模型蒸馏、重参数化、量化等技术，在保持精度前提下将参数量降至 25M 以下。</w:t>
-      </w:r>
-    </w:p>
-    <w:p>
-      <w:pPr>
-        <w:spacing w:line="360" w:lineRule="auto" w:before="0" w:after="0"/>
-        <w:ind w:firstLine="480"/>
-        <w:jc w:val="left"/>
-      </w:pPr>
-      <w:r>
-        <w:rPr>
-          <w:rFonts w:ascii="宋体" w:hAnsi="宋体" w:eastAsia="宋体"/>
-          <w:b w:val="0"/>
-          <w:sz w:val="24"/>
-        </w:rPr>
-        <w:t>● 跨模态语义适配：搜索系统协同信号与多模态大模型语义信息存在不一致性，需研究跨模态对齐损失函数与适配网络，构建通用的搜索多模态大模型。</w:t>
-      </w:r>
-    </w:p>
-    <w:p>
-      <w:pPr>
-        <w:spacing w:line="360" w:lineRule="auto" w:before="120" w:after="60"/>
-        <w:jc w:val="left"/>
-      </w:pPr>
-      <w:r>
-        <w:rPr>
-          <w:rFonts w:ascii="宋体" w:hAnsi="宋体" w:eastAsia="宋体"/>
-          <w:b/>
-          <w:sz w:val="28"/>
-        </w:rPr>
-        <w:t>科学挑战二：特殊场景复杂环境下 3D 移动目标检测技术的研究</w:t>
-      </w:r>
-    </w:p>
-    <w:p>
-      <w:pPr>
-        <w:spacing w:line="360" w:lineRule="auto" w:before="0" w:after="0"/>
-        <w:ind w:firstLine="480"/>
-        <w:jc w:val="left"/>
-      </w:pPr>
-      <w:r>
-        <w:rPr>
-          <w:rFonts w:ascii="宋体" w:hAnsi="宋体" w:eastAsia="宋体"/>
-          <w:b w:val="0"/>
-          <w:sz w:val="24"/>
-        </w:rPr>
-        <w:t>无人机跟踪的目标是通过搭载的相机捕获运动目标在航空视角下的信息。该跟踪性能受到目标运动、无人机飞行状态以及运行环境的共同影响[7-9]。在基于深度学习的无人机目标跟踪领域，存在多个待探索的方向。</w:t>
-      </w:r>
-    </w:p>
-    <w:p>
-      <w:pPr>
-        <w:spacing w:line="360" w:lineRule="auto" w:before="0" w:after="0"/>
-        <w:ind w:firstLine="480"/>
-        <w:jc w:val="left"/>
-      </w:pPr>
-      <w:r>
-        <w:rPr>
-          <w:rFonts w:ascii="宋体" w:hAnsi="宋体" w:eastAsia="宋体"/>
-          <w:b w:val="0"/>
-          <w:sz w:val="24"/>
-        </w:rPr>
-        <w:t>● 目标跟踪技术控制：无人机不断飞行导致目标处于不断变化的复杂背景中，如何有效处理目标与背景的划分成为研究的关键。移动目标的姿态变化和位置变化引起的遮挡现象都需要得到合理处理。火场烟雾、强光、热辐射等极端环境进一步加剧了目标跟踪的难度，传统基于可见光的跟踪方法在烟雾环境下几乎失效[13-16]。</w:t>
-      </w:r>
-    </w:p>
-    <w:p>
-      <w:pPr>
-        <w:spacing w:line="360" w:lineRule="auto" w:before="0" w:after="0"/>
-        <w:ind w:firstLine="480"/>
-        <w:jc w:val="left"/>
-      </w:pPr>
-      <w:r>
-        <w:rPr>
-          <w:rFonts w:ascii="宋体" w:hAnsi="宋体" w:eastAsia="宋体"/>
-          <w:b w:val="0"/>
-          <w:sz w:val="24"/>
-        </w:rPr>
-        <w:t>● 模型优化：模型优化面临挑战，需要繁琐的调参和预训练过程以发挥最佳性能。许多终端用户缺乏相关专业知识，难以从复杂的模型和数据中选择最优资源。对个别用户而言，由于计算资源不足，训练时间过长，使得算法调优变得更为困难[17-20]。</w:t>
-      </w:r>
-    </w:p>
-    <w:p>
-      <w:pPr>
-        <w:spacing w:line="360" w:lineRule="auto" w:before="0" w:after="0"/>
-        <w:ind w:firstLine="480"/>
-        <w:jc w:val="left"/>
-      </w:pPr>
-      <w:r>
-        <w:rPr>
-          <w:rFonts w:ascii="宋体" w:hAnsi="宋体" w:eastAsia="宋体"/>
-          <w:b w:val="0"/>
-          <w:sz w:val="24"/>
-        </w:rPr>
-        <w:t>● 运行速度及实时处理：深度学习下实时跟踪的计算量巨大，对处理器性能有较高要求。减少跟踪算法的计算量是一个重要的挑战因素。火场救援场景要求毫秒级响应，传统算法难以满足[15]。</w:t>
-      </w:r>
-    </w:p>
-    <w:p>
-      <w:pPr>
-        <w:spacing w:line="360" w:lineRule="auto" w:before="120" w:after="60"/>
-        <w:jc w:val="left"/>
-      </w:pPr>
-      <w:r>
-        <w:rPr>
-          <w:rFonts w:ascii="宋体" w:hAnsi="宋体" w:eastAsia="宋体"/>
-          <w:b/>
-          <w:sz w:val="28"/>
-        </w:rPr>
-        <w:t>科学挑战三：深度学习下高性能计算的能耗与实时性关键技术的研究</w:t>
-      </w:r>
-    </w:p>
-    <w:p>
-      <w:pPr>
-        <w:spacing w:line="360" w:lineRule="auto" w:before="0" w:after="0"/>
-        <w:ind w:firstLine="480"/>
-        <w:jc w:val="left"/>
-      </w:pPr>
-      <w:r>
-        <w:rPr>
-          <w:rFonts w:ascii="宋体" w:hAnsi="宋体" w:eastAsia="宋体"/>
-          <w:b w:val="0"/>
-          <w:sz w:val="24"/>
-        </w:rPr>
-        <w:t>在当前高性能计算领域，能耗问题成为备受关注的焦点。传统单核处理器的性能受到能耗因素的限制，而 CPU/GPU 异构系统则成为一种兼顾通用性和能耗的有前景高性能计算系统[6]。新型高性能计算系统为大规模科学计算和工程模拟类应用提供了发展机遇，但也使许多高性能计算面临巨大挑战。</w:t>
-      </w:r>
-    </w:p>
-    <w:p>
-      <w:pPr>
-        <w:spacing w:line="360" w:lineRule="auto" w:before="0" w:after="0"/>
-        <w:ind w:firstLine="480"/>
-        <w:jc w:val="left"/>
-      </w:pPr>
-      <w:r>
-        <w:rPr>
-          <w:rFonts w:ascii="宋体" w:hAnsi="宋体" w:eastAsia="宋体"/>
-          <w:b w:val="0"/>
-          <w:sz w:val="24"/>
-        </w:rPr>
-        <w:t>● 缺少易用、高效的编程环境：目前广泛使用的 GPU 编程模型包括 AMD Stream SDK、OpenCL 和 NVIDIA CUDA。对于大型 CPU/GPU 异构高性能计算系统，通常采用在计算节点间使用 MPI，而在计算节点内使用 GPU 厂商提供的编程模型的方式。亟需建立能够有效开发整个 CPU/GPU 异构系统计算资源的并行编程模型。</w:t>
-      </w:r>
-    </w:p>
-    <w:p>
-      <w:pPr>
-        <w:spacing w:line="360" w:lineRule="auto" w:before="0" w:after="0"/>
-        <w:ind w:firstLine="480"/>
-        <w:jc w:val="left"/>
-      </w:pPr>
-      <w:r>
-        <w:rPr>
-          <w:rFonts w:ascii="宋体" w:hAnsi="宋体" w:eastAsia="宋体"/>
-          <w:b w:val="0"/>
-          <w:sz w:val="24"/>
-        </w:rPr>
-        <w:t>● 缺少准确的可扩展性模型：可扩展性在并行计算中是一个关键研究领域。高性能计算系统的可扩展性受多种因素影响，包括算法内在并行性、各种并行开销、系统规模和问题规模等。应发展一种可扩展性度量指标，以全面评估并行系统/问题规模变化对高性能计算机和并行算法性能的影响。</w:t>
-      </w:r>
-    </w:p>
-    <w:p>
-      <w:pPr>
-        <w:spacing w:line="360" w:lineRule="auto" w:before="120" w:after="120"/>
-        <w:jc w:val="left"/>
-      </w:pPr>
-      <w:r>
-        <w:rPr>
-          <w:rFonts w:ascii="黑体" w:hAnsi="黑体" w:eastAsia="黑体"/>
-          <w:b/>
-          <w:sz w:val="30"/>
-        </w:rPr>
-        <w:t>3.3 研究意义与国内外研究现状</w:t>
-      </w:r>
-    </w:p>
-    <w:p>
-      <w:pPr>
-        <w:spacing w:line="360" w:lineRule="auto" w:before="120" w:after="60"/>
-        <w:jc w:val="left"/>
-      </w:pPr>
-      <w:r>
-        <w:rPr>
-          <w:rFonts w:ascii="宋体" w:hAnsi="宋体" w:eastAsia="宋体"/>
-          <w:b/>
-          <w:sz w:val="28"/>
-        </w:rPr>
-        <w:t>3.3.1 研究意义</w:t>
-      </w:r>
-    </w:p>
-    <w:p>
-      <w:pPr>
-        <w:spacing w:line="360" w:lineRule="auto" w:before="0" w:after="0"/>
-        <w:ind w:firstLine="480"/>
-        <w:jc w:val="left"/>
-      </w:pPr>
-      <w:r>
-        <w:rPr>
-          <w:rFonts w:ascii="宋体" w:hAnsi="宋体" w:eastAsia="宋体"/>
-          <w:b w:val="0"/>
-          <w:sz w:val="24"/>
-        </w:rPr>
-        <w:t>（1）无人机目标跟踪与智慧消防紧密结合的重要意义：灭火救援对维护社会稳定、保障人民安全有十分重要的作用，无人机在消防救援领域的应用具有深远的意义[4]。无人机能够快速、灵活地进入事故现场，提供实时的空中视角，为消防人员提供全面的信息，有助于快速而精准地定位事故点，降低救援响应时间。</w:t>
-      </w:r>
-    </w:p>
-    <w:p>
-      <w:pPr>
-        <w:spacing w:line="360" w:lineRule="auto" w:before="0" w:after="0"/>
-        <w:ind w:firstLine="480"/>
-        <w:jc w:val="left"/>
-      </w:pPr>
-      <w:r>
-        <w:rPr>
-          <w:rFonts w:ascii="宋体" w:hAnsi="宋体" w:eastAsia="宋体"/>
-          <w:b w:val="0"/>
-          <w:sz w:val="24"/>
-        </w:rPr>
-        <w:t>（2）多模态融合技术为 3D 目标跟踪与检测开辟了新途径：多模态融合在无人机目标跟踪与检测领域的研究具有重要的理论与实际意义[5]。将异构数据进行融合，不仅能够弥补单一传感器的不足，更能够实现信息的互补与协同，为无人机目标跟踪与检测任务提供了新的解决途径。</w:t>
-      </w:r>
-    </w:p>
-    <w:p>
-      <w:pPr>
-        <w:spacing w:line="360" w:lineRule="auto" w:before="0" w:after="0"/>
-        <w:ind w:firstLine="480"/>
-        <w:jc w:val="left"/>
-      </w:pPr>
-      <w:r>
-        <w:rPr>
-          <w:rFonts w:ascii="宋体" w:hAnsi="宋体" w:eastAsia="宋体"/>
-          <w:b w:val="0"/>
-          <w:sz w:val="24"/>
-        </w:rPr>
-        <w:t>（3）构建并行运算构架对多模态深度学习的重要意义：在进行多目标任务跟踪的时候，需要实时处理视频信息，对图像处理的速率有一定要求，采用 GPU 并行运算技术[6]能够促进深度学习的运算效率，实现神经网络的优化。</w:t>
-      </w:r>
-    </w:p>
-    <w:p>
-      <w:pPr>
-        <w:spacing w:line="360" w:lineRule="auto" w:before="120" w:after="60"/>
-        <w:jc w:val="left"/>
-      </w:pPr>
-      <w:r>
-        <w:rPr>
-          <w:rFonts w:ascii="宋体" w:hAnsi="宋体" w:eastAsia="宋体"/>
-          <w:b/>
-          <w:sz w:val="28"/>
-        </w:rPr>
-        <w:t>3.3.2 国内外研究现状</w:t>
-      </w:r>
-    </w:p>
-    <w:p>
-      <w:pPr>
-        <w:spacing w:line="360" w:lineRule="auto" w:before="0" w:after="0"/>
-        <w:ind w:firstLine="480"/>
-        <w:jc w:val="left"/>
-      </w:pPr>
-      <w:r>
-        <w:rPr>
-          <w:rFonts w:ascii="宋体" w:hAnsi="宋体" w:eastAsia="宋体"/>
-          <w:b w:val="0"/>
-          <w:sz w:val="24"/>
-        </w:rPr>
-        <w:t>（1）利用卷积神经网络进行目标跟踪的研究现状：随着卷积神经网络技术的发展，基于卷积神经网络的图像识别技术在各行业得到广泛应用。在深度学习领域，R-CNN、SSD 以及 YOLO 系列是目标检测领域的代表性算法[13-20]。Girshick 等人提出的 R-CNN[13] 是基于候选区域提取的目标检测算法系列奠基之作；Liu 等人提出的 SSD[15] 通过均匀采样实现单阶段检测；Redmon 创造了 YOLO[17]，将目标检测简化为单一回归问题，提升了效率和速度。</w:t>
-      </w:r>
-    </w:p>
-    <w:p>
-      <w:pPr>
-        <w:spacing w:line="360" w:lineRule="auto" w:before="0" w:after="0"/>
-        <w:ind w:firstLine="480"/>
-        <w:jc w:val="left"/>
-      </w:pPr>
-      <w:r>
-        <w:rPr>
-          <w:rFonts w:ascii="宋体" w:hAnsi="宋体" w:eastAsia="宋体"/>
-          <w:b w:val="0"/>
-          <w:sz w:val="24"/>
-        </w:rPr>
-        <w:t>（2）多模态融合技术在机器视觉领域的研究现状：面向深度学习的多模态融合技术是指机器从文本、图像、语音等领域获取信息，实现转换与融合，提升模型性能[21]。多模态融合方法分为模型无关方法[22-24]和基于模型方法[25-32]，其中基于模型方法包括多核学习（MKL）、图像模型（GM）、神经网络（NN）等。近期神经网络方法通过使用循环神经网络（RNN）和长短期记忆网络（LSTM）来融合时间多模态信息[30]，相对于 MKL 和 GM 方法表现出更优的性能。</w:t>
-      </w:r>
-    </w:p>
-    <w:p>
-      <w:pPr>
-        <w:spacing w:line="360" w:lineRule="auto" w:before="0" w:after="0"/>
-        <w:ind w:firstLine="480"/>
-        <w:jc w:val="left"/>
-      </w:pPr>
-      <w:r>
-        <w:rPr>
-          <w:rFonts w:ascii="宋体" w:hAnsi="宋体" w:eastAsia="宋体"/>
-          <w:b w:val="0"/>
-          <w:sz w:val="24"/>
-        </w:rPr>
-        <w:t>（3）近期大模型多模态融合技术发展：近一年来，基于大模型的多模态融合技术得到飞速发展。DynStatF 特征融合策略[33]通过当前单帧的精确位置信息增强多帧提供的丰富语义信息；CDDFuse 多模态特征融合法[34]利用 Restormer 模块提取跨模态的浅层特征，通过双分支 Transformer-CNN 结构处理全局和局部特征；MFDF 网络融合法[35]用于实时 RGB-D-T 显著目标检测。</w:t>
-      </w:r>
-    </w:p>
-    <w:p>
-      <w:pPr>
-        <w:spacing w:line="360" w:lineRule="auto" w:before="120" w:after="60"/>
-        <w:jc w:val="left"/>
-      </w:pPr>
-      <w:r>
-        <w:rPr>
-          <w:rFonts w:ascii="宋体" w:hAnsi="宋体" w:eastAsia="宋体"/>
-          <w:b/>
-          <w:sz w:val="28"/>
-        </w:rPr>
-        <w:t>3.3.3 对现有研究现状的总结与分析</w:t>
-      </w:r>
-    </w:p>
-    <w:p>
-      <w:pPr>
-        <w:spacing w:line="360" w:lineRule="auto" w:before="0" w:after="0"/>
-        <w:ind w:firstLine="480"/>
-        <w:jc w:val="left"/>
-      </w:pPr>
-      <w:r>
-        <w:rPr>
-          <w:rFonts w:ascii="宋体" w:hAnsi="宋体" w:eastAsia="宋体"/>
-          <w:b w:val="0"/>
-          <w:sz w:val="24"/>
-        </w:rPr>
-        <w:t>多模态融合使得机器能够从多个感知通道获取信息，从而提高了对环境的综合感知能力。尽管已经取得了显著进展，但多模态融合技术仍然面临一些挑战，如异构数据融合和模态不平衡。在火灾搜索监测系统领域研究中，受限于搜索系统协同信号与多模态大模型语义信息的不一致性，如何将大模型与小模型结合，如何使协同信号与多模态语义信息相适配，构建出通用的搜索多模态大模型是本申请的重难点问题。本项目拟采用集成学习的方式，将大型模型与小型模型结合，研究轻量化多模态融合技术下的无人机目标检测。</w:t>
-      </w:r>
-    </w:p>
-    <w:p>
-      <w:pPr>
-        <w:spacing w:line="360" w:lineRule="auto" w:before="120" w:after="60"/>
-        <w:jc w:val="left"/>
-      </w:pPr>
-      <w:r>
-        <w:rPr>
-          <w:rFonts w:ascii="宋体" w:hAnsi="宋体" w:eastAsia="宋体"/>
-          <w:b/>
-          <w:sz w:val="28"/>
-        </w:rPr>
-        <w:t>3.3.4 参考文献</w:t>
-      </w:r>
-    </w:p>
-    <w:p>
-      <w:pPr>
-        <w:spacing w:line="360" w:lineRule="auto" w:before="0" w:after="0"/>
-        <w:jc w:val="left"/>
-      </w:pPr>
-      <w:r>
-        <w:rPr>
-          <w:rFonts w:ascii="宋体" w:hAnsi="宋体" w:eastAsia="宋体"/>
-          <w:b w:val="0"/>
-          <w:sz w:val="24"/>
-        </w:rPr>
-        <w:t>[1] 应急部. 关于印发《『十四五』应急救援力量建设规划》的通知[J]. 中华人民共和国国务院公报, 2022, (25): 42-49.</w:t>
-      </w:r>
-    </w:p>
-    <w:p>
-      <w:pPr>
-        <w:spacing w:line="360" w:lineRule="auto" w:before="0" w:after="0"/>
-        <w:jc w:val="left"/>
-      </w:pPr>
-      <w:r>
-        <w:rPr>
-          <w:rFonts w:ascii="宋体" w:hAnsi="宋体" w:eastAsia="宋体"/>
-          <w:b w:val="0"/>
-          <w:sz w:val="24"/>
-        </w:rPr>
-        <w:t>[2] 中国应急管理编辑部. 突出重点领域聚焦实战应用——《关于加快应急机器人发展的指导意见》解读[J]. 中国应急管理, 2024, (01): 76-79.</w:t>
-      </w:r>
-    </w:p>
-    <w:p>
-      <w:pPr>
-        <w:spacing w:line="360" w:lineRule="auto" w:before="0" w:after="0"/>
-        <w:jc w:val="left"/>
-      </w:pPr>
-      <w:r>
-        <w:rPr>
-          <w:rFonts w:ascii="宋体" w:hAnsi="宋体" w:eastAsia="宋体"/>
-          <w:b w:val="0"/>
-          <w:sz w:val="24"/>
-        </w:rPr>
-        <w:t>[3] Maksymiuk R, et al. 5G Network-Based Passive Radar for Drone Detection[J]. 2023 24th International Radar Symposium (IRS), IEEE, 2023: 1-10.</w:t>
-      </w:r>
-    </w:p>
-    <w:p>
-      <w:pPr>
-        <w:spacing w:line="360" w:lineRule="auto" w:before="0" w:after="0"/>
-        <w:jc w:val="left"/>
-      </w:pPr>
-      <w:r>
-        <w:rPr>
-          <w:rFonts w:ascii="宋体" w:hAnsi="宋体" w:eastAsia="宋体"/>
-          <w:b w:val="0"/>
-          <w:sz w:val="24"/>
-        </w:rPr>
-        <w:t>[4] Gupta A, Bhatnagar A, Mehta A Application of drones in maritime industry (firefighting)[J]. Bulletin of Marine Science and Technology, 2021, 14: 59-69.</w:t>
-      </w:r>
-    </w:p>
-    <w:p>
-      <w:pPr>
-        <w:spacing w:line="360" w:lineRule="auto" w:before="0" w:after="0"/>
-        <w:jc w:val="left"/>
-      </w:pPr>
-      <w:r>
-        <w:rPr>
-          <w:rFonts w:ascii="宋体" w:hAnsi="宋体" w:eastAsia="宋体"/>
-          <w:b w:val="0"/>
-          <w:sz w:val="24"/>
-        </w:rPr>
-        <w:t>[5] de Rochechouart M, et al. Drone Tracking Based on the Fusion of Staring Radar and Camera Data: An Experimental Study[J]. 2023 IEEE Radar Conference (RadarConf23), 2023: 01-06.</w:t>
-      </w:r>
-    </w:p>
-    <w:p>
-      <w:pPr>
-        <w:spacing w:line="360" w:lineRule="auto" w:before="0" w:after="0"/>
-        <w:jc w:val="left"/>
-      </w:pPr>
-      <w:r>
-        <w:rPr>
-          <w:rFonts w:ascii="宋体" w:hAnsi="宋体" w:eastAsia="宋体"/>
-          <w:b w:val="0"/>
-          <w:sz w:val="24"/>
-        </w:rPr>
-        <w:t>[6] Baji T GPU: the biggest key processor for AI and parallel processing[J]. Photomask Japan 2017, SPIE, 2017, 10454: 24-29.</w:t>
-      </w:r>
-    </w:p>
-    <w:p>
-      <w:pPr>
-        <w:spacing w:line="360" w:lineRule="auto" w:before="0" w:after="0"/>
-        <w:jc w:val="left"/>
-      </w:pPr>
-      <w:r>
-        <w:rPr>
-          <w:rFonts w:ascii="宋体" w:hAnsi="宋体" w:eastAsia="宋体"/>
-          <w:b w:val="0"/>
-          <w:sz w:val="24"/>
-        </w:rPr>
-        <w:t>[7] Wei Z, et al. UAV-Assisted Data Collection for Internet of Things: A Survey[J]. IEEE Internet of Things Journal, 2022, 9(17): 15460-15483.</w:t>
-      </w:r>
-    </w:p>
-    <w:p>
-      <w:pPr>
-        <w:spacing w:line="360" w:lineRule="auto" w:before="0" w:after="0"/>
-        <w:jc w:val="left"/>
-      </w:pPr>
-      <w:r>
-        <w:rPr>
-          <w:rFonts w:ascii="宋体" w:hAnsi="宋体" w:eastAsia="宋体"/>
-          <w:b w:val="0"/>
-          <w:sz w:val="24"/>
-        </w:rPr>
-        <w:t>[8] Farmani N, et al. Tracking multiple mobile targets using cooperative Unmanned Aerial Vehicles[J]. 2015 International Conference on Unmanned Aircraft Systems (ICUAS), 2015: 395-400.</w:t>
-      </w:r>
-    </w:p>
-    <w:p>
-      <w:pPr>
-        <w:spacing w:line="360" w:lineRule="auto" w:before="0" w:after="0"/>
-        <w:jc w:val="left"/>
-      </w:pPr>
-      <w:r>
-        <w:rPr>
-          <w:rFonts w:ascii="宋体" w:hAnsi="宋体" w:eastAsia="宋体"/>
-          <w:b w:val="0"/>
-          <w:sz w:val="24"/>
-        </w:rPr>
-        <w:t>[9] Su J, et al. AI meets UAVs: A survey on AI empowered UAV perception systems for precision agriculture[J]. Neurocomputing, 2023, 518: 242-270.</w:t>
-      </w:r>
-    </w:p>
-    <w:p>
-      <w:pPr>
-        <w:spacing w:line="360" w:lineRule="auto" w:before="0" w:after="0"/>
-        <w:jc w:val="left"/>
-      </w:pPr>
-      <w:r>
-        <w:rPr>
-          <w:rFonts w:ascii="宋体" w:hAnsi="宋体" w:eastAsia="宋体"/>
-          <w:b w:val="0"/>
-          <w:sz w:val="24"/>
-        </w:rPr>
-        <w:t>[10] Sarkar N I, Gul S Artificial Intelligence-Based Autonomous UAV Networks: A Survey[J]. Drones, 2023, 7(5): 322.</w:t>
-      </w:r>
-    </w:p>
-    <w:p>
-      <w:pPr>
-        <w:spacing w:line="360" w:lineRule="auto" w:before="0" w:after="0"/>
-        <w:jc w:val="left"/>
-      </w:pPr>
-      <w:r>
-        <w:rPr>
-          <w:rFonts w:ascii="宋体" w:hAnsi="宋体" w:eastAsia="宋体"/>
-          <w:b w:val="0"/>
-          <w:sz w:val="24"/>
-        </w:rPr>
-        <w:t>[11] 芦艳春, 周开园, 张建杰. 无人机的发展现状及其在航空应急救援领域的应用综述[J]. 医疗卫生装备, 2023, 44(10): 108-113.</w:t>
-      </w:r>
-    </w:p>
-    <w:p>
-      <w:pPr>
-        <w:spacing w:line="360" w:lineRule="auto" w:before="0" w:after="0"/>
-        <w:jc w:val="left"/>
-      </w:pPr>
-      <w:r>
-        <w:rPr>
-          <w:rFonts w:ascii="宋体" w:hAnsi="宋体" w:eastAsia="宋体"/>
-          <w:b w:val="0"/>
-          <w:sz w:val="24"/>
-        </w:rPr>
-        <w:t>[12] 钟映霞. 无人机在森林火灾调查中的应用研究[J]. 华南农业大学硕士学位论文, 2023: 1-78.</w:t>
-      </w:r>
-    </w:p>
-    <w:p>
-      <w:pPr>
-        <w:spacing w:line="360" w:lineRule="auto" w:before="0" w:after="0"/>
-        <w:jc w:val="left"/>
-      </w:pPr>
-      <w:r>
-        <w:rPr>
-          <w:rFonts w:ascii="宋体" w:hAnsi="宋体" w:eastAsia="宋体"/>
-          <w:b w:val="0"/>
-          <w:sz w:val="24"/>
-        </w:rPr>
-        <w:t>[13] Girshick R, et al. Rich feature hierarchies for accurate object detection and semantic segmentation[J]. Proceedings of the IEEE conference on computer vision and pattern recognition, 2014: 580-587.</w:t>
-      </w:r>
-    </w:p>
-    <w:p>
-      <w:pPr>
-        <w:spacing w:line="360" w:lineRule="auto" w:before="0" w:after="0"/>
-        <w:jc w:val="left"/>
-      </w:pPr>
-      <w:r>
-        <w:rPr>
-          <w:rFonts w:ascii="宋体" w:hAnsi="宋体" w:eastAsia="宋体"/>
-          <w:b w:val="0"/>
-          <w:sz w:val="24"/>
-        </w:rPr>
-        <w:t>[14] 张倩, 周平平, 王公堂, 等. 基于合成图像的 Faster R-CNN 森林火灾烟雾检测[J]. 山东师范大学学报: 自然科学版, 2019, 34(2): 180-185.</w:t>
-      </w:r>
-    </w:p>
-    <w:p>
-      <w:pPr>
-        <w:spacing w:line="360" w:lineRule="auto" w:before="0" w:after="0"/>
-        <w:jc w:val="left"/>
-      </w:pPr>
-      <w:r>
-        <w:rPr>
-          <w:rFonts w:ascii="宋体" w:hAnsi="宋体" w:eastAsia="宋体"/>
-          <w:b w:val="0"/>
-          <w:sz w:val="24"/>
-        </w:rPr>
-        <w:t>[15] Liu W, et al. SSD: Single Shot MultiBox Detector[J]. European conference on computer vision, Springer, 2016: 21-37.</w:t>
-      </w:r>
-    </w:p>
-    <w:p>
-      <w:pPr>
-        <w:spacing w:line="360" w:lineRule="auto" w:before="0" w:after="0"/>
-        <w:jc w:val="left"/>
-      </w:pPr>
-      <w:r>
-        <w:rPr>
-          <w:rFonts w:ascii="宋体" w:hAnsi="宋体" w:eastAsia="宋体"/>
-          <w:b w:val="0"/>
-          <w:sz w:val="24"/>
-        </w:rPr>
-        <w:t>[16] 刘丽娟, 陈松楠. 一种基于改进 SSD 的烟雾实时检测模型[J]. 信阳师范学院学报 (自然科学版), 2020, 33(2): 305-311.</w:t>
-      </w:r>
-    </w:p>
-    <w:p>
-      <w:pPr>
-        <w:spacing w:line="360" w:lineRule="auto" w:before="0" w:after="0"/>
-        <w:jc w:val="left"/>
-      </w:pPr>
-      <w:r>
-        <w:rPr>
-          <w:rFonts w:ascii="宋体" w:hAnsi="宋体" w:eastAsia="宋体"/>
-          <w:b w:val="0"/>
-          <w:sz w:val="24"/>
-        </w:rPr>
-        <w:t>[17] Redmon J, et al. You only look once: Unified, real-time object detection[J]. Proceedings of the IEEE conference on computer vision and pattern recognition, 2016: 779-788.</w:t>
-      </w:r>
-    </w:p>
-    <w:p>
-      <w:pPr>
-        <w:spacing w:line="360" w:lineRule="auto" w:before="0" w:after="0"/>
-        <w:jc w:val="left"/>
-      </w:pPr>
-      <w:r>
-        <w:rPr>
-          <w:rFonts w:ascii="宋体" w:hAnsi="宋体" w:eastAsia="宋体"/>
-          <w:b w:val="0"/>
-          <w:sz w:val="24"/>
-        </w:rPr>
-        <w:t>[18] He K, et al. Deep residual learning for image recognition[J]. Proceedings of the IEEE conference on computer vision and pattern recognition, 2016: 770-778.</w:t>
-      </w:r>
-    </w:p>
-    <w:p>
-      <w:pPr>
-        <w:spacing w:line="360" w:lineRule="auto" w:before="0" w:after="0"/>
-        <w:jc w:val="left"/>
-      </w:pPr>
-      <w:r>
-        <w:rPr>
-          <w:rFonts w:ascii="宋体" w:hAnsi="宋体" w:eastAsia="宋体"/>
-          <w:b w:val="0"/>
-          <w:sz w:val="24"/>
-        </w:rPr>
-        <w:t>[19] Shen D, et al. Flame detection using deep learning[J]. 2018 4th International conference on control, automation and robotics (ICCAR), 2018: 416-420.</w:t>
-      </w:r>
-    </w:p>
-    <w:p>
-      <w:pPr>
-        <w:spacing w:line="360" w:lineRule="auto" w:before="0" w:after="0"/>
-        <w:jc w:val="left"/>
-      </w:pPr>
-      <w:r>
-        <w:rPr>
-          <w:rFonts w:ascii="宋体" w:hAnsi="宋体" w:eastAsia="宋体"/>
-          <w:b w:val="0"/>
-          <w:sz w:val="24"/>
-        </w:rPr>
-        <w:t>[20] 祖鑫萍, 李丹. 基于无人机图像和改进 YOLOv3-SPP 算法的森林火灾烟雾识别方法[J]. 林业工程学报, 2022, 7(05): 142-149.</w:t>
-      </w:r>
-    </w:p>
-    <w:p>
-      <w:pPr>
-        <w:spacing w:line="360" w:lineRule="auto" w:before="0" w:after="0"/>
-        <w:jc w:val="left"/>
-      </w:pPr>
-      <w:r>
-        <w:rPr>
-          <w:rFonts w:ascii="宋体" w:hAnsi="宋体" w:eastAsia="宋体"/>
-          <w:b w:val="0"/>
-          <w:sz w:val="24"/>
-        </w:rPr>
-        <w:t>[21] Jokinen K, Raike A Multimodality-technology, visions and demands for the future[J]. Proceedings of the 1st Nordic Symposium on Multimodal Interfaces, 2003: 239-251.</w:t>
-      </w:r>
-    </w:p>
-    <w:p>
-      <w:pPr>
-        <w:spacing w:line="360" w:lineRule="auto" w:before="0" w:after="0"/>
-        <w:jc w:val="left"/>
-      </w:pPr>
-      <w:r>
-        <w:rPr>
-          <w:rFonts w:ascii="宋体" w:hAnsi="宋体" w:eastAsia="宋体"/>
-          <w:b w:val="0"/>
-          <w:sz w:val="24"/>
-        </w:rPr>
-        <w:t>[22] Castellano G, et al. Emotion Recognition through Multiple Modalities: Face, Body Gesture, Speech[J]. Affect and Emotion in Human-Computer Interaction, 2008: 92-103.</w:t>
-      </w:r>
-    </w:p>
-    <w:p>
-      <w:pPr>
-        <w:spacing w:line="360" w:lineRule="auto" w:before="0" w:after="0"/>
-        <w:jc w:val="left"/>
-      </w:pPr>
-      <w:r>
-        <w:rPr>
-          <w:rFonts w:ascii="宋体" w:hAnsi="宋体" w:eastAsia="宋体"/>
-          <w:b w:val="0"/>
-          <w:sz w:val="24"/>
-        </w:rPr>
-        <w:t>[23] Ramírez G A, et al. Modeling Latent Discriminative Dynamic of Multi-dimensional Affective Signals[J]. Affective Computing and Intelligent Interaction, 2011: 396-406.</w:t>
-      </w:r>
-    </w:p>
-    <w:p>
-      <w:pPr>
-        <w:spacing w:line="360" w:lineRule="auto" w:before="0" w:after="0"/>
-        <w:jc w:val="left"/>
-      </w:pPr>
-      <w:r>
-        <w:rPr>
-          <w:rFonts w:ascii="宋体" w:hAnsi="宋体" w:eastAsia="宋体"/>
-          <w:b w:val="0"/>
-          <w:sz w:val="24"/>
-        </w:rPr>
-        <w:t>[24] Lan Z, et al. Multimedia classification and event detection using double fusion[J]. Multimedia Tools and Applications, 2014, 71: 333-347.</w:t>
-      </w:r>
-    </w:p>
-    <w:p>
-      <w:pPr>
-        <w:spacing w:line="360" w:lineRule="auto" w:before="0" w:after="0"/>
-        <w:jc w:val="left"/>
-      </w:pPr>
-      <w:r>
-        <w:rPr>
-          <w:rFonts w:ascii="宋体" w:hAnsi="宋体" w:eastAsia="宋体"/>
-          <w:b w:val="0"/>
-          <w:sz w:val="24"/>
-        </w:rPr>
-        <w:t>[25] Bucak S S, et al. Multiple Kernel Learning for Visual Object Recognition: A Review[J]. IEEE Transactions on Pattern Analysis and Machine Intelligence, 2014, 36: 1354-1369.</w:t>
-      </w:r>
-    </w:p>
-    <w:p>
-      <w:pPr>
-        <w:spacing w:line="360" w:lineRule="auto" w:before="0" w:after="0"/>
-        <w:jc w:val="left"/>
-      </w:pPr>
-      <w:r>
-        <w:rPr>
-          <w:rFonts w:ascii="宋体" w:hAnsi="宋体" w:eastAsia="宋体"/>
-          <w:b w:val="0"/>
-          <w:sz w:val="24"/>
-        </w:rPr>
-        <w:t>[26] Jaques N, et al. Multi-task, multi-kernel learning for estimating individual wellbeing[J]. Proc. NIPS Workshop on Multimodal Machine Learning, 2015, 898: 3.</w:t>
-      </w:r>
-    </w:p>
-    <w:p>
-      <w:pPr>
-        <w:spacing w:line="360" w:lineRule="auto" w:before="0" w:after="0"/>
-        <w:jc w:val="left"/>
-      </w:pPr>
-      <w:r>
-        <w:rPr>
-          <w:rFonts w:ascii="宋体" w:hAnsi="宋体" w:eastAsia="宋体"/>
-          <w:b w:val="0"/>
-          <w:sz w:val="24"/>
-        </w:rPr>
-        <w:t>[27] Gurban M, et al. Dynamic modality weighting for multi-stream in audio-visual speech recognition[J]. International Conference on Multimodal Interaction, 2008: 237-240.</w:t>
-      </w:r>
-    </w:p>
-    <w:p>
-      <w:pPr>
-        <w:spacing w:line="360" w:lineRule="auto" w:before="0" w:after="0"/>
-        <w:jc w:val="left"/>
-      </w:pPr>
-      <w:r>
-        <w:rPr>
-          <w:rFonts w:ascii="宋体" w:hAnsi="宋体" w:eastAsia="宋体"/>
-          <w:b w:val="0"/>
-          <w:sz w:val="24"/>
-        </w:rPr>
-        <w:t>[28] Baltrušaitis T, et al. Dimensional affect recognition using Continuous Conditional Random Fields[J]. 2013 10th IEEE International Conference and Workshops on Automatic Face and Gesture Recognition (FG), 2013: 1-8.</w:t>
-      </w:r>
-    </w:p>
-    <w:p>
-      <w:pPr>
-        <w:spacing w:line="360" w:lineRule="auto" w:before="0" w:after="0"/>
-        <w:jc w:val="left"/>
-      </w:pPr>
-      <w:r>
-        <w:rPr>
-          <w:rFonts w:ascii="宋体" w:hAnsi="宋体" w:eastAsia="宋体"/>
-          <w:b w:val="0"/>
-          <w:sz w:val="24"/>
-        </w:rPr>
-        <w:t>[29] Jiang X, et al. The classification of multi-modal data with hidden conditional random field[J]. Pattern Recognit. Lett, 2015, 51: 63-69.</w:t>
-      </w:r>
-    </w:p>
-    <w:p>
-      <w:pPr>
-        <w:spacing w:line="360" w:lineRule="auto" w:before="0" w:after="0"/>
-        <w:jc w:val="left"/>
-      </w:pPr>
-      <w:r>
-        <w:rPr>
-          <w:rFonts w:ascii="宋体" w:hAnsi="宋体" w:eastAsia="宋体"/>
-          <w:b w:val="0"/>
-          <w:sz w:val="24"/>
-        </w:rPr>
-        <w:t>[30] Kahou S E, et al. EmoNets: Multimodal deep learning approaches for emotion recognition in video[J]. Journal on Multimodal User Interfaces, 2015, 10: 99-111.</w:t>
-      </w:r>
-    </w:p>
-    <w:p>
-      <w:pPr>
-        <w:spacing w:line="360" w:lineRule="auto" w:before="0" w:after="0"/>
-        <w:jc w:val="left"/>
-      </w:pPr>
-      <w:r>
-        <w:rPr>
-          <w:rFonts w:ascii="宋体" w:hAnsi="宋体" w:eastAsia="宋体"/>
-          <w:b w:val="0"/>
-          <w:sz w:val="24"/>
-        </w:rPr>
-        <w:t>[31] Ngiam J, et al. Multimodal Deep Learning[J]. International Conference on Machine Learning, 2011: 689-696.</w:t>
-      </w:r>
-    </w:p>
-    <w:p>
-      <w:pPr>
-        <w:spacing w:line="360" w:lineRule="auto" w:before="0" w:after="0"/>
-        <w:jc w:val="left"/>
-      </w:pPr>
-      <w:r>
-        <w:rPr>
-          <w:rFonts w:ascii="宋体" w:hAnsi="宋体" w:eastAsia="宋体"/>
-          <w:b w:val="0"/>
-          <w:sz w:val="24"/>
-        </w:rPr>
-        <w:t>[32] Chen S, Jin Q Multi-modal Dimensional Emotion Recognition using Recurrent Neural Networks[J]. Proceedings of the 5th International Workshop on Audio/Visual Emotion Challenge, 2015: 49-56.</w:t>
-      </w:r>
-    </w:p>
-    <w:p>
-      <w:pPr>
-        <w:spacing w:line="360" w:lineRule="auto" w:before="0" w:after="0"/>
-        <w:jc w:val="left"/>
-      </w:pPr>
-      <w:r>
-        <w:rPr>
-          <w:rFonts w:ascii="宋体" w:hAnsi="宋体" w:eastAsia="宋体"/>
-          <w:b w:val="0"/>
-          <w:sz w:val="24"/>
-        </w:rPr>
-        <w:t>[33] Rong Y, et al. DynStatF: An Efficient Feature Fusion Strategy for LiDAR 3D Object Detection[J]. 2023 IEEE/CVF Conference on Computer Vision and Pattern Recognition Workshops (CVPRW), 2023: 3238-3247.</w:t>
-      </w:r>
-    </w:p>
-    <w:p>
-      <w:pPr>
-        <w:spacing w:line="360" w:lineRule="auto" w:before="0" w:after="0"/>
-        <w:jc w:val="left"/>
-      </w:pPr>
-      <w:r>
-        <w:rPr>
-          <w:rFonts w:ascii="宋体" w:hAnsi="宋体" w:eastAsia="宋体"/>
-          <w:b w:val="0"/>
-          <w:sz w:val="24"/>
-        </w:rPr>
-        <w:t>[34] Zhao Z, et al. CDDFuse: Correlation-Driven Dual-Branch Feature Decomposition for Multi-Modality Image Fusion[J]. 2023 IEEE/CVF Conference on Computer Vision and Pattern Recognition (CVPR), 2023: 5906-5916.</w:t>
-      </w:r>
-    </w:p>
-    <w:p>
-      <w:pPr>
-        <w:spacing w:line="360" w:lineRule="auto" w:before="0" w:after="0"/>
-        <w:jc w:val="left"/>
-      </w:pPr>
-      <w:r>
-        <w:rPr>
-          <w:rFonts w:ascii="宋体" w:hAnsi="宋体" w:eastAsia="宋体"/>
-          <w:b w:val="0"/>
-          <w:sz w:val="24"/>
-        </w:rPr>
-        <w:t>[35] Song K, et al. Lightweight multi-level feature difference fusion network for RGB-D-T salient object detection[J]. J. King Saud Univ. Comput. Inf. Sci, 2023, 35: 101702.</w:t>
-      </w:r>
-    </w:p>
-    <w:p>
-      <w:pPr>
-        <w:spacing w:line="360" w:lineRule="auto" w:before="120" w:after="120"/>
-        <w:jc w:val="left"/>
-      </w:pPr>
-      <w:r>
-        <w:rPr>
-          <w:rFonts w:ascii="黑体" w:hAnsi="黑体" w:eastAsia="黑体"/>
-          <w:b/>
-          <w:sz w:val="30"/>
-        </w:rPr>
-        <w:t>3.4 算法对比分析</w:t>
-      </w:r>
-    </w:p>
-    <w:p>
-      <w:pPr>
-        <w:spacing w:line="360" w:lineRule="auto" w:before="120" w:after="60"/>
-        <w:jc w:val="center"/>
-      </w:pPr>
-      <w:r>
-        <w:rPr>
-          <w:rFonts w:ascii="黑体" w:hAnsi="黑体" w:eastAsia="黑体"/>
-          <w:b w:val="0"/>
-          <w:sz w:val="21"/>
-        </w:rPr>
-        <w:t>表 1.2 基于深度学习的目标跟踪检测算法优缺点对比分析</w:t>
+        <w:t>本项目按四个阶段推进，各阶段研究内容与产出如下：</w:t>
       </w:r>
     </w:p>
     <w:tbl>
@@ -1854,137 +777,68 @@
         <w:tblLook w:firstColumn="1" w:firstRow="1" w:lastColumn="0" w:lastRow="0" w:noHBand="0" w:noVBand="1" w:val="04A0"/>
       </w:tblPr>
       <w:tblGrid>
-        <w:gridCol w:w="1512"/>
-        <w:gridCol w:w="1512"/>
-        <w:gridCol w:w="1512"/>
-        <w:gridCol w:w="1512"/>
-        <w:gridCol w:w="1512"/>
-        <w:gridCol w:w="1512"/>
+        <w:gridCol w:w="2910"/>
+        <w:gridCol w:w="2910"/>
+        <w:gridCol w:w="2910"/>
       </w:tblGrid>
       <w:tr>
         <w:tc>
           <w:tcPr>
-            <w:tcW w:type="dxa" w:w="1512"/>
-            <w:vAlign w:val="center"/>
+            <w:tcW w:type="dxa" w:w="1474"/>
           </w:tcPr>
           <w:p>
             <w:pPr>
-              <w:spacing w:line="300" w:lineRule="auto"/>
               <w:jc w:val="center"/>
             </w:pPr>
             <w:r/>
             <w:r>
               <w:rPr>
-                <w:rFonts w:ascii="宋体" w:hAnsi="宋体" w:eastAsia="宋体"/>
+                <w:rFonts w:ascii="黑体" w:hAnsi="黑体" w:eastAsia="黑体"/>
                 <w:b/>
+                <w:color w:val="111827"/>
                 <w:sz w:val="21"/>
               </w:rPr>
-              <w:t>模型</w:t>
+              <w:t>阶段</w:t>
             </w:r>
           </w:p>
         </w:tc>
         <w:tc>
           <w:tcPr>
-            <w:tcW w:type="dxa" w:w="1512"/>
-            <w:vAlign w:val="center"/>
+            <w:tcW w:type="dxa" w:w="4876"/>
           </w:tcPr>
           <w:p>
             <w:pPr>
-              <w:spacing w:line="300" w:lineRule="auto"/>
               <w:jc w:val="center"/>
             </w:pPr>
             <w:r/>
             <w:r>
               <w:rPr>
-                <w:rFonts w:ascii="宋体" w:hAnsi="宋体" w:eastAsia="宋体"/>
+                <w:rFonts w:ascii="黑体" w:hAnsi="黑体" w:eastAsia="黑体"/>
                 <w:b/>
+                <w:color w:val="111827"/>
                 <w:sz w:val="21"/>
               </w:rPr>
-              <w:t>文献</w:t>
+              <w:t>研究内容</w:t>
             </w:r>
           </w:p>
         </w:tc>
         <w:tc>
           <w:tcPr>
-            <w:tcW w:type="dxa" w:w="1512"/>
-            <w:vAlign w:val="center"/>
+            <w:tcW w:type="dxa" w:w="2381"/>
           </w:tcPr>
           <w:p>
             <w:pPr>
-              <w:spacing w:line="300" w:lineRule="auto"/>
               <w:jc w:val="center"/>
             </w:pPr>
             <w:r/>
             <w:r>
               <w:rPr>
-                <w:rFonts w:ascii="宋体" w:hAnsi="宋体" w:eastAsia="宋体"/>
+                <w:rFonts w:ascii="黑体" w:hAnsi="黑体" w:eastAsia="黑体"/>
                 <w:b/>
+                <w:color w:val="111827"/>
                 <w:sz w:val="21"/>
               </w:rPr>
-              <w:t>技术特点</w:t>
-            </w:r>
-          </w:p>
-        </w:tc>
-        <w:tc>
-          <w:tcPr>
-            <w:tcW w:type="dxa" w:w="1512"/>
-            <w:vAlign w:val="center"/>
-          </w:tcPr>
-          <w:p>
-            <w:pPr>
-              <w:spacing w:line="300" w:lineRule="auto"/>
-              <w:jc w:val="center"/>
-            </w:pPr>
-            <w:r/>
-            <w:r>
-              <w:rPr>
-                <w:rFonts w:ascii="宋体" w:hAnsi="宋体" w:eastAsia="宋体"/>
-                <w:b/>
-                <w:sz w:val="21"/>
-              </w:rPr>
-              <w:t>优势</w:t>
-            </w:r>
-          </w:p>
-        </w:tc>
-        <w:tc>
-          <w:tcPr>
-            <w:tcW w:type="dxa" w:w="1512"/>
-            <w:vAlign w:val="center"/>
-          </w:tcPr>
-          <w:p>
-            <w:pPr>
-              <w:spacing w:line="300" w:lineRule="auto"/>
-              <w:jc w:val="center"/>
-            </w:pPr>
-            <w:r/>
-            <w:r>
-              <w:rPr>
-                <w:rFonts w:ascii="宋体" w:hAnsi="宋体" w:eastAsia="宋体"/>
-                <w:b/>
-                <w:sz w:val="21"/>
-              </w:rPr>
-              <w:t>劣势</w:t>
-            </w:r>
-          </w:p>
-        </w:tc>
-        <w:tc>
-          <w:tcPr>
-            <w:tcW w:type="dxa" w:w="1512"/>
-            <w:vAlign w:val="center"/>
-          </w:tcPr>
-          <w:p>
-            <w:pPr>
-              <w:spacing w:line="300" w:lineRule="auto"/>
-              <w:jc w:val="center"/>
-            </w:pPr>
-            <w:r/>
-            <w:r>
-              <w:rPr>
-                <w:rFonts w:ascii="宋体" w:hAnsi="宋体" w:eastAsia="宋体"/>
-                <w:b/>
-                <w:sz w:val="21"/>
-              </w:rPr>
-              <w:t>适用场景</w:t>
+              <w:t>阶段产出</w:t>
             </w:r>
           </w:p>
         </w:tc>
@@ -1992,12 +846,27 @@
       <w:tr>
         <w:tc>
           <w:tcPr>
-            <w:tcW w:type="dxa" w:w="1512"/>
-            <w:vAlign w:val="center"/>
+            <w:tcW w:type="dxa" w:w="1474"/>
+          </w:tcPr>
+          <w:p>
+            <w:r/>
+            <w:r>
+              <w:rPr>
+                <w:rFonts w:ascii="宋体" w:hAnsi="宋体" w:eastAsia="宋体"/>
+                <w:b w:val="0"/>
+                <w:color w:val="111827"/>
+                <w:sz w:val="21"/>
+              </w:rPr>
+              <w:t>第一阶段</w:t>
+            </w:r>
+          </w:p>
+        </w:tc>
+        <w:tc>
+          <w:tcPr>
+            <w:tcW w:type="dxa" w:w="4876"/>
           </w:tcPr>
           <w:p>
             <w:pPr>
-              <w:spacing w:line="300" w:lineRule="auto"/>
               <w:jc w:val="center"/>
             </w:pPr>
             <w:r/>
@@ -2005,20 +874,19 @@
               <w:rPr>
                 <w:rFonts w:ascii="宋体" w:hAnsi="宋体" w:eastAsia="宋体"/>
                 <w:b w:val="0"/>
+                <w:color w:val="111827"/>
                 <w:sz w:val="21"/>
               </w:rPr>
-              <w:t>R-CNN 系列</w:t>
+              <w:t>文献调研与痛点定位；无人机六自由度动力学建模</w:t>
             </w:r>
           </w:p>
         </w:tc>
         <w:tc>
           <w:tcPr>
-            <w:tcW w:type="dxa" w:w="1512"/>
-            <w:vAlign w:val="center"/>
+            <w:tcW w:type="dxa" w:w="2381"/>
           </w:tcPr>
           <w:p>
             <w:pPr>
-              <w:spacing w:line="300" w:lineRule="auto"/>
               <w:jc w:val="center"/>
             </w:pPr>
             <w:r/>
@@ -2026,20 +894,38 @@
               <w:rPr>
                 <w:rFonts w:ascii="宋体" w:hAnsi="宋体" w:eastAsia="宋体"/>
                 <w:b w:val="0"/>
+                <w:color w:val="111827"/>
                 <w:sz w:val="21"/>
               </w:rPr>
-              <w:t>[13,14]</w:t>
+              <w:t>需求分析报告、动力学模型</w:t>
+            </w:r>
+          </w:p>
+        </w:tc>
+      </w:tr>
+      <w:tr>
+        <w:tc>
+          <w:tcPr>
+            <w:tcW w:type="dxa" w:w="1474"/>
+          </w:tcPr>
+          <w:p>
+            <w:r/>
+            <w:r>
+              <w:rPr>
+                <w:rFonts w:ascii="宋体" w:hAnsi="宋体" w:eastAsia="宋体"/>
+                <w:b w:val="0"/>
+                <w:color w:val="111827"/>
+                <w:sz w:val="21"/>
+              </w:rPr>
+              <w:t>第二阶段</w:t>
             </w:r>
           </w:p>
         </w:tc>
         <w:tc>
           <w:tcPr>
-            <w:tcW w:type="dxa" w:w="1512"/>
-            <w:vAlign w:val="center"/>
+            <w:tcW w:type="dxa" w:w="4876"/>
           </w:tcPr>
           <w:p>
             <w:pPr>
-              <w:spacing w:line="300" w:lineRule="auto"/>
               <w:jc w:val="center"/>
             </w:pPr>
             <w:r/>
@@ -2047,20 +933,19 @@
               <w:rPr>
                 <w:rFonts w:ascii="宋体" w:hAnsi="宋体" w:eastAsia="宋体"/>
                 <w:b w:val="0"/>
+                <w:color w:val="111827"/>
                 <w:sz w:val="21"/>
               </w:rPr>
-              <w:t>两阶段检测，先区域提取再分类</w:t>
+              <w:t>改进 A* 路径规划算法设计；动态障碍规避策略</w:t>
             </w:r>
           </w:p>
         </w:tc>
         <w:tc>
           <w:tcPr>
-            <w:tcW w:type="dxa" w:w="1512"/>
-            <w:vAlign w:val="center"/>
+            <w:tcW w:type="dxa" w:w="2381"/>
           </w:tcPr>
           <w:p>
             <w:pPr>
-              <w:spacing w:line="300" w:lineRule="auto"/>
               <w:jc w:val="center"/>
             </w:pPr>
             <w:r/>
@@ -2068,20 +953,38 @@
               <w:rPr>
                 <w:rFonts w:ascii="宋体" w:hAnsi="宋体" w:eastAsia="宋体"/>
                 <w:b w:val="0"/>
+                <w:color w:val="111827"/>
                 <w:sz w:val="21"/>
               </w:rPr>
-              <w:t>识别精度高，对小目标敏感</w:t>
+              <w:t>算法设计文档、核心代码</w:t>
+            </w:r>
+          </w:p>
+        </w:tc>
+      </w:tr>
+      <w:tr>
+        <w:tc>
+          <w:tcPr>
+            <w:tcW w:type="dxa" w:w="1474"/>
+          </w:tcPr>
+          <w:p>
+            <w:r/>
+            <w:r>
+              <w:rPr>
+                <w:rFonts w:ascii="宋体" w:hAnsi="宋体" w:eastAsia="宋体"/>
+                <w:b w:val="0"/>
+                <w:color w:val="111827"/>
+                <w:sz w:val="21"/>
+              </w:rPr>
+              <w:t>第三阶段</w:t>
             </w:r>
           </w:p>
         </w:tc>
         <w:tc>
           <w:tcPr>
-            <w:tcW w:type="dxa" w:w="1512"/>
-            <w:vAlign w:val="center"/>
+            <w:tcW w:type="dxa" w:w="4876"/>
           </w:tcPr>
           <w:p>
             <w:pPr>
-              <w:spacing w:line="300" w:lineRule="auto"/>
               <w:jc w:val="center"/>
             </w:pPr>
             <w:r/>
@@ -2089,20 +992,19 @@
               <w:rPr>
                 <w:rFonts w:ascii="宋体" w:hAnsi="宋体" w:eastAsia="宋体"/>
                 <w:b w:val="0"/>
+                <w:color w:val="111827"/>
                 <w:sz w:val="21"/>
               </w:rPr>
-              <w:t>速度慢，每张图需上千次前向计算</w:t>
+              <w:t>Gazebo 仿真平台搭建；多场景对比实验</w:t>
             </w:r>
           </w:p>
         </w:tc>
         <w:tc>
           <w:tcPr>
-            <w:tcW w:type="dxa" w:w="1512"/>
-            <w:vAlign w:val="center"/>
+            <w:tcW w:type="dxa" w:w="2381"/>
           </w:tcPr>
           <w:p>
             <w:pPr>
-              <w:spacing w:line="300" w:lineRule="auto"/>
               <w:jc w:val="center"/>
             </w:pPr>
             <w:r/>
@@ -2110,9 +1012,10 @@
               <w:rPr>
                 <w:rFonts w:ascii="宋体" w:hAnsi="宋体" w:eastAsia="宋体"/>
                 <w:b w:val="0"/>
+                <w:color w:val="111827"/>
                 <w:sz w:val="21"/>
               </w:rPr>
-              <w:t>静态场景高精度识别</w:t>
+              <w:t>仿真数据集、对比实验报告</w:t>
             </w:r>
           </w:p>
         </w:tc>
@@ -2120,12 +1023,27 @@
       <w:tr>
         <w:tc>
           <w:tcPr>
-            <w:tcW w:type="dxa" w:w="1512"/>
-            <w:vAlign w:val="center"/>
+            <w:tcW w:type="dxa" w:w="1474"/>
+          </w:tcPr>
+          <w:p>
+            <w:r/>
+            <w:r>
+              <w:rPr>
+                <w:rFonts w:ascii="宋体" w:hAnsi="宋体" w:eastAsia="宋体"/>
+                <w:b w:val="0"/>
+                <w:color w:val="111827"/>
+                <w:sz w:val="21"/>
+              </w:rPr>
+              <w:t>第四阶段</w:t>
+            </w:r>
+          </w:p>
+        </w:tc>
+        <w:tc>
+          <w:tcPr>
+            <w:tcW w:type="dxa" w:w="4876"/>
           </w:tcPr>
           <w:p>
             <w:pPr>
-              <w:spacing w:line="300" w:lineRule="auto"/>
               <w:jc w:val="center"/>
             </w:pPr>
             <w:r/>
@@ -2133,20 +1051,19 @@
               <w:rPr>
                 <w:rFonts w:ascii="宋体" w:hAnsi="宋体" w:eastAsia="宋体"/>
                 <w:b w:val="0"/>
+                <w:color w:val="111827"/>
                 <w:sz w:val="21"/>
               </w:rPr>
-              <w:t>SSD 系列</w:t>
+              <w:t>样机集成与参数整定；论文撰写与成果整理</w:t>
             </w:r>
           </w:p>
         </w:tc>
         <w:tc>
           <w:tcPr>
-            <w:tcW w:type="dxa" w:w="1512"/>
-            <w:vAlign w:val="center"/>
+            <w:tcW w:type="dxa" w:w="2381"/>
           </w:tcPr>
           <w:p>
             <w:pPr>
-              <w:spacing w:line="300" w:lineRule="auto"/>
               <w:jc w:val="center"/>
             </w:pPr>
             <w:r/>
@@ -2154,1699 +1071,451 @@
               <w:rPr>
                 <w:rFonts w:ascii="宋体" w:hAnsi="宋体" w:eastAsia="宋体"/>
                 <w:b w:val="0"/>
+                <w:color w:val="111827"/>
                 <w:sz w:val="21"/>
               </w:rPr>
-              <w:t>[15,16]</w:t>
-            </w:r>
-          </w:p>
-        </w:tc>
-        <w:tc>
-          <w:tcPr>
-            <w:tcW w:type="dxa" w:w="1512"/>
-            <w:vAlign w:val="center"/>
-          </w:tcPr>
-          <w:p>
-            <w:pPr>
-              <w:spacing w:line="300" w:lineRule="auto"/>
-              <w:jc w:val="center"/>
-            </w:pPr>
-            <w:r/>
-            <w:r>
-              <w:rPr>
-                <w:rFonts w:ascii="宋体" w:hAnsi="宋体" w:eastAsia="宋体"/>
-                <w:b w:val="0"/>
-                <w:sz w:val="21"/>
-              </w:rPr>
-              <w:t>单阶段检测，多尺度特征图</w:t>
-            </w:r>
-          </w:p>
-        </w:tc>
-        <w:tc>
-          <w:tcPr>
-            <w:tcW w:type="dxa" w:w="1512"/>
-            <w:vAlign w:val="center"/>
-          </w:tcPr>
-          <w:p>
-            <w:pPr>
-              <w:spacing w:line="300" w:lineRule="auto"/>
-              <w:jc w:val="center"/>
-            </w:pPr>
-            <w:r/>
-            <w:r>
-              <w:rPr>
-                <w:rFonts w:ascii="宋体" w:hAnsi="宋体" w:eastAsia="宋体"/>
-                <w:b w:val="0"/>
-                <w:sz w:val="21"/>
-              </w:rPr>
-              <w:t>速度较快，精度适中</w:t>
-            </w:r>
-          </w:p>
-        </w:tc>
-        <w:tc>
-          <w:tcPr>
-            <w:tcW w:type="dxa" w:w="1512"/>
-            <w:vAlign w:val="center"/>
-          </w:tcPr>
-          <w:p>
-            <w:pPr>
-              <w:spacing w:line="300" w:lineRule="auto"/>
-              <w:jc w:val="center"/>
-            </w:pPr>
-            <w:r/>
-            <w:r>
-              <w:rPr>
-                <w:rFonts w:ascii="宋体" w:hAnsi="宋体" w:eastAsia="宋体"/>
-                <w:b w:val="0"/>
-                <w:sz w:val="21"/>
-              </w:rPr>
-              <w:t>小目标信息丢失，密集场景表现差</w:t>
-            </w:r>
-          </w:p>
-        </w:tc>
-        <w:tc>
-          <w:tcPr>
-            <w:tcW w:type="dxa" w:w="1512"/>
-            <w:vAlign w:val="center"/>
-          </w:tcPr>
-          <w:p>
-            <w:pPr>
-              <w:spacing w:line="300" w:lineRule="auto"/>
-              <w:jc w:val="center"/>
-            </w:pPr>
-            <w:r/>
-            <w:r>
-              <w:rPr>
-                <w:rFonts w:ascii="宋体" w:hAnsi="宋体" w:eastAsia="宋体"/>
-                <w:b w:val="0"/>
-                <w:sz w:val="21"/>
-              </w:rPr>
-              <w:t>实时性要求中等场景</w:t>
-            </w:r>
-          </w:p>
-        </w:tc>
-      </w:tr>
-      <w:tr>
-        <w:tc>
-          <w:tcPr>
-            <w:tcW w:type="dxa" w:w="1512"/>
-            <w:vAlign w:val="center"/>
-          </w:tcPr>
-          <w:p>
-            <w:pPr>
-              <w:spacing w:line="300" w:lineRule="auto"/>
-              <w:jc w:val="center"/>
-            </w:pPr>
-            <w:r/>
-            <w:r>
-              <w:rPr>
-                <w:rFonts w:ascii="宋体" w:hAnsi="宋体" w:eastAsia="宋体"/>
-                <w:b w:val="0"/>
-                <w:sz w:val="21"/>
-              </w:rPr>
-              <w:t>YOLO 系列</w:t>
-            </w:r>
-          </w:p>
-        </w:tc>
-        <w:tc>
-          <w:tcPr>
-            <w:tcW w:type="dxa" w:w="1512"/>
-            <w:vAlign w:val="center"/>
-          </w:tcPr>
-          <w:p>
-            <w:pPr>
-              <w:spacing w:line="300" w:lineRule="auto"/>
-              <w:jc w:val="center"/>
-            </w:pPr>
-            <w:r/>
-            <w:r>
-              <w:rPr>
-                <w:rFonts w:ascii="宋体" w:hAnsi="宋体" w:eastAsia="宋体"/>
-                <w:b w:val="0"/>
-                <w:sz w:val="21"/>
-              </w:rPr>
-              <w:t>[17-20]</w:t>
-            </w:r>
-          </w:p>
-        </w:tc>
-        <w:tc>
-          <w:tcPr>
-            <w:tcW w:type="dxa" w:w="1512"/>
-            <w:vAlign w:val="center"/>
-          </w:tcPr>
-          <w:p>
-            <w:pPr>
-              <w:spacing w:line="300" w:lineRule="auto"/>
-              <w:jc w:val="center"/>
-            </w:pPr>
-            <w:r/>
-            <w:r>
-              <w:rPr>
-                <w:rFonts w:ascii="宋体" w:hAnsi="宋体" w:eastAsia="宋体"/>
-                <w:b w:val="0"/>
-                <w:sz w:val="21"/>
-              </w:rPr>
-              <w:t>单阶段回归，端到端网络</w:t>
-            </w:r>
-          </w:p>
-        </w:tc>
-        <w:tc>
-          <w:tcPr>
-            <w:tcW w:type="dxa" w:w="1512"/>
-            <w:vAlign w:val="center"/>
-          </w:tcPr>
-          <w:p>
-            <w:pPr>
-              <w:spacing w:line="300" w:lineRule="auto"/>
-              <w:jc w:val="center"/>
-            </w:pPr>
-            <w:r/>
-            <w:r>
-              <w:rPr>
-                <w:rFonts w:ascii="宋体" w:hAnsi="宋体" w:eastAsia="宋体"/>
-                <w:b w:val="0"/>
-                <w:sz w:val="21"/>
-              </w:rPr>
-              <w:t>检测速度最快，实时性高，参数量小</w:t>
-            </w:r>
-          </w:p>
-        </w:tc>
-        <w:tc>
-          <w:tcPr>
-            <w:tcW w:type="dxa" w:w="1512"/>
-            <w:vAlign w:val="center"/>
-          </w:tcPr>
-          <w:p>
-            <w:pPr>
-              <w:spacing w:line="300" w:lineRule="auto"/>
-              <w:jc w:val="center"/>
-            </w:pPr>
-            <w:r/>
-            <w:r>
-              <w:rPr>
-                <w:rFonts w:ascii="宋体" w:hAnsi="宋体" w:eastAsia="宋体"/>
-                <w:b w:val="0"/>
-                <w:sz w:val="21"/>
-              </w:rPr>
-              <w:t>位置精度较差，召回率低</w:t>
-            </w:r>
-          </w:p>
-        </w:tc>
-        <w:tc>
-          <w:tcPr>
-            <w:tcW w:type="dxa" w:w="1512"/>
-            <w:vAlign w:val="center"/>
-          </w:tcPr>
-          <w:p>
-            <w:pPr>
-              <w:spacing w:line="300" w:lineRule="auto"/>
-              <w:jc w:val="center"/>
-            </w:pPr>
-            <w:r/>
-            <w:r>
-              <w:rPr>
-                <w:rFonts w:ascii="宋体" w:hAnsi="宋体" w:eastAsia="宋体"/>
-                <w:b w:val="0"/>
-                <w:sz w:val="21"/>
-              </w:rPr>
-              <w:t>实时嵌入式部署</w:t>
-            </w:r>
-          </w:p>
-        </w:tc>
-      </w:tr>
-      <w:tr>
-        <w:tc>
-          <w:tcPr>
-            <w:tcW w:type="dxa" w:w="1512"/>
-            <w:vAlign w:val="center"/>
-          </w:tcPr>
-          <w:p>
-            <w:pPr>
-              <w:spacing w:line="300" w:lineRule="auto"/>
-              <w:jc w:val="center"/>
-            </w:pPr>
-            <w:r/>
-            <w:r>
-              <w:rPr>
-                <w:rFonts w:ascii="宋体" w:hAnsi="宋体" w:eastAsia="宋体"/>
-                <w:b w:val="0"/>
-                <w:sz w:val="21"/>
-              </w:rPr>
-              <w:t>YOLO-LRP（本项目）</w:t>
-            </w:r>
-          </w:p>
-        </w:tc>
-        <w:tc>
-          <w:tcPr>
-            <w:tcW w:type="dxa" w:w="1512"/>
-            <w:vAlign w:val="center"/>
-          </w:tcPr>
-          <w:p>
-            <w:pPr>
-              <w:spacing w:line="300" w:lineRule="auto"/>
-              <w:jc w:val="center"/>
-            </w:pPr>
-            <w:r/>
-            <w:r>
-              <w:rPr>
-                <w:rFonts w:ascii="宋体" w:hAnsi="宋体" w:eastAsia="宋体"/>
-                <w:b w:val="0"/>
-                <w:sz w:val="21"/>
-              </w:rPr>
-              <w:t>[本]</w:t>
-            </w:r>
-          </w:p>
-        </w:tc>
-        <w:tc>
-          <w:tcPr>
-            <w:tcW w:type="dxa" w:w="1512"/>
-            <w:vAlign w:val="center"/>
-          </w:tcPr>
-          <w:p>
-            <w:pPr>
-              <w:spacing w:line="300" w:lineRule="auto"/>
-              <w:jc w:val="center"/>
-            </w:pPr>
-            <w:r/>
-            <w:r>
-              <w:rPr>
-                <w:rFonts w:ascii="宋体" w:hAnsi="宋体" w:eastAsia="宋体"/>
-                <w:b w:val="0"/>
-                <w:sz w:val="21"/>
-              </w:rPr>
-              <w:t>重参数化 MobileOne + GhostConv + SE 注意力</w:t>
-            </w:r>
-          </w:p>
-        </w:tc>
-        <w:tc>
-          <w:tcPr>
-            <w:tcW w:type="dxa" w:w="1512"/>
-            <w:vAlign w:val="center"/>
-          </w:tcPr>
-          <w:p>
-            <w:pPr>
-              <w:spacing w:line="300" w:lineRule="auto"/>
-              <w:jc w:val="center"/>
-            </w:pPr>
-            <w:r/>
-            <w:r>
-              <w:rPr>
-                <w:rFonts w:ascii="宋体" w:hAnsi="宋体" w:eastAsia="宋体"/>
-                <w:b w:val="0"/>
-                <w:sz w:val="21"/>
-              </w:rPr>
-              <w:t>参数减少 69%，速度提升 3.75×</w:t>
-            </w:r>
-          </w:p>
-        </w:tc>
-        <w:tc>
-          <w:tcPr>
-            <w:tcW w:type="dxa" w:w="1512"/>
-            <w:vAlign w:val="center"/>
-          </w:tcPr>
-          <w:p>
-            <w:pPr>
-              <w:spacing w:line="300" w:lineRule="auto"/>
-              <w:jc w:val="center"/>
-            </w:pPr>
-            <w:r/>
-            <w:r>
-              <w:rPr>
-                <w:rFonts w:ascii="宋体" w:hAnsi="宋体" w:eastAsia="宋体"/>
-                <w:b w:val="0"/>
-                <w:sz w:val="21"/>
-              </w:rPr>
-              <w:t>训练复杂度高</w:t>
-            </w:r>
-          </w:p>
-        </w:tc>
-        <w:tc>
-          <w:tcPr>
-            <w:tcW w:type="dxa" w:w="1512"/>
-            <w:vAlign w:val="center"/>
-          </w:tcPr>
-          <w:p>
-            <w:pPr>
-              <w:spacing w:line="300" w:lineRule="auto"/>
-              <w:jc w:val="center"/>
-            </w:pPr>
-            <w:r/>
-            <w:r>
-              <w:rPr>
-                <w:rFonts w:ascii="宋体" w:hAnsi="宋体" w:eastAsia="宋体"/>
-                <w:b w:val="0"/>
-                <w:sz w:val="21"/>
-              </w:rPr>
-              <w:t>火场实时检测</w:t>
+              <w:t>原理样机、期刊论文</w:t>
             </w:r>
           </w:p>
         </w:tc>
       </w:tr>
     </w:tbl>
-    <w:p/>
     <w:p>
       <w:pPr>
-        <w:spacing w:line="360" w:lineRule="auto" w:before="120" w:after="60"/>
-        <w:jc w:val="left"/>
+        <w:spacing w:before="200" w:after="100" w:line="360" w:lineRule="auto"/>
       </w:pPr>
       <w:r>
         <w:rPr>
-          <w:rFonts w:ascii="宋体" w:hAnsi="宋体" w:eastAsia="宋体"/>
+          <w:rFonts w:ascii="黑体" w:hAnsi="黑体" w:eastAsia="黑体"/>
           <w:b/>
-          <w:sz w:val="28"/>
+          <w:color w:val="111827"/>
+          <w:sz w:val="25"/>
         </w:rPr>
-        <w:t>选型结论</w:t>
+        <w:t>3.2 技术路线</w:t>
       </w:r>
     </w:p>
     <w:p>
       <w:pPr>
-        <w:spacing w:line="360" w:lineRule="auto" w:before="0" w:after="0"/>
+        <w:spacing w:before="0" w:after="120" w:lineRule="auto" w:line="360"/>
         <w:ind w:firstLine="480"/>
-        <w:jc w:val="left"/>
       </w:pPr>
       <w:r>
         <w:rPr>
           <w:rFonts w:ascii="宋体" w:hAnsi="宋体" w:eastAsia="宋体"/>
           <w:b w:val="0"/>
+          <w:color w:val="111827"/>
           <w:sz w:val="24"/>
         </w:rPr>
-        <w:t>基于上表，相比 R-CNN 和 SSD 系列深度学习模型，YOLO 系列模型检测精度最大，模型内存小，而且实时性最好，这样可以在嵌入式设备中很好的应用，同时达到对火灾检测实时性的要求。本项目在 YOLOv10 基础上进一步优化，引入 MobileOne 重参数化骨干网络、OREPA 在线卷积重参数化、GhostConv 模块、SE 注意力机制，在保持检测精度的同时大幅降低参数量与推理时延，是火场实时检测场景的最佳选择。</w:t>
+        <w:t>技术路线采用「建模—设计—验证—落地」的递进结构。第一阶段完成环境建模与问题形式化；第二阶段在经典 A* 基础上引入时间维度，将代价函数扩展为 g(n,t)+h(n,t)，并以滚动时域方式在每个控制周期内求解局部最优子问题；第三阶段通过仿真构造多类动态场景验证算法鲁棒性；第四阶段完成嵌入式移植与实机测试。</w:t>
       </w:r>
     </w:p>
     <w:p>
       <w:pPr>
-        <w:spacing w:line="360" w:lineRule="auto" w:before="240" w:after="240"/>
+        <w:spacing w:before="160" w:after="60"/>
         <w:jc w:val="center"/>
+      </w:pPr>
+      <w:r>
+        <w:drawing>
+          <wp:inline xmlns:a="http://schemas.openxmlformats.org/drawingml/2006/main" xmlns:pic="http://schemas.openxmlformats.org/drawingml/2006/picture">
+            <wp:extent cx="5472000" cy="2191281"/>
+            <wp:docPr id="2" name="Picture 2"/>
+            <wp:cNvGraphicFramePr>
+              <a:graphicFrameLocks noChangeAspect="1"/>
+            </wp:cNvGraphicFramePr>
+            <a:graphic>
+              <a:graphicData uri="http://schemas.openxmlformats.org/drawingml/2006/picture">
+                <pic:pic>
+                  <pic:nvPicPr>
+                    <pic:cNvPr id="0" name="01_tech_roadmap.png"/>
+                    <pic:cNvPicPr/>
+                  </pic:nvPicPr>
+                  <pic:blipFill>
+                    <a:blip r:embed="rId10"/>
+                    <a:stretch>
+                      <a:fillRect/>
+                    </a:stretch>
+                  </pic:blipFill>
+                  <pic:spPr>
+                    <a:xfrm>
+                      <a:off x="0" y="0"/>
+                      <a:ext cx="5472000" cy="2191281"/>
+                    </a:xfrm>
+                    <a:prstGeom prst="rect"/>
+                  </pic:spPr>
+                </pic:pic>
+              </a:graphicData>
+            </a:graphic>
+          </wp:inline>
+        </w:drawing>
+      </w:r>
+    </w:p>
+    <w:p>
+      <w:pPr>
+        <w:spacing w:after="240"/>
+        <w:jc w:val="center"/>
+      </w:pPr>
+      <w:r>
+        <w:rPr>
+          <w:rFonts w:ascii="宋体" w:hAnsi="宋体" w:eastAsia="宋体"/>
+          <w:b w:val="0"/>
+          <w:color w:val="6B7280"/>
+          <w:sz w:val="21"/>
+        </w:rPr>
+        <w:t>图 2　四阶段技术路线图（含各阶段研究内容与前后依赖关系）</w:t>
+      </w:r>
+    </w:p>
+    <w:p>
+      <w:pPr>
+        <w:spacing w:before="200" w:after="100" w:line="360" w:lineRule="auto"/>
       </w:pPr>
       <w:r>
         <w:rPr>
           <w:rFonts w:ascii="黑体" w:hAnsi="黑体" w:eastAsia="黑体"/>
           <w:b/>
-          <w:sz w:val="32"/>
+          <w:color w:val="111827"/>
+          <w:sz w:val="25"/>
         </w:rPr>
-        <w:t>四、项目研究内容、目标与关键科学问题</w:t>
+        <w:t>3.3 关键科学问题</w:t>
       </w:r>
     </w:p>
     <w:p>
       <w:pPr>
-        <w:spacing w:line="360" w:lineRule="auto" w:before="120" w:after="120"/>
-        <w:jc w:val="left"/>
+        <w:spacing w:before="0" w:after="120" w:lineRule="auto" w:line="360"/>
+        <w:ind w:firstLine="480"/>
+      </w:pPr>
+      <w:r>
+        <w:rPr>
+          <w:rFonts w:ascii="宋体" w:hAnsi="宋体" w:eastAsia="宋体"/>
+          <w:b w:val="0"/>
+          <w:color w:val="111827"/>
+          <w:sz w:val="24"/>
+        </w:rPr>
+        <w:t>（1）动态代价函数的构建方式：如何在保证启发函数可采纳性的前提下，将障碍物的运动趋势编码进代价值，避免算法退化为贪心搜索。</w:t>
+      </w:r>
+    </w:p>
+    <w:p>
+      <w:pPr>
+        <w:spacing w:before="0" w:after="120" w:lineRule="auto" w:line="360"/>
+        <w:ind w:firstLine="480"/>
+      </w:pPr>
+      <w:r>
+        <w:rPr>
+          <w:rFonts w:ascii="宋体" w:hAnsi="宋体" w:eastAsia="宋体"/>
+          <w:b w:val="0"/>
+          <w:color w:val="111827"/>
+          <w:sz w:val="24"/>
+        </w:rPr>
+        <w:t>（2）滚动时域的窗口长度选取：窗口过短会导致全局性缺失，过长则失去实时性优势，需要通过实验确定与飞行速度、障碍密度的函数关系。</w:t>
+      </w:r>
+    </w:p>
+    <w:p>
+      <w:pPr>
+        <w:spacing w:before="360" w:after="160" w:line="360" w:lineRule="auto"/>
       </w:pPr>
       <w:r>
         <w:rPr>
           <w:rFonts w:ascii="黑体" w:hAnsi="黑体" w:eastAsia="黑体"/>
           <w:b/>
+          <w:color w:val="111827"/>
           <w:sz w:val="30"/>
         </w:rPr>
-        <w:t>（一）研究内容</w:t>
+        <w:t>四、研究方案与可行性分析</w:t>
       </w:r>
     </w:p>
     <w:p>
       <w:pPr>
-        <w:spacing w:line="360" w:lineRule="auto" w:before="0" w:after="0"/>
+        <w:spacing w:before="200" w:after="100" w:line="360" w:lineRule="auto"/>
+      </w:pPr>
+      <w:r>
+        <w:rPr>
+          <w:rFonts w:ascii="黑体" w:hAnsi="黑体" w:eastAsia="黑体"/>
+          <w:b/>
+          <w:color w:val="111827"/>
+          <w:sz w:val="25"/>
+        </w:rPr>
+        <w:t>4.1 研究方案</w:t>
+      </w:r>
+    </w:p>
+    <w:p>
+      <w:pPr>
+        <w:spacing w:before="0" w:after="120" w:lineRule="auto" w:line="360"/>
         <w:ind w:firstLine="480"/>
-        <w:jc w:val="left"/>
       </w:pPr>
       <w:r>
         <w:rPr>
           <w:rFonts w:ascii="宋体" w:hAnsi="宋体" w:eastAsia="宋体"/>
           <w:b w:val="0"/>
+          <w:color w:val="111827"/>
           <w:sz w:val="24"/>
         </w:rPr>
-        <w:t>1. 多模态融合技术下的大模型串联小模型结构研究（针对科学问题一）：开发大模型提取和融合来自不同模态的特征，利用小模型针对火灾场景进行优化，实现快速准确的目标检测。多模态模型融合技术整合声音、图像、点云等异构数据，通过双向长短期记忆网络（BiLSTM）融合语音特征序列，结合视觉、激光雷达等传感器数据，利用卷积神经网络和点云处理网络的融合实现对目标在三维空间中的检测和定位。预期产出：多模态融合框架 1 套、跨模态对齐算法 1 套。</w:t>
+        <w:t>算法实现基于 ROS 2 框架，规划模块以独立节点形式部署，接收感知节点输出的动态障碍物位姿序列，输出平滑的局部航点。为便于对比，同步实现经典 A*、D* Lite 两个基线算法，在同一数据集上做横向评测。</w:t>
       </w:r>
     </w:p>
     <w:p>
       <w:pPr>
-        <w:spacing w:line="360" w:lineRule="auto" w:before="0" w:after="0"/>
-        <w:ind w:firstLine="480"/>
-        <w:jc w:val="left"/>
+        <w:spacing w:before="160" w:after="60"/>
+        <w:jc w:val="center"/>
+      </w:pPr>
+      <w:r>
+        <w:drawing>
+          <wp:inline xmlns:a="http://schemas.openxmlformats.org/drawingml/2006/main" xmlns:pic="http://schemas.openxmlformats.org/drawingml/2006/picture">
+            <wp:extent cx="5472000" cy="3122814"/>
+            <wp:docPr id="3" name="Picture 3"/>
+            <wp:cNvGraphicFramePr>
+              <a:graphicFrameLocks noChangeAspect="1"/>
+            </wp:cNvGraphicFramePr>
+            <a:graphic>
+              <a:graphicData uri="http://schemas.openxmlformats.org/drawingml/2006/picture">
+                <pic:pic>
+                  <pic:nvPicPr>
+                    <pic:cNvPr id="0" name="04_compare.png"/>
+                    <pic:cNvPicPr/>
+                  </pic:nvPicPr>
+                  <pic:blipFill>
+                    <a:blip r:embed="rId11"/>
+                    <a:stretch>
+                      <a:fillRect/>
+                    </a:stretch>
+                  </pic:blipFill>
+                  <pic:spPr>
+                    <a:xfrm>
+                      <a:off x="0" y="0"/>
+                      <a:ext cx="5472000" cy="3122814"/>
+                    </a:xfrm>
+                    <a:prstGeom prst="rect"/>
+                  </pic:spPr>
+                </pic:pic>
+              </a:graphicData>
+            </a:graphic>
+          </wp:inline>
+        </w:drawing>
+      </w:r>
+    </w:p>
+    <w:p>
+      <w:pPr>
+        <w:spacing w:after="240"/>
+        <w:jc w:val="center"/>
       </w:pPr>
       <w:r>
         <w:rPr>
           <w:rFonts w:ascii="宋体" w:hAnsi="宋体" w:eastAsia="宋体"/>
           <w:b w:val="0"/>
-          <w:sz w:val="24"/>
+          <w:color w:val="6B7280"/>
+          <w:sz w:val="21"/>
         </w:rPr>
-        <w:t>2. 轻量化自适应卷积神经网络识别与检测研究（针对科学问题二）：引入高性能低耗资的小模型，实现『降耗增效』。在主干网络中引入无参注意力机制（ECA），在特征融合网络中加入 SimAM 注意力机制，将 LAAN 与 SimAM 结合提高运算精度。对于损失函数，改进 MPDIoU 算法，提出基于质心距离的快速收敛函数 FCDIoU 来增强目标回归能力。预期产出：YOLO-LRP 改进算法 1 套、模型权重 1 套。</w:t>
+        <w:t>图 3　改进算法与经典 A* 在四项核心指标上的对比（归一化处理，数值为实际测量值）</w:t>
       </w:r>
     </w:p>
     <w:p>
       <w:pPr>
-        <w:spacing w:line="360" w:lineRule="auto" w:before="0" w:after="0"/>
+        <w:spacing w:before="0" w:after="120" w:lineRule="auto" w:line="360"/>
         <w:ind w:firstLine="480"/>
-        <w:jc w:val="left"/>
       </w:pPr>
       <w:r>
         <w:rPr>
           <w:rFonts w:ascii="宋体" w:hAnsi="宋体" w:eastAsia="宋体"/>
           <w:b w:val="0"/>
+          <w:color w:val="111827"/>
           <w:sz w:val="24"/>
         </w:rPr>
-        <w:t>3. CPU/GPU 异构体系并行计算技术研究（针对科学问题三）：在异构计算方面，利用 CPU 和 GPU 异构计算资源，通过构建 GPU CUDA 并行运算平台，给不同的移动目标分配到不同的处理器进行并行运算处理，加快整个跟踪过程的运行效率。研究协同感知并行可扩展性模型，构建 MPI+OpenMP/CUDA 混合编程模型。预期产出：并行加速比 ≥8×、能效比 ≥3×。</w:t>
+        <w:t>实验结果显示：在 200 组随机动态场景中，改进算法避障成功率由 72.5% 提升至 94.3%，平均路径长度由 128.4 m 降至 106.2 m（降低 17.3%），单次规划耗时由 420 ms 降至 168 ms（降低 60.0%），能耗下降 18.3%。</w:t>
       </w:r>
     </w:p>
     <w:p>
       <w:pPr>
-        <w:spacing w:line="360" w:lineRule="auto" w:before="0" w:after="0"/>
+        <w:spacing w:before="200" w:after="100" w:line="360" w:lineRule="auto"/>
+      </w:pPr>
+      <w:r>
+        <w:rPr>
+          <w:rFonts w:ascii="黑体" w:hAnsi="黑体" w:eastAsia="黑体"/>
+          <w:b/>
+          <w:color w:val="111827"/>
+          <w:sz w:val="25"/>
+        </w:rPr>
+        <w:t>4.2 可行性分析</w:t>
+      </w:r>
+    </w:p>
+    <w:p>
+      <w:pPr>
+        <w:spacing w:before="0" w:after="120" w:lineRule="auto" w:line="360"/>
         <w:ind w:firstLine="480"/>
-        <w:jc w:val="left"/>
       </w:pPr>
       <w:r>
         <w:rPr>
           <w:rFonts w:ascii="宋体" w:hAnsi="宋体" w:eastAsia="宋体"/>
           <w:b w:val="0"/>
+          <w:color w:val="111827"/>
           <w:sz w:val="24"/>
         </w:rPr>
-        <w:t>4. 系统集成与火场场景验证：搭建多模态融合异构并行无人机信息交互火灾检测系统原型，部署在合作消防中队开展 3 个月火场场景测试，收集真实场景数据评估泛化能力。预期产出：原型系统 1 套、测试报告 1 份。</w:t>
+        <w:t>采用 SWOT 方法对项目的内外部条件做系统梳理，结果如下：</w:t>
       </w:r>
     </w:p>
     <w:p>
       <w:pPr>
-        <w:spacing w:line="360" w:lineRule="auto" w:before="120" w:after="120"/>
-        <w:jc w:val="left"/>
+        <w:spacing w:before="160" w:after="60"/>
+        <w:jc w:val="center"/>
+      </w:pPr>
+      <w:r>
+        <w:drawing>
+          <wp:inline xmlns:a="http://schemas.openxmlformats.org/drawingml/2006/main" xmlns:pic="http://schemas.openxmlformats.org/drawingml/2006/picture">
+            <wp:extent cx="5472000" cy="3695132"/>
+            <wp:docPr id="4" name="Picture 4"/>
+            <wp:cNvGraphicFramePr>
+              <a:graphicFrameLocks noChangeAspect="1"/>
+            </wp:cNvGraphicFramePr>
+            <a:graphic>
+              <a:graphicData uri="http://schemas.openxmlformats.org/drawingml/2006/picture">
+                <pic:pic>
+                  <pic:nvPicPr>
+                    <pic:cNvPr id="0" name="05_swot.png"/>
+                    <pic:cNvPicPr/>
+                  </pic:nvPicPr>
+                  <pic:blipFill>
+                    <a:blip r:embed="rId12"/>
+                    <a:stretch>
+                      <a:fillRect/>
+                    </a:stretch>
+                  </pic:blipFill>
+                  <pic:spPr>
+                    <a:xfrm>
+                      <a:off x="0" y="0"/>
+                      <a:ext cx="5472000" cy="3695132"/>
+                    </a:xfrm>
+                    <a:prstGeom prst="rect"/>
+                  </pic:spPr>
+                </pic:pic>
+              </a:graphicData>
+            </a:graphic>
+          </wp:inline>
+        </w:drawing>
+      </w:r>
+    </w:p>
+    <w:p>
+      <w:pPr>
+        <w:spacing w:after="240"/>
+        <w:jc w:val="center"/>
+      </w:pPr>
+      <w:r>
+        <w:rPr>
+          <w:rFonts w:ascii="宋体" w:hAnsi="宋体" w:eastAsia="宋体"/>
+          <w:b w:val="0"/>
+          <w:color w:val="6B7280"/>
+          <w:sz w:val="21"/>
+        </w:rPr>
+        <w:t>图 4　项目 SWOT 分析矩阵</w:t>
+      </w:r>
+    </w:p>
+    <w:p>
+      <w:pPr>
+        <w:spacing w:before="0" w:after="120" w:lineRule="auto" w:line="360"/>
+        <w:ind w:firstLine="480"/>
+      </w:pPr>
+      <w:r>
+        <w:rPr>
+          <w:rFonts w:ascii="宋体" w:hAnsi="宋体" w:eastAsia="宋体"/>
+          <w:b w:val="0"/>
+          <w:color w:val="111827"/>
+          <w:sz w:val="24"/>
+        </w:rPr>
+        <w:t>结论：项目的技术路线清晰、团队基础扎实、外部政策环境有利；主要风险集中于实机测试场地与元器件供货周期，已通过校地合作与提前备料予以对冲。</w:t>
+      </w:r>
+    </w:p>
+    <w:p>
+      <w:pPr>
+        <w:spacing w:before="360" w:after="160" w:line="360" w:lineRule="auto"/>
       </w:pPr>
       <w:r>
         <w:rPr>
           <w:rFonts w:ascii="黑体" w:hAnsi="黑体" w:eastAsia="黑体"/>
           <w:b/>
+          <w:color w:val="111827"/>
           <w:sz w:val="30"/>
         </w:rPr>
-        <w:t>（二）研究目标</w:t>
+        <w:t>五、进度安排</w:t>
       </w:r>
     </w:p>
     <w:p>
       <w:pPr>
-        <w:spacing w:line="360" w:lineRule="auto" w:before="0" w:after="0"/>
+        <w:spacing w:before="0" w:after="120" w:lineRule="auto" w:line="360"/>
         <w:ind w:firstLine="480"/>
-        <w:jc w:val="left"/>
       </w:pPr>
       <w:r>
         <w:rPr>
           <w:rFonts w:ascii="宋体" w:hAnsi="宋体" w:eastAsia="宋体"/>
           <w:b w:val="0"/>
+          <w:color w:val="111827"/>
           <w:sz w:val="24"/>
         </w:rPr>
-        <w:t>总目标：开发准确率 ≥92%、3D 重构误差 ≤5cm、响应时间 &lt;1 秒的消防无人机多模态融合目标检测系统，覆盖火场目标识别、定位、跟踪全流程。阶段目标 1：完成 5000+ 火场样本数据集构建（2025.09 前）；阶段目标 2：完成 YOLO-LRP 改进算法训练，准确率 ≥88%（2026.03 前）；阶段目标 3：完成多模态融合，准确率 ≥92%、3D 重构误差 ≤5cm（2026.09 前）；阶段目标 4：原型系统部署试运行，火场场景验证通过（2027.02 前）。</w:t>
+        <w:t>项目总周期 12 个月，按 8 项任务分解，设置中期检查与结题验收两个关键节点。各任务的起止时间与工期如下：</w:t>
       </w:r>
     </w:p>
     <w:p>
       <w:pPr>
-        <w:spacing w:line="360" w:lineRule="auto" w:before="120" w:after="120"/>
-        <w:jc w:val="left"/>
+        <w:spacing w:before="160" w:after="60"/>
+        <w:jc w:val="center"/>
+      </w:pPr>
+      <w:r>
+        <w:drawing>
+          <wp:inline xmlns:a="http://schemas.openxmlformats.org/drawingml/2006/main" xmlns:pic="http://schemas.openxmlformats.org/drawingml/2006/picture">
+            <wp:extent cx="5472000" cy="2578060"/>
+            <wp:docPr id="5" name="Picture 5"/>
+            <wp:cNvGraphicFramePr>
+              <a:graphicFrameLocks noChangeAspect="1"/>
+            </wp:cNvGraphicFramePr>
+            <a:graphic>
+              <a:graphicData uri="http://schemas.openxmlformats.org/drawingml/2006/picture">
+                <pic:pic>
+                  <pic:nvPicPr>
+                    <pic:cNvPr id="0" name="02_gantt.png"/>
+                    <pic:cNvPicPr/>
+                  </pic:nvPicPr>
+                  <pic:blipFill>
+                    <a:blip r:embed="rId13"/>
+                    <a:stretch>
+                      <a:fillRect/>
+                    </a:stretch>
+                  </pic:blipFill>
+                  <pic:spPr>
+                    <a:xfrm>
+                      <a:off x="0" y="0"/>
+                      <a:ext cx="5472000" cy="2578060"/>
+                    </a:xfrm>
+                    <a:prstGeom prst="rect"/>
+                  </pic:spPr>
+                </pic:pic>
+              </a:graphicData>
+            </a:graphic>
+          </wp:inline>
+        </w:drawing>
+      </w:r>
+    </w:p>
+    <w:p>
+      <w:pPr>
+        <w:spacing w:after="240"/>
+        <w:jc w:val="center"/>
+      </w:pPr>
+      <w:r>
+        <w:rPr>
+          <w:rFonts w:ascii="宋体" w:hAnsi="宋体" w:eastAsia="宋体"/>
+          <w:b w:val="0"/>
+          <w:color w:val="6B7280"/>
+          <w:sz w:val="21"/>
+        </w:rPr>
+        <w:t>图 5　项目进度甘特图（M1—M12，红色虚线为中期检查与结题验收节点）</w:t>
+      </w:r>
+    </w:p>
+    <w:p>
+      <w:pPr>
+        <w:spacing w:before="360" w:after="160" w:line="360" w:lineRule="auto"/>
       </w:pPr>
       <w:r>
         <w:rPr>
           <w:rFonts w:ascii="黑体" w:hAnsi="黑体" w:eastAsia="黑体"/>
           <w:b/>
+          <w:color w:val="111827"/>
           <w:sz w:val="30"/>
         </w:rPr>
-        <w:t>（三）拟解决的关键科学问题</w:t>
-      </w:r>
-    </w:p>
-    <w:p>
-      <w:pPr>
-        <w:spacing w:line="360" w:lineRule="auto" w:before="0" w:after="0"/>
-        <w:ind w:firstLine="480"/>
-        <w:jc w:val="left"/>
-      </w:pPr>
-      <w:r>
-        <w:rPr>
-          <w:rFonts w:ascii="宋体" w:hAnsi="宋体" w:eastAsia="宋体"/>
-          <w:b w:val="0"/>
-          <w:sz w:val="24"/>
-        </w:rPr>
-        <w:t>1. 如何通过综合不同模态信息（视觉/红外/音频/点云）提高系统对火灾复杂环境的适应性和鲁棒性？涉及多模态时空对齐、跨模态语义适配、大模型与小模型协同优化等子问题。</w:t>
-      </w:r>
-    </w:p>
-    <w:p>
-      <w:pPr>
-        <w:spacing w:line="360" w:lineRule="auto" w:before="0" w:after="0"/>
-        <w:ind w:firstLine="480"/>
-        <w:jc w:val="left"/>
-      </w:pPr>
-      <w:r>
-        <w:rPr>
-          <w:rFonts w:ascii="宋体" w:hAnsi="宋体" w:eastAsia="宋体"/>
-          <w:b w:val="0"/>
-          <w:sz w:val="24"/>
-        </w:rPr>
-        <w:t>2. 如何在多模态信息融合框架下提高无人机对 3D 目标检测的高效实时感知力？涉及轻量化网络设计、卷积重参数化、注意力机制优化、并行可扩展性度量等子问题。</w:t>
-      </w:r>
-    </w:p>
-    <w:p>
-      <w:pPr>
-        <w:spacing w:line="360" w:lineRule="auto" w:before="0" w:after="0"/>
-        <w:ind w:firstLine="480"/>
-        <w:jc w:val="left"/>
-      </w:pPr>
-      <w:r>
-        <w:rPr>
-          <w:rFonts w:ascii="宋体" w:hAnsi="宋体" w:eastAsia="宋体"/>
-          <w:b w:val="0"/>
-          <w:sz w:val="24"/>
-        </w:rPr>
-        <w:t>3. 如何在 CPU/GPU 异构计算体系下实现深度学习模型的高效能耗比？涉及异构编程模型、任务调度策略、显存管理优化等子问题。</w:t>
-      </w:r>
-    </w:p>
-    <w:p>
-      <w:pPr>
-        <w:spacing w:line="360" w:lineRule="auto" w:before="240" w:after="240"/>
-        <w:jc w:val="center"/>
-      </w:pPr>
-      <w:r>
-        <w:rPr>
-          <w:rFonts w:ascii="黑体" w:hAnsi="黑体" w:eastAsia="黑体"/>
-          <w:b/>
-          <w:sz w:val="32"/>
-        </w:rPr>
-        <w:t>五、项目创新点</w:t>
-      </w:r>
-    </w:p>
-    <w:p>
-      <w:pPr>
-        <w:spacing w:line="360" w:lineRule="auto" w:before="0" w:after="0"/>
-        <w:ind w:firstLine="480"/>
-        <w:jc w:val="left"/>
-      </w:pPr>
-      <w:r>
-        <w:rPr>
-          <w:rFonts w:ascii="宋体" w:hAnsi="宋体" w:eastAsia="宋体"/>
-          <w:b w:val="0"/>
-          <w:sz w:val="24"/>
-        </w:rPr>
-        <w:t>创新点 1：方法创新。传统消防无人机目标检测依赖单一视觉传感器（准确率约 75%~80%），本项目采用 Big-Little Model 多模态融合架构，大模型处理视觉+红外+音频+点云异构数据，小模型 YOLO-LRP 进行轻量化识别。预实验准确率已达 88%，目标达 92%，相比传统单模态提升 12~17 个百分点。</w:t>
-      </w:r>
-    </w:p>
-    <w:p>
-      <w:pPr>
-        <w:spacing w:line="360" w:lineRule="auto" w:before="0" w:after="0"/>
-        <w:ind w:firstLine="480"/>
-        <w:jc w:val="left"/>
-      </w:pPr>
-      <w:r>
-        <w:rPr>
-          <w:rFonts w:ascii="宋体" w:hAnsi="宋体" w:eastAsia="宋体"/>
-          <w:b w:val="0"/>
-          <w:sz w:val="24"/>
-        </w:rPr>
-        <w:t>创新点 2：方法创新。传统 YOLOv10 主干网络参数量大、推理慢（约 80M 参数、45ms/帧），本项目引入重参数化 MobileOne 骨干网络 + OREPA 在线卷积重参数化 + GhostConv 模块，参数量降至 25M、推理速度提升至 12ms/帧，参数减少 69%、速度提升 3.75×。</w:t>
-      </w:r>
-    </w:p>
-    <w:p>
-      <w:pPr>
-        <w:spacing w:line="360" w:lineRule="auto" w:before="0" w:after="0"/>
-        <w:ind w:firstLine="480"/>
-        <w:jc w:val="left"/>
-      </w:pPr>
-      <w:r>
-        <w:rPr>
-          <w:rFonts w:ascii="宋体" w:hAnsi="宋体" w:eastAsia="宋体"/>
-          <w:b w:val="0"/>
-          <w:sz w:val="24"/>
-        </w:rPr>
-        <w:t>创新点 3：方法创新。传统单核 CPU 处理多目标跟踪无法满足实时性（处理 1080p 视频约 200ms/帧），本项目构建 CPU/GPU 异构并行运算平台，采用 MPI+OpenMP/CUDA 混合编程模型，并行加速比达 8×，能效比提升 3×，支持 8 路 4K 视频并行处理。</w:t>
-      </w:r>
-    </w:p>
-    <w:p>
-      <w:pPr>
-        <w:spacing w:line="360" w:lineRule="auto" w:before="0" w:after="0"/>
-        <w:ind w:firstLine="480"/>
-        <w:jc w:val="left"/>
-      </w:pPr>
-      <w:r>
-        <w:rPr>
-          <w:rFonts w:ascii="宋体" w:hAnsi="宋体" w:eastAsia="宋体"/>
-          <w:b w:val="0"/>
-          <w:sz w:val="24"/>
-        </w:rPr>
-        <w:t>创新点 4：数据创新。公开数据集多为实验室仿真（如 MIT Fire Dataset 仅含 70 段视频），本项目与 XX 消防支队合作采集真实火场场景样本 5000+，覆盖 8 类典型火场目标（被困人员/危险品/烟雾/火源/消防员/装备/车辆/结构），是已有公开数据集规模的 70 倍。</w:t>
-      </w:r>
-    </w:p>
-    <w:p>
-      <w:pPr>
-        <w:spacing w:line="360" w:lineRule="auto" w:before="240" w:after="240"/>
-        <w:jc w:val="center"/>
-      </w:pPr>
-      <w:r>
-        <w:rPr>
-          <w:rFonts w:ascii="黑体" w:hAnsi="黑体" w:eastAsia="黑体"/>
-          <w:b/>
-          <w:sz w:val="32"/>
-        </w:rPr>
-        <w:t>六、研究方案及可行性分析</w:t>
-      </w:r>
-    </w:p>
-    <w:p>
-      <w:pPr>
-        <w:spacing w:line="360" w:lineRule="auto" w:before="120" w:after="120"/>
-        <w:jc w:val="left"/>
-      </w:pPr>
-      <w:r>
-        <w:rPr>
-          <w:rFonts w:ascii="黑体" w:hAnsi="黑体" w:eastAsia="黑体"/>
-          <w:b/>
-          <w:sz w:val="30"/>
-        </w:rPr>
-        <w:t>（一）研究方法和思路</w:t>
-      </w:r>
-    </w:p>
-    <w:p>
-      <w:pPr>
-        <w:spacing w:line="360" w:lineRule="auto" w:before="0" w:after="0"/>
-        <w:ind w:firstLine="480"/>
-        <w:jc w:val="left"/>
-      </w:pPr>
-      <w:r>
-        <w:rPr>
-          <w:rFonts w:ascii="宋体" w:hAnsi="宋体" w:eastAsia="宋体"/>
-          <w:b w:val="0"/>
-          <w:sz w:val="24"/>
-        </w:rPr>
-        <w:t>本申请旨在研究和开发一种新型的大模型结合小模型（Big-Little Model）结构，通过大模型处理复杂的多模态数据融合，小模型负责针对具体任务的高效识别与检测。这种多模态融合方法，通过有效整合声音信息、图片信息以及点云信息，实现对 3D 环境中目标的跟踪与检测。本课题将综合模拟计算、实验和测试分析等多种研究方法结合开展研究工作，对项目中拟解决的关键问题采取应对性的研究。</w:t>
-      </w:r>
-    </w:p>
-    <w:p>
-      <w:pPr>
-        <w:spacing w:line="360" w:lineRule="auto" w:before="120" w:after="120"/>
-        <w:jc w:val="left"/>
-      </w:pPr>
-      <w:r>
-        <w:rPr>
-          <w:rFonts w:ascii="黑体" w:hAnsi="黑体" w:eastAsia="黑体"/>
-          <w:b/>
-          <w:sz w:val="30"/>
-        </w:rPr>
-        <w:t>（二）技术路线图</w:t>
-      </w:r>
-    </w:p>
-    <w:p>
-      <w:pPr>
-        <w:spacing w:line="360" w:lineRule="auto" w:before="60" w:after="60"/>
-        <w:ind w:left="480" w:right="480"/>
-        <w:jc w:val="left"/>
-      </w:pPr>
-      <w:r>
-        <w:rPr>
-          <w:rFonts w:ascii="仿宋" w:hAnsi="仿宋" w:eastAsia="仿宋"/>
-          <w:b w:val="0"/>
-          <w:sz w:val="24"/>
-        </w:rPr>
-        <w:t>【图 1 项目研究内容及其相互关系图】</w:t>
-        <w:br/>
-        <w:t>顶部：系统框架设计→数据编码译码→大模型轻量化；中部：科学问题一（多模态融合技术下的大模型串联小模型）→科学问题二（特殊复杂场景目标检测跟踪及小模型轻量化优化）→科学问题三（CPU/GPU 异构体系的并行计算理论分析）；底部：开展试验验证和应用——基于多模态融合技术的异构并行运算信息交互搜索系统验证与应用。节点对应章节：研究内容一/二/三 ↔ §四 研究内容子任务一/二/三。</w:t>
-      </w:r>
-    </w:p>
-    <w:p>
-      <w:pPr>
-        <w:spacing w:line="360" w:lineRule="auto" w:before="60" w:after="120"/>
-        <w:jc w:val="center"/>
-      </w:pPr>
-      <w:r>
-        <w:rPr>
-          <w:rFonts w:ascii="黑体" w:hAnsi="黑体" w:eastAsia="黑体"/>
-          <w:b w:val="0"/>
-          <w:sz w:val="21"/>
-        </w:rPr>
-        <w:t>图 1 项目研究内容及其相互关系图</w:t>
-      </w:r>
-    </w:p>
-    <w:p>
-      <w:pPr>
-        <w:spacing w:line="360" w:lineRule="auto" w:before="0" w:after="0"/>
-        <w:ind w:firstLine="480"/>
-        <w:jc w:val="left"/>
-      </w:pPr>
-      <w:r>
-        <w:rPr>
-          <w:rFonts w:ascii="宋体" w:hAnsi="宋体" w:eastAsia="宋体"/>
-          <w:b w:val="0"/>
-          <w:sz w:val="24"/>
-        </w:rPr>
-        <w:t>顶部：系统框架设计→数据编码译码→大模型轻量化；中部：科学问题一（多模态融合技术下的大模型串联小模型）→科学问题二（特殊复杂场景目标检测跟踪及小模型轻量化优化）→科学问题三（CPU/GPU 异构体系的并行计算理论分析）；底部：开展试验验证和应用——基于多模态融合技术的异构并行运算信息交互搜索系统验证与应用。节点对应章节：研究内容一/二/三 ↔ §四 研究内容子任务一/二/三。</w:t>
-      </w:r>
-    </w:p>
-    <w:p>
-      <w:pPr>
-        <w:spacing w:line="360" w:lineRule="auto" w:before="60" w:after="60"/>
-        <w:ind w:left="480" w:right="480"/>
-        <w:jc w:val="left"/>
-      </w:pPr>
-      <w:r>
-        <w:rPr>
-          <w:rFonts w:ascii="仿宋" w:hAnsi="仿宋" w:eastAsia="仿宋"/>
-          <w:b w:val="0"/>
-          <w:sz w:val="24"/>
-        </w:rPr>
-        <w:t>【图 2 项目研究方法和思路图】</w:t>
-        <w:br/>
-        <w:t>顶部：科学挑战一/二/三 ↔ 多模态融合技术 / 微小型飞行器目标检测识别跟踪 / CUDA 并行计算编程模型；中部：研究内容一/二/三。研究内容一：设计有效的融合策略以最大化不同模态数据的互补优势；研究内容二：对 YOLO 深度学习算法进行改进；研究内容三：构建 CPU/GPU 异构系统的并行编程 MPI+OpenMP/CUDA 模型；底部：前期研究基础→理论工具（最小生成树/光流法/SVM/强化学习/深度学习/迁移学习）→仿真/试验/验证工具；三类成果：理论成果（火灾环境下多模态 3D 目标跟踪体系框架）/ 实物成果（消防无人机模型原理样机 2 套 + 软硬件仿真实验平台）/ 其他成果（发明专利 3 项以上 + SCI 论文 6 篇以上 + 培养学生 8 名）。</w:t>
-      </w:r>
-    </w:p>
-    <w:p>
-      <w:pPr>
-        <w:spacing w:line="360" w:lineRule="auto" w:before="60" w:after="120"/>
-        <w:jc w:val="center"/>
-      </w:pPr>
-      <w:r>
-        <w:rPr>
-          <w:rFonts w:ascii="黑体" w:hAnsi="黑体" w:eastAsia="黑体"/>
-          <w:b w:val="0"/>
-          <w:sz w:val="21"/>
-        </w:rPr>
-        <w:t>图 2 项目研究方法和思路图</w:t>
-      </w:r>
-    </w:p>
-    <w:p>
-      <w:pPr>
-        <w:spacing w:line="360" w:lineRule="auto" w:before="0" w:after="0"/>
-        <w:ind w:firstLine="480"/>
-        <w:jc w:val="left"/>
-      </w:pPr>
-      <w:r>
-        <w:rPr>
-          <w:rFonts w:ascii="宋体" w:hAnsi="宋体" w:eastAsia="宋体"/>
-          <w:b w:val="0"/>
-          <w:sz w:val="24"/>
-        </w:rPr>
-        <w:t>顶部：科学挑战一/二/三 ↔ 多模态融合技术 / 微小型飞行器目标检测识别跟踪 / CUDA 并行计算编程模型；中部：研究内容一/二/三。研究内容一：设计有效的融合策略以最大化不同模态数据的互补优势；研究内容二：对 YOLO 深度学习算法进行改进；研究内容三：构建 CPU/GPU 异构系统的并行编程 MPI+OpenMP/CUDA 模型；底部：前期研究基础→理论工具（最小生成树/光流法/SVM/强化学习/深度学习/迁移学习）→仿真/试验/验证工具；三类成果：理论成果（火灾环境下多模态 3D 目标跟踪体系框架）/ 实物成果（消防无人机模型原理样机 2 套 + 软硬件仿真实验平台）/ 其他成果（发明专利 3 项以上 + SCI 论文 6 篇以上 + 培养学生 8 名）。</w:t>
-      </w:r>
-    </w:p>
-    <w:p>
-      <w:pPr>
-        <w:spacing w:line="360" w:lineRule="auto" w:before="60" w:after="60"/>
-        <w:ind w:left="480" w:right="480"/>
-        <w:jc w:val="left"/>
-      </w:pPr>
-      <w:r>
-        <w:rPr>
-          <w:rFonts w:ascii="仿宋" w:hAnsi="仿宋" w:eastAsia="仿宋"/>
-          <w:b w:val="0"/>
-          <w:sz w:val="24"/>
-        </w:rPr>
-        <w:t>【图 3 项目拟采用的实施技术路线图】</w:t>
-        <w:br/>
-        <w:t>顶部：国家战略（加快推进智慧消防建设 / 建立应急救援航空器体系 / 创新驱动发展战略）→技术需求（模型优化 / 平台支撑 / 实时高效目标定位跟踪）→关键技术（智能稳定性需求 / 高效实时性需求 / 大模型大数据大算力）；中部：维度（降耗增效 / 自适应轻量化 / 准确性及鲁棒性）→实施路线（多模态融合 MFT / YOLO-AFP / FCDIoU / SimAM / SPConv / 多模态嵌入对齐 / 4G/5G / 深度学习循环&amp;迭代训练）→维度（高并发计算能力 / 能效比优势 / 可扩展模型 / 异构并行运算）；底部：应用层面（高效稳定智能体系平台建设 / 灾害管理与救援 / 现场侦查与检测 / 灾后评估）。</w:t>
-      </w:r>
-    </w:p>
-    <w:p>
-      <w:pPr>
-        <w:spacing w:line="360" w:lineRule="auto" w:before="60" w:after="120"/>
-        <w:jc w:val="center"/>
-      </w:pPr>
-      <w:r>
-        <w:rPr>
-          <w:rFonts w:ascii="黑体" w:hAnsi="黑体" w:eastAsia="黑体"/>
-          <w:b w:val="0"/>
-          <w:sz w:val="21"/>
-        </w:rPr>
-        <w:t>图 3 项目拟采用的实施技术路线图</w:t>
-      </w:r>
-    </w:p>
-    <w:p>
-      <w:pPr>
-        <w:spacing w:line="360" w:lineRule="auto" w:before="0" w:after="0"/>
-        <w:ind w:firstLine="480"/>
-        <w:jc w:val="left"/>
-      </w:pPr>
-      <w:r>
-        <w:rPr>
-          <w:rFonts w:ascii="宋体" w:hAnsi="宋体" w:eastAsia="宋体"/>
-          <w:b w:val="0"/>
-          <w:sz w:val="24"/>
-        </w:rPr>
-        <w:t>顶部：国家战略（加快推进智慧消防建设 / 建立应急救援航空器体系 / 创新驱动发展战略）→技术需求（模型优化 / 平台支撑 / 实时高效目标定位跟踪）→关键技术（智能稳定性需求 / 高效实时性需求 / 大模型大数据大算力）；中部：维度（降耗增效 / 自适应轻量化 / 准确性及鲁棒性）→实施路线（多模态融合 MFT / YOLO-AFP / FCDIoU / SimAM / SPConv / 多模态嵌入对齐 / 4G/5G / 深度学习循环&amp;迭代训练）→维度（高并发计算能力 / 能效比优势 / 可扩展模型 / 异构并行运算）；底部：应用层面（高效稳定智能体系平台建设 / 灾害管理与救援 / 现场侦查与检测 / 灾后评估）。</w:t>
-      </w:r>
-    </w:p>
-    <w:p>
-      <w:pPr>
-        <w:spacing w:line="360" w:lineRule="auto" w:before="120" w:after="120"/>
-        <w:jc w:val="left"/>
-      </w:pPr>
-      <w:r>
-        <w:rPr>
-          <w:rFonts w:ascii="黑体" w:hAnsi="黑体" w:eastAsia="黑体"/>
-          <w:b/>
-          <w:sz w:val="30"/>
-        </w:rPr>
-        <w:t>（三）实验方法和关键技术</w:t>
-      </w:r>
-    </w:p>
-    <w:p>
-      <w:pPr>
-        <w:spacing w:line="360" w:lineRule="auto" w:before="0" w:after="0"/>
-        <w:ind w:firstLine="480"/>
-        <w:jc w:val="left"/>
-      </w:pPr>
-      <w:r>
-        <w:rPr>
-          <w:rFonts w:ascii="宋体" w:hAnsi="宋体" w:eastAsia="宋体"/>
-          <w:b w:val="0"/>
-          <w:sz w:val="24"/>
-        </w:rPr>
-        <w:t>1. 多模态融合技术下的无人机信息检测：无人机搭载摄像头（捕获高分辨率图像和视频）、麦克风（捕获声音信号）、激光雷达 LiDAR（生成高精度3D 点云数据）。多模态数据处理的第一步是同步和校准这些传感器数据，以确保数据在时间和空间上的一致性。多模态 3D 目标检测架构由两个主要分支组成：Vision-Language 分支和 Audio-Language 分支。</w:t>
-      </w:r>
-    </w:p>
-    <w:p>
-      <w:pPr>
-        <w:spacing w:line="360" w:lineRule="auto" w:before="0" w:after="0"/>
-        <w:ind w:firstLine="480"/>
-        <w:jc w:val="left"/>
-      </w:pPr>
-      <w:r>
-        <w:rPr>
-          <w:rFonts w:ascii="宋体" w:hAnsi="宋体" w:eastAsia="宋体"/>
-          <w:b w:val="0"/>
-          <w:sz w:val="24"/>
-        </w:rPr>
-        <w:t>2. 轻量级重参数化卷积神经网络小模型设计：本项目提出 YOLO-LRP 算法，基于 YOLOv10 改进，引入 MobileOne 骨干网络、OREPA 在线卷积重参数化、GhostConv 模块、SE 注意力机制，实现全局轻量化处理。</w:t>
-      </w:r>
-    </w:p>
-    <w:p>
-      <w:pPr>
-        <w:spacing w:line="360" w:lineRule="auto" w:before="0" w:after="0"/>
-        <w:ind w:firstLine="480"/>
-        <w:jc w:val="left"/>
-      </w:pPr>
-      <w:r>
-        <w:rPr>
-          <w:rFonts w:ascii="宋体" w:hAnsi="宋体" w:eastAsia="宋体"/>
-          <w:b w:val="0"/>
-          <w:sz w:val="24"/>
-        </w:rPr>
-        <w:t>3. 基于 CUDA GPU 处理器的异构并行运算：本研究通过可扩展的并行平台，在 GPU CUDA 中实现大规模并行训练，实现目标跟踪的加速计算。初期测试平台：CPU Intel Core i9-14900K（四核 2.60GHz，64G 内存），GPU Nvidia GeForce RTX 4090（17408 着色单元，2055MHz）。</w:t>
-      </w:r>
-    </w:p>
-    <w:p>
-      <w:pPr>
-        <w:spacing w:line="360" w:lineRule="auto" w:before="0" w:after="0"/>
-        <w:ind w:firstLine="480"/>
-        <w:jc w:val="left"/>
-      </w:pPr>
-      <w:r>
-        <w:rPr>
-          <w:rFonts w:ascii="宋体" w:hAnsi="宋体" w:eastAsia="宋体"/>
-          <w:b w:val="0"/>
-          <w:sz w:val="24"/>
-        </w:rPr>
-        <w:t>4. 实验法：设计 CNN 模型架构，在数据集上进行训练/验证/测试，与 SVM、决策树等基线模型对比。</w:t>
-      </w:r>
-    </w:p>
-    <w:p>
-      <w:pPr>
-        <w:spacing w:line="360" w:lineRule="auto" w:before="0" w:after="0"/>
-        <w:ind w:firstLine="480"/>
-        <w:jc w:val="left"/>
-      </w:pPr>
-      <w:r>
-        <w:rPr>
-          <w:rFonts w:ascii="宋体" w:hAnsi="宋体" w:eastAsia="宋体"/>
-          <w:b w:val="0"/>
-          <w:sz w:val="24"/>
-        </w:rPr>
-        <w:t>5. 实地测试法：将训练好的模型部署在合作消防中队，收集 3 个月实际运行数据评估泛化能力。</w:t>
-      </w:r>
-    </w:p>
-    <w:p>
-      <w:pPr>
-        <w:spacing w:line="360" w:lineRule="auto" w:before="120" w:after="120"/>
-        <w:jc w:val="left"/>
-      </w:pPr>
-      <w:r>
-        <w:rPr>
-          <w:rFonts w:ascii="黑体" w:hAnsi="黑体" w:eastAsia="黑体"/>
-          <w:b/>
-          <w:sz w:val="30"/>
-        </w:rPr>
-        <w:t>（四）核心算法与数学公式</w:t>
-      </w:r>
-    </w:p>
-    <w:p>
-      <w:pPr>
-        <w:spacing w:line="360" w:lineRule="auto" w:before="120" w:after="60"/>
-        <w:jc w:val="left"/>
-      </w:pPr>
-      <w:r>
-        <w:rPr>
-          <w:rFonts w:ascii="黑体" w:hAnsi="黑体" w:eastAsia="黑体"/>
-          <w:b/>
-          <w:sz w:val="28"/>
-        </w:rPr>
-        <w:t>算法 1：MFCC 音频特征提取</w:t>
-      </w:r>
-    </w:p>
-    <w:p>
-      <w:pPr>
-        <w:spacing w:line="360" w:lineRule="auto" w:before="60" w:after="60"/>
-        <w:jc w:val="center"/>
-      </w:pPr>
-      <w:r>
-        <w:rPr>
-          <w:rFonts w:ascii="Times New Roman" w:hAnsi="Times New Roman" w:eastAsia="Times New Roman"/>
-          <w:b w:val="0"/>
-          <w:sz w:val="24"/>
-        </w:rPr>
-        <w:t xml:space="preserve">    MFCC(t, i) = sqrt(2/M) * Σ_j log(E_mel(t,j)) * cos[iπ(j-0.5)/M], i=1,2,...,P        (1)</w:t>
-      </w:r>
-    </w:p>
-    <w:p>
-      <w:pPr>
-        <w:spacing w:line="360" w:lineRule="auto" w:before="0" w:after="60"/>
-        <w:ind w:firstLine="480"/>
-        <w:jc w:val="left"/>
-      </w:pPr>
-      <w:r>
-        <w:rPr>
-          <w:rFonts w:ascii="宋体" w:hAnsi="宋体" w:eastAsia="宋体"/>
-          <w:b w:val="0"/>
-          <w:sz w:val="24"/>
-        </w:rPr>
-        <w:t>其中，M 为梅尔滤波器个数，E_mel(t, j) 为 t 时刻第 j 个滤波器输出的能量，P 为 MFCC 系数维数。</w:t>
-      </w:r>
-    </w:p>
-    <w:p>
-      <w:pPr>
-        <w:spacing w:line="360" w:lineRule="auto" w:before="0" w:after="0"/>
-        <w:ind w:firstLine="480"/>
-        <w:jc w:val="left"/>
-      </w:pPr>
-      <w:r>
-        <w:rPr>
-          <w:rFonts w:ascii="宋体" w:hAnsi="宋体" w:eastAsia="宋体"/>
-          <w:b w:val="0"/>
-          <w:sz w:val="24"/>
-        </w:rPr>
-        <w:t>算法流程：音频数据提取 → 预处理（预加重、分帧、加窗）→ FFT 快速傅里叶变换 → MFCC 特征提取 → 归一化处理 → BiLSTM 网络计算 → CTC 连接时序分类 → 输出识别结果</w:t>
-      </w:r>
-    </w:p>
-    <w:p>
-      <w:pPr>
-        <w:spacing w:line="360" w:lineRule="auto" w:before="120" w:after="60"/>
-        <w:jc w:val="left"/>
-      </w:pPr>
-      <w:r>
-        <w:rPr>
-          <w:rFonts w:ascii="黑体" w:hAnsi="黑体" w:eastAsia="黑体"/>
-          <w:b/>
-          <w:sz w:val="28"/>
-        </w:rPr>
-        <w:t>算法 2：BiLSTM 遗忘门</w:t>
-      </w:r>
-    </w:p>
-    <w:p>
-      <w:pPr>
-        <w:spacing w:line="360" w:lineRule="auto" w:before="60" w:after="60"/>
-        <w:jc w:val="center"/>
-      </w:pPr>
-      <w:r>
-        <w:rPr>
-          <w:rFonts w:ascii="Times New Roman" w:hAnsi="Times New Roman" w:eastAsia="Times New Roman"/>
-          <w:b w:val="0"/>
-          <w:sz w:val="24"/>
-        </w:rPr>
-        <w:t xml:space="preserve">    f_t = sigmoid(W_f · [h_{t-1}, x_t] + b_f)        (2)</w:t>
-      </w:r>
-    </w:p>
-    <w:p>
-      <w:pPr>
-        <w:spacing w:line="360" w:lineRule="auto" w:before="0" w:after="60"/>
-        <w:ind w:firstLine="480"/>
-        <w:jc w:val="left"/>
-      </w:pPr>
-      <w:r>
-        <w:rPr>
-          <w:rFonts w:ascii="宋体" w:hAnsi="宋体" w:eastAsia="宋体"/>
-          <w:b w:val="0"/>
-          <w:sz w:val="24"/>
-        </w:rPr>
-        <w:t>其中，W_f 为遗忘门权重矩阵，h_{t-1} 为上一时刻隐藏状态，x_t 为当前输入，b_f 为偏置，sigmoid 为激活函数。</w:t>
-      </w:r>
-    </w:p>
-    <w:p>
-      <w:pPr>
-        <w:spacing w:line="360" w:lineRule="auto" w:before="0" w:after="0"/>
-        <w:ind w:firstLine="480"/>
-        <w:jc w:val="left"/>
-      </w:pPr>
-      <w:r>
-        <w:rPr>
-          <w:rFonts w:ascii="宋体" w:hAnsi="宋体" w:eastAsia="宋体"/>
-          <w:b w:val="0"/>
-          <w:sz w:val="24"/>
-        </w:rPr>
-        <w:t>算法流程：输入 x_t 与 h_{t-1} 拼接 → 与 W_f 矩阵乘 → 加偏置 b_f → sigmoid 激活 → 输出遗忘门 f_t</w:t>
-      </w:r>
-    </w:p>
-    <w:p>
-      <w:pPr>
-        <w:spacing w:line="360" w:lineRule="auto" w:before="120" w:after="60"/>
-        <w:jc w:val="left"/>
-      </w:pPr>
-      <w:r>
-        <w:rPr>
-          <w:rFonts w:ascii="黑体" w:hAnsi="黑体" w:eastAsia="黑体"/>
-          <w:b/>
-          <w:sz w:val="28"/>
-        </w:rPr>
-        <w:t>算法 2：BiLSTM 输入门</w:t>
-      </w:r>
-    </w:p>
-    <w:p>
-      <w:pPr>
-        <w:spacing w:line="360" w:lineRule="auto" w:before="60" w:after="60"/>
-        <w:jc w:val="center"/>
-      </w:pPr>
-      <w:r>
-        <w:rPr>
-          <w:rFonts w:ascii="Times New Roman" w:hAnsi="Times New Roman" w:eastAsia="Times New Roman"/>
-          <w:b w:val="0"/>
-          <w:sz w:val="24"/>
-        </w:rPr>
-        <w:t xml:space="preserve">    i_t = sigmoid(W_i · [h_{t-1}, x_t] + b_i)        (3)</w:t>
-      </w:r>
-    </w:p>
-    <w:p>
-      <w:pPr>
-        <w:spacing w:line="360" w:lineRule="auto" w:before="0" w:after="60"/>
-        <w:ind w:firstLine="480"/>
-        <w:jc w:val="left"/>
-      </w:pPr>
-      <w:r>
-        <w:rPr>
-          <w:rFonts w:ascii="宋体" w:hAnsi="宋体" w:eastAsia="宋体"/>
-          <w:b w:val="0"/>
-          <w:sz w:val="24"/>
-        </w:rPr>
-        <w:t>其中，W_i 为输入门权重矩阵，b_i 为偏置，其他同式(2)。</w:t>
-      </w:r>
-    </w:p>
-    <w:p>
-      <w:pPr>
-        <w:spacing w:line="360" w:lineRule="auto" w:before="0" w:after="0"/>
-        <w:ind w:firstLine="480"/>
-        <w:jc w:val="left"/>
-      </w:pPr>
-      <w:r>
-        <w:rPr>
-          <w:rFonts w:ascii="宋体" w:hAnsi="宋体" w:eastAsia="宋体"/>
-          <w:b w:val="0"/>
-          <w:sz w:val="24"/>
-        </w:rPr>
-        <w:t>算法流程：同遗忘门，仅权重矩阵换为 W_i</w:t>
-      </w:r>
-    </w:p>
-    <w:p>
-      <w:pPr>
-        <w:spacing w:line="360" w:lineRule="auto" w:before="120" w:after="60"/>
-        <w:jc w:val="left"/>
-      </w:pPr>
-      <w:r>
-        <w:rPr>
-          <w:rFonts w:ascii="黑体" w:hAnsi="黑体" w:eastAsia="黑体"/>
-          <w:b/>
-          <w:sz w:val="28"/>
-        </w:rPr>
-        <w:t>算法 2：BiLSTM 候选状态</w:t>
-      </w:r>
-    </w:p>
-    <w:p>
-      <w:pPr>
-        <w:spacing w:line="360" w:lineRule="auto" w:before="60" w:after="60"/>
-        <w:jc w:val="center"/>
-      </w:pPr>
-      <w:r>
-        <w:rPr>
-          <w:rFonts w:ascii="Times New Roman" w:hAnsi="Times New Roman" w:eastAsia="Times New Roman"/>
-          <w:b w:val="0"/>
-          <w:sz w:val="24"/>
-        </w:rPr>
-        <w:t xml:space="preserve">    c̃_t = tanh(W_c · [h_{t-1}, x_t] + b_c)        (4)</w:t>
-      </w:r>
-    </w:p>
-    <w:p>
-      <w:pPr>
-        <w:spacing w:line="360" w:lineRule="auto" w:before="0" w:after="60"/>
-        <w:ind w:firstLine="480"/>
-        <w:jc w:val="left"/>
-      </w:pPr>
-      <w:r>
-        <w:rPr>
-          <w:rFonts w:ascii="宋体" w:hAnsi="宋体" w:eastAsia="宋体"/>
-          <w:b w:val="0"/>
-          <w:sz w:val="24"/>
-        </w:rPr>
-        <w:t>其中，W_c 为候选状态权重矩阵，b_c 为偏置，tanh 为双曲正切激活函数。</w:t>
-      </w:r>
-    </w:p>
-    <w:p>
-      <w:pPr>
-        <w:spacing w:line="360" w:lineRule="auto" w:before="0" w:after="0"/>
-        <w:ind w:firstLine="480"/>
-        <w:jc w:val="left"/>
-      </w:pPr>
-      <w:r>
-        <w:rPr>
-          <w:rFonts w:ascii="宋体" w:hAnsi="宋体" w:eastAsia="宋体"/>
-          <w:b w:val="0"/>
-          <w:sz w:val="24"/>
-        </w:rPr>
-        <w:t>算法流程：输入拼接 → 矩阵乘 → 加偏置 → tanh 激活 → 输出候选状态 c̃_t</w:t>
-      </w:r>
-    </w:p>
-    <w:p>
-      <w:pPr>
-        <w:spacing w:line="360" w:lineRule="auto" w:before="120" w:after="60"/>
-        <w:jc w:val="left"/>
-      </w:pPr>
-      <w:r>
-        <w:rPr>
-          <w:rFonts w:ascii="黑体" w:hAnsi="黑体" w:eastAsia="黑体"/>
-          <w:b/>
-          <w:sz w:val="28"/>
-        </w:rPr>
-        <w:t>算法 2：BiLSTM 细胞状态更新</w:t>
-      </w:r>
-    </w:p>
-    <w:p>
-      <w:pPr>
-        <w:spacing w:line="360" w:lineRule="auto" w:before="60" w:after="60"/>
-        <w:jc w:val="center"/>
-      </w:pPr>
-      <w:r>
-        <w:rPr>
-          <w:rFonts w:ascii="Times New Roman" w:hAnsi="Times New Roman" w:eastAsia="Times New Roman"/>
-          <w:b w:val="0"/>
-          <w:sz w:val="24"/>
-        </w:rPr>
-        <w:t xml:space="preserve">    c_t = f_t ⊙ c_{t-1} + i_t ⊙ c̃_t        (5)</w:t>
-      </w:r>
-    </w:p>
-    <w:p>
-      <w:pPr>
-        <w:spacing w:line="360" w:lineRule="auto" w:before="0" w:after="60"/>
-        <w:ind w:firstLine="480"/>
-        <w:jc w:val="left"/>
-      </w:pPr>
-      <w:r>
-        <w:rPr>
-          <w:rFonts w:ascii="宋体" w:hAnsi="宋体" w:eastAsia="宋体"/>
-          <w:b w:val="0"/>
-          <w:sz w:val="24"/>
-        </w:rPr>
-        <w:t>其中，⊙ 为哈达玛积（按元素相乘），f_t 为遗忘门输出，i_t 为输入门输出，c̃_t 为候选状态。</w:t>
-      </w:r>
-    </w:p>
-    <w:p>
-      <w:pPr>
-        <w:spacing w:line="360" w:lineRule="auto" w:before="0" w:after="0"/>
-        <w:ind w:firstLine="480"/>
-        <w:jc w:val="left"/>
-      </w:pPr>
-      <w:r>
-        <w:rPr>
-          <w:rFonts w:ascii="宋体" w:hAnsi="宋体" w:eastAsia="宋体"/>
-          <w:b w:val="0"/>
-          <w:sz w:val="24"/>
-        </w:rPr>
-        <w:t>算法流程：遗忘门 × 上一细胞状态 + 输入门 × 候选状态 → 当前细胞状态 c_t</w:t>
-      </w:r>
-    </w:p>
-    <w:p>
-      <w:pPr>
-        <w:spacing w:line="360" w:lineRule="auto" w:before="120" w:after="60"/>
-        <w:jc w:val="left"/>
-      </w:pPr>
-      <w:r>
-        <w:rPr>
-          <w:rFonts w:ascii="黑体" w:hAnsi="黑体" w:eastAsia="黑体"/>
-          <w:b/>
-          <w:sz w:val="28"/>
-        </w:rPr>
-        <w:t>算法 2：BiLSTM 输出门与隐藏状态</w:t>
-      </w:r>
-    </w:p>
-    <w:p>
-      <w:pPr>
-        <w:spacing w:line="360" w:lineRule="auto" w:before="60" w:after="60"/>
-        <w:jc w:val="center"/>
-      </w:pPr>
-      <w:r>
-        <w:rPr>
-          <w:rFonts w:ascii="Times New Roman" w:hAnsi="Times New Roman" w:eastAsia="Times New Roman"/>
-          <w:b w:val="0"/>
-          <w:sz w:val="24"/>
-        </w:rPr>
-        <w:t xml:space="preserve">    o_t = sigmoid(W_o · [h_{t-1}, x_t] + b_o);  h_t = o_t ⊙ tanh(c_t)        (6)</w:t>
-      </w:r>
-    </w:p>
-    <w:p>
-      <w:pPr>
-        <w:spacing w:line="360" w:lineRule="auto" w:before="0" w:after="60"/>
-        <w:ind w:firstLine="480"/>
-        <w:jc w:val="left"/>
-      </w:pPr>
-      <w:r>
-        <w:rPr>
-          <w:rFonts w:ascii="宋体" w:hAnsi="宋体" w:eastAsia="宋体"/>
-          <w:b w:val="0"/>
-          <w:sz w:val="24"/>
-        </w:rPr>
-        <w:t>其中，o_t 为输出门，h_t 为当前隐藏状态。BiLSTM 由前向 LSTM 与后向 LSTM 拼接而成，输出 h_t = [→h_t; ←h_t]。</w:t>
-      </w:r>
-    </w:p>
-    <w:p>
-      <w:pPr>
-        <w:spacing w:line="360" w:lineRule="auto" w:before="0" w:after="0"/>
-        <w:ind w:firstLine="480"/>
-        <w:jc w:val="left"/>
-      </w:pPr>
-      <w:r>
-        <w:rPr>
-          <w:rFonts w:ascii="宋体" w:hAnsi="宋体" w:eastAsia="宋体"/>
-          <w:b w:val="0"/>
-          <w:sz w:val="24"/>
-        </w:rPr>
-        <w:t>算法流程：输出门 × tanh(细胞状态) → 当前隐藏状态 h_t</w:t>
-      </w:r>
-    </w:p>
-    <w:p>
-      <w:pPr>
-        <w:spacing w:line="360" w:lineRule="auto" w:before="120" w:after="60"/>
-        <w:jc w:val="left"/>
-      </w:pPr>
-      <w:r>
-        <w:rPr>
-          <w:rFonts w:ascii="黑体" w:hAnsi="黑体" w:eastAsia="黑体"/>
-          <w:b/>
-          <w:sz w:val="28"/>
-        </w:rPr>
-        <w:t>算法 3：激光雷达点云球坐标转换</w:t>
-      </w:r>
-    </w:p>
-    <w:p>
-      <w:pPr>
-        <w:spacing w:line="360" w:lineRule="auto" w:before="60" w:after="60"/>
-        <w:jc w:val="center"/>
-      </w:pPr>
-      <w:r>
-        <w:rPr>
-          <w:rFonts w:ascii="Times New Roman" w:hAnsi="Times New Roman" w:eastAsia="Times New Roman"/>
-          <w:b w:val="0"/>
-          <w:sz w:val="24"/>
-        </w:rPr>
-        <w:t xml:space="preserve">    c = arcsin(z / sqrt(x²+y²+z²));  r = arctan2(y, x)        (7)</w:t>
-      </w:r>
-    </w:p>
-    <w:p>
-      <w:pPr>
-        <w:spacing w:line="360" w:lineRule="auto" w:before="0" w:after="60"/>
-        <w:ind w:firstLine="480"/>
-        <w:jc w:val="left"/>
-      </w:pPr>
-      <w:r>
-        <w:rPr>
-          <w:rFonts w:ascii="宋体" w:hAnsi="宋体" w:eastAsia="宋体"/>
-          <w:b w:val="0"/>
-          <w:sz w:val="24"/>
-        </w:rPr>
-        <w:t>其中，(x, y, z) 为激光雷达坐标系下的 3D 点坐标，(c, r) 为激光雷达图像中的位置坐标（垂直角、水平角）。</w:t>
-      </w:r>
-    </w:p>
-    <w:p>
-      <w:pPr>
-        <w:spacing w:line="360" w:lineRule="auto" w:before="0" w:after="0"/>
-        <w:ind w:firstLine="480"/>
-        <w:jc w:val="left"/>
-      </w:pPr>
-      <w:r>
-        <w:rPr>
-          <w:rFonts w:ascii="宋体" w:hAnsi="宋体" w:eastAsia="宋体"/>
-          <w:b w:val="0"/>
-          <w:sz w:val="24"/>
-        </w:rPr>
-        <w:t>算法流程：3D 点云输入 → 球坐标转换 → 归一化 → 畸变校正 → 相机内参投影 → 形成稀疏深度图</w:t>
-      </w:r>
-    </w:p>
-    <w:p>
-      <w:pPr>
-        <w:spacing w:line="360" w:lineRule="auto" w:before="120" w:after="60"/>
-        <w:jc w:val="left"/>
-      </w:pPr>
-      <w:r>
-        <w:rPr>
-          <w:rFonts w:ascii="黑体" w:hAnsi="黑体" w:eastAsia="黑体"/>
-          <w:b/>
-          <w:sz w:val="28"/>
-        </w:rPr>
-        <w:t>算法 3：相机畸变校正</w:t>
-      </w:r>
-    </w:p>
-    <w:p>
-      <w:pPr>
-        <w:spacing w:line="360" w:lineRule="auto" w:before="60" w:after="60"/>
-        <w:jc w:val="center"/>
-      </w:pPr>
-      <w:r>
-        <w:rPr>
-          <w:rFonts w:ascii="Times New Roman" w:hAnsi="Times New Roman" w:eastAsia="Times New Roman"/>
-          <w:b w:val="0"/>
-          <w:sz w:val="24"/>
-        </w:rPr>
-        <w:t xml:space="preserve">    f(r) = 1 + k₁r² + k₂r⁴ + k₃r⁶        (8)</w:t>
-      </w:r>
-    </w:p>
-    <w:p>
-      <w:pPr>
-        <w:spacing w:line="360" w:lineRule="auto" w:before="0" w:after="60"/>
-        <w:ind w:firstLine="480"/>
-        <w:jc w:val="left"/>
-      </w:pPr>
-      <w:r>
-        <w:rPr>
-          <w:rFonts w:ascii="宋体" w:hAnsi="宋体" w:eastAsia="宋体"/>
-          <w:b w:val="0"/>
-          <w:sz w:val="24"/>
-        </w:rPr>
-        <w:t>其中，r 为归一化半径，k₁, k₂, k₃ 为径向畸变参数。</w:t>
-      </w:r>
-    </w:p>
-    <w:p>
-      <w:pPr>
-        <w:spacing w:line="360" w:lineRule="auto" w:before="0" w:after="0"/>
-        <w:ind w:firstLine="480"/>
-        <w:jc w:val="left"/>
-      </w:pPr>
-      <w:r>
-        <w:rPr>
-          <w:rFonts w:ascii="宋体" w:hAnsi="宋体" w:eastAsia="宋体"/>
-          <w:b w:val="0"/>
-          <w:sz w:val="24"/>
-        </w:rPr>
-        <w:t>算法流程：归一化坐标 → 计算半径 r → 畸变函数 f(r) → 输出校正坐标</w:t>
-      </w:r>
-    </w:p>
-    <w:p>
-      <w:pPr>
-        <w:spacing w:line="360" w:lineRule="auto" w:before="120" w:after="60"/>
-        <w:jc w:val="left"/>
-      </w:pPr>
-      <w:r>
-        <w:rPr>
-          <w:rFonts w:ascii="黑体" w:hAnsi="黑体" w:eastAsia="黑体"/>
-          <w:b/>
-          <w:sz w:val="28"/>
-        </w:rPr>
-        <w:t>算法 3：相机内参投影</w:t>
-      </w:r>
-    </w:p>
-    <w:p>
-      <w:pPr>
-        <w:spacing w:line="360" w:lineRule="auto" w:before="60" w:after="60"/>
-        <w:jc w:val="center"/>
-      </w:pPr>
-      <w:r>
-        <w:rPr>
-          <w:rFonts w:ascii="Times New Roman" w:hAnsi="Times New Roman" w:eastAsia="Times New Roman"/>
-          <w:b w:val="0"/>
-          <w:sz w:val="24"/>
-        </w:rPr>
-        <w:t xml:space="preserve">    P_i = K · m_d,  K = [[f_x,0,o_x],[0,f_y,o_y],[0,0,1]]        (9)</w:t>
-      </w:r>
-    </w:p>
-    <w:p>
-      <w:pPr>
-        <w:spacing w:line="360" w:lineRule="auto" w:before="0" w:after="60"/>
-        <w:ind w:firstLine="480"/>
-        <w:jc w:val="left"/>
-      </w:pPr>
-      <w:r>
-        <w:rPr>
-          <w:rFonts w:ascii="宋体" w:hAnsi="宋体" w:eastAsia="宋体"/>
-          <w:b w:val="0"/>
-          <w:sz w:val="24"/>
-        </w:rPr>
-        <w:t>其中，K 为相机内参矩阵，f_x, f_y 为相机沿 x、y 轴的焦距，(o_x, o_y) 为相机光学中心，m_d 为畸变校正后的归一化坐标。</w:t>
-      </w:r>
-    </w:p>
-    <w:p>
-      <w:pPr>
-        <w:spacing w:line="360" w:lineRule="auto" w:before="0" w:after="0"/>
-        <w:ind w:firstLine="480"/>
-        <w:jc w:val="left"/>
-      </w:pPr>
-      <w:r>
-        <w:rPr>
-          <w:rFonts w:ascii="宋体" w:hAnsi="宋体" w:eastAsia="宋体"/>
-          <w:b w:val="0"/>
-          <w:sz w:val="24"/>
-        </w:rPr>
-        <w:t>算法流程：畸变校正坐标 → 内参矩阵 K 乘 → 像素坐标 P_i</w:t>
-      </w:r>
-    </w:p>
-    <w:p>
-      <w:pPr>
-        <w:spacing w:line="360" w:lineRule="auto" w:before="120" w:after="60"/>
-        <w:jc w:val="left"/>
-      </w:pPr>
-      <w:r>
-        <w:rPr>
-          <w:rFonts w:ascii="黑体" w:hAnsi="黑体" w:eastAsia="黑体"/>
-          <w:b/>
-          <w:sz w:val="28"/>
-        </w:rPr>
-        <w:t>算法 3：邻域均值插值（稀疏深度图稠密化）</w:t>
-      </w:r>
-    </w:p>
-    <w:p>
-      <w:pPr>
-        <w:spacing w:line="360" w:lineRule="auto" w:before="60" w:after="60"/>
-        <w:jc w:val="center"/>
-      </w:pPr>
-      <w:r>
-        <w:rPr>
-          <w:rFonts w:ascii="Times New Roman" w:hAnsi="Times New Roman" w:eastAsia="Times New Roman"/>
-          <w:b w:val="0"/>
-          <w:sz w:val="24"/>
-        </w:rPr>
-        <w:t xml:space="preserve">    d* = (1/N) · Σ_{p∈N} d_p        (10)</w:t>
-      </w:r>
-    </w:p>
-    <w:p>
-      <w:pPr>
-        <w:spacing w:line="360" w:lineRule="auto" w:before="0" w:after="60"/>
-        <w:ind w:firstLine="480"/>
-        <w:jc w:val="left"/>
-      </w:pPr>
-      <w:r>
-        <w:rPr>
-          <w:rFonts w:ascii="宋体" w:hAnsi="宋体" w:eastAsia="宋体"/>
-          <w:b w:val="0"/>
-          <w:sz w:val="24"/>
-        </w:rPr>
-        <w:t>其中，N 为邻域点集，d_p 为邻域点的深度值，N 为邻域点数。</w:t>
-      </w:r>
-    </w:p>
-    <w:p>
-      <w:pPr>
-        <w:spacing w:line="360" w:lineRule="auto" w:before="0" w:after="0"/>
-        <w:ind w:firstLine="480"/>
-        <w:jc w:val="left"/>
-      </w:pPr>
-      <w:r>
-        <w:rPr>
-          <w:rFonts w:ascii="宋体" w:hAnsi="宋体" w:eastAsia="宋体"/>
-          <w:b w:val="0"/>
-          <w:sz w:val="24"/>
-        </w:rPr>
-        <w:t>算法流程：稀疏深度图 → 邻域搜索 → 均值插值 → 稠密深度图 → 与 RGB 图像融合</w:t>
-      </w:r>
-    </w:p>
-    <w:p>
-      <w:pPr>
-        <w:spacing w:line="360" w:lineRule="auto" w:before="120" w:after="60"/>
-        <w:jc w:val="left"/>
-      </w:pPr>
-      <w:r>
-        <w:rPr>
-          <w:rFonts w:ascii="黑体" w:hAnsi="黑体" w:eastAsia="黑体"/>
-          <w:b/>
-          <w:sz w:val="28"/>
-        </w:rPr>
-        <w:t>算法 4：FCDIoU 改进损失函数</w:t>
-      </w:r>
-    </w:p>
-    <w:p>
-      <w:pPr>
-        <w:spacing w:line="360" w:lineRule="auto" w:before="60" w:after="60"/>
-        <w:jc w:val="center"/>
-      </w:pPr>
-      <w:r>
-        <w:rPr>
-          <w:rFonts w:ascii="Times New Roman" w:hAnsi="Times New Roman" w:eastAsia="Times New Roman"/>
-          <w:b w:val="0"/>
-          <w:sz w:val="24"/>
-        </w:rPr>
-        <w:t xml:space="preserve">    L_FCDIoU = 1 - IoU + ρ²(b, b^gt)/c² + d_cen²(b, b^gt)/c²        (11)</w:t>
-      </w:r>
-    </w:p>
-    <w:p>
-      <w:pPr>
-        <w:spacing w:line="360" w:lineRule="auto" w:before="0" w:after="60"/>
-        <w:ind w:firstLine="480"/>
-        <w:jc w:val="left"/>
-      </w:pPr>
-      <w:r>
-        <w:rPr>
-          <w:rFonts w:ascii="宋体" w:hAnsi="宋体" w:eastAsia="宋体"/>
-          <w:b w:val="0"/>
-          <w:sz w:val="24"/>
-        </w:rPr>
-        <w:t>其中，b, b^gt 分别为预测框和真实框，ρ(b, b^gt) 为两框中心点欧氏距离，d_cen 为两框质心距离，c 为两框最小外接矩形的对角线长度。FCDIoU 相比 MPDIoU 在小目标场景下收敛速度提升 1.8×。</w:t>
-      </w:r>
-    </w:p>
-    <w:p>
-      <w:pPr>
-        <w:spacing w:line="360" w:lineRule="auto" w:before="0" w:after="0"/>
-        <w:ind w:firstLine="480"/>
-        <w:jc w:val="left"/>
-      </w:pPr>
-      <w:r>
-        <w:rPr>
-          <w:rFonts w:ascii="宋体" w:hAnsi="宋体" w:eastAsia="宋体"/>
-          <w:b w:val="0"/>
-          <w:sz w:val="24"/>
-        </w:rPr>
-        <w:t>算法流程：预测框 + 真实框 → 计算 IoU → 计算中心距离 ρ → 计算质心距离 d_cen → 计算 c → 组合得 L_FCDIoU</w:t>
-      </w:r>
-    </w:p>
-    <w:p>
-      <w:pPr>
-        <w:spacing w:line="360" w:lineRule="auto" w:before="120" w:after="120"/>
-        <w:jc w:val="left"/>
-      </w:pPr>
-      <w:r>
-        <w:rPr>
-          <w:rFonts w:ascii="黑体" w:hAnsi="黑体" w:eastAsia="黑体"/>
-          <w:b/>
-          <w:sz w:val="30"/>
-        </w:rPr>
-        <w:t>（五）数据来源与实验条件</w:t>
-      </w:r>
-    </w:p>
-    <w:p>
-      <w:pPr>
-        <w:spacing w:line="360" w:lineRule="auto" w:before="0" w:after="0"/>
-        <w:ind w:firstLine="480"/>
-        <w:jc w:val="left"/>
-      </w:pPr>
-      <w:r>
-        <w:rPr>
-          <w:rFonts w:ascii="宋体" w:hAnsi="宋体" w:eastAsia="宋体"/>
-          <w:b w:val="0"/>
-          <w:sz w:val="24"/>
-        </w:rPr>
-        <w:t>数据来源：与 XX 消防支队签署数据合作协议，获取 2023-2024 年 8 起真实火灾场景数据，含火场目标样本 5000+，覆盖 8 类典型火场目标。实验设备：红外热成像仪 FLIR T630、激光雷达 Velodyne VLP-16、大疆经纬 M300 RTK 无人机、GPU 服务器（RTX 4090 ×4）。软件工具：Python 3.10、PyTorch 2.1、OpenCV 4.8、CUDA 12.1、ROS 2 Humble。</w:t>
-      </w:r>
-    </w:p>
-    <w:p>
-      <w:pPr>
-        <w:spacing w:line="360" w:lineRule="auto" w:before="120" w:after="120"/>
-        <w:jc w:val="left"/>
-      </w:pPr>
-      <w:r>
-        <w:rPr>
-          <w:rFonts w:ascii="黑体" w:hAnsi="黑体" w:eastAsia="黑体"/>
-          <w:b/>
-          <w:sz w:val="30"/>
-        </w:rPr>
-        <w:t>（六）可行性分析</w:t>
-      </w:r>
-    </w:p>
-    <w:p>
-      <w:pPr>
-        <w:spacing w:line="360" w:lineRule="auto" w:before="0" w:after="0"/>
-        <w:ind w:firstLine="480"/>
-        <w:jc w:val="left"/>
-      </w:pPr>
-      <w:r>
-        <w:rPr>
-          <w:rFonts w:ascii="宋体" w:hAnsi="宋体" w:eastAsia="宋体"/>
-          <w:b w:val="0"/>
-          <w:sz w:val="24"/>
-        </w:rPr>
-        <w:t>研究方案可行性：本项目的技术路线和研究方案是在总结项目组以及项目申请人过去的研究工作和仔细分析国内外研究现状和发展趋势的基础上提出的。在解决移动目标实时跟踪的问题上采用当前比较热门的多模态融合技术展开，并对其进行改进和优化。通过以国内外同行提出的理论和技术贡献为基础，基于大语言模型的基本框架的总体研究思路，进行展开和改进，因此本项目的研究方案具有科学可行性。</w:t>
-      </w:r>
-    </w:p>
-    <w:p>
-      <w:pPr>
-        <w:spacing w:line="360" w:lineRule="auto" w:before="0" w:after="0"/>
-        <w:ind w:firstLine="480"/>
-        <w:jc w:val="left"/>
-      </w:pPr>
-      <w:r>
-        <w:rPr>
-          <w:rFonts w:ascii="宋体" w:hAnsi="宋体" w:eastAsia="宋体"/>
-          <w:b w:val="0"/>
-          <w:sz w:val="24"/>
-        </w:rPr>
-        <w:t>工作基础可行性：项目组以及项目申请人近年来对目标跟踪、深度学习以及 GPU 并行运算等内容进行了研究，取得了较好的成果，为本项目的开展奠定了坚实的基础。在目标跟踪领域，项目申请人前期通过对多目标跟踪与匹配算法进行深入研究，相关成果已发表在 Computer Communications 等学术期刊。在 GPU 并行运算的研究方面，项目组从 2020 年起就将 GPU CUDA 并行运算方法应用于各种机器学习和模式识别应用中。</w:t>
-      </w:r>
-    </w:p>
-    <w:p>
-      <w:pPr>
-        <w:spacing w:line="360" w:lineRule="auto" w:before="0" w:after="0"/>
-        <w:ind w:firstLine="480"/>
-        <w:jc w:val="left"/>
-      </w:pPr>
-      <w:r>
-        <w:rPr>
-          <w:rFonts w:ascii="宋体" w:hAnsi="宋体" w:eastAsia="宋体"/>
-          <w:b w:val="0"/>
-          <w:sz w:val="24"/>
-        </w:rPr>
-        <w:t>研究条件可行性：申请人及其所在的智能感知实验室，依托自动化工程技术研究中心、先进制造研究所、计算智能与信息处理研究所等。实验室配备 GPU 服务器（RTX 4090 ×4）、红外热成像仪 FLIR T630、激光雷达 Velodyne VLP-16、大疆经纬 M300 RTK 无人机等设备，可满足本项目需求。</w:t>
-      </w:r>
-    </w:p>
-    <w:p>
-      <w:pPr>
-        <w:spacing w:line="360" w:lineRule="auto" w:before="240" w:after="240"/>
-        <w:jc w:val="center"/>
-      </w:pPr>
-      <w:r>
-        <w:rPr>
-          <w:rFonts w:ascii="黑体" w:hAnsi="黑体" w:eastAsia="黑体"/>
-          <w:b/>
-          <w:sz w:val="32"/>
-        </w:rPr>
-        <w:t>七、社会经济效益分析</w:t>
-      </w:r>
-    </w:p>
-    <w:p>
-      <w:pPr>
-        <w:spacing w:line="360" w:lineRule="auto" w:before="0" w:after="0"/>
-        <w:ind w:firstLine="480"/>
-        <w:jc w:val="left"/>
-      </w:pPr>
-      <w:r>
-        <w:rPr>
-          <w:rFonts w:ascii="宋体" w:hAnsi="宋体" w:eastAsia="宋体"/>
-          <w:b w:val="0"/>
-          <w:sz w:val="24"/>
-        </w:rPr>
-        <w:t>本项目通过对比传统模式与系统模式的关键指标，量化评估系统社会经济效益。指标涵盖经济损失、识别精度、重构精度、响应时间、调度准确率、装备效率等多个维度。</w:t>
-      </w:r>
-    </w:p>
-    <w:p>
-      <w:pPr>
-        <w:spacing w:line="360" w:lineRule="auto" w:before="120" w:after="60"/>
-        <w:jc w:val="center"/>
-      </w:pPr>
-      <w:r>
-        <w:rPr>
-          <w:rFonts w:ascii="黑体" w:hAnsi="黑体" w:eastAsia="黑体"/>
-          <w:b w:val="0"/>
-          <w:sz w:val="21"/>
-        </w:rPr>
-        <w:t>表 1 系统社会经济效益量化评估表</w:t>
+        <w:t>六、预期成果与考核指标</w:t>
       </w:r>
     </w:p>
     <w:tbl>
@@ -3857,93 +1526,68 @@
         <w:tblLook w:firstColumn="1" w:firstRow="1" w:lastColumn="0" w:lastRow="0" w:noHBand="0" w:noVBand="1" w:val="04A0"/>
       </w:tblPr>
       <w:tblGrid>
-        <w:gridCol w:w="2268"/>
-        <w:gridCol w:w="2268"/>
-        <w:gridCol w:w="2268"/>
-        <w:gridCol w:w="2268"/>
+        <w:gridCol w:w="2910"/>
+        <w:gridCol w:w="2910"/>
+        <w:gridCol w:w="2910"/>
       </w:tblGrid>
       <w:tr>
         <w:tc>
           <w:tcPr>
-            <w:tcW w:type="dxa" w:w="2835"/>
-            <w:vAlign w:val="center"/>
+            <w:tcW w:type="dxa" w:w="1928"/>
           </w:tcPr>
           <w:p>
             <w:pPr>
-              <w:spacing w:line="300" w:lineRule="auto"/>
               <w:jc w:val="center"/>
             </w:pPr>
             <w:r/>
             <w:r>
               <w:rPr>
-                <w:rFonts w:ascii="宋体" w:hAnsi="宋体" w:eastAsia="宋体"/>
+                <w:rFonts w:ascii="黑体" w:hAnsi="黑体" w:eastAsia="黑体"/>
                 <w:b/>
+                <w:color w:val="111827"/>
                 <w:sz w:val="21"/>
               </w:rPr>
-              <w:t>评估指标</w:t>
+              <w:t>成果类型</w:t>
             </w:r>
           </w:p>
         </w:tc>
         <w:tc>
           <w:tcPr>
-            <w:tcW w:type="dxa" w:w="1984"/>
-            <w:vAlign w:val="center"/>
+            <w:tcW w:type="dxa" w:w="4309"/>
           </w:tcPr>
           <w:p>
             <w:pPr>
-              <w:spacing w:line="300" w:lineRule="auto"/>
               <w:jc w:val="center"/>
             </w:pPr>
             <w:r/>
             <w:r>
               <w:rPr>
-                <w:rFonts w:ascii="宋体" w:hAnsi="宋体" w:eastAsia="宋体"/>
+                <w:rFonts w:ascii="黑体" w:hAnsi="黑体" w:eastAsia="黑体"/>
                 <w:b/>
+                <w:color w:val="111827"/>
                 <w:sz w:val="21"/>
               </w:rPr>
-              <w:t>传统模式基准值</w:t>
+              <w:t>具体内容</w:t>
             </w:r>
           </w:p>
         </w:tc>
         <w:tc>
           <w:tcPr>
-            <w:tcW w:type="dxa" w:w="1984"/>
-            <w:vAlign w:val="center"/>
+            <w:tcW w:type="dxa" w:w="2494"/>
           </w:tcPr>
           <w:p>
             <w:pPr>
-              <w:spacing w:line="300" w:lineRule="auto"/>
               <w:jc w:val="center"/>
             </w:pPr>
             <w:r/>
             <w:r>
               <w:rPr>
-                <w:rFonts w:ascii="宋体" w:hAnsi="宋体" w:eastAsia="宋体"/>
+                <w:rFonts w:ascii="黑体" w:hAnsi="黑体" w:eastAsia="黑体"/>
                 <w:b/>
+                <w:color w:val="111827"/>
                 <w:sz w:val="21"/>
               </w:rPr>
-              <w:t>系统模式预期值</w:t>
-            </w:r>
-          </w:p>
-        </w:tc>
-        <w:tc>
-          <w:tcPr>
-            <w:tcW w:type="dxa" w:w="2268"/>
-            <w:vAlign w:val="center"/>
-          </w:tcPr>
-          <w:p>
-            <w:pPr>
-              <w:spacing w:line="300" w:lineRule="auto"/>
-              <w:jc w:val="center"/>
-            </w:pPr>
-            <w:r/>
-            <w:r>
-              <w:rPr>
-                <w:rFonts w:ascii="宋体" w:hAnsi="宋体" w:eastAsia="宋体"/>
-                <w:b/>
-                <w:sz w:val="21"/>
-              </w:rPr>
-              <w:t>效益提升幅度</w:t>
+              <w:t>考核指标</w:t>
             </w:r>
           </w:p>
         </w:tc>
@@ -3951,12 +1595,27 @@
       <w:tr>
         <w:tc>
           <w:tcPr>
-            <w:tcW w:type="dxa" w:w="2835"/>
-            <w:vAlign w:val="center"/>
+            <w:tcW w:type="dxa" w:w="1928"/>
+          </w:tcPr>
+          <w:p>
+            <w:r/>
+            <w:r>
+              <w:rPr>
+                <w:rFonts w:ascii="宋体" w:hAnsi="宋体" w:eastAsia="宋体"/>
+                <w:b w:val="0"/>
+                <w:color w:val="111827"/>
+                <w:sz w:val="21"/>
+              </w:rPr>
+              <w:t>学术论文</w:t>
+            </w:r>
+          </w:p>
+        </w:tc>
+        <w:tc>
+          <w:tcPr>
+            <w:tcW w:type="dxa" w:w="4309"/>
           </w:tcPr>
           <w:p>
             <w:pPr>
-              <w:spacing w:line="300" w:lineRule="auto"/>
               <w:jc w:val="center"/>
             </w:pPr>
             <w:r/>
@@ -3964,20 +1623,19 @@
               <w:rPr>
                 <w:rFonts w:ascii="宋体" w:hAnsi="宋体" w:eastAsia="宋体"/>
                 <w:b w:val="0"/>
+                <w:color w:val="111827"/>
                 <w:sz w:val="21"/>
               </w:rPr>
-              <w:t>单次城市火灾平均经济损失</w:t>
+              <w:t>投稿中文核心期刊 1 篇</w:t>
             </w:r>
           </w:p>
         </w:tc>
         <w:tc>
           <w:tcPr>
-            <w:tcW w:type="dxa" w:w="1984"/>
-            <w:vAlign w:val="center"/>
+            <w:tcW w:type="dxa" w:w="2494"/>
           </w:tcPr>
           <w:p>
             <w:pPr>
-              <w:spacing w:line="300" w:lineRule="auto"/>
               <w:jc w:val="center"/>
             </w:pPr>
             <w:r/>
@@ -3985,20 +1643,38 @@
               <w:rPr>
                 <w:rFonts w:ascii="宋体" w:hAnsi="宋体" w:eastAsia="宋体"/>
                 <w:b w:val="0"/>
+                <w:color w:val="111827"/>
                 <w:sz w:val="21"/>
               </w:rPr>
-              <w:t>100%（基准）</w:t>
+              <w:t>录用或见刊</w:t>
+            </w:r>
+          </w:p>
+        </w:tc>
+      </w:tr>
+      <w:tr>
+        <w:tc>
+          <w:tcPr>
+            <w:tcW w:type="dxa" w:w="1928"/>
+          </w:tcPr>
+          <w:p>
+            <w:r/>
+            <w:r>
+              <w:rPr>
+                <w:rFonts w:ascii="宋体" w:hAnsi="宋体" w:eastAsia="宋体"/>
+                <w:b w:val="0"/>
+                <w:color w:val="111827"/>
+                <w:sz w:val="21"/>
+              </w:rPr>
+              <w:t>知识产权</w:t>
             </w:r>
           </w:p>
         </w:tc>
         <w:tc>
           <w:tcPr>
-            <w:tcW w:type="dxa" w:w="1984"/>
-            <w:vAlign w:val="center"/>
+            <w:tcW w:type="dxa" w:w="4309"/>
           </w:tcPr>
           <w:p>
             <w:pPr>
-              <w:spacing w:line="300" w:lineRule="auto"/>
               <w:jc w:val="center"/>
             </w:pPr>
             <w:r/>
@@ -4006,20 +1682,19 @@
               <w:rPr>
                 <w:rFonts w:ascii="宋体" w:hAnsi="宋体" w:eastAsia="宋体"/>
                 <w:b w:val="0"/>
+                <w:color w:val="111827"/>
                 <w:sz w:val="21"/>
               </w:rPr>
-              <w:t>60%~80%</w:t>
+              <w:t>软件著作权 1 项</w:t>
             </w:r>
           </w:p>
         </w:tc>
         <w:tc>
           <w:tcPr>
-            <w:tcW w:type="dxa" w:w="2268"/>
-            <w:vAlign w:val="center"/>
+            <w:tcW w:type="dxa" w:w="2494"/>
           </w:tcPr>
           <w:p>
             <w:pPr>
-              <w:spacing w:line="300" w:lineRule="auto"/>
               <w:jc w:val="center"/>
             </w:pPr>
             <w:r/>
@@ -4027,9 +1702,10 @@
               <w:rPr>
                 <w:rFonts w:ascii="宋体" w:hAnsi="宋体" w:eastAsia="宋体"/>
                 <w:b w:val="0"/>
+                <w:color w:val="111827"/>
                 <w:sz w:val="21"/>
               </w:rPr>
-              <w:t>降低 20%~40%（即 1.25~1.67 倍减少）</w:t>
+              <w:t>获得登记证书</w:t>
             </w:r>
           </w:p>
         </w:tc>
@@ -4037,12 +1713,27 @@
       <w:tr>
         <w:tc>
           <w:tcPr>
-            <w:tcW w:type="dxa" w:w="2835"/>
-            <w:vAlign w:val="center"/>
+            <w:tcW w:type="dxa" w:w="1928"/>
+          </w:tcPr>
+          <w:p>
+            <w:r/>
+            <w:r>
+              <w:rPr>
+                <w:rFonts w:ascii="宋体" w:hAnsi="宋体" w:eastAsia="宋体"/>
+                <w:b w:val="0"/>
+                <w:color w:val="111827"/>
+                <w:sz w:val="21"/>
+              </w:rPr>
+              <w:t>实物成果</w:t>
+            </w:r>
+          </w:p>
+        </w:tc>
+        <w:tc>
+          <w:tcPr>
+            <w:tcW w:type="dxa" w:w="4309"/>
           </w:tcPr>
           <w:p>
             <w:pPr>
-              <w:spacing w:line="300" w:lineRule="auto"/>
               <w:jc w:val="center"/>
             </w:pPr>
             <w:r/>
@@ -4050,20 +1741,19 @@
               <w:rPr>
                 <w:rFonts w:ascii="宋体" w:hAnsi="宋体" w:eastAsia="宋体"/>
                 <w:b w:val="0"/>
+                <w:color w:val="111827"/>
                 <w:sz w:val="21"/>
               </w:rPr>
-              <w:t>年均可减少直接经济损失</w:t>
+              <w:t>原理样机 1 台</w:t>
             </w:r>
           </w:p>
         </w:tc>
         <w:tc>
           <w:tcPr>
-            <w:tcW w:type="dxa" w:w="1984"/>
-            <w:vAlign w:val="center"/>
+            <w:tcW w:type="dxa" w:w="2494"/>
           </w:tcPr>
           <w:p>
             <w:pPr>
-              <w:spacing w:line="300" w:lineRule="auto"/>
               <w:jc w:val="center"/>
             </w:pPr>
             <w:r/>
@@ -4071,20 +1761,38 @@
               <w:rPr>
                 <w:rFonts w:ascii="宋体" w:hAnsi="宋体" w:eastAsia="宋体"/>
                 <w:b w:val="0"/>
+                <w:color w:val="111827"/>
                 <w:sz w:val="21"/>
               </w:rPr>
-              <w:t>约 50 亿元/年</w:t>
+              <w:t>完成实机飞行验证</w:t>
+            </w:r>
+          </w:p>
+        </w:tc>
+      </w:tr>
+      <w:tr>
+        <w:tc>
+          <w:tcPr>
+            <w:tcW w:type="dxa" w:w="1928"/>
+          </w:tcPr>
+          <w:p>
+            <w:r/>
+            <w:r>
+              <w:rPr>
+                <w:rFonts w:ascii="宋体" w:hAnsi="宋体" w:eastAsia="宋体"/>
+                <w:b w:val="0"/>
+                <w:color w:val="111827"/>
+                <w:sz w:val="21"/>
+              </w:rPr>
+              <w:t>竞赛成果</w:t>
             </w:r>
           </w:p>
         </w:tc>
         <w:tc>
           <w:tcPr>
-            <w:tcW w:type="dxa" w:w="1984"/>
-            <w:vAlign w:val="center"/>
+            <w:tcW w:type="dxa" w:w="4309"/>
           </w:tcPr>
           <w:p>
             <w:pPr>
-              <w:spacing w:line="300" w:lineRule="auto"/>
               <w:jc w:val="center"/>
             </w:pPr>
             <w:r/>
@@ -4092,20 +1800,19 @@
               <w:rPr>
                 <w:rFonts w:ascii="宋体" w:hAnsi="宋体" w:eastAsia="宋体"/>
                 <w:b w:val="0"/>
+                <w:color w:val="111827"/>
                 <w:sz w:val="21"/>
               </w:rPr>
-              <w:t>约 30~40 亿元/年</w:t>
+              <w:t>参加省级以上学科竞赛</w:t>
             </w:r>
           </w:p>
         </w:tc>
         <w:tc>
           <w:tcPr>
-            <w:tcW w:type="dxa" w:w="2268"/>
-            <w:vAlign w:val="center"/>
+            <w:tcW w:type="dxa" w:w="2494"/>
           </w:tcPr>
           <w:p>
             <w:pPr>
-              <w:spacing w:line="300" w:lineRule="auto"/>
               <w:jc w:val="center"/>
             </w:pPr>
             <w:r/>
@@ -4113,916 +1820,97 @@
               <w:rPr>
                 <w:rFonts w:ascii="宋体" w:hAnsi="宋体" w:eastAsia="宋体"/>
                 <w:b w:val="0"/>
+                <w:color w:val="111827"/>
                 <w:sz w:val="21"/>
               </w:rPr>
-              <w:t>减少 10~20 亿元/年（即 1.25~1.67 倍）</w:t>
-            </w:r>
-          </w:p>
-        </w:tc>
-      </w:tr>
-      <w:tr>
-        <w:tc>
-          <w:tcPr>
-            <w:tcW w:type="dxa" w:w="2835"/>
-            <w:vAlign w:val="center"/>
-          </w:tcPr>
-          <w:p>
-            <w:pPr>
-              <w:spacing w:line="300" w:lineRule="auto"/>
-              <w:jc w:val="center"/>
-            </w:pPr>
-            <w:r/>
-            <w:r>
-              <w:rPr>
-                <w:rFonts w:ascii="宋体" w:hAnsi="宋体" w:eastAsia="宋体"/>
-                <w:b w:val="0"/>
-                <w:sz w:val="21"/>
-              </w:rPr>
-              <w:t>被困人员识别召回率</w:t>
-            </w:r>
-          </w:p>
-        </w:tc>
-        <w:tc>
-          <w:tcPr>
-            <w:tcW w:type="dxa" w:w="1984"/>
-            <w:vAlign w:val="center"/>
-          </w:tcPr>
-          <w:p>
-            <w:pPr>
-              <w:spacing w:line="300" w:lineRule="auto"/>
-              <w:jc w:val="center"/>
-            </w:pPr>
-            <w:r/>
-            <w:r>
-              <w:rPr>
-                <w:rFonts w:ascii="宋体" w:hAnsi="宋体" w:eastAsia="宋体"/>
-                <w:b w:val="0"/>
-                <w:sz w:val="21"/>
-              </w:rPr>
-              <w:t>≤70%</w:t>
-            </w:r>
-          </w:p>
-        </w:tc>
-        <w:tc>
-          <w:tcPr>
-            <w:tcW w:type="dxa" w:w="1984"/>
-            <w:vAlign w:val="center"/>
-          </w:tcPr>
-          <w:p>
-            <w:pPr>
-              <w:spacing w:line="300" w:lineRule="auto"/>
-              <w:jc w:val="center"/>
-            </w:pPr>
-            <w:r/>
-            <w:r>
-              <w:rPr>
-                <w:rFonts w:ascii="宋体" w:hAnsi="宋体" w:eastAsia="宋体"/>
-                <w:b w:val="0"/>
-                <w:sz w:val="21"/>
-              </w:rPr>
-              <w:t>≥92%</w:t>
-            </w:r>
-          </w:p>
-        </w:tc>
-        <w:tc>
-          <w:tcPr>
-            <w:tcW w:type="dxa" w:w="2268"/>
-            <w:vAlign w:val="center"/>
-          </w:tcPr>
-          <w:p>
-            <w:pPr>
-              <w:spacing w:line="300" w:lineRule="auto"/>
-              <w:jc w:val="center"/>
-            </w:pPr>
-            <w:r/>
-            <w:r>
-              <w:rPr>
-                <w:rFonts w:ascii="宋体" w:hAnsi="宋体" w:eastAsia="宋体"/>
-                <w:b w:val="0"/>
-                <w:sz w:val="21"/>
-              </w:rPr>
-              <w:t>提升 ≥22 个百分点（即 1.31 倍）</w:t>
-            </w:r>
-          </w:p>
-        </w:tc>
-      </w:tr>
-      <w:tr>
-        <w:tc>
-          <w:tcPr>
-            <w:tcW w:type="dxa" w:w="2835"/>
-            <w:vAlign w:val="center"/>
-          </w:tcPr>
-          <w:p>
-            <w:pPr>
-              <w:spacing w:line="300" w:lineRule="auto"/>
-              <w:jc w:val="center"/>
-            </w:pPr>
-            <w:r/>
-            <w:r>
-              <w:rPr>
-                <w:rFonts w:ascii="宋体" w:hAnsi="宋体" w:eastAsia="宋体"/>
-                <w:b w:val="0"/>
-                <w:sz w:val="21"/>
-              </w:rPr>
-              <w:t>三维火场重构关键尺寸误差</w:t>
-            </w:r>
-          </w:p>
-        </w:tc>
-        <w:tc>
-          <w:tcPr>
-            <w:tcW w:type="dxa" w:w="1984"/>
-            <w:vAlign w:val="center"/>
-          </w:tcPr>
-          <w:p>
-            <w:pPr>
-              <w:spacing w:line="300" w:lineRule="auto"/>
-              <w:jc w:val="center"/>
-            </w:pPr>
-            <w:r/>
-            <w:r>
-              <w:rPr>
-                <w:rFonts w:ascii="宋体" w:hAnsi="宋体" w:eastAsia="宋体"/>
-                <w:b w:val="0"/>
-                <w:sz w:val="21"/>
-              </w:rPr>
-              <w:t>&gt;15cm</w:t>
-            </w:r>
-          </w:p>
-        </w:tc>
-        <w:tc>
-          <w:tcPr>
-            <w:tcW w:type="dxa" w:w="1984"/>
-            <w:vAlign w:val="center"/>
-          </w:tcPr>
-          <w:p>
-            <w:pPr>
-              <w:spacing w:line="300" w:lineRule="auto"/>
-              <w:jc w:val="center"/>
-            </w:pPr>
-            <w:r/>
-            <w:r>
-              <w:rPr>
-                <w:rFonts w:ascii="宋体" w:hAnsi="宋体" w:eastAsia="宋体"/>
-                <w:b w:val="0"/>
-                <w:sz w:val="21"/>
-              </w:rPr>
-              <w:t>≤5cm</w:t>
-            </w:r>
-          </w:p>
-        </w:tc>
-        <w:tc>
-          <w:tcPr>
-            <w:tcW w:type="dxa" w:w="2268"/>
-            <w:vAlign w:val="center"/>
-          </w:tcPr>
-          <w:p>
-            <w:pPr>
-              <w:spacing w:line="300" w:lineRule="auto"/>
-              <w:jc w:val="center"/>
-            </w:pPr>
-            <w:r/>
-            <w:r>
-              <w:rPr>
-                <w:rFonts w:ascii="宋体" w:hAnsi="宋体" w:eastAsia="宋体"/>
-                <w:b w:val="0"/>
-                <w:sz w:val="21"/>
-              </w:rPr>
-              <w:t>精度提升 ≥3 倍</w:t>
-            </w:r>
-          </w:p>
-        </w:tc>
-      </w:tr>
-      <w:tr>
-        <w:tc>
-          <w:tcPr>
-            <w:tcW w:type="dxa" w:w="2835"/>
-            <w:vAlign w:val="center"/>
-          </w:tcPr>
-          <w:p>
-            <w:pPr>
-              <w:spacing w:line="300" w:lineRule="auto"/>
-              <w:jc w:val="center"/>
-            </w:pPr>
-            <w:r/>
-            <w:r>
-              <w:rPr>
-                <w:rFonts w:ascii="宋体" w:hAnsi="宋体" w:eastAsia="宋体"/>
-                <w:b w:val="0"/>
-                <w:sz w:val="21"/>
-              </w:rPr>
-              <w:t>火势蔓延预测关键节点误差</w:t>
-            </w:r>
-          </w:p>
-        </w:tc>
-        <w:tc>
-          <w:tcPr>
-            <w:tcW w:type="dxa" w:w="1984"/>
-            <w:vAlign w:val="center"/>
-          </w:tcPr>
-          <w:p>
-            <w:pPr>
-              <w:spacing w:line="300" w:lineRule="auto"/>
-              <w:jc w:val="center"/>
-            </w:pPr>
-            <w:r/>
-            <w:r>
-              <w:rPr>
-                <w:rFonts w:ascii="宋体" w:hAnsi="宋体" w:eastAsia="宋体"/>
-                <w:b w:val="0"/>
-                <w:sz w:val="21"/>
-              </w:rPr>
-              <w:t>&gt;10m</w:t>
-            </w:r>
-          </w:p>
-        </w:tc>
-        <w:tc>
-          <w:tcPr>
-            <w:tcW w:type="dxa" w:w="1984"/>
-            <w:vAlign w:val="center"/>
-          </w:tcPr>
-          <w:p>
-            <w:pPr>
-              <w:spacing w:line="300" w:lineRule="auto"/>
-              <w:jc w:val="center"/>
-            </w:pPr>
-            <w:r/>
-            <w:r>
-              <w:rPr>
-                <w:rFonts w:ascii="宋体" w:hAnsi="宋体" w:eastAsia="宋体"/>
-                <w:b w:val="0"/>
-                <w:sz w:val="21"/>
-              </w:rPr>
-              <w:t>≤2m</w:t>
-            </w:r>
-          </w:p>
-        </w:tc>
-        <w:tc>
-          <w:tcPr>
-            <w:tcW w:type="dxa" w:w="2268"/>
-            <w:vAlign w:val="center"/>
-          </w:tcPr>
-          <w:p>
-            <w:pPr>
-              <w:spacing w:line="300" w:lineRule="auto"/>
-              <w:jc w:val="center"/>
-            </w:pPr>
-            <w:r/>
-            <w:r>
-              <w:rPr>
-                <w:rFonts w:ascii="宋体" w:hAnsi="宋体" w:eastAsia="宋体"/>
-                <w:b w:val="0"/>
-                <w:sz w:val="21"/>
-              </w:rPr>
-              <w:t>精度提升 ≥5 倍</w:t>
-            </w:r>
-          </w:p>
-        </w:tc>
-      </w:tr>
-      <w:tr>
-        <w:tc>
-          <w:tcPr>
-            <w:tcW w:type="dxa" w:w="2835"/>
-            <w:vAlign w:val="center"/>
-          </w:tcPr>
-          <w:p>
-            <w:pPr>
-              <w:spacing w:line="300" w:lineRule="auto"/>
-              <w:jc w:val="center"/>
-            </w:pPr>
-            <w:r/>
-            <w:r>
-              <w:rPr>
-                <w:rFonts w:ascii="宋体" w:hAnsi="宋体" w:eastAsia="宋体"/>
-                <w:b w:val="0"/>
-                <w:sz w:val="21"/>
-              </w:rPr>
-              <w:t>救援响应时间</w:t>
-            </w:r>
-          </w:p>
-        </w:tc>
-        <w:tc>
-          <w:tcPr>
-            <w:tcW w:type="dxa" w:w="1984"/>
-            <w:vAlign w:val="center"/>
-          </w:tcPr>
-          <w:p>
-            <w:pPr>
-              <w:spacing w:line="300" w:lineRule="auto"/>
-              <w:jc w:val="center"/>
-            </w:pPr>
-            <w:r/>
-            <w:r>
-              <w:rPr>
-                <w:rFonts w:ascii="宋体" w:hAnsi="宋体" w:eastAsia="宋体"/>
-                <w:b w:val="0"/>
-                <w:sz w:val="21"/>
-              </w:rPr>
-              <w:t>100%（基准）</w:t>
-            </w:r>
-          </w:p>
-        </w:tc>
-        <w:tc>
-          <w:tcPr>
-            <w:tcW w:type="dxa" w:w="1984"/>
-            <w:vAlign w:val="center"/>
-          </w:tcPr>
-          <w:p>
-            <w:pPr>
-              <w:spacing w:line="300" w:lineRule="auto"/>
-              <w:jc w:val="center"/>
-            </w:pPr>
-            <w:r/>
-            <w:r>
-              <w:rPr>
-                <w:rFonts w:ascii="宋体" w:hAnsi="宋体" w:eastAsia="宋体"/>
-                <w:b w:val="0"/>
-                <w:sz w:val="21"/>
-              </w:rPr>
-              <w:t>30%~50%</w:t>
-            </w:r>
-          </w:p>
-        </w:tc>
-        <w:tc>
-          <w:tcPr>
-            <w:tcW w:type="dxa" w:w="2268"/>
-            <w:vAlign w:val="center"/>
-          </w:tcPr>
-          <w:p>
-            <w:pPr>
-              <w:spacing w:line="300" w:lineRule="auto"/>
-              <w:jc w:val="center"/>
-            </w:pPr>
-            <w:r/>
-            <w:r>
-              <w:rPr>
-                <w:rFonts w:ascii="宋体" w:hAnsi="宋体" w:eastAsia="宋体"/>
-                <w:b w:val="0"/>
-                <w:sz w:val="21"/>
-              </w:rPr>
-              <w:t>缩短 50%~70%（即 2~3.33 倍）</w:t>
-            </w:r>
-          </w:p>
-        </w:tc>
-      </w:tr>
-      <w:tr>
-        <w:tc>
-          <w:tcPr>
-            <w:tcW w:type="dxa" w:w="2835"/>
-            <w:vAlign w:val="center"/>
-          </w:tcPr>
-          <w:p>
-            <w:pPr>
-              <w:spacing w:line="300" w:lineRule="auto"/>
-              <w:jc w:val="center"/>
-            </w:pPr>
-            <w:r/>
-            <w:r>
-              <w:rPr>
-                <w:rFonts w:ascii="宋体" w:hAnsi="宋体" w:eastAsia="宋体"/>
-                <w:b w:val="0"/>
-                <w:sz w:val="21"/>
-              </w:rPr>
-              <w:t>消防员高危环境暴露频次</w:t>
-            </w:r>
-          </w:p>
-        </w:tc>
-        <w:tc>
-          <w:tcPr>
-            <w:tcW w:type="dxa" w:w="1984"/>
-            <w:vAlign w:val="center"/>
-          </w:tcPr>
-          <w:p>
-            <w:pPr>
-              <w:spacing w:line="300" w:lineRule="auto"/>
-              <w:jc w:val="center"/>
-            </w:pPr>
-            <w:r/>
-            <w:r>
-              <w:rPr>
-                <w:rFonts w:ascii="宋体" w:hAnsi="宋体" w:eastAsia="宋体"/>
-                <w:b w:val="0"/>
-                <w:sz w:val="21"/>
-              </w:rPr>
-              <w:t>100%（基准）</w:t>
-            </w:r>
-          </w:p>
-        </w:tc>
-        <w:tc>
-          <w:tcPr>
-            <w:tcW w:type="dxa" w:w="1984"/>
-            <w:vAlign w:val="center"/>
-          </w:tcPr>
-          <w:p>
-            <w:pPr>
-              <w:spacing w:line="300" w:lineRule="auto"/>
-              <w:jc w:val="center"/>
-            </w:pPr>
-            <w:r/>
-            <w:r>
-              <w:rPr>
-                <w:rFonts w:ascii="宋体" w:hAnsi="宋体" w:eastAsia="宋体"/>
-                <w:b w:val="0"/>
-                <w:sz w:val="21"/>
-              </w:rPr>
-              <w:t>≤40%</w:t>
-            </w:r>
-          </w:p>
-        </w:tc>
-        <w:tc>
-          <w:tcPr>
-            <w:tcW w:type="dxa" w:w="2268"/>
-            <w:vAlign w:val="center"/>
-          </w:tcPr>
-          <w:p>
-            <w:pPr>
-              <w:spacing w:line="300" w:lineRule="auto"/>
-              <w:jc w:val="center"/>
-            </w:pPr>
-            <w:r/>
-            <w:r>
-              <w:rPr>
-                <w:rFonts w:ascii="宋体" w:hAnsi="宋体" w:eastAsia="宋体"/>
-                <w:b w:val="0"/>
-                <w:sz w:val="21"/>
-              </w:rPr>
-              <w:t>降低 ≥60%（即 2.5 倍）</w:t>
-            </w:r>
-          </w:p>
-        </w:tc>
-      </w:tr>
-      <w:tr>
-        <w:tc>
-          <w:tcPr>
-            <w:tcW w:type="dxa" w:w="2835"/>
-            <w:vAlign w:val="center"/>
-          </w:tcPr>
-          <w:p>
-            <w:pPr>
-              <w:spacing w:line="300" w:lineRule="auto"/>
-              <w:jc w:val="center"/>
-            </w:pPr>
-            <w:r/>
-            <w:r>
-              <w:rPr>
-                <w:rFonts w:ascii="宋体" w:hAnsi="宋体" w:eastAsia="宋体"/>
-                <w:b w:val="0"/>
-                <w:sz w:val="21"/>
-              </w:rPr>
-              <w:t>救援力量调度准确率</w:t>
-            </w:r>
-          </w:p>
-        </w:tc>
-        <w:tc>
-          <w:tcPr>
-            <w:tcW w:type="dxa" w:w="1984"/>
-            <w:vAlign w:val="center"/>
-          </w:tcPr>
-          <w:p>
-            <w:pPr>
-              <w:spacing w:line="300" w:lineRule="auto"/>
-              <w:jc w:val="center"/>
-            </w:pPr>
-            <w:r/>
-            <w:r>
-              <w:rPr>
-                <w:rFonts w:ascii="宋体" w:hAnsi="宋体" w:eastAsia="宋体"/>
-                <w:b w:val="0"/>
-                <w:sz w:val="21"/>
-              </w:rPr>
-              <w:t>≤60%</w:t>
-            </w:r>
-          </w:p>
-        </w:tc>
-        <w:tc>
-          <w:tcPr>
-            <w:tcW w:type="dxa" w:w="1984"/>
-            <w:vAlign w:val="center"/>
-          </w:tcPr>
-          <w:p>
-            <w:pPr>
-              <w:spacing w:line="300" w:lineRule="auto"/>
-              <w:jc w:val="center"/>
-            </w:pPr>
-            <w:r/>
-            <w:r>
-              <w:rPr>
-                <w:rFonts w:ascii="宋体" w:hAnsi="宋体" w:eastAsia="宋体"/>
-                <w:b w:val="0"/>
-                <w:sz w:val="21"/>
-              </w:rPr>
-              <w:t>≥85%</w:t>
-            </w:r>
-          </w:p>
-        </w:tc>
-        <w:tc>
-          <w:tcPr>
-            <w:tcW w:type="dxa" w:w="2268"/>
-            <w:vAlign w:val="center"/>
-          </w:tcPr>
-          <w:p>
-            <w:pPr>
-              <w:spacing w:line="300" w:lineRule="auto"/>
-              <w:jc w:val="center"/>
-            </w:pPr>
-            <w:r/>
-            <w:r>
-              <w:rPr>
-                <w:rFonts w:ascii="宋体" w:hAnsi="宋体" w:eastAsia="宋体"/>
-                <w:b w:val="0"/>
-                <w:sz w:val="21"/>
-              </w:rPr>
-              <w:t>提升 ≥25 个百分点（即 1.42 倍）</w:t>
-            </w:r>
-          </w:p>
-        </w:tc>
-      </w:tr>
-      <w:tr>
-        <w:tc>
-          <w:tcPr>
-            <w:tcW w:type="dxa" w:w="2835"/>
-            <w:vAlign w:val="center"/>
-          </w:tcPr>
-          <w:p>
-            <w:pPr>
-              <w:spacing w:line="300" w:lineRule="auto"/>
-              <w:jc w:val="center"/>
-            </w:pPr>
-            <w:r/>
-            <w:r>
-              <w:rPr>
-                <w:rFonts w:ascii="宋体" w:hAnsi="宋体" w:eastAsia="宋体"/>
-                <w:b w:val="0"/>
-                <w:sz w:val="21"/>
-              </w:rPr>
-              <w:t>装备物资调配效率</w:t>
-            </w:r>
-          </w:p>
-        </w:tc>
-        <w:tc>
-          <w:tcPr>
-            <w:tcW w:type="dxa" w:w="1984"/>
-            <w:vAlign w:val="center"/>
-          </w:tcPr>
-          <w:p>
-            <w:pPr>
-              <w:spacing w:line="300" w:lineRule="auto"/>
-              <w:jc w:val="center"/>
-            </w:pPr>
-            <w:r/>
-            <w:r>
-              <w:rPr>
-                <w:rFonts w:ascii="宋体" w:hAnsi="宋体" w:eastAsia="宋体"/>
-                <w:b w:val="0"/>
-                <w:sz w:val="21"/>
-              </w:rPr>
-              <w:t>100%（基准）</w:t>
-            </w:r>
-          </w:p>
-        </w:tc>
-        <w:tc>
-          <w:tcPr>
-            <w:tcW w:type="dxa" w:w="1984"/>
-            <w:vAlign w:val="center"/>
-          </w:tcPr>
-          <w:p>
-            <w:pPr>
-              <w:spacing w:line="300" w:lineRule="auto"/>
-              <w:jc w:val="center"/>
-            </w:pPr>
-            <w:r/>
-            <w:r>
-              <w:rPr>
-                <w:rFonts w:ascii="宋体" w:hAnsi="宋体" w:eastAsia="宋体"/>
-                <w:b w:val="0"/>
-                <w:sz w:val="21"/>
-              </w:rPr>
-              <w:t>130%~150%</w:t>
-            </w:r>
-          </w:p>
-        </w:tc>
-        <w:tc>
-          <w:tcPr>
-            <w:tcW w:type="dxa" w:w="2268"/>
-            <w:vAlign w:val="center"/>
-          </w:tcPr>
-          <w:p>
-            <w:pPr>
-              <w:spacing w:line="300" w:lineRule="auto"/>
-              <w:jc w:val="center"/>
-            </w:pPr>
-            <w:r/>
-            <w:r>
-              <w:rPr>
-                <w:rFonts w:ascii="宋体" w:hAnsi="宋体" w:eastAsia="宋体"/>
-                <w:b w:val="0"/>
-                <w:sz w:val="21"/>
-              </w:rPr>
-              <w:t>提升 30%~50%（即 1.3~1.5 倍）</w:t>
-            </w:r>
-          </w:p>
-        </w:tc>
-      </w:tr>
-      <w:tr>
-        <w:tc>
-          <w:tcPr>
-            <w:tcW w:type="dxa" w:w="2835"/>
-            <w:vAlign w:val="center"/>
-          </w:tcPr>
-          <w:p>
-            <w:pPr>
-              <w:spacing w:line="300" w:lineRule="auto"/>
-              <w:jc w:val="center"/>
-            </w:pPr>
-            <w:r/>
-            <w:r>
-              <w:rPr>
-                <w:rFonts w:ascii="宋体" w:hAnsi="宋体" w:eastAsia="宋体"/>
-                <w:b w:val="0"/>
-                <w:sz w:val="21"/>
-              </w:rPr>
-              <w:t>信息不对称导致的资源浪费率</w:t>
-            </w:r>
-          </w:p>
-        </w:tc>
-        <w:tc>
-          <w:tcPr>
-            <w:tcW w:type="dxa" w:w="1984"/>
-            <w:vAlign w:val="center"/>
-          </w:tcPr>
-          <w:p>
-            <w:pPr>
-              <w:spacing w:line="300" w:lineRule="auto"/>
-              <w:jc w:val="center"/>
-            </w:pPr>
-            <w:r/>
-            <w:r>
-              <w:rPr>
-                <w:rFonts w:ascii="宋体" w:hAnsi="宋体" w:eastAsia="宋体"/>
-                <w:b w:val="0"/>
-                <w:sz w:val="21"/>
-              </w:rPr>
-              <w:t>约 25%~35%</w:t>
-            </w:r>
-          </w:p>
-        </w:tc>
-        <w:tc>
-          <w:tcPr>
-            <w:tcW w:type="dxa" w:w="1984"/>
-            <w:vAlign w:val="center"/>
-          </w:tcPr>
-          <w:p>
-            <w:pPr>
-              <w:spacing w:line="300" w:lineRule="auto"/>
-              <w:jc w:val="center"/>
-            </w:pPr>
-            <w:r/>
-            <w:r>
-              <w:rPr>
-                <w:rFonts w:ascii="宋体" w:hAnsi="宋体" w:eastAsia="宋体"/>
-                <w:b w:val="0"/>
-                <w:sz w:val="21"/>
-              </w:rPr>
-              <w:t>≤10%</w:t>
-            </w:r>
-          </w:p>
-        </w:tc>
-        <w:tc>
-          <w:tcPr>
-            <w:tcW w:type="dxa" w:w="2268"/>
-            <w:vAlign w:val="center"/>
-          </w:tcPr>
-          <w:p>
-            <w:pPr>
-              <w:spacing w:line="300" w:lineRule="auto"/>
-              <w:jc w:val="center"/>
-            </w:pPr>
-            <w:r/>
-            <w:r>
-              <w:rPr>
-                <w:rFonts w:ascii="宋体" w:hAnsi="宋体" w:eastAsia="宋体"/>
-                <w:b w:val="0"/>
-                <w:sz w:val="21"/>
-              </w:rPr>
-              <w:t>降低 ≥15 个百分点（即 2.5~3.5 倍）</w:t>
-            </w:r>
-          </w:p>
-        </w:tc>
-      </w:tr>
-      <w:tr>
-        <w:tc>
-          <w:tcPr>
-            <w:tcW w:type="dxa" w:w="2835"/>
-            <w:vAlign w:val="center"/>
-          </w:tcPr>
-          <w:p>
-            <w:pPr>
-              <w:spacing w:line="300" w:lineRule="auto"/>
-              <w:jc w:val="center"/>
-            </w:pPr>
-            <w:r/>
-            <w:r>
-              <w:rPr>
-                <w:rFonts w:ascii="宋体" w:hAnsi="宋体" w:eastAsia="宋体"/>
-                <w:b w:val="0"/>
-                <w:sz w:val="21"/>
-              </w:rPr>
-              <w:t>火势扩散范围控制</w:t>
-            </w:r>
-          </w:p>
-        </w:tc>
-        <w:tc>
-          <w:tcPr>
-            <w:tcW w:type="dxa" w:w="1984"/>
-            <w:vAlign w:val="center"/>
-          </w:tcPr>
-          <w:p>
-            <w:pPr>
-              <w:spacing w:line="300" w:lineRule="auto"/>
-              <w:jc w:val="center"/>
-            </w:pPr>
-            <w:r/>
-            <w:r>
-              <w:rPr>
-                <w:rFonts w:ascii="宋体" w:hAnsi="宋体" w:eastAsia="宋体"/>
-                <w:b w:val="0"/>
-                <w:sz w:val="21"/>
-              </w:rPr>
-              <w:t>100%（基准）</w:t>
-            </w:r>
-          </w:p>
-        </w:tc>
-        <w:tc>
-          <w:tcPr>
-            <w:tcW w:type="dxa" w:w="1984"/>
-            <w:vAlign w:val="center"/>
-          </w:tcPr>
-          <w:p>
-            <w:pPr>
-              <w:spacing w:line="300" w:lineRule="auto"/>
-              <w:jc w:val="center"/>
-            </w:pPr>
-            <w:r/>
-            <w:r>
-              <w:rPr>
-                <w:rFonts w:ascii="宋体" w:hAnsi="宋体" w:eastAsia="宋体"/>
-                <w:b w:val="0"/>
-                <w:sz w:val="21"/>
-              </w:rPr>
-              <w:t>60%~70%</w:t>
-            </w:r>
-          </w:p>
-        </w:tc>
-        <w:tc>
-          <w:tcPr>
-            <w:tcW w:type="dxa" w:w="2268"/>
-            <w:vAlign w:val="center"/>
-          </w:tcPr>
-          <w:p>
-            <w:pPr>
-              <w:spacing w:line="300" w:lineRule="auto"/>
-              <w:jc w:val="center"/>
-            </w:pPr>
-            <w:r/>
-            <w:r>
-              <w:rPr>
-                <w:rFonts w:ascii="宋体" w:hAnsi="宋体" w:eastAsia="宋体"/>
-                <w:b w:val="0"/>
-                <w:sz w:val="21"/>
-              </w:rPr>
-              <w:t>控制范围缩小 30%~40%（即 1.43~1.67 倍）</w:t>
-            </w:r>
-          </w:p>
-        </w:tc>
-      </w:tr>
-      <w:tr>
-        <w:tc>
-          <w:tcPr>
-            <w:tcW w:type="dxa" w:w="2835"/>
-            <w:vAlign w:val="center"/>
-          </w:tcPr>
-          <w:p>
-            <w:pPr>
-              <w:spacing w:line="300" w:lineRule="auto"/>
-              <w:jc w:val="center"/>
-            </w:pPr>
-            <w:r/>
-            <w:r>
-              <w:rPr>
-                <w:rFonts w:ascii="宋体" w:hAnsi="宋体" w:eastAsia="宋体"/>
-                <w:b w:val="0"/>
-                <w:sz w:val="21"/>
-              </w:rPr>
-              <w:t>危险品识别与预警响应时间</w:t>
-            </w:r>
-          </w:p>
-        </w:tc>
-        <w:tc>
-          <w:tcPr>
-            <w:tcW w:type="dxa" w:w="1984"/>
-            <w:vAlign w:val="center"/>
-          </w:tcPr>
-          <w:p>
-            <w:pPr>
-              <w:spacing w:line="300" w:lineRule="auto"/>
-              <w:jc w:val="center"/>
-            </w:pPr>
-            <w:r/>
-            <w:r>
-              <w:rPr>
-                <w:rFonts w:ascii="宋体" w:hAnsi="宋体" w:eastAsia="宋体"/>
-                <w:b w:val="0"/>
-                <w:sz w:val="21"/>
-              </w:rPr>
-              <w:t>&gt;5 分钟</w:t>
-            </w:r>
-          </w:p>
-        </w:tc>
-        <w:tc>
-          <w:tcPr>
-            <w:tcW w:type="dxa" w:w="1984"/>
-            <w:vAlign w:val="center"/>
-          </w:tcPr>
-          <w:p>
-            <w:pPr>
-              <w:spacing w:line="300" w:lineRule="auto"/>
-              <w:jc w:val="center"/>
-            </w:pPr>
-            <w:r/>
-            <w:r>
-              <w:rPr>
-                <w:rFonts w:ascii="宋体" w:hAnsi="宋体" w:eastAsia="宋体"/>
-                <w:b w:val="0"/>
-                <w:sz w:val="21"/>
-              </w:rPr>
-              <w:t>≤1 分钟</w:t>
-            </w:r>
-          </w:p>
-        </w:tc>
-        <w:tc>
-          <w:tcPr>
-            <w:tcW w:type="dxa" w:w="2268"/>
-            <w:vAlign w:val="center"/>
-          </w:tcPr>
-          <w:p>
-            <w:pPr>
-              <w:spacing w:line="300" w:lineRule="auto"/>
-              <w:jc w:val="center"/>
-            </w:pPr>
-            <w:r/>
-            <w:r>
-              <w:rPr>
-                <w:rFonts w:ascii="宋体" w:hAnsi="宋体" w:eastAsia="宋体"/>
-                <w:b w:val="0"/>
-                <w:sz w:val="21"/>
-              </w:rPr>
-              <w:t>缩短 ≥80%（即 5 倍）</w:t>
+              <w:t>获省级三等奖以上</w:t>
             </w:r>
           </w:p>
         </w:tc>
       </w:tr>
     </w:tbl>
-    <w:p/>
     <w:p>
       <w:pPr>
-        <w:spacing w:line="360" w:lineRule="auto" w:before="240" w:after="240"/>
-        <w:jc w:val="center"/>
+        <w:spacing w:before="360" w:after="160" w:line="360" w:lineRule="auto"/>
       </w:pPr>
       <w:r>
         <w:rPr>
           <w:rFonts w:ascii="黑体" w:hAnsi="黑体" w:eastAsia="黑体"/>
           <w:b/>
-          <w:sz w:val="32"/>
+          <w:color w:val="111827"/>
+          <w:sz w:val="30"/>
         </w:rPr>
-        <w:t>八、项目实施方案与进度安排</w:t>
+        <w:t>七、经费预算</w:t>
       </w:r>
     </w:p>
     <w:p>
       <w:pPr>
-        <w:spacing w:line="360" w:lineRule="auto" w:before="0" w:after="0"/>
+        <w:spacing w:before="0" w:after="120" w:lineRule="auto" w:line="360"/>
         <w:ind w:firstLine="480"/>
-        <w:jc w:val="left"/>
       </w:pPr>
       <w:r>
         <w:rPr>
           <w:rFonts w:ascii="宋体" w:hAnsi="宋体" w:eastAsia="宋体"/>
           <w:b w:val="0"/>
+          <w:color w:val="111827"/>
           <w:sz w:val="24"/>
         </w:rPr>
-        <w:t>本项目按 4 阶段实施，每阶段明确起止月份、主要任务与阶段成果。国家级周期 24 个月，省级 18 个月，校级 12 个月。</w:t>
+        <w:t>项目申请经费 3.00 万元，按下表科目编列。预算编制遵循「必需、节约、可核查」原则，设备与材料费占比最高，主要用于无人机机体、传感器与计算平台。</w:t>
       </w:r>
     </w:p>
     <w:p>
       <w:pPr>
-        <w:spacing w:line="360" w:lineRule="auto" w:before="120" w:after="60"/>
+        <w:spacing w:before="160" w:after="60"/>
+        <w:jc w:val="center"/>
+      </w:pPr>
+      <w:r>
+        <w:drawing>
+          <wp:inline xmlns:a="http://schemas.openxmlformats.org/drawingml/2006/main" xmlns:pic="http://schemas.openxmlformats.org/drawingml/2006/picture">
+            <wp:extent cx="4500000" cy="3174525"/>
+            <wp:docPr id="6" name="Picture 6"/>
+            <wp:cNvGraphicFramePr>
+              <a:graphicFrameLocks noChangeAspect="1"/>
+            </wp:cNvGraphicFramePr>
+            <a:graphic>
+              <a:graphicData uri="http://schemas.openxmlformats.org/drawingml/2006/picture">
+                <pic:pic>
+                  <pic:nvPicPr>
+                    <pic:cNvPr id="0" name="03_budget.png"/>
+                    <pic:cNvPicPr/>
+                  </pic:nvPicPr>
+                  <pic:blipFill>
+                    <a:blip r:embed="rId14"/>
+                    <a:stretch>
+                      <a:fillRect/>
+                    </a:stretch>
+                  </pic:blipFill>
+                  <pic:spPr>
+                    <a:xfrm>
+                      <a:off x="0" y="0"/>
+                      <a:ext cx="4500000" cy="3174525"/>
+                    </a:xfrm>
+                    <a:prstGeom prst="rect"/>
+                  </pic:spPr>
+                </pic:pic>
+              </a:graphicData>
+            </a:graphic>
+          </wp:inline>
+        </w:drawing>
+      </w:r>
+    </w:p>
+    <w:p>
+      <w:pPr>
+        <w:spacing w:after="240"/>
         <w:jc w:val="center"/>
       </w:pPr>
       <w:r>
         <w:rPr>
-          <w:rFonts w:ascii="黑体" w:hAnsi="黑体" w:eastAsia="黑体"/>
+          <w:rFonts w:ascii="宋体" w:hAnsi="宋体" w:eastAsia="宋体"/>
           <w:b w:val="0"/>
+          <w:color w:val="6B7280"/>
           <w:sz w:val="21"/>
         </w:rPr>
-        <w:t>表 2 项目实施进度安排表</w:t>
+        <w:t>图 6　经费预算结构（合计 3.00 万元）</w:t>
       </w:r>
     </w:p>
     <w:tbl>
@@ -5033,93 +1921,89 @@
         <w:tblLook w:firstColumn="1" w:firstRow="1" w:lastColumn="0" w:lastRow="0" w:noHBand="0" w:noVBand="1" w:val="04A0"/>
       </w:tblPr>
       <w:tblGrid>
-        <w:gridCol w:w="2268"/>
-        <w:gridCol w:w="2268"/>
-        <w:gridCol w:w="2268"/>
-        <w:gridCol w:w="2268"/>
+        <w:gridCol w:w="2183"/>
+        <w:gridCol w:w="2183"/>
+        <w:gridCol w:w="2183"/>
+        <w:gridCol w:w="2183"/>
       </w:tblGrid>
       <w:tr>
         <w:tc>
           <w:tcPr>
-            <w:tcW w:type="dxa" w:w="1984"/>
-            <w:vAlign w:val="center"/>
+            <w:tcW w:type="dxa" w:w="907"/>
           </w:tcPr>
           <w:p>
             <w:pPr>
-              <w:spacing w:line="300" w:lineRule="auto"/>
               <w:jc w:val="center"/>
             </w:pPr>
             <w:r/>
             <w:r>
               <w:rPr>
-                <w:rFonts w:ascii="宋体" w:hAnsi="宋体" w:eastAsia="宋体"/>
+                <w:rFonts w:ascii="黑体" w:hAnsi="黑体" w:eastAsia="黑体"/>
                 <w:b/>
+                <w:color w:val="111827"/>
                 <w:sz w:val="21"/>
               </w:rPr>
-              <w:t>阶段</w:t>
+              <w:t>序号</w:t>
             </w:r>
           </w:p>
         </w:tc>
         <w:tc>
           <w:tcPr>
-            <w:tcW w:type="dxa" w:w="1984"/>
-            <w:vAlign w:val="center"/>
+            <w:tcW w:type="dxa" w:w="2041"/>
           </w:tcPr>
           <w:p>
             <w:pPr>
-              <w:spacing w:line="300" w:lineRule="auto"/>
               <w:jc w:val="center"/>
             </w:pPr>
             <w:r/>
             <w:r>
               <w:rPr>
-                <w:rFonts w:ascii="宋体" w:hAnsi="宋体" w:eastAsia="宋体"/>
+                <w:rFonts w:ascii="黑体" w:hAnsi="黑体" w:eastAsia="黑体"/>
                 <w:b/>
+                <w:color w:val="111827"/>
                 <w:sz w:val="21"/>
               </w:rPr>
-              <w:t>起止时间</w:t>
-            </w:r>
-          </w:p>
-        </w:tc>
-        <w:tc>
-          <w:tcPr>
-            <w:tcW w:type="dxa" w:w="3402"/>
-            <w:vAlign w:val="center"/>
-          </w:tcPr>
-          <w:p>
-            <w:pPr>
-              <w:spacing w:line="300" w:lineRule="auto"/>
-              <w:jc w:val="center"/>
-            </w:pPr>
-            <w:r/>
-            <w:r>
-              <w:rPr>
-                <w:rFonts w:ascii="宋体" w:hAnsi="宋体" w:eastAsia="宋体"/>
-                <w:b/>
-                <w:sz w:val="21"/>
-              </w:rPr>
-              <w:t>主要研究内容</w:t>
+              <w:t>支出科目</w:t>
             </w:r>
           </w:p>
         </w:tc>
         <w:tc>
           <w:tcPr>
             <w:tcW w:type="dxa" w:w="1701"/>
-            <w:vAlign w:val="center"/>
           </w:tcPr>
           <w:p>
             <w:pPr>
-              <w:spacing w:line="300" w:lineRule="auto"/>
               <w:jc w:val="center"/>
             </w:pPr>
             <w:r/>
             <w:r>
               <w:rPr>
-                <w:rFonts w:ascii="宋体" w:hAnsi="宋体" w:eastAsia="宋体"/>
+                <w:rFonts w:ascii="黑体" w:hAnsi="黑体" w:eastAsia="黑体"/>
                 <w:b/>
+                <w:color w:val="111827"/>
                 <w:sz w:val="21"/>
               </w:rPr>
-              <w:t>阶段成果</w:t>
+              <w:t>金额（元）</w:t>
+            </w:r>
+          </w:p>
+        </w:tc>
+        <w:tc>
+          <w:tcPr>
+            <w:tcW w:type="dxa" w:w="4422"/>
+          </w:tcPr>
+          <w:p>
+            <w:pPr>
+              <w:jc w:val="center"/>
+            </w:pPr>
+            <w:r/>
+            <w:r>
+              <w:rPr>
+                <w:rFonts w:ascii="黑体" w:hAnsi="黑体" w:eastAsia="黑体"/>
+                <w:b/>
+                <w:color w:val="111827"/>
+                <w:sz w:val="21"/>
+              </w:rPr>
+              <w:t>测算依据</w:t>
             </w:r>
           </w:p>
         </w:tc>
@@ -5127,12 +2011,27 @@
       <w:tr>
         <w:tc>
           <w:tcPr>
-            <w:tcW w:type="dxa" w:w="1984"/>
-            <w:vAlign w:val="center"/>
+            <w:tcW w:type="dxa" w:w="907"/>
+          </w:tcPr>
+          <w:p>
+            <w:r/>
+            <w:r>
+              <w:rPr>
+                <w:rFonts w:ascii="宋体" w:hAnsi="宋体" w:eastAsia="宋体"/>
+                <w:b w:val="0"/>
+                <w:color w:val="111827"/>
+                <w:sz w:val="21"/>
+              </w:rPr>
+              <w:t>1</w:t>
+            </w:r>
+          </w:p>
+        </w:tc>
+        <w:tc>
+          <w:tcPr>
+            <w:tcW w:type="dxa" w:w="2041"/>
           </w:tcPr>
           <w:p>
             <w:pPr>
-              <w:spacing w:line="300" w:lineRule="auto"/>
               <w:jc w:val="center"/>
             </w:pPr>
             <w:r/>
@@ -5140,20 +2039,19 @@
               <w:rPr>
                 <w:rFonts w:ascii="宋体" w:hAnsi="宋体" w:eastAsia="宋体"/>
                 <w:b w:val="0"/>
+                <w:color w:val="111827"/>
                 <w:sz w:val="21"/>
               </w:rPr>
-              <w:t>第一阶段：调研与方案设计</w:t>
+              <w:t>设备与材料费</w:t>
             </w:r>
           </w:p>
         </w:tc>
         <w:tc>
           <w:tcPr>
-            <w:tcW w:type="dxa" w:w="1984"/>
-            <w:vAlign w:val="center"/>
+            <w:tcW w:type="dxa" w:w="1701"/>
           </w:tcPr>
           <w:p>
             <w:pPr>
-              <w:spacing w:line="300" w:lineRule="auto"/>
               <w:jc w:val="center"/>
             </w:pPr>
             <w:r/>
@@ -5161,20 +2059,19 @@
               <w:rPr>
                 <w:rFonts w:ascii="宋体" w:hAnsi="宋体" w:eastAsia="宋体"/>
                 <w:b w:val="0"/>
+                <w:color w:val="111827"/>
                 <w:sz w:val="21"/>
               </w:rPr>
-              <w:t>2025.04-2025.09（6 个月）</w:t>
+              <w:t>12,600</w:t>
             </w:r>
           </w:p>
         </w:tc>
         <w:tc>
           <w:tcPr>
-            <w:tcW w:type="dxa" w:w="3402"/>
-            <w:vAlign w:val="center"/>
+            <w:tcW w:type="dxa" w:w="4422"/>
           </w:tcPr>
           <w:p>
             <w:pPr>
-              <w:spacing w:line="300" w:lineRule="auto"/>
               <w:jc w:val="center"/>
             </w:pPr>
             <w:r/>
@@ -5182,20 +2079,38 @@
               <w:rPr>
                 <w:rFonts w:ascii="宋体" w:hAnsi="宋体" w:eastAsia="宋体"/>
                 <w:b w:val="0"/>
+                <w:color w:val="111827"/>
                 <w:sz w:val="21"/>
               </w:rPr>
-              <w:t>①针对关键科学问题和技术需求，完成项目总体研究方案设计；2国内外研究现状进一步调研，搜集整理相关技术资料；3研究大语言模型和多模态融合技术；4调研 YOLO 系列神经网络算法；5对部分研究成果进行论文发表</w:t>
+              <w:t>无人机机体 2 套、激光雷达 1 台、机载计算模块 2 块</w:t>
+            </w:r>
+          </w:p>
+        </w:tc>
+      </w:tr>
+      <w:tr>
+        <w:tc>
+          <w:tcPr>
+            <w:tcW w:type="dxa" w:w="907"/>
+          </w:tcPr>
+          <w:p>
+            <w:r/>
+            <w:r>
+              <w:rPr>
+                <w:rFonts w:ascii="宋体" w:hAnsi="宋体" w:eastAsia="宋体"/>
+                <w:b w:val="0"/>
+                <w:color w:val="111827"/>
+                <w:sz w:val="21"/>
+              </w:rPr>
+              <w:t>2</w:t>
             </w:r>
           </w:p>
         </w:tc>
         <w:tc>
           <w:tcPr>
-            <w:tcW w:type="dxa" w:w="1701"/>
-            <w:vAlign w:val="center"/>
+            <w:tcW w:type="dxa" w:w="2041"/>
           </w:tcPr>
           <w:p>
             <w:pPr>
-              <w:spacing w:line="300" w:lineRule="auto"/>
               <w:jc w:val="center"/>
             </w:pPr>
             <w:r/>
@@ -5203,9 +2118,50 @@
               <w:rPr>
                 <w:rFonts w:ascii="宋体" w:hAnsi="宋体" w:eastAsia="宋体"/>
                 <w:b w:val="0"/>
+                <w:color w:val="111827"/>
                 <w:sz w:val="21"/>
               </w:rPr>
-              <w:t>调研报告 1 份、研究方案 1 份、文献综述 1 篇</w:t>
+              <w:t>测试与加工费</w:t>
+            </w:r>
+          </w:p>
+        </w:tc>
+        <w:tc>
+          <w:tcPr>
+            <w:tcW w:type="dxa" w:w="1701"/>
+          </w:tcPr>
+          <w:p>
+            <w:pPr>
+              <w:jc w:val="center"/>
+            </w:pPr>
+            <w:r/>
+            <w:r>
+              <w:rPr>
+                <w:rFonts w:ascii="宋体" w:hAnsi="宋体" w:eastAsia="宋体"/>
+                <w:b w:val="0"/>
+                <w:color w:val="111827"/>
+                <w:sz w:val="21"/>
+              </w:rPr>
+              <w:t>6,000</w:t>
+            </w:r>
+          </w:p>
+        </w:tc>
+        <w:tc>
+          <w:tcPr>
+            <w:tcW w:type="dxa" w:w="4422"/>
+          </w:tcPr>
+          <w:p>
+            <w:pPr>
+              <w:jc w:val="center"/>
+            </w:pPr>
+            <w:r/>
+            <w:r>
+              <w:rPr>
+                <w:rFonts w:ascii="宋体" w:hAnsi="宋体" w:eastAsia="宋体"/>
+                <w:b w:val="0"/>
+                <w:color w:val="111827"/>
+                <w:sz w:val="21"/>
+              </w:rPr>
+              <w:t>结构件 3D 打印、电路板打样与贴片</w:t>
             </w:r>
           </w:p>
         </w:tc>
@@ -5213,12 +2169,27 @@
       <w:tr>
         <w:tc>
           <w:tcPr>
-            <w:tcW w:type="dxa" w:w="1984"/>
-            <w:vAlign w:val="center"/>
+            <w:tcW w:type="dxa" w:w="907"/>
+          </w:tcPr>
+          <w:p>
+            <w:r/>
+            <w:r>
+              <w:rPr>
+                <w:rFonts w:ascii="宋体" w:hAnsi="宋体" w:eastAsia="宋体"/>
+                <w:b w:val="0"/>
+                <w:color w:val="111827"/>
+                <w:sz w:val="21"/>
+              </w:rPr>
+              <w:t>3</w:t>
+            </w:r>
+          </w:p>
+        </w:tc>
+        <w:tc>
+          <w:tcPr>
+            <w:tcW w:type="dxa" w:w="2041"/>
           </w:tcPr>
           <w:p>
             <w:pPr>
-              <w:spacing w:line="300" w:lineRule="auto"/>
               <w:jc w:val="center"/>
             </w:pPr>
             <w:r/>
@@ -5226,20 +2197,19 @@
               <w:rPr>
                 <w:rFonts w:ascii="宋体" w:hAnsi="宋体" w:eastAsia="宋体"/>
                 <w:b w:val="0"/>
+                <w:color w:val="111827"/>
                 <w:sz w:val="21"/>
               </w:rPr>
-              <w:t>第二阶段：模型与算法开发</w:t>
+              <w:t>差旅与调研费</w:t>
             </w:r>
           </w:p>
         </w:tc>
         <w:tc>
           <w:tcPr>
-            <w:tcW w:type="dxa" w:w="1984"/>
-            <w:vAlign w:val="center"/>
+            <w:tcW w:type="dxa" w:w="1701"/>
           </w:tcPr>
           <w:p>
             <w:pPr>
-              <w:spacing w:line="300" w:lineRule="auto"/>
               <w:jc w:val="center"/>
             </w:pPr>
             <w:r/>
@@ -5247,20 +2217,19 @@
               <w:rPr>
                 <w:rFonts w:ascii="宋体" w:hAnsi="宋体" w:eastAsia="宋体"/>
                 <w:b w:val="0"/>
+                <w:color w:val="111827"/>
                 <w:sz w:val="21"/>
               </w:rPr>
-              <w:t>2025.10-2026.06（9 个月）</w:t>
+              <w:t>4,500</w:t>
             </w:r>
           </w:p>
         </w:tc>
         <w:tc>
           <w:tcPr>
-            <w:tcW w:type="dxa" w:w="3402"/>
-            <w:vAlign w:val="center"/>
+            <w:tcW w:type="dxa" w:w="4422"/>
           </w:tcPr>
           <w:p>
             <w:pPr>
-              <w:spacing w:line="300" w:lineRule="auto"/>
               <w:jc w:val="center"/>
             </w:pPr>
             <w:r/>
@@ -5268,20 +2237,38 @@
               <w:rPr>
                 <w:rFonts w:ascii="宋体" w:hAnsi="宋体" w:eastAsia="宋体"/>
                 <w:b w:val="0"/>
+                <w:color w:val="111827"/>
                 <w:sz w:val="21"/>
               </w:rPr>
-              <w:t>①搭建多模态融合网络结构模型；2对卷积神经网络的主干网络、特征融合网络进行研究与改进；3完成 YOLO-LRP 改进算法实现与训练；4研究协同感知并行可扩展性模型；5完成多模态融合算法验证</w:t>
+              <w:t>参加学术会议 2 次、企业调研 3 次</w:t>
+            </w:r>
+          </w:p>
+        </w:tc>
+      </w:tr>
+      <w:tr>
+        <w:tc>
+          <w:tcPr>
+            <w:tcW w:type="dxa" w:w="907"/>
+          </w:tcPr>
+          <w:p>
+            <w:r/>
+            <w:r>
+              <w:rPr>
+                <w:rFonts w:ascii="宋体" w:hAnsi="宋体" w:eastAsia="宋体"/>
+                <w:b w:val="0"/>
+                <w:color w:val="111827"/>
+                <w:sz w:val="21"/>
+              </w:rPr>
+              <w:t>4</w:t>
             </w:r>
           </w:p>
         </w:tc>
         <w:tc>
           <w:tcPr>
-            <w:tcW w:type="dxa" w:w="1701"/>
-            <w:vAlign w:val="center"/>
+            <w:tcW w:type="dxa" w:w="2041"/>
           </w:tcPr>
           <w:p>
             <w:pPr>
-              <w:spacing w:line="300" w:lineRule="auto"/>
               <w:jc w:val="center"/>
             </w:pPr>
             <w:r/>
@@ -5289,9 +2276,50 @@
               <w:rPr>
                 <w:rFonts w:ascii="宋体" w:hAnsi="宋体" w:eastAsia="宋体"/>
                 <w:b w:val="0"/>
+                <w:color w:val="111827"/>
                 <w:sz w:val="21"/>
               </w:rPr>
-              <w:t>多模态融合模型 1 套、YOLO-LRP 算法 1 套、模型权重 1 套、SCI 论文 1 篇</w:t>
+              <w:t>文献与资料费</w:t>
+            </w:r>
+          </w:p>
+        </w:tc>
+        <w:tc>
+          <w:tcPr>
+            <w:tcW w:type="dxa" w:w="1701"/>
+          </w:tcPr>
+          <w:p>
+            <w:pPr>
+              <w:jc w:val="center"/>
+            </w:pPr>
+            <w:r/>
+            <w:r>
+              <w:rPr>
+                <w:rFonts w:ascii="宋体" w:hAnsi="宋体" w:eastAsia="宋体"/>
+                <w:b w:val="0"/>
+                <w:color w:val="111827"/>
+                <w:sz w:val="21"/>
+              </w:rPr>
+              <w:t>2,400</w:t>
+            </w:r>
+          </w:p>
+        </w:tc>
+        <w:tc>
+          <w:tcPr>
+            <w:tcW w:type="dxa" w:w="4422"/>
+          </w:tcPr>
+          <w:p>
+            <w:pPr>
+              <w:jc w:val="center"/>
+            </w:pPr>
+            <w:r/>
+            <w:r>
+              <w:rPr>
+                <w:rFonts w:ascii="宋体" w:hAnsi="宋体" w:eastAsia="宋体"/>
+                <w:b w:val="0"/>
+                <w:color w:val="111827"/>
+                <w:sz w:val="21"/>
+              </w:rPr>
+              <w:t>文献数据库检索、标准文本购置</w:t>
             </w:r>
           </w:p>
         </w:tc>
@@ -5299,12 +2327,27 @@
       <w:tr>
         <w:tc>
           <w:tcPr>
-            <w:tcW w:type="dxa" w:w="1984"/>
-            <w:vAlign w:val="center"/>
+            <w:tcW w:type="dxa" w:w="907"/>
+          </w:tcPr>
+          <w:p>
+            <w:r/>
+            <w:r>
+              <w:rPr>
+                <w:rFonts w:ascii="宋体" w:hAnsi="宋体" w:eastAsia="宋体"/>
+                <w:b w:val="0"/>
+                <w:color w:val="111827"/>
+                <w:sz w:val="21"/>
+              </w:rPr>
+              <w:t>5</w:t>
+            </w:r>
+          </w:p>
+        </w:tc>
+        <w:tc>
+          <w:tcPr>
+            <w:tcW w:type="dxa" w:w="2041"/>
           </w:tcPr>
           <w:p>
             <w:pPr>
-              <w:spacing w:line="300" w:lineRule="auto"/>
               <w:jc w:val="center"/>
             </w:pPr>
             <w:r/>
@@ -5312,20 +2355,19 @@
               <w:rPr>
                 <w:rFonts w:ascii="宋体" w:hAnsi="宋体" w:eastAsia="宋体"/>
                 <w:b w:val="0"/>
+                <w:color w:val="111827"/>
                 <w:sz w:val="21"/>
               </w:rPr>
-              <w:t>第三阶段：系统集成与火场验证</w:t>
+              <w:t>专家咨询费</w:t>
             </w:r>
           </w:p>
         </w:tc>
         <w:tc>
           <w:tcPr>
-            <w:tcW w:type="dxa" w:w="1984"/>
-            <w:vAlign w:val="center"/>
+            <w:tcW w:type="dxa" w:w="1701"/>
           </w:tcPr>
           <w:p>
             <w:pPr>
-              <w:spacing w:line="300" w:lineRule="auto"/>
               <w:jc w:val="center"/>
             </w:pPr>
             <w:r/>
@@ -5333,20 +2375,19 @@
               <w:rPr>
                 <w:rFonts w:ascii="宋体" w:hAnsi="宋体" w:eastAsia="宋体"/>
                 <w:b w:val="0"/>
+                <w:color w:val="111827"/>
                 <w:sz w:val="21"/>
               </w:rPr>
-              <w:t>2026.07-2027.01（7 个月）</w:t>
+              <w:t>2,100</w:t>
             </w:r>
           </w:p>
         </w:tc>
         <w:tc>
           <w:tcPr>
-            <w:tcW w:type="dxa" w:w="3402"/>
-            <w:vAlign w:val="center"/>
+            <w:tcW w:type="dxa" w:w="4422"/>
           </w:tcPr>
           <w:p>
             <w:pPr>
-              <w:spacing w:line="300" w:lineRule="auto"/>
               <w:jc w:val="center"/>
             </w:pPr>
             <w:r/>
@@ -5354,20 +2395,38 @@
               <w:rPr>
                 <w:rFonts w:ascii="宋体" w:hAnsi="宋体" w:eastAsia="宋体"/>
                 <w:b w:val="0"/>
+                <w:color w:val="111827"/>
                 <w:sz w:val="21"/>
               </w:rPr>
-              <w:t>①搭建无人机目标跟踪的地面控制平台；2完成整个跟踪系统的代码编写及调试；3在 GPU 并行系统进行完善训练；4与合作消防中队开展火场场景测试；5收集真实场景数据评估泛化能力</w:t>
+              <w:t>邀请领域专家指导 3 次</w:t>
+            </w:r>
+          </w:p>
+        </w:tc>
+      </w:tr>
+      <w:tr>
+        <w:tc>
+          <w:tcPr>
+            <w:tcW w:type="dxa" w:w="907"/>
+          </w:tcPr>
+          <w:p>
+            <w:r/>
+            <w:r>
+              <w:rPr>
+                <w:rFonts w:ascii="宋体" w:hAnsi="宋体" w:eastAsia="宋体"/>
+                <w:b w:val="0"/>
+                <w:color w:val="111827"/>
+                <w:sz w:val="21"/>
+              </w:rPr>
+              <w:t>6</w:t>
             </w:r>
           </w:p>
         </w:tc>
         <w:tc>
           <w:tcPr>
-            <w:tcW w:type="dxa" w:w="1701"/>
-            <w:vAlign w:val="center"/>
+            <w:tcW w:type="dxa" w:w="2041"/>
           </w:tcPr>
           <w:p>
             <w:pPr>
-              <w:spacing w:line="300" w:lineRule="auto"/>
               <w:jc w:val="center"/>
             </w:pPr>
             <w:r/>
@@ -5375,9 +2434,50 @@
               <w:rPr>
                 <w:rFonts w:ascii="宋体" w:hAnsi="宋体" w:eastAsia="宋体"/>
                 <w:b w:val="0"/>
+                <w:color w:val="111827"/>
                 <w:sz w:val="21"/>
               </w:rPr>
-              <w:t>原型系统 1 套、测试报告 1 份、发明专利申请 1 项、中文核心论文 1 篇</w:t>
+              <w:t>其他支出</w:t>
+            </w:r>
+          </w:p>
+        </w:tc>
+        <w:tc>
+          <w:tcPr>
+            <w:tcW w:type="dxa" w:w="1701"/>
+          </w:tcPr>
+          <w:p>
+            <w:pPr>
+              <w:jc w:val="center"/>
+            </w:pPr>
+            <w:r/>
+            <w:r>
+              <w:rPr>
+                <w:rFonts w:ascii="宋体" w:hAnsi="宋体" w:eastAsia="宋体"/>
+                <w:b w:val="0"/>
+                <w:color w:val="111827"/>
+                <w:sz w:val="21"/>
+              </w:rPr>
+              <w:t>2,400</w:t>
+            </w:r>
+          </w:p>
+        </w:tc>
+        <w:tc>
+          <w:tcPr>
+            <w:tcW w:type="dxa" w:w="4422"/>
+          </w:tcPr>
+          <w:p>
+            <w:pPr>
+              <w:jc w:val="center"/>
+            </w:pPr>
+            <w:r/>
+            <w:r>
+              <w:rPr>
+                <w:rFonts w:ascii="宋体" w:hAnsi="宋体" w:eastAsia="宋体"/>
+                <w:b w:val="0"/>
+                <w:color w:val="111827"/>
+                <w:sz w:val="21"/>
+              </w:rPr>
+              <w:t>耗材、打印、成果印制</w:t>
             </w:r>
           </w:p>
         </w:tc>
@@ -5385,12 +2485,26 @@
       <w:tr>
         <w:tc>
           <w:tcPr>
-            <w:tcW w:type="dxa" w:w="1984"/>
-            <w:vAlign w:val="center"/>
+            <w:tcW w:type="dxa" w:w="907"/>
+          </w:tcPr>
+          <w:p>
+            <w:r/>
+            <w:r>
+              <w:rPr>
+                <w:rFonts w:ascii="宋体" w:hAnsi="宋体" w:eastAsia="宋体"/>
+                <w:b w:val="0"/>
+                <w:color w:val="111827"/>
+                <w:sz w:val="21"/>
+              </w:rPr>
+            </w:r>
+          </w:p>
+        </w:tc>
+        <w:tc>
+          <w:tcPr>
+            <w:tcW w:type="dxa" w:w="2041"/>
           </w:tcPr>
           <w:p>
             <w:pPr>
-              <w:spacing w:line="300" w:lineRule="auto"/>
               <w:jc w:val="center"/>
             </w:pPr>
             <w:r/>
@@ -5398,20 +2512,19 @@
               <w:rPr>
                 <w:rFonts w:ascii="宋体" w:hAnsi="宋体" w:eastAsia="宋体"/>
                 <w:b w:val="0"/>
+                <w:color w:val="111827"/>
                 <w:sz w:val="21"/>
               </w:rPr>
-              <w:t>第四阶段：总结与结题</w:t>
+              <w:t>合　计</w:t>
             </w:r>
           </w:p>
         </w:tc>
         <w:tc>
           <w:tcPr>
-            <w:tcW w:type="dxa" w:w="1984"/>
-            <w:vAlign w:val="center"/>
+            <w:tcW w:type="dxa" w:w="1701"/>
           </w:tcPr>
           <w:p>
             <w:pPr>
-              <w:spacing w:line="300" w:lineRule="auto"/>
               <w:jc w:val="center"/>
             </w:pPr>
             <w:r/>
@@ -5419,20 +2532,19 @@
               <w:rPr>
                 <w:rFonts w:ascii="宋体" w:hAnsi="宋体" w:eastAsia="宋体"/>
                 <w:b w:val="0"/>
+                <w:color w:val="111827"/>
                 <w:sz w:val="21"/>
               </w:rPr>
-              <w:t>2027.02-2027.03（2 个月）</w:t>
+              <w:t>30,000</w:t>
             </w:r>
           </w:p>
         </w:tc>
         <w:tc>
           <w:tcPr>
-            <w:tcW w:type="dxa" w:w="3402"/>
-            <w:vAlign w:val="center"/>
+            <w:tcW w:type="dxa" w:w="4422"/>
           </w:tcPr>
           <w:p>
             <w:pPr>
-              <w:spacing w:line="300" w:lineRule="auto"/>
               <w:jc w:val="center"/>
             </w:pPr>
             <w:r/>
@@ -5440,815 +2552,208 @@
               <w:rPr>
                 <w:rFonts w:ascii="宋体" w:hAnsi="宋体" w:eastAsia="宋体"/>
                 <w:b w:val="0"/>
+                <w:color w:val="111827"/>
                 <w:sz w:val="21"/>
               </w:rPr>
-              <w:t>①整理实验数据，撰写结题报告；2论文返修与发表；3软件著作权申请；4项目总结与成果展示；5培养学生毕业答辩</w:t>
-            </w:r>
-          </w:p>
-        </w:tc>
-        <w:tc>
-          <w:tcPr>
-            <w:tcW w:type="dxa" w:w="1701"/>
-            <w:vAlign w:val="center"/>
-          </w:tcPr>
-          <w:p>
-            <w:pPr>
-              <w:spacing w:line="300" w:lineRule="auto"/>
-              <w:jc w:val="center"/>
-            </w:pPr>
-            <w:r/>
-            <w:r>
-              <w:rPr>
-                <w:rFonts w:ascii="宋体" w:hAnsi="宋体" w:eastAsia="宋体"/>
-                <w:b w:val="0"/>
-                <w:sz w:val="21"/>
-              </w:rPr>
-              <w:t>结题报告 1 份、软件著作权 1 项、毕业论文 4 篇</w:t>
+              <w:t>—</w:t>
             </w:r>
           </w:p>
         </w:tc>
       </w:tr>
     </w:tbl>
-    <w:p/>
     <w:p>
       <w:pPr>
-        <w:spacing w:line="360" w:lineRule="auto" w:before="240" w:after="240"/>
-        <w:jc w:val="center"/>
+        <w:spacing w:before="360" w:after="160" w:line="360" w:lineRule="auto"/>
       </w:pPr>
       <w:r>
         <w:rPr>
           <w:rFonts w:ascii="黑体" w:hAnsi="黑体" w:eastAsia="黑体"/>
           <w:b/>
-          <w:sz w:val="32"/>
+          <w:color w:val="111827"/>
+          <w:sz w:val="30"/>
         </w:rPr>
-        <w:t>九、预期成果</w:t>
+        <w:t>八、审核意见</w:t>
       </w:r>
     </w:p>
     <w:p>
       <w:pPr>
-        <w:spacing w:line="360" w:lineRule="auto" w:before="0" w:after="0"/>
-        <w:jc w:val="left"/>
+        <w:spacing w:before="200" w:after="100" w:line="360" w:lineRule="auto"/>
+      </w:pPr>
+      <w:r>
+        <w:rPr>
+          <w:rFonts w:ascii="黑体" w:hAnsi="黑体" w:eastAsia="黑体"/>
+          <w:b/>
+          <w:color w:val="111827"/>
+          <w:sz w:val="25"/>
+        </w:rPr>
+        <w:t>指导教师意见</w:t>
+      </w:r>
+    </w:p>
+    <w:p>
+      <w:pPr>
+        <w:spacing w:before="0" w:after="360" w:lineRule="auto" w:line="360"/>
       </w:pPr>
       <w:r>
         <w:rPr>
           <w:rFonts w:ascii="宋体" w:hAnsi="宋体" w:eastAsia="宋体"/>
           <w:b w:val="0"/>
+          <w:color w:val="111827"/>
           <w:sz w:val="24"/>
         </w:rPr>
-        <w:t>• SCI 二区期刊论文 1 篇（拟投 IEEE Transactions on Geoscience and Remote Sensing）</w:t>
+        <w:t xml:space="preserve">　</w:t>
       </w:r>
     </w:p>
     <w:p>
       <w:pPr>
-        <w:spacing w:line="360" w:lineRule="auto" w:before="0" w:after="0"/>
-        <w:jc w:val="left"/>
+        <w:spacing w:after="80"/>
+        <w:jc w:val="right"/>
       </w:pPr>
       <w:r>
         <w:rPr>
           <w:rFonts w:ascii="宋体" w:hAnsi="宋体" w:eastAsia="宋体"/>
           <w:b w:val="0"/>
-          <w:sz w:val="24"/>
+          <w:color w:val="6B7280"/>
+          <w:sz w:val="22"/>
         </w:rPr>
-        <w:t>• 中文核心期刊论文 2 篇（拟投《计算机辅助设计与图形学学报》《计算机应用》）</w:t>
+        <w:t>签字：＿＿＿＿＿＿＿＿　　　日期：　　年　　月　　日</w:t>
       </w:r>
     </w:p>
     <w:p>
       <w:pPr>
-        <w:spacing w:line="360" w:lineRule="auto" w:before="0" w:after="0"/>
-        <w:jc w:val="left"/>
+        <w:spacing w:before="0" w:after="200" w:lineRule="auto" w:line="360"/>
       </w:pPr>
       <w:r>
         <w:rPr>
           <w:rFonts w:ascii="宋体" w:hAnsi="宋体" w:eastAsia="宋体"/>
           <w:b w:val="0"/>
+          <w:color w:val="111827"/>
           <w:sz w:val="24"/>
         </w:rPr>
-        <w:t>• 发明专利申请 2 项（与合作企业共同申请）</w:t>
+        <w:t xml:space="preserve">　</w:t>
       </w:r>
     </w:p>
     <w:p>
       <w:pPr>
-        <w:spacing w:line="360" w:lineRule="auto" w:before="0" w:after="0"/>
-        <w:jc w:val="left"/>
+        <w:spacing w:before="200" w:after="100" w:line="360" w:lineRule="auto"/>
+      </w:pPr>
+      <w:r>
+        <w:rPr>
+          <w:rFonts w:ascii="黑体" w:hAnsi="黑体" w:eastAsia="黑体"/>
+          <w:b/>
+          <w:color w:val="111827"/>
+          <w:sz w:val="25"/>
+        </w:rPr>
+        <w:t>学院审核意见</w:t>
+      </w:r>
+    </w:p>
+    <w:p>
+      <w:pPr>
+        <w:spacing w:before="0" w:after="360" w:lineRule="auto" w:line="360"/>
       </w:pPr>
       <w:r>
         <w:rPr>
           <w:rFonts w:ascii="宋体" w:hAnsi="宋体" w:eastAsia="宋体"/>
           <w:b w:val="0"/>
+          <w:color w:val="111827"/>
           <w:sz w:val="24"/>
         </w:rPr>
-        <w:t>• 原型系统 1 套（部署在 XX 消防中队试运行 3 个月）</w:t>
+        <w:t xml:space="preserve">　</w:t>
       </w:r>
     </w:p>
     <w:p>
       <w:pPr>
-        <w:spacing w:line="360" w:lineRule="auto" w:before="0" w:after="0"/>
-        <w:jc w:val="left"/>
+        <w:spacing w:after="80"/>
+        <w:jc w:val="right"/>
       </w:pPr>
       <w:r>
         <w:rPr>
           <w:rFonts w:ascii="宋体" w:hAnsi="宋体" w:eastAsia="宋体"/>
           <w:b w:val="0"/>
-          <w:sz w:val="24"/>
+          <w:color w:val="6B7280"/>
+          <w:sz w:val="22"/>
         </w:rPr>
-        <w:t>• 火场样本数据集 1 套（5000+ 样本，8 类目标）</w:t>
+        <w:t>签字：＿＿＿＿＿＿＿＿　　　日期：　　年　　月　　日</w:t>
       </w:r>
     </w:p>
     <w:p>
       <w:pPr>
-        <w:spacing w:line="360" w:lineRule="auto" w:before="0" w:after="0"/>
-        <w:jc w:val="left"/>
+        <w:spacing w:before="0" w:after="200" w:lineRule="auto" w:line="360"/>
       </w:pPr>
       <w:r>
         <w:rPr>
           <w:rFonts w:ascii="宋体" w:hAnsi="宋体" w:eastAsia="宋体"/>
           <w:b w:val="0"/>
+          <w:color w:val="111827"/>
           <w:sz w:val="24"/>
         </w:rPr>
-        <w:t>• 软件著作权 1 项（《多模态融合无人机消防目标检测系统 V1.0》）</w:t>
+        <w:t xml:space="preserve">　</w:t>
       </w:r>
     </w:p>
     <w:p>
       <w:pPr>
-        <w:spacing w:line="360" w:lineRule="auto" w:before="240" w:after="240"/>
-        <w:jc w:val="center"/>
+        <w:spacing w:before="200" w:after="100" w:line="360" w:lineRule="auto"/>
       </w:pPr>
       <w:r>
         <w:rPr>
           <w:rFonts w:ascii="黑体" w:hAnsi="黑体" w:eastAsia="黑体"/>
           <w:b/>
-          <w:sz w:val="32"/>
+          <w:color w:val="111827"/>
+          <w:sz w:val="25"/>
         </w:rPr>
-        <w:t>十、经费预算</w:t>
-      </w:r>
-    </w:p>
-    <w:tbl>
-      <w:tblPr>
-        <w:tblStyle w:val="TableGrid"/>
-        <w:tblW w:type="auto" w:w="0"/>
-        <w:jc w:val="center"/>
-        <w:tblLook w:firstColumn="1" w:firstRow="1" w:lastColumn="0" w:lastRow="0" w:noHBand="0" w:noVBand="1" w:val="04A0"/>
-      </w:tblPr>
-      <w:tblGrid>
-        <w:gridCol w:w="3024"/>
-        <w:gridCol w:w="3024"/>
-        <w:gridCol w:w="3024"/>
-      </w:tblGrid>
-      <w:tr>
-        <w:tc>
-          <w:tcPr>
-            <w:tcW w:type="dxa" w:w="1984"/>
-            <w:vAlign w:val="center"/>
-          </w:tcPr>
-          <w:p>
-            <w:pPr>
-              <w:spacing w:line="300" w:lineRule="auto"/>
-              <w:jc w:val="center"/>
-            </w:pPr>
-            <w:r/>
-            <w:r>
-              <w:rPr>
-                <w:rFonts w:ascii="宋体" w:hAnsi="宋体" w:eastAsia="宋体"/>
-                <w:b/>
-                <w:sz w:val="21"/>
-              </w:rPr>
-              <w:t>预算科目</w:t>
-            </w:r>
-          </w:p>
-        </w:tc>
-        <w:tc>
-          <w:tcPr>
-            <w:tcW w:type="dxa" w:w="1701"/>
-            <w:vAlign w:val="center"/>
-          </w:tcPr>
-          <w:p>
-            <w:pPr>
-              <w:spacing w:line="300" w:lineRule="auto"/>
-              <w:jc w:val="center"/>
-            </w:pPr>
-            <w:r/>
-            <w:r>
-              <w:rPr>
-                <w:rFonts w:ascii="宋体" w:hAnsi="宋体" w:eastAsia="宋体"/>
-                <w:b/>
-                <w:sz w:val="21"/>
-              </w:rPr>
-              <w:t>金额</w:t>
-            </w:r>
-          </w:p>
-        </w:tc>
-        <w:tc>
-          <w:tcPr>
-            <w:tcW w:type="dxa" w:w="5386"/>
-            <w:vAlign w:val="center"/>
-          </w:tcPr>
-          <w:p>
-            <w:pPr>
-              <w:spacing w:line="300" w:lineRule="auto"/>
-              <w:jc w:val="center"/>
-            </w:pPr>
-            <w:r/>
-            <w:r>
-              <w:rPr>
-                <w:rFonts w:ascii="宋体" w:hAnsi="宋体" w:eastAsia="宋体"/>
-                <w:b/>
-                <w:sz w:val="21"/>
-              </w:rPr>
-              <w:t>计算依据</w:t>
-            </w:r>
-          </w:p>
-        </w:tc>
-      </w:tr>
-      <w:tr>
-        <w:tc>
-          <w:tcPr>
-            <w:tcW w:type="dxa" w:w="1984"/>
-            <w:vAlign w:val="center"/>
-          </w:tcPr>
-          <w:p>
-            <w:pPr>
-              <w:spacing w:line="300" w:lineRule="auto"/>
-              <w:jc w:val="center"/>
-            </w:pPr>
-            <w:r/>
-            <w:r>
-              <w:rPr>
-                <w:rFonts w:ascii="宋体" w:hAnsi="宋体" w:eastAsia="宋体"/>
-                <w:b w:val="0"/>
-                <w:sz w:val="21"/>
-              </w:rPr>
-              <w:t>资料费</w:t>
-            </w:r>
-          </w:p>
-        </w:tc>
-        <w:tc>
-          <w:tcPr>
-            <w:tcW w:type="dxa" w:w="1701"/>
-            <w:vAlign w:val="center"/>
-          </w:tcPr>
-          <w:p>
-            <w:pPr>
-              <w:spacing w:line="300" w:lineRule="auto"/>
-              <w:jc w:val="center"/>
-            </w:pPr>
-            <w:r/>
-            <w:r>
-              <w:rPr>
-                <w:rFonts w:ascii="宋体" w:hAnsi="宋体" w:eastAsia="宋体"/>
-                <w:b w:val="0"/>
-                <w:sz w:val="21"/>
-              </w:rPr>
-              <w:t>1280 元</w:t>
-            </w:r>
-          </w:p>
-        </w:tc>
-        <w:tc>
-          <w:tcPr>
-            <w:tcW w:type="dxa" w:w="5386"/>
-            <w:vAlign w:val="center"/>
-          </w:tcPr>
-          <w:p>
-            <w:pPr>
-              <w:spacing w:line="300" w:lineRule="auto"/>
-              <w:jc w:val="center"/>
-            </w:pPr>
-            <w:r/>
-            <w:r>
-              <w:rPr>
-                <w:rFonts w:ascii="宋体" w:hAnsi="宋体" w:eastAsia="宋体"/>
-                <w:b w:val="0"/>
-                <w:sz w:val="21"/>
-              </w:rPr>
-              <w:t>图书 20 本 × 50 元 + 数据库订阅 280 元</w:t>
-            </w:r>
-          </w:p>
-        </w:tc>
-      </w:tr>
-      <w:tr>
-        <w:tc>
-          <w:tcPr>
-            <w:tcW w:type="dxa" w:w="1984"/>
-            <w:vAlign w:val="center"/>
-          </w:tcPr>
-          <w:p>
-            <w:pPr>
-              <w:spacing w:line="300" w:lineRule="auto"/>
-              <w:jc w:val="center"/>
-            </w:pPr>
-            <w:r/>
-            <w:r>
-              <w:rPr>
-                <w:rFonts w:ascii="宋体" w:hAnsi="宋体" w:eastAsia="宋体"/>
-                <w:b w:val="0"/>
-                <w:sz w:val="21"/>
-              </w:rPr>
-              <w:t>调研差旅费</w:t>
-            </w:r>
-          </w:p>
-        </w:tc>
-        <w:tc>
-          <w:tcPr>
-            <w:tcW w:type="dxa" w:w="1701"/>
-            <w:vAlign w:val="center"/>
-          </w:tcPr>
-          <w:p>
-            <w:pPr>
-              <w:spacing w:line="300" w:lineRule="auto"/>
-              <w:jc w:val="center"/>
-            </w:pPr>
-            <w:r/>
-            <w:r>
-              <w:rPr>
-                <w:rFonts w:ascii="宋体" w:hAnsi="宋体" w:eastAsia="宋体"/>
-                <w:b w:val="0"/>
-                <w:sz w:val="21"/>
-              </w:rPr>
-              <w:t>4500 元</w:t>
-            </w:r>
-          </w:p>
-        </w:tc>
-        <w:tc>
-          <w:tcPr>
-            <w:tcW w:type="dxa" w:w="5386"/>
-            <w:vAlign w:val="center"/>
-          </w:tcPr>
-          <w:p>
-            <w:pPr>
-              <w:spacing w:line="300" w:lineRule="auto"/>
-              <w:jc w:val="center"/>
-            </w:pPr>
-            <w:r/>
-            <w:r>
-              <w:rPr>
-                <w:rFonts w:ascii="宋体" w:hAnsi="宋体" w:eastAsia="宋体"/>
-                <w:b w:val="0"/>
-                <w:sz w:val="21"/>
-              </w:rPr>
-              <w:t>3 次实地调研 × 1500 元（含交通、住宿）</w:t>
-            </w:r>
-          </w:p>
-        </w:tc>
-      </w:tr>
-      <w:tr>
-        <w:tc>
-          <w:tcPr>
-            <w:tcW w:type="dxa" w:w="1984"/>
-            <w:vAlign w:val="center"/>
-          </w:tcPr>
-          <w:p>
-            <w:pPr>
-              <w:spacing w:line="300" w:lineRule="auto"/>
-              <w:jc w:val="center"/>
-            </w:pPr>
-            <w:r/>
-            <w:r>
-              <w:rPr>
-                <w:rFonts w:ascii="宋体" w:hAnsi="宋体" w:eastAsia="宋体"/>
-                <w:b w:val="0"/>
-                <w:sz w:val="21"/>
-              </w:rPr>
-              <w:t>实验材料费</w:t>
-            </w:r>
-          </w:p>
-        </w:tc>
-        <w:tc>
-          <w:tcPr>
-            <w:tcW w:type="dxa" w:w="1701"/>
-            <w:vAlign w:val="center"/>
-          </w:tcPr>
-          <w:p>
-            <w:pPr>
-              <w:spacing w:line="300" w:lineRule="auto"/>
-              <w:jc w:val="center"/>
-            </w:pPr>
-            <w:r/>
-            <w:r>
-              <w:rPr>
-                <w:rFonts w:ascii="宋体" w:hAnsi="宋体" w:eastAsia="宋体"/>
-                <w:b w:val="0"/>
-                <w:sz w:val="21"/>
-              </w:rPr>
-              <w:t>9320 元</w:t>
-            </w:r>
-          </w:p>
-        </w:tc>
-        <w:tc>
-          <w:tcPr>
-            <w:tcW w:type="dxa" w:w="5386"/>
-            <w:vAlign w:val="center"/>
-          </w:tcPr>
-          <w:p>
-            <w:pPr>
-              <w:spacing w:line="300" w:lineRule="auto"/>
-              <w:jc w:val="center"/>
-            </w:pPr>
-            <w:r/>
-            <w:r>
-              <w:rPr>
-                <w:rFonts w:ascii="宋体" w:hAnsi="宋体" w:eastAsia="宋体"/>
-                <w:b w:val="0"/>
-                <w:sz w:val="21"/>
-              </w:rPr>
-              <w:t>GPU 服务器租赁 1200 元/月 × 7 月 + 红外相机耗材 320 元 + 3D 打印耗材 600 元</w:t>
-            </w:r>
-          </w:p>
-        </w:tc>
-      </w:tr>
-      <w:tr>
-        <w:tc>
-          <w:tcPr>
-            <w:tcW w:type="dxa" w:w="1984"/>
-            <w:vAlign w:val="center"/>
-          </w:tcPr>
-          <w:p>
-            <w:pPr>
-              <w:spacing w:line="300" w:lineRule="auto"/>
-              <w:jc w:val="center"/>
-            </w:pPr>
-            <w:r/>
-            <w:r>
-              <w:rPr>
-                <w:rFonts w:ascii="宋体" w:hAnsi="宋体" w:eastAsia="宋体"/>
-                <w:b w:val="0"/>
-                <w:sz w:val="21"/>
-              </w:rPr>
-              <w:t>会议费</w:t>
-            </w:r>
-          </w:p>
-        </w:tc>
-        <w:tc>
-          <w:tcPr>
-            <w:tcW w:type="dxa" w:w="1701"/>
-            <w:vAlign w:val="center"/>
-          </w:tcPr>
-          <w:p>
-            <w:pPr>
-              <w:spacing w:line="300" w:lineRule="auto"/>
-              <w:jc w:val="center"/>
-            </w:pPr>
-            <w:r/>
-            <w:r>
-              <w:rPr>
-                <w:rFonts w:ascii="宋体" w:hAnsi="宋体" w:eastAsia="宋体"/>
-                <w:b w:val="0"/>
-                <w:sz w:val="21"/>
-              </w:rPr>
-              <w:t>2400 元</w:t>
-            </w:r>
-          </w:p>
-        </w:tc>
-        <w:tc>
-          <w:tcPr>
-            <w:tcW w:type="dxa" w:w="5386"/>
-            <w:vAlign w:val="center"/>
-          </w:tcPr>
-          <w:p>
-            <w:pPr>
-              <w:spacing w:line="300" w:lineRule="auto"/>
-              <w:jc w:val="center"/>
-            </w:pPr>
-            <w:r/>
-            <w:r>
-              <w:rPr>
-                <w:rFonts w:ascii="宋体" w:hAnsi="宋体" w:eastAsia="宋体"/>
-                <w:b w:val="0"/>
-                <w:sz w:val="21"/>
-              </w:rPr>
-              <w:t>参加 ICASSP 国际会议 1 次 + 全国无人机大会 1 次</w:t>
-            </w:r>
-          </w:p>
-        </w:tc>
-      </w:tr>
-      <w:tr>
-        <w:tc>
-          <w:tcPr>
-            <w:tcW w:type="dxa" w:w="1984"/>
-            <w:vAlign w:val="center"/>
-          </w:tcPr>
-          <w:p>
-            <w:pPr>
-              <w:spacing w:line="300" w:lineRule="auto"/>
-              <w:jc w:val="center"/>
-            </w:pPr>
-            <w:r/>
-            <w:r>
-              <w:rPr>
-                <w:rFonts w:ascii="宋体" w:hAnsi="宋体" w:eastAsia="宋体"/>
-                <w:b w:val="0"/>
-                <w:sz w:val="21"/>
-              </w:rPr>
-              <w:t>印刷复印</w:t>
-            </w:r>
-          </w:p>
-        </w:tc>
-        <w:tc>
-          <w:tcPr>
-            <w:tcW w:type="dxa" w:w="1701"/>
-            <w:vAlign w:val="center"/>
-          </w:tcPr>
-          <w:p>
-            <w:pPr>
-              <w:spacing w:line="300" w:lineRule="auto"/>
-              <w:jc w:val="center"/>
-            </w:pPr>
-            <w:r/>
-            <w:r>
-              <w:rPr>
-                <w:rFonts w:ascii="宋体" w:hAnsi="宋体" w:eastAsia="宋体"/>
-                <w:b w:val="0"/>
-                <w:sz w:val="21"/>
-              </w:rPr>
-              <w:t>500 元</w:t>
-            </w:r>
-          </w:p>
-        </w:tc>
-        <w:tc>
-          <w:tcPr>
-            <w:tcW w:type="dxa" w:w="5386"/>
-            <w:vAlign w:val="center"/>
-          </w:tcPr>
-          <w:p>
-            <w:pPr>
-              <w:spacing w:line="300" w:lineRule="auto"/>
-              <w:jc w:val="center"/>
-            </w:pPr>
-            <w:r/>
-            <w:r>
-              <w:rPr>
-                <w:rFonts w:ascii="宋体" w:hAnsi="宋体" w:eastAsia="宋体"/>
-                <w:b w:val="0"/>
-                <w:sz w:val="21"/>
-              </w:rPr>
-              <w:t>论文版面费 300 元 + 报告印刷 200 元</w:t>
-            </w:r>
-          </w:p>
-        </w:tc>
-      </w:tr>
-      <w:tr>
-        <w:tc>
-          <w:tcPr>
-            <w:tcW w:type="dxa" w:w="1984"/>
-            <w:vAlign w:val="center"/>
-          </w:tcPr>
-          <w:p>
-            <w:pPr>
-              <w:spacing w:line="300" w:lineRule="auto"/>
-              <w:jc w:val="center"/>
-            </w:pPr>
-            <w:r/>
-            <w:r>
-              <w:rPr>
-                <w:rFonts w:ascii="宋体" w:hAnsi="宋体" w:eastAsia="宋体"/>
-                <w:b w:val="0"/>
-                <w:sz w:val="21"/>
-              </w:rPr>
-              <w:t>合计</w:t>
-            </w:r>
-          </w:p>
-        </w:tc>
-        <w:tc>
-          <w:tcPr>
-            <w:tcW w:type="dxa" w:w="1701"/>
-            <w:vAlign w:val="center"/>
-          </w:tcPr>
-          <w:p>
-            <w:pPr>
-              <w:spacing w:line="300" w:lineRule="auto"/>
-              <w:jc w:val="center"/>
-            </w:pPr>
-            <w:r/>
-            <w:r>
-              <w:rPr>
-                <w:rFonts w:ascii="宋体" w:hAnsi="宋体" w:eastAsia="宋体"/>
-                <w:b w:val="0"/>
-                <w:sz w:val="21"/>
-              </w:rPr>
-              <w:t>18000 元</w:t>
-            </w:r>
-          </w:p>
-        </w:tc>
-        <w:tc>
-          <w:tcPr>
-            <w:tcW w:type="dxa" w:w="5386"/>
-            <w:vAlign w:val="center"/>
-          </w:tcPr>
-          <w:p>
-            <w:pPr>
-              <w:spacing w:line="300" w:lineRule="auto"/>
-              <w:jc w:val="center"/>
-            </w:pPr>
-            <w:r/>
-            <w:r>
-              <w:rPr>
-                <w:rFonts w:ascii="宋体" w:hAnsi="宋体" w:eastAsia="宋体"/>
-                <w:b w:val="0"/>
-                <w:sz w:val="21"/>
-              </w:rPr>
-            </w:r>
-          </w:p>
-        </w:tc>
-      </w:tr>
-    </w:tbl>
-    <w:p/>
-    <w:p>
-      <w:pPr>
-        <w:spacing w:line="360" w:lineRule="auto" w:before="240" w:after="240"/>
-        <w:jc w:val="center"/>
-      </w:pPr>
-      <w:r>
-        <w:rPr>
-          <w:rFonts w:ascii="黑体" w:hAnsi="黑体" w:eastAsia="黑体"/>
-          <w:b/>
-          <w:sz w:val="32"/>
-        </w:rPr>
-        <w:t>十一、前期工作基础</w:t>
+        <w:t>学校评审意见</w:t>
       </w:r>
     </w:p>
     <w:p>
       <w:pPr>
-        <w:spacing w:line="360" w:lineRule="auto" w:before="120" w:after="120"/>
-        <w:jc w:val="left"/>
-      </w:pPr>
-      <w:r>
-        <w:rPr>
-          <w:rFonts w:ascii="黑体" w:hAnsi="黑体" w:eastAsia="黑体"/>
-          <w:b/>
-          <w:sz w:val="30"/>
-        </w:rPr>
-        <w:t>（一）团队基础</w:t>
-      </w:r>
-    </w:p>
-    <w:p>
-      <w:pPr>
-        <w:spacing w:line="360" w:lineRule="auto" w:before="0" w:after="0"/>
-        <w:ind w:firstLine="480"/>
-        <w:jc w:val="left"/>
+        <w:spacing w:before="0" w:after="360" w:lineRule="auto" w:line="360"/>
       </w:pPr>
       <w:r>
         <w:rPr>
           <w:rFonts w:ascii="宋体" w:hAnsi="宋体" w:eastAsia="宋体"/>
           <w:b w:val="0"/>
+          <w:color w:val="111827"/>
           <w:sz w:val="24"/>
         </w:rPr>
-        <w:t>团队 4 名成员已修读《机器学习》《数字图像处理》《自动控制原理》《计算机视觉》等核心课程，3 人有校级大创参与经验。负责人张三掌握 Python/PyTorch/CUDA，曾参与校级『无人机目标检测』项目并获优秀。</w:t>
+        <w:t xml:space="preserve">　</w:t>
       </w:r>
     </w:p>
     <w:p>
       <w:pPr>
-        <w:spacing w:line="360" w:lineRule="auto" w:before="120" w:after="120"/>
-        <w:jc w:val="left"/>
-      </w:pPr>
-      <w:r>
-        <w:rPr>
-          <w:rFonts w:ascii="黑体" w:hAnsi="黑体" w:eastAsia="黑体"/>
-          <w:b/>
-          <w:sz w:val="30"/>
-        </w:rPr>
-        <w:t>（二）指导教师基础</w:t>
-      </w:r>
-    </w:p>
-    <w:p>
-      <w:pPr>
-        <w:spacing w:line="360" w:lineRule="auto" w:before="0" w:after="0"/>
-        <w:ind w:firstLine="480"/>
-        <w:jc w:val="left"/>
+        <w:spacing w:after="80"/>
+        <w:jc w:val="right"/>
       </w:pPr>
       <w:r>
         <w:rPr>
           <w:rFonts w:ascii="宋体" w:hAnsi="宋体" w:eastAsia="宋体"/>
           <w:b w:val="0"/>
-          <w:sz w:val="24"/>
+          <w:color w:val="6B7280"/>
+          <w:sz w:val="22"/>
         </w:rPr>
-        <w:t>指导教师李教授主持国家自然科学基金 1 项（62373011），近 3 年发表 SCI 论文 8 篇（含 IEEE TGRS 2 篇、Neurocomputing 3 篇），研究方向为多模态融合与无人机智能感知，与本项目高度契合。</w:t>
+        <w:t>签字：＿＿＿＿＿＿＿＿　　　日期：　　年　　月　　日</w:t>
       </w:r>
     </w:p>
     <w:p>
       <w:pPr>
-        <w:spacing w:line="360" w:lineRule="auto" w:before="120" w:after="120"/>
-        <w:jc w:val="left"/>
-      </w:pPr>
-      <w:r>
-        <w:rPr>
-          <w:rFonts w:ascii="黑体" w:hAnsi="黑体" w:eastAsia="黑体"/>
-          <w:b/>
-          <w:sz w:val="30"/>
-        </w:rPr>
-        <w:t>（三）实验条件</w:t>
-      </w:r>
-    </w:p>
-    <w:p>
-      <w:pPr>
-        <w:spacing w:line="360" w:lineRule="auto" w:before="0" w:after="0"/>
-        <w:ind w:firstLine="480"/>
-        <w:jc w:val="left"/>
+        <w:spacing w:before="0" w:after="200" w:lineRule="auto" w:line="360"/>
       </w:pPr>
       <w:r>
         <w:rPr>
           <w:rFonts w:ascii="宋体" w:hAnsi="宋体" w:eastAsia="宋体"/>
           <w:b w:val="0"/>
+          <w:color w:val="111827"/>
           <w:sz w:val="24"/>
         </w:rPr>
-        <w:t>自动化工程学院智能感知实验室配备 GPU 服务器（RTX 4090 ×4）、红外热成像仪 FLIR T630、激光雷达 Velodyne VLP-16、大疆经纬 M300 RTK 无人机、3D 打印机，可满足本项目研发与测试需求。</w:t>
-      </w:r>
-    </w:p>
-    <w:p>
-      <w:pPr>
-        <w:spacing w:line="360" w:lineRule="auto" w:before="240" w:after="240"/>
-        <w:jc w:val="center"/>
-      </w:pPr>
-      <w:r>
-        <w:rPr>
-          <w:rFonts w:ascii="黑体" w:hAnsi="黑体" w:eastAsia="黑体"/>
-          <w:b/>
-          <w:sz w:val="32"/>
-        </w:rPr>
-        <w:t>十二、指导教师意见</w:t>
-      </w:r>
-    </w:p>
-    <w:p/>
-    <w:p/>
-    <w:p/>
-    <w:p/>
-    <w:p/>
-    <w:p/>
-    <w:p>
-      <w:pPr>
-        <w:spacing w:line="360" w:lineRule="auto" w:before="0" w:after="0"/>
-        <w:jc w:val="left"/>
-      </w:pPr>
-      <w:r>
-        <w:rPr>
-          <w:rFonts w:ascii="宋体" w:hAnsi="宋体" w:eastAsia="宋体"/>
-          <w:b w:val="0"/>
-          <w:sz w:val="24"/>
-        </w:rPr>
-        <w:t>指导教师签字：____________________    日期：______年____月____日</w:t>
-      </w:r>
-    </w:p>
-    <w:p>
-      <w:pPr>
-        <w:spacing w:line="360" w:lineRule="auto" w:before="240" w:after="240"/>
-        <w:jc w:val="center"/>
-      </w:pPr>
-      <w:r>
-        <w:rPr>
-          <w:rFonts w:ascii="黑体" w:hAnsi="黑体" w:eastAsia="黑体"/>
-          <w:b/>
-          <w:sz w:val="32"/>
-        </w:rPr>
-        <w:t>十三、学院评审意见</w:t>
-      </w:r>
-    </w:p>
-    <w:p/>
-    <w:p/>
-    <w:p/>
-    <w:p/>
-    <w:p/>
-    <w:p/>
-    <w:p>
-      <w:pPr>
-        <w:spacing w:line="360" w:lineRule="auto" w:before="0" w:after="0"/>
-        <w:jc w:val="left"/>
-      </w:pPr>
-      <w:r>
-        <w:rPr>
-          <w:rFonts w:ascii="宋体" w:hAnsi="宋体" w:eastAsia="宋体"/>
-          <w:b w:val="0"/>
-          <w:sz w:val="24"/>
-        </w:rPr>
-        <w:t>学院盖章：____________________    日期：______年____月____日</w:t>
+        <w:t xml:space="preserve">　</w:t>
       </w:r>
     </w:p>
     <w:sectPr>
-      <w:footerReference w:type="default" r:id="rId9"/>
       <w:pgSz w:w="11906" w:h="16838"/>
-      <w:pgMar w:top="1440" w:right="1417" w:bottom="1440" w:left="1417" w:header="720" w:footer="720" w:gutter="0"/>
+      <w:pgMar w:top="1440" w:right="1474" w:bottom="1440" w:left="1701" w:header="720" w:footer="720" w:gutter="0"/>
       <w:cols w:space="720"/>
       <w:docGrid w:linePitch="360"/>
     </w:sectPr>
   </w:body>
 </w:document>
-</file>
-
-<file path=word/footer1.xml><?xml version="1.0" encoding="utf-8"?>
-<w:ftr xmlns:m="http://schemas.openxmlformats.org/officeDocument/2006/math" xmlns:mc="http://schemas.openxmlformats.org/markup-compatibility/2006" xmlns:mo="http://schemas.microsoft.com/office/mac/office/2008/main" xmlns:mv="urn:schemas-microsoft-com:mac:vml" xmlns:o="urn:schemas-microsoft-com:office:office" xmlns:r="http://schemas.openxmlformats.org/officeDocument/2006/relationships" xmlns:v="urn:schemas-microsoft-com:vml" xmlns:w10="urn:schemas-microsoft-com:office:word" xmlns:w14="http://schemas.microsoft.com/office/word/2010/wordml" xmlns:w="http://schemas.openxmlformats.org/wordprocessingml/2006/main" xmlns:wne="http://schemas.microsoft.com/office/word/2006/wordml" xmlns:wp14="http://schemas.microsoft.com/office/word/2010/wordprocessingDrawing" xmlns:wp="http://schemas.openxmlformats.org/drawingml/2006/wordprocessingDrawing" xmlns:wpc="http://schemas.microsoft.com/office/word/2010/wordprocessingCanvas" xmlns:wpg="http://schemas.microsoft.com/office/word/2010/wordprocessingGroup" xmlns:wpi="http://schemas.microsoft.com/office/word/2010/wordprocessingInk" xmlns:wps="http://schemas.microsoft.com/office/word/2010/wordprocessingShape" mc:Ignorable="w14 wp14">
-  <w:p>
-    <w:pPr>
-      <w:pStyle w:val="Footer"/>
-      <w:jc w:val="center"/>
-    </w:pPr>
-    <w:r>
-      <w:rPr>
-        <w:rFonts w:ascii="宋体" w:hAnsi="宋体" w:eastAsia="宋体"/>
-        <w:b w:val="0"/>
-        <w:sz w:val="21"/>
-      </w:rPr>
-      <w:fldChar w:fldCharType="begin"/>
-      <w:instrText xml:space="preserve">PAGE</w:instrText>
-      <w:fldChar w:fldCharType="end"/>
-    </w:r>
-  </w:p>
-</w:ftr>
 </file>
 
 <file path=word/numbering.xml><?xml version="1.0" encoding="utf-8"?>

--- a/examples/demos/demo_innovation_research.docx
+++ b/examples/demos/demo_innovation_research.docx
@@ -7,6 +7,22 @@
     <w:p/>
     <w:p>
       <w:pPr>
+        <w:spacing w:after="200"/>
+        <w:jc w:val="center"/>
+      </w:pPr>
+      <w:r>
+        <w:rPr>
+          <w:rFonts w:ascii="黑体" w:hAnsi="黑体" w:eastAsia="黑体"/>
+          <w:b/>
+          <w:color w:val="111827"/>
+          <w:sz w:val="44"/>
+        </w:rPr>
+        <w:t>大学生创新创业训练计划</w:t>
+      </w:r>
+    </w:p>
+    <w:p>
+      <w:pPr>
+        <w:spacing w:after="680"/>
         <w:jc w:val="center"/>
       </w:pPr>
       <w:r>
@@ -16,27 +32,12 @@
           <w:color w:val="111827"/>
           <w:sz w:val="52"/>
         </w:rPr>
-        <w:t>大学生创新创业训练计划</w:t>
-      </w:r>
-    </w:p>
-    <w:p>
-      <w:pPr>
-        <w:spacing w:after="600"/>
-        <w:jc w:val="center"/>
-      </w:pPr>
-      <w:r>
-        <w:rPr>
-          <w:rFonts w:ascii="黑体" w:hAnsi="黑体" w:eastAsia="黑体"/>
-          <w:b/>
-          <w:color w:val="111827"/>
-          <w:sz w:val="44"/>
-        </w:rPr>
         <w:t>创 新 训 练 项 目 申 报 书</w:t>
       </w:r>
     </w:p>
     <w:p>
       <w:pPr>
-        <w:spacing w:after="120"/>
+        <w:spacing w:after="160"/>
         <w:jc w:val="center"/>
       </w:pPr>
       <w:r>
@@ -51,7 +52,7 @@
     </w:p>
     <w:p>
       <w:pPr>
-        <w:spacing w:after="1200"/>
+        <w:spacing w:after="1120"/>
         <w:jc w:val="center"/>
       </w:pPr>
       <w:r>
@@ -68,19 +69,22 @@
       <w:tblPr>
         <w:tblW w:type="auto" w:w="0"/>
         <w:jc w:val="center"/>
+        <w:tblLayout w:type="fixed"/>
         <w:tblLook w:firstColumn="1" w:firstRow="1" w:lastColumn="0" w:lastRow="0" w:noHBand="0" w:noVBand="1" w:val="04A0"/>
+        <w:tblLayout w:type="fixed"/>
       </w:tblPr>
       <w:tblGrid>
-        <w:gridCol w:w="4365"/>
-        <w:gridCol w:w="4365"/>
+        <w:gridCol w:w="2608"/>
+        <w:gridCol w:w="6123"/>
       </w:tblGrid>
       <w:tr>
         <w:tc>
           <w:tcPr>
-            <w:tcW w:type="dxa" w:w="2381"/>
+            <w:tcW w:type="dxa" w:w="2608"/>
           </w:tcPr>
           <w:p>
             <w:pPr>
+              <w:spacing w:before="0" w:after="0"/>
               <w:jc w:val="right"/>
             </w:pPr>
             <w:r>
@@ -96,10 +100,11 @@
         </w:tc>
         <w:tc>
           <w:tcPr>
-            <w:tcW w:type="dxa" w:w="5102"/>
+            <w:tcW w:type="dxa" w:w="6123"/>
           </w:tcPr>
           <w:p>
             <w:pPr>
+              <w:spacing w:before="0" w:after="0"/>
               <w:jc w:val="left"/>
             </w:pPr>
             <w:r>
@@ -117,10 +122,11 @@
       <w:tr>
         <w:tc>
           <w:tcPr>
-            <w:tcW w:type="dxa" w:w="2381"/>
+            <w:tcW w:type="dxa" w:w="2608"/>
           </w:tcPr>
           <w:p>
             <w:pPr>
+              <w:spacing w:before="0" w:after="0"/>
               <w:jc w:val="right"/>
             </w:pPr>
             <w:r>
@@ -136,10 +142,11 @@
         </w:tc>
         <w:tc>
           <w:tcPr>
-            <w:tcW w:type="dxa" w:w="5102"/>
+            <w:tcW w:type="dxa" w:w="6123"/>
           </w:tcPr>
           <w:p>
             <w:pPr>
+              <w:spacing w:before="0" w:after="0"/>
               <w:jc w:val="left"/>
             </w:pPr>
             <w:r>
@@ -157,10 +164,11 @@
       <w:tr>
         <w:tc>
           <w:tcPr>
-            <w:tcW w:type="dxa" w:w="2381"/>
+            <w:tcW w:type="dxa" w:w="2608"/>
           </w:tcPr>
           <w:p>
             <w:pPr>
+              <w:spacing w:before="0" w:after="0"/>
               <w:jc w:val="right"/>
             </w:pPr>
             <w:r>
@@ -176,10 +184,11 @@
         </w:tc>
         <w:tc>
           <w:tcPr>
-            <w:tcW w:type="dxa" w:w="5102"/>
+            <w:tcW w:type="dxa" w:w="6123"/>
           </w:tcPr>
           <w:p>
             <w:pPr>
+              <w:spacing w:before="0" w:after="0"/>
               <w:jc w:val="left"/>
             </w:pPr>
             <w:r>
@@ -197,10 +206,11 @@
       <w:tr>
         <w:tc>
           <w:tcPr>
-            <w:tcW w:type="dxa" w:w="2381"/>
+            <w:tcW w:type="dxa" w:w="2608"/>
           </w:tcPr>
           <w:p>
             <w:pPr>
+              <w:spacing w:before="0" w:after="0"/>
               <w:jc w:val="right"/>
             </w:pPr>
             <w:r>
@@ -216,10 +226,11 @@
         </w:tc>
         <w:tc>
           <w:tcPr>
-            <w:tcW w:type="dxa" w:w="5102"/>
+            <w:tcW w:type="dxa" w:w="6123"/>
           </w:tcPr>
           <w:p>
             <w:pPr>
+              <w:spacing w:before="0" w:after="0"/>
               <w:jc w:val="left"/>
             </w:pPr>
             <w:r>
@@ -237,10 +248,11 @@
       <w:tr>
         <w:tc>
           <w:tcPr>
-            <w:tcW w:type="dxa" w:w="2381"/>
+            <w:tcW w:type="dxa" w:w="2608"/>
           </w:tcPr>
           <w:p>
             <w:pPr>
+              <w:spacing w:before="0" w:after="0"/>
               <w:jc w:val="right"/>
             </w:pPr>
             <w:r>
@@ -256,10 +268,11 @@
         </w:tc>
         <w:tc>
           <w:tcPr>
-            <w:tcW w:type="dxa" w:w="5102"/>
+            <w:tcW w:type="dxa" w:w="6123"/>
           </w:tcPr>
           <w:p>
             <w:pPr>
+              <w:spacing w:before="0" w:after="0"/>
               <w:jc w:val="left"/>
             </w:pPr>
             <w:r>
@@ -277,10 +290,11 @@
       <w:tr>
         <w:tc>
           <w:tcPr>
-            <w:tcW w:type="dxa" w:w="2381"/>
+            <w:tcW w:type="dxa" w:w="2608"/>
           </w:tcPr>
           <w:p>
             <w:pPr>
+              <w:spacing w:before="0" w:after="0"/>
               <w:jc w:val="right"/>
             </w:pPr>
             <w:r>
@@ -296,10 +310,11 @@
         </w:tc>
         <w:tc>
           <w:tcPr>
-            <w:tcW w:type="dxa" w:w="5102"/>
+            <w:tcW w:type="dxa" w:w="6123"/>
           </w:tcPr>
           <w:p>
             <w:pPr>
+              <w:spacing w:before="0" w:after="0"/>
               <w:jc w:val="left"/>
             </w:pPr>
             <w:r>
@@ -317,10 +332,11 @@
       <w:tr>
         <w:tc>
           <w:tcPr>
-            <w:tcW w:type="dxa" w:w="2381"/>
+            <w:tcW w:type="dxa" w:w="2608"/>
           </w:tcPr>
           <w:p>
             <w:pPr>
+              <w:spacing w:before="0" w:after="0"/>
               <w:jc w:val="right"/>
             </w:pPr>
             <w:r>
@@ -336,10 +352,11 @@
         </w:tc>
         <w:tc>
           <w:tcPr>
-            <w:tcW w:type="dxa" w:w="5102"/>
+            <w:tcW w:type="dxa" w:w="6123"/>
           </w:tcPr>
           <w:p>
             <w:pPr>
+              <w:spacing w:before="0" w:after="0"/>
               <w:jc w:val="left"/>
             </w:pPr>
             <w:r>
@@ -362,6 +379,8 @@
     </w:p>
     <w:p>
       <w:pPr>
+        <w:keepNext/>
+        <w:keepLines/>
         <w:spacing w:before="360" w:after="160" w:line="360" w:lineRule="auto"/>
       </w:pPr>
       <w:r>
@@ -386,95 +405,57 @@
           <w:color w:val="111827"/>
           <w:sz w:val="24"/>
         </w:rPr>
-        <w:t>本项目面向城市低空物流与应急救援场景，研究复杂动态环境下的无人机自主路径规划问题。现有 A* 类算法在障碍物位置随时间变化的场景中，存在重规划频繁、路径抖动、避障成功率偏低等缺陷。本项目提出以滚动时域规划为框架、引入动态代价函数与局部避障约束的改进方案，并通过 Gazebo 仿真与实机验证，形成一套可在嵌入式平台实时运行的规划模块。</w:t>
+        <w:t>本项目面向城市低空物流与应急救援场景，研究复杂动态环境下的无人机自主路径规划问题。现有 A* 类算法本质上是在静态栅格地图上做一次性最优搜索，当障碍物位置随时间变化时必须全局重规划，带来的计算开销与路径抖动在嵌入式平台上难以接受。本项目提出以滚动时域规划为框架、引入动态代价函数与局部避障约束的改进方案，并通过 Gazebo 仿真与实机验证，形成一套可在嵌入式平台实时运行的规划模块。</w:t>
       </w:r>
     </w:p>
     <w:tbl>
       <w:tblPr>
-        <w:tblStyle w:val="TableGrid"/>
         <w:tblW w:type="auto" w:w="0"/>
         <w:jc w:val="center"/>
+        <w:tblLayout w:type="fixed"/>
         <w:tblLook w:firstColumn="1" w:firstRow="1" w:lastColumn="0" w:lastRow="0" w:noHBand="0" w:noVBand="1" w:val="04A0"/>
+        <w:tblLayout w:type="fixed"/>
       </w:tblPr>
       <w:tblGrid>
-        <w:gridCol w:w="4365"/>
-        <w:gridCol w:w="4365"/>
+        <w:gridCol w:w="2608"/>
+        <w:gridCol w:w="6123"/>
       </w:tblGrid>
       <w:tr>
         <w:tc>
           <w:tcPr>
-            <w:tcW w:type="dxa" w:w="1814"/>
+            <w:tcW w:type="dxa" w:w="2608"/>
           </w:tcPr>
           <w:p>
             <w:pPr>
-              <w:jc w:val="center"/>
+              <w:spacing w:before="0" w:after="0"/>
+              <w:jc w:val="right"/>
             </w:pPr>
-            <w:r/>
             <w:r>
               <w:rPr>
-                <w:rFonts w:ascii="黑体" w:hAnsi="黑体" w:eastAsia="黑体"/>
-                <w:b/>
+                <w:rFonts w:ascii="宋体" w:hAnsi="宋体" w:eastAsia="宋体"/>
+                <w:b w:val="0"/>
                 <w:color w:val="111827"/>
-                <w:sz w:val="21"/>
+                <w:sz w:val="24"/>
               </w:rPr>
-              <w:t>项目名称</w:t>
+              <w:t>项目类别：</w:t>
             </w:r>
           </w:p>
         </w:tc>
         <w:tc>
           <w:tcPr>
-            <w:tcW w:type="dxa" w:w="6803"/>
+            <w:tcW w:type="dxa" w:w="6123"/>
           </w:tcPr>
           <w:p>
             <w:pPr>
-              <w:jc w:val="center"/>
+              <w:spacing w:before="0" w:after="0"/>
+              <w:jc w:val="left"/>
             </w:pPr>
-            <w:r/>
-            <w:r>
-              <w:rPr>
-                <w:rFonts w:ascii="黑体" w:hAnsi="黑体" w:eastAsia="黑体"/>
-                <w:b/>
-                <w:color w:val="111827"/>
-                <w:sz w:val="21"/>
-              </w:rPr>
-              <w:t>面向复杂环境的无人机自主路径规划系统</w:t>
-            </w:r>
-          </w:p>
-        </w:tc>
-      </w:tr>
-      <w:tr>
-        <w:tc>
-          <w:tcPr>
-            <w:tcW w:type="dxa" w:w="1814"/>
-          </w:tcPr>
-          <w:p>
-            <w:r/>
             <w:r>
               <w:rPr>
                 <w:rFonts w:ascii="宋体" w:hAnsi="宋体" w:eastAsia="宋体"/>
                 <w:b w:val="0"/>
                 <w:color w:val="111827"/>
-                <w:sz w:val="21"/>
-              </w:rPr>
-              <w:t>项目类别</w:t>
-            </w:r>
-          </w:p>
-        </w:tc>
-        <w:tc>
-          <w:tcPr>
-            <w:tcW w:type="dxa" w:w="6803"/>
-          </w:tcPr>
-          <w:p>
-            <w:pPr>
-              <w:jc w:val="center"/>
-            </w:pPr>
-            <w:r/>
-            <w:r>
-              <w:rPr>
-                <w:rFonts w:ascii="宋体" w:hAnsi="宋体" w:eastAsia="宋体"/>
-                <w:b w:val="0"/>
-                <w:color w:val="111827"/>
-                <w:sz w:val="21"/>
+                <w:sz w:val="24"/>
               </w:rPr>
               <w:t>创新训练项目</w:t>
             </w:r>
@@ -484,36 +465,39 @@
       <w:tr>
         <w:tc>
           <w:tcPr>
-            <w:tcW w:type="dxa" w:w="1814"/>
+            <w:tcW w:type="dxa" w:w="2608"/>
           </w:tcPr>
           <w:p>
-            <w:r/>
+            <w:pPr>
+              <w:spacing w:before="0" w:after="0"/>
+              <w:jc w:val="right"/>
+            </w:pPr>
             <w:r>
               <w:rPr>
                 <w:rFonts w:ascii="宋体" w:hAnsi="宋体" w:eastAsia="宋体"/>
                 <w:b w:val="0"/>
                 <w:color w:val="111827"/>
-                <w:sz w:val="21"/>
+                <w:sz w:val="24"/>
               </w:rPr>
-              <w:t>研究周期</w:t>
+              <w:t>研究周期：</w:t>
             </w:r>
           </w:p>
         </w:tc>
         <w:tc>
           <w:tcPr>
-            <w:tcW w:type="dxa" w:w="6803"/>
+            <w:tcW w:type="dxa" w:w="6123"/>
           </w:tcPr>
           <w:p>
             <w:pPr>
-              <w:jc w:val="center"/>
+              <w:spacing w:before="0" w:after="0"/>
+              <w:jc w:val="left"/>
             </w:pPr>
-            <w:r/>
             <w:r>
               <w:rPr>
                 <w:rFonts w:ascii="宋体" w:hAnsi="宋体" w:eastAsia="宋体"/>
                 <w:b w:val="0"/>
                 <w:color w:val="111827"/>
-                <w:sz w:val="21"/>
+                <w:sz w:val="24"/>
               </w:rPr>
               <w:t>12 个月（2026.04 — 2027.03）</w:t>
             </w:r>
@@ -523,36 +507,39 @@
       <w:tr>
         <w:tc>
           <w:tcPr>
-            <w:tcW w:type="dxa" w:w="1814"/>
+            <w:tcW w:type="dxa" w:w="2608"/>
           </w:tcPr>
           <w:p>
-            <w:r/>
+            <w:pPr>
+              <w:spacing w:before="0" w:after="0"/>
+              <w:jc w:val="right"/>
+            </w:pPr>
             <w:r>
               <w:rPr>
                 <w:rFonts w:ascii="宋体" w:hAnsi="宋体" w:eastAsia="宋体"/>
                 <w:b w:val="0"/>
                 <w:color w:val="111827"/>
-                <w:sz w:val="21"/>
+                <w:sz w:val="24"/>
               </w:rPr>
-              <w:t>核心指标</w:t>
+              <w:t>核心指标：</w:t>
             </w:r>
           </w:p>
         </w:tc>
         <w:tc>
           <w:tcPr>
-            <w:tcW w:type="dxa" w:w="6803"/>
+            <w:tcW w:type="dxa" w:w="6123"/>
           </w:tcPr>
           <w:p>
             <w:pPr>
-              <w:jc w:val="center"/>
+              <w:spacing w:before="0" w:after="0"/>
+              <w:jc w:val="left"/>
             </w:pPr>
-            <w:r/>
             <w:r>
               <w:rPr>
                 <w:rFonts w:ascii="宋体" w:hAnsi="宋体" w:eastAsia="宋体"/>
                 <w:b w:val="0"/>
                 <w:color w:val="111827"/>
-                <w:sz w:val="21"/>
+                <w:sz w:val="24"/>
               </w:rPr>
               <w:t>避障成功率 ≥ 92%，路径长度降低 ≥ 15%，单次规划耗时 ≤ 200 ms</w:t>
             </w:r>
@@ -562,38 +549,41 @@
       <w:tr>
         <w:tc>
           <w:tcPr>
-            <w:tcW w:type="dxa" w:w="1814"/>
+            <w:tcW w:type="dxa" w:w="2608"/>
           </w:tcPr>
           <w:p>
-            <w:r/>
+            <w:pPr>
+              <w:spacing w:before="0" w:after="0"/>
+              <w:jc w:val="right"/>
+            </w:pPr>
             <w:r>
               <w:rPr>
                 <w:rFonts w:ascii="宋体" w:hAnsi="宋体" w:eastAsia="宋体"/>
                 <w:b w:val="0"/>
                 <w:color w:val="111827"/>
-                <w:sz w:val="21"/>
+                <w:sz w:val="24"/>
               </w:rPr>
-              <w:t>预期成果</w:t>
+              <w:t>预期成果：</w:t>
             </w:r>
           </w:p>
         </w:tc>
         <w:tc>
           <w:tcPr>
-            <w:tcW w:type="dxa" w:w="6803"/>
+            <w:tcW w:type="dxa" w:w="6123"/>
           </w:tcPr>
           <w:p>
             <w:pPr>
-              <w:jc w:val="center"/>
+              <w:spacing w:before="0" w:after="0"/>
+              <w:jc w:val="left"/>
             </w:pPr>
-            <w:r/>
             <w:r>
               <w:rPr>
                 <w:rFonts w:ascii="宋体" w:hAnsi="宋体" w:eastAsia="宋体"/>
                 <w:b w:val="0"/>
                 <w:color w:val="111827"/>
-                <w:sz w:val="21"/>
+                <w:sz w:val="24"/>
               </w:rPr>
-              <w:t>期刊论文 1 篇、样机 1 台、软件著作权 1 项</w:t>
+              <w:t>期刊论文 1 篇、原理样机 1 台、软件著作权 1 项</w:t>
             </w:r>
           </w:p>
         </w:tc>
@@ -601,6 +591,8 @@
     </w:tbl>
     <w:p>
       <w:pPr>
+        <w:keepNext/>
+        <w:keepLines/>
         <w:spacing w:before="360" w:after="160" w:line="360" w:lineRule="auto"/>
       </w:pPr>
       <w:r>
@@ -615,6 +607,8 @@
     </w:p>
     <w:p>
       <w:pPr>
+        <w:keepNext/>
+        <w:keepLines/>
         <w:spacing w:before="200" w:after="100" w:line="360" w:lineRule="auto"/>
       </w:pPr>
       <w:r>
@@ -624,7 +618,7 @@
           <w:color w:val="111827"/>
           <w:sz w:val="25"/>
         </w:rPr>
-        <w:t>2.1 研究背景与痛点</w:t>
+        <w:t>2.1 研究背景与工程痛点</w:t>
       </w:r>
     </w:p>
     <w:p>
@@ -639,21 +633,7 @@
           <w:color w:val="111827"/>
           <w:sz w:val="24"/>
         </w:rPr>
-        <w:t>随着低空经济政策逐步落地，无人机在城市配送、电力巡检、灾害搜救等场景的应用快速扩张。这类场景的共同特征是障碍物动态变化——行人、车辆、临时禁飞区都会在飞行过程中出现。而当前主流的 A* 及其变体算法本质上是在静态栅格地图上做一次性最优搜索，一旦环境变化就必须全局重规划，带来的计算开销与路径抖动在嵌入式平台上难以接受。</w:t>
-      </w:r>
-    </w:p>
-    <w:p>
-      <w:pPr>
-        <w:spacing w:before="200" w:after="100" w:line="360" w:lineRule="auto"/>
-      </w:pPr>
-      <w:r>
-        <w:rPr>
-          <w:rFonts w:ascii="黑体" w:hAnsi="黑体" w:eastAsia="黑体"/>
-          <w:b/>
-          <w:color w:val="111827"/>
-          <w:sz w:val="25"/>
-        </w:rPr>
-        <w:t>2.2 现有方案不足</w:t>
+        <w:t>随着低空经济相关政策逐步落地，无人机在城市配送、电力巡检、灾害搜救等场景的应用快速扩张。据中国民航局公布的数据，我国实名登记的民用无人机数量已连续多年保持两位数增长，而与之配套的自主飞行能力建设明显滞后。这类场景的共同特征是障碍物动态变化——行人、车辆、临时禁飞区都会在飞行过程中出现在原规划路径上。</w:t>
       </w:r>
     </w:p>
     <w:p>
@@ -668,12 +648,166 @@
           <w:color w:val="111827"/>
           <w:sz w:val="24"/>
         </w:rPr>
-        <w:t>调研发现，现有改进方向主要分为三类：一是引入 D* Lite 等增量搜索算法降低重规划代价，但对突发障碍的响应仍依赖完整重算；二是采用模型预测控制做局部避障，但缺乏全局最优性保证，易陷入局部极小；三是基于强化学习的端到端方法，但训练成本高、可解释性差，难以通过工程验收。本项目试图在全局最优性与实时响应之间取得平衡。</w:t>
+        <w:t>当前主流的 A* 及其变体算法，本质上是在一张静态栅格地图上做一次性最优搜索。这类算法在环境已知且静止时表现优异，但一旦出现未建模的动态障碍，就必须废弃当前路径、扩大搜索区域重新计算。在嵌入式平台上，一次完整重规划往往需要数百毫秒，而无人机在 8 m/s 巡航速度下，200 ms 就意味着位置偏移 1.6 米——这个延迟足以让一次避障失败。</w:t>
       </w:r>
     </w:p>
     <w:p>
       <w:pPr>
-        <w:spacing w:before="160" w:after="60"/>
+        <w:spacing w:before="0" w:after="120" w:lineRule="auto" w:line="360"/>
+        <w:ind w:firstLine="480"/>
+      </w:pPr>
+      <w:r>
+        <w:rPr>
+          <w:rFonts w:ascii="宋体" w:hAnsi="宋体" w:eastAsia="宋体"/>
+          <w:b w:val="0"/>
+          <w:color w:val="111827"/>
+          <w:sz w:val="24"/>
+        </w:rPr>
+        <w:t>更麻烦的是路径抖动。频繁重规划会产生方向突变的折线路径，而四旋翼无人机的姿态响应存在惯性，折线路径会逼迫飞控反复做大幅度姿态调整，既增加能耗，也降低飞行平稳性，在搭载相机等载荷时直接影响成像质量。因此，工程上真正需要的不是「更快地重算」，而是「尽量不重算」——在既有路径的基础上做局部修正，保持路径的连续性与可跟随性。</w:t>
+      </w:r>
+    </w:p>
+    <w:p>
+      <w:pPr>
+        <w:keepNext/>
+        <w:keepLines/>
+        <w:spacing w:before="200" w:after="100" w:line="360" w:lineRule="auto"/>
+      </w:pPr>
+      <w:r>
+        <w:rPr>
+          <w:rFonts w:ascii="黑体" w:hAnsi="黑体" w:eastAsia="黑体"/>
+          <w:b/>
+          <w:color w:val="111827"/>
+          <w:sz w:val="25"/>
+        </w:rPr>
+        <w:t>2.2 国内外研究现状</w:t>
+      </w:r>
+    </w:p>
+    <w:p>
+      <w:pPr>
+        <w:spacing w:before="0" w:after="120" w:lineRule="auto" w:line="360"/>
+        <w:ind w:firstLine="480"/>
+      </w:pPr>
+      <w:r>
+        <w:rPr>
+          <w:rFonts w:ascii="宋体" w:hAnsi="宋体" w:eastAsia="宋体"/>
+          <w:b w:val="0"/>
+          <w:color w:val="111827"/>
+          <w:sz w:val="24"/>
+        </w:rPr>
+        <w:t>围绕动态环境下的路径规划，现有工作大致可归为三条技术路线，各有其适用边界。</w:t>
+      </w:r>
+    </w:p>
+    <w:p>
+      <w:pPr>
+        <w:spacing w:before="0" w:after="120" w:lineRule="auto" w:line="360"/>
+        <w:ind w:firstLine="480"/>
+      </w:pPr>
+      <w:r>
+        <w:rPr>
+          <w:rFonts w:ascii="宋体" w:hAnsi="宋体" w:eastAsia="宋体"/>
+          <w:b w:val="0"/>
+          <w:color w:val="111827"/>
+          <w:sz w:val="24"/>
+        </w:rPr>
+        <w:t>第一条是增量搜索类方法。以 D*、D* Lite 及其变体为代表，核心思路是在环境变化时复用上一次搜索的中间结果，只更新受影响的那部分代价地图。这类方法的优势在于重规划代价与变化区域大小成正比，而非与整张地图成正比，在局部小范围变化时效率很高。但其局限同样明显：当障碍物在规划路径前方突然出现、导致大范围代价失效时，增量信息几乎无法复用，算法会退化回接近全局重算的复杂度。对于城市低空这种障碍物密集且随时可能从任意方向进入的场景，这一局限是致命的。</w:t>
+      </w:r>
+    </w:p>
+    <w:p>
+      <w:pPr>
+        <w:spacing w:before="0" w:after="120" w:lineRule="auto" w:line="360"/>
+        <w:ind w:firstLine="480"/>
+      </w:pPr>
+      <w:r>
+        <w:rPr>
+          <w:rFonts w:ascii="宋体" w:hAnsi="宋体" w:eastAsia="宋体"/>
+          <w:b w:val="0"/>
+          <w:color w:val="111827"/>
+          <w:sz w:val="24"/>
+        </w:rPr>
+        <w:t>第二条是局部控制类方法。以模型预测控制（MPC）为代表，思路是在每个控制周期内求解一个有限时域的优化问题，把避障约束作为硬约束写入优化模型。这类方法的实时性很好，且天然处理动力学约束，在工业界应用广泛。但它缺乏全局最优性保证——由于只优化有限时域，容易陷入局部极小，在遇到 U 形障碍或长走廊结构时，可能反复在死胡同口徘徊而无法脱出。</w:t>
+      </w:r>
+    </w:p>
+    <w:p>
+      <w:pPr>
+        <w:spacing w:before="0" w:after="120" w:lineRule="auto" w:line="360"/>
+        <w:ind w:firstLine="480"/>
+      </w:pPr>
+      <w:r>
+        <w:rPr>
+          <w:rFonts w:ascii="宋体" w:hAnsi="宋体" w:eastAsia="宋体"/>
+          <w:b w:val="0"/>
+          <w:color w:val="111827"/>
+          <w:sz w:val="24"/>
+        </w:rPr>
+        <w:t>第三条是学习类方法。以深度强化学习为代表，通过大量仿真训练让策略网络直接输出动作或航点。这类方法在特定场景下能取得很好的效果，但存在三个工程上难以接受的问题：训练成本高、泛化到未见过场景的能力不稳定、决策过程缺乏可解释性。对于需要通过工程验收、甚至涉及安全责任的飞行系统，不可解释的决策很难被采纳。</w:t>
+      </w:r>
+    </w:p>
+    <w:p>
+      <w:pPr>
+        <w:spacing w:before="0" w:after="120" w:lineRule="auto" w:line="360"/>
+        <w:ind w:firstLine="480"/>
+      </w:pPr>
+      <w:r>
+        <w:rPr>
+          <w:rFonts w:ascii="宋体" w:hAnsi="宋体" w:eastAsia="宋体"/>
+          <w:b w:val="0"/>
+          <w:color w:val="111827"/>
+          <w:sz w:val="24"/>
+        </w:rPr>
+        <w:t>综合来看，三条路线各自解决了问题的一部分：增量搜索解决了「算得快」，局部控制解决了「跟得稳」，学习类方法解决了「见过就能应对」。但没有任何一条同时解决「全局性、实时性、可解释性」这三者。这构成了本项目的切入点。</w:t>
+      </w:r>
+    </w:p>
+    <w:p>
+      <w:pPr>
+        <w:keepNext/>
+        <w:keepLines/>
+        <w:spacing w:before="200" w:after="100" w:line="360" w:lineRule="auto"/>
+      </w:pPr>
+      <w:r>
+        <w:rPr>
+          <w:rFonts w:ascii="黑体" w:hAnsi="黑体" w:eastAsia="黑体"/>
+          <w:b/>
+          <w:color w:val="111827"/>
+          <w:sz w:val="25"/>
+        </w:rPr>
+        <w:t>2.3 本项目的切入点</w:t>
+      </w:r>
+    </w:p>
+    <w:p>
+      <w:pPr>
+        <w:spacing w:before="0" w:after="120" w:lineRule="auto" w:line="360"/>
+        <w:ind w:firstLine="480"/>
+      </w:pPr>
+      <w:r>
+        <w:rPr>
+          <w:rFonts w:ascii="宋体" w:hAnsi="宋体" w:eastAsia="宋体"/>
+          <w:b w:val="0"/>
+          <w:color w:val="111827"/>
+          <w:sz w:val="24"/>
+        </w:rPr>
+        <w:t>本项目的判断是：不必在三条路线中选边，而应在结构上做融合。具体地，保留 A* 的全局搜索框架以维持可解释性与最优性基础，在代价函数中引入时间维度使其能表达「未来某一时刻的位置是否可达」，再用滚动时域的方式把全局问题切成一系列局部子问题，使每次求解的计算量被窗口长度硬性约束住。</w:t>
+      </w:r>
+    </w:p>
+    <w:p>
+      <w:pPr>
+        <w:spacing w:before="0" w:after="120" w:lineRule="auto" w:line="360"/>
+        <w:ind w:firstLine="480"/>
+      </w:pPr>
+      <w:r>
+        <w:rPr>
+          <w:rFonts w:ascii="宋体" w:hAnsi="宋体" w:eastAsia="宋体"/>
+          <w:b w:val="0"/>
+          <w:color w:val="111827"/>
+          <w:sz w:val="24"/>
+        </w:rPr>
+        <w:t>这样做的效果是：全局性由 A* 的启发式搜索保证，实时性由滚动窗口的长度保证，可解释性由「代价函数的每一项都有明确物理含义」保证。代价是需要额外设计启发函数的可采纳性维护机制，避免引入时间维度后启发函数变得过于乐观、导致算法退化为贪心搜索——这正是本项目要解决的核心技术难点。</w:t>
+      </w:r>
+    </w:p>
+    <w:p>
+      <w:pPr>
+        <w:keepNext/>
+        <w:keepLines/>
+        <w:spacing w:before="200" w:after="80"/>
         <w:jc w:val="center"/>
       </w:pPr>
       <w:r>
@@ -713,7 +847,8 @@
     </w:p>
     <w:p>
       <w:pPr>
-        <w:spacing w:after="240"/>
+        <w:keepLines/>
+        <w:spacing w:before="0" w:after="280"/>
         <w:jc w:val="center"/>
       </w:pPr>
       <w:r>
@@ -728,20 +863,8 @@
     </w:p>
     <w:p>
       <w:pPr>
-        <w:spacing w:before="360" w:after="160" w:line="360" w:lineRule="auto"/>
-      </w:pPr>
-      <w:r>
-        <w:rPr>
-          <w:rFonts w:ascii="黑体" w:hAnsi="黑体" w:eastAsia="黑体"/>
-          <w:b/>
-          <w:color w:val="111827"/>
-          <w:sz w:val="30"/>
-        </w:rPr>
-        <w:t>三、研究内容与技术路线</w:t>
-      </w:r>
-    </w:p>
-    <w:p>
-      <w:pPr>
+        <w:keepNext/>
+        <w:keepLines/>
         <w:spacing w:before="200" w:after="100" w:line="360" w:lineRule="auto"/>
       </w:pPr>
       <w:r>
@@ -751,7 +874,7 @@
           <w:color w:val="111827"/>
           <w:sz w:val="25"/>
         </w:rPr>
-        <w:t>3.1 研究内容</w:t>
+        <w:t>2.4 三条路线的量化对比</w:t>
       </w:r>
     </w:p>
     <w:p>
@@ -766,7 +889,7 @@
           <w:color w:val="111827"/>
           <w:sz w:val="24"/>
         </w:rPr>
-        <w:t>本项目按四个阶段推进，各阶段研究内容与产出如下：</w:t>
+        <w:t>为便于判断，我们把三条路线在五个维度上做了横向对比（依据 62 篇精读文献的公开实验数据整理，并取中位数以规避个例偏差）。需要说明的是，这类横向对比只能看趋势，不能当作严格基准——各文献的测试场景、硬件平台、评价口径都不统一，这正是本领域长期缺少公共基准数据集的结果。</w:t>
       </w:r>
     </w:p>
     <w:tbl>
@@ -774,20 +897,35 @@
         <w:tblStyle w:val="TableGrid"/>
         <w:tblW w:type="auto" w:w="0"/>
         <w:jc w:val="center"/>
+        <w:tblLayout w:type="fixed"/>
         <w:tblLook w:firstColumn="1" w:firstRow="1" w:lastColumn="0" w:lastRow="0" w:noHBand="0" w:noVBand="1" w:val="04A0"/>
+        <w:tblLayout w:type="fixed"/>
+        <w:tblCellMar>
+          <w:top w:w="50" w:type="dxa"/>
+          <w:bottom w:w="50" w:type="dxa"/>
+          <w:left w:w="100" w:type="dxa"/>
+          <w:right w:w="100" w:type="dxa"/>
+        </w:tblCellMar>
       </w:tblPr>
       <w:tblGrid>
-        <w:gridCol w:w="2910"/>
-        <w:gridCol w:w="2910"/>
-        <w:gridCol w:w="2910"/>
+        <w:gridCol w:w="1687"/>
+        <w:gridCol w:w="1587"/>
+        <w:gridCol w:w="1587"/>
+        <w:gridCol w:w="1687"/>
+        <w:gridCol w:w="2183"/>
       </w:tblGrid>
       <w:tr>
+        <w:trPr>
+          <w:tblHeader/>
+          <w:cantSplit/>
+        </w:trPr>
         <w:tc>
           <w:tcPr>
-            <w:tcW w:type="dxa" w:w="1474"/>
+            <w:tcW w:type="dxa" w:w="1687"/>
           </w:tcPr>
           <w:p>
             <w:pPr>
+              <w:spacing w:before="0" w:after="0"/>
               <w:jc w:val="center"/>
             </w:pPr>
             <w:r/>
@@ -798,16 +936,17 @@
                 <w:color w:val="111827"/>
                 <w:sz w:val="21"/>
               </w:rPr>
-              <w:t>阶段</w:t>
+              <w:t>维度</w:t>
             </w:r>
           </w:p>
         </w:tc>
         <w:tc>
           <w:tcPr>
-            <w:tcW w:type="dxa" w:w="4876"/>
+            <w:tcW w:type="dxa" w:w="1587"/>
           </w:tcPr>
           <w:p>
             <w:pPr>
+              <w:spacing w:before="0" w:after="0"/>
               <w:jc w:val="center"/>
             </w:pPr>
             <w:r/>
@@ -818,16 +957,17 @@
                 <w:color w:val="111827"/>
                 <w:sz w:val="21"/>
               </w:rPr>
-              <w:t>研究内容</w:t>
+              <w:t>增量搜索</w:t>
             </w:r>
           </w:p>
         </w:tc>
         <w:tc>
           <w:tcPr>
-            <w:tcW w:type="dxa" w:w="2381"/>
+            <w:tcW w:type="dxa" w:w="1587"/>
           </w:tcPr>
           <w:p>
             <w:pPr>
+              <w:spacing w:before="0" w:after="0"/>
               <w:jc w:val="center"/>
             </w:pPr>
             <w:r/>
@@ -838,17 +978,65 @@
                 <w:color w:val="111827"/>
                 <w:sz w:val="21"/>
               </w:rPr>
-              <w:t>阶段产出</w:t>
+              <w:t>局部控制</w:t>
+            </w:r>
+          </w:p>
+        </w:tc>
+        <w:tc>
+          <w:tcPr>
+            <w:tcW w:type="dxa" w:w="1687"/>
+          </w:tcPr>
+          <w:p>
+            <w:pPr>
+              <w:spacing w:before="0" w:after="0"/>
+              <w:jc w:val="center"/>
+            </w:pPr>
+            <w:r/>
+            <w:r>
+              <w:rPr>
+                <w:rFonts w:ascii="黑体" w:hAnsi="黑体" w:eastAsia="黑体"/>
+                <w:b/>
+                <w:color w:val="111827"/>
+                <w:sz w:val="21"/>
+              </w:rPr>
+              <w:t>学习类方法</w:t>
+            </w:r>
+          </w:p>
+        </w:tc>
+        <w:tc>
+          <w:tcPr>
+            <w:tcW w:type="dxa" w:w="2183"/>
+          </w:tcPr>
+          <w:p>
+            <w:pPr>
+              <w:spacing w:before="0" w:after="0"/>
+              <w:jc w:val="center"/>
+            </w:pPr>
+            <w:r/>
+            <w:r>
+              <w:rPr>
+                <w:rFonts w:ascii="黑体" w:hAnsi="黑体" w:eastAsia="黑体"/>
+                <w:b/>
+                <w:color w:val="111827"/>
+                <w:sz w:val="21"/>
+              </w:rPr>
+              <w:t>本项目目标</w:t>
             </w:r>
           </w:p>
         </w:tc>
       </w:tr>
       <w:tr>
+        <w:trPr>
+          <w:cantSplit/>
+        </w:trPr>
         <w:tc>
           <w:tcPr>
-            <w:tcW w:type="dxa" w:w="1474"/>
+            <w:tcW w:type="dxa" w:w="1687"/>
           </w:tcPr>
           <w:p>
+            <w:pPr>
+              <w:spacing w:before="0" w:after="0" w:line="276" w:lineRule="auto"/>
+            </w:pPr>
             <w:r/>
             <w:r>
               <w:rPr>
@@ -857,16 +1045,17 @@
                 <w:color w:val="111827"/>
                 <w:sz w:val="21"/>
               </w:rPr>
-              <w:t>第一阶段</w:t>
+              <w:t>全局最优性</w:t>
             </w:r>
           </w:p>
         </w:tc>
         <w:tc>
           <w:tcPr>
-            <w:tcW w:type="dxa" w:w="4876"/>
+            <w:tcW w:type="dxa" w:w="1587"/>
           </w:tcPr>
           <w:p>
             <w:pPr>
+              <w:spacing w:before="0" w:after="0" w:line="276" w:lineRule="auto"/>
               <w:jc w:val="center"/>
             </w:pPr>
             <w:r/>
@@ -877,16 +1066,17 @@
                 <w:color w:val="111827"/>
                 <w:sz w:val="21"/>
               </w:rPr>
-              <w:t>文献调研与痛点定位；无人机六自由度动力学建模</w:t>
+              <w:t>强</w:t>
             </w:r>
           </w:p>
         </w:tc>
         <w:tc>
           <w:tcPr>
-            <w:tcW w:type="dxa" w:w="2381"/>
+            <w:tcW w:type="dxa" w:w="1587"/>
           </w:tcPr>
           <w:p>
             <w:pPr>
+              <w:spacing w:before="0" w:after="0" w:line="276" w:lineRule="auto"/>
               <w:jc w:val="center"/>
             </w:pPr>
             <w:r/>
@@ -897,35 +1087,17 @@
                 <w:color w:val="111827"/>
                 <w:sz w:val="21"/>
               </w:rPr>
-              <w:t>需求分析报告、动力学模型</w:t>
-            </w:r>
-          </w:p>
-        </w:tc>
-      </w:tr>
-      <w:tr>
-        <w:tc>
-          <w:tcPr>
-            <w:tcW w:type="dxa" w:w="1474"/>
-          </w:tcPr>
-          <w:p>
-            <w:r/>
-            <w:r>
-              <w:rPr>
-                <w:rFonts w:ascii="宋体" w:hAnsi="宋体" w:eastAsia="宋体"/>
-                <w:b w:val="0"/>
-                <w:color w:val="111827"/>
-                <w:sz w:val="21"/>
-              </w:rPr>
-              <w:t>第二阶段</w:t>
+              <w:t>弱</w:t>
             </w:r>
           </w:p>
         </w:tc>
         <w:tc>
           <w:tcPr>
-            <w:tcW w:type="dxa" w:w="4876"/>
+            <w:tcW w:type="dxa" w:w="1687"/>
           </w:tcPr>
           <w:p>
             <w:pPr>
+              <w:spacing w:before="0" w:after="0" w:line="276" w:lineRule="auto"/>
               <w:jc w:val="center"/>
             </w:pPr>
             <w:r/>
@@ -936,16 +1108,17 @@
                 <w:color w:val="111827"/>
                 <w:sz w:val="21"/>
               </w:rPr>
-              <w:t>改进 A* 路径规划算法设计；动态障碍规避策略</w:t>
+              <w:t>不可证</w:t>
             </w:r>
           </w:p>
         </w:tc>
         <w:tc>
           <w:tcPr>
-            <w:tcW w:type="dxa" w:w="2381"/>
+            <w:tcW w:type="dxa" w:w="2183"/>
           </w:tcPr>
           <w:p>
             <w:pPr>
+              <w:spacing w:before="0" w:after="0" w:line="276" w:lineRule="auto"/>
               <w:jc w:val="center"/>
             </w:pPr>
             <w:r/>
@@ -956,17 +1129,23 @@
                 <w:color w:val="111827"/>
                 <w:sz w:val="21"/>
               </w:rPr>
-              <w:t>算法设计文档、核心代码</w:t>
+              <w:t>强（A* 框架保证）</w:t>
             </w:r>
           </w:p>
         </w:tc>
       </w:tr>
       <w:tr>
+        <w:trPr>
+          <w:cantSplit/>
+        </w:trPr>
         <w:tc>
           <w:tcPr>
-            <w:tcW w:type="dxa" w:w="1474"/>
+            <w:tcW w:type="dxa" w:w="1687"/>
           </w:tcPr>
           <w:p>
+            <w:pPr>
+              <w:spacing w:before="0" w:after="0" w:line="276" w:lineRule="auto"/>
+            </w:pPr>
             <w:r/>
             <w:r>
               <w:rPr>
@@ -975,16 +1154,17 @@
                 <w:color w:val="111827"/>
                 <w:sz w:val="21"/>
               </w:rPr>
-              <w:t>第三阶段</w:t>
+              <w:t>实时性</w:t>
             </w:r>
           </w:p>
         </w:tc>
         <w:tc>
           <w:tcPr>
-            <w:tcW w:type="dxa" w:w="4876"/>
+            <w:tcW w:type="dxa" w:w="1587"/>
           </w:tcPr>
           <w:p>
             <w:pPr>
+              <w:spacing w:before="0" w:after="0" w:line="276" w:lineRule="auto"/>
               <w:jc w:val="center"/>
             </w:pPr>
             <w:r/>
@@ -995,16 +1175,17 @@
                 <w:color w:val="111827"/>
                 <w:sz w:val="21"/>
               </w:rPr>
-              <w:t>Gazebo 仿真平台搭建；多场景对比实验</w:t>
+              <w:t>中</w:t>
             </w:r>
           </w:p>
         </w:tc>
         <w:tc>
           <w:tcPr>
-            <w:tcW w:type="dxa" w:w="2381"/>
+            <w:tcW w:type="dxa" w:w="1587"/>
           </w:tcPr>
           <w:p>
             <w:pPr>
+              <w:spacing w:before="0" w:after="0" w:line="276" w:lineRule="auto"/>
               <w:jc w:val="center"/>
             </w:pPr>
             <w:r/>
@@ -1015,35 +1196,17 @@
                 <w:color w:val="111827"/>
                 <w:sz w:val="21"/>
               </w:rPr>
-              <w:t>仿真数据集、对比实验报告</w:t>
-            </w:r>
-          </w:p>
-        </w:tc>
-      </w:tr>
-      <w:tr>
-        <w:tc>
-          <w:tcPr>
-            <w:tcW w:type="dxa" w:w="1474"/>
-          </w:tcPr>
-          <w:p>
-            <w:r/>
-            <w:r>
-              <w:rPr>
-                <w:rFonts w:ascii="宋体" w:hAnsi="宋体" w:eastAsia="宋体"/>
-                <w:b w:val="0"/>
-                <w:color w:val="111827"/>
-                <w:sz w:val="21"/>
-              </w:rPr>
-              <w:t>第四阶段</w:t>
+              <w:t>强</w:t>
             </w:r>
           </w:p>
         </w:tc>
         <w:tc>
           <w:tcPr>
-            <w:tcW w:type="dxa" w:w="4876"/>
+            <w:tcW w:type="dxa" w:w="1687"/>
           </w:tcPr>
           <w:p>
             <w:pPr>
+              <w:spacing w:before="0" w:after="0" w:line="276" w:lineRule="auto"/>
               <w:jc w:val="center"/>
             </w:pPr>
             <w:r/>
@@ -1054,16 +1217,17 @@
                 <w:color w:val="111827"/>
                 <w:sz w:val="21"/>
               </w:rPr>
-              <w:t>样机集成与参数整定；论文撰写与成果整理</w:t>
+              <w:t>强</w:t>
             </w:r>
           </w:p>
         </w:tc>
         <w:tc>
           <w:tcPr>
-            <w:tcW w:type="dxa" w:w="2381"/>
+            <w:tcW w:type="dxa" w:w="2183"/>
           </w:tcPr>
           <w:p>
             <w:pPr>
+              <w:spacing w:before="0" w:after="0" w:line="276" w:lineRule="auto"/>
               <w:jc w:val="center"/>
             </w:pPr>
             <w:r/>
@@ -1074,7 +1238,334 @@
                 <w:color w:val="111827"/>
                 <w:sz w:val="21"/>
               </w:rPr>
-              <w:t>原理样机、期刊论文</w:t>
+              <w:t>强（窗口硬约束）</w:t>
+            </w:r>
+          </w:p>
+        </w:tc>
+      </w:tr>
+      <w:tr>
+        <w:trPr>
+          <w:cantSplit/>
+        </w:trPr>
+        <w:tc>
+          <w:tcPr>
+            <w:tcW w:type="dxa" w:w="1687"/>
+          </w:tcPr>
+          <w:p>
+            <w:pPr>
+              <w:spacing w:before="0" w:after="0" w:line="276" w:lineRule="auto"/>
+            </w:pPr>
+            <w:r/>
+            <w:r>
+              <w:rPr>
+                <w:rFonts w:ascii="宋体" w:hAnsi="宋体" w:eastAsia="宋体"/>
+                <w:b w:val="0"/>
+                <w:color w:val="111827"/>
+                <w:sz w:val="21"/>
+              </w:rPr>
+              <w:t>突发障碍响应</w:t>
+            </w:r>
+          </w:p>
+        </w:tc>
+        <w:tc>
+          <w:tcPr>
+            <w:tcW w:type="dxa" w:w="1587"/>
+          </w:tcPr>
+          <w:p>
+            <w:pPr>
+              <w:spacing w:before="0" w:after="0" w:line="276" w:lineRule="auto"/>
+              <w:jc w:val="center"/>
+            </w:pPr>
+            <w:r/>
+            <w:r>
+              <w:rPr>
+                <w:rFonts w:ascii="宋体" w:hAnsi="宋体" w:eastAsia="宋体"/>
+                <w:b w:val="0"/>
+                <w:color w:val="111827"/>
+                <w:sz w:val="21"/>
+              </w:rPr>
+              <w:t>弱</w:t>
+            </w:r>
+          </w:p>
+        </w:tc>
+        <w:tc>
+          <w:tcPr>
+            <w:tcW w:type="dxa" w:w="1587"/>
+          </w:tcPr>
+          <w:p>
+            <w:pPr>
+              <w:spacing w:before="0" w:after="0" w:line="276" w:lineRule="auto"/>
+              <w:jc w:val="center"/>
+            </w:pPr>
+            <w:r/>
+            <w:r>
+              <w:rPr>
+                <w:rFonts w:ascii="宋体" w:hAnsi="宋体" w:eastAsia="宋体"/>
+                <w:b w:val="0"/>
+                <w:color w:val="111827"/>
+                <w:sz w:val="21"/>
+              </w:rPr>
+              <w:t>强</w:t>
+            </w:r>
+          </w:p>
+        </w:tc>
+        <w:tc>
+          <w:tcPr>
+            <w:tcW w:type="dxa" w:w="1687"/>
+          </w:tcPr>
+          <w:p>
+            <w:pPr>
+              <w:spacing w:before="0" w:after="0" w:line="276" w:lineRule="auto"/>
+              <w:jc w:val="center"/>
+            </w:pPr>
+            <w:r/>
+            <w:r>
+              <w:rPr>
+                <w:rFonts w:ascii="宋体" w:hAnsi="宋体" w:eastAsia="宋体"/>
+                <w:b w:val="0"/>
+                <w:color w:val="111827"/>
+                <w:sz w:val="21"/>
+              </w:rPr>
+              <w:t>中</w:t>
+            </w:r>
+          </w:p>
+        </w:tc>
+        <w:tc>
+          <w:tcPr>
+            <w:tcW w:type="dxa" w:w="2183"/>
+          </w:tcPr>
+          <w:p>
+            <w:pPr>
+              <w:spacing w:before="0" w:after="0" w:line="276" w:lineRule="auto"/>
+              <w:jc w:val="center"/>
+            </w:pPr>
+            <w:r/>
+            <w:r>
+              <w:rPr>
+                <w:rFonts w:ascii="宋体" w:hAnsi="宋体" w:eastAsia="宋体"/>
+                <w:b w:val="0"/>
+                <w:color w:val="111827"/>
+                <w:sz w:val="21"/>
+              </w:rPr>
+              <w:t>强（局部修正为主）</w:t>
+            </w:r>
+          </w:p>
+        </w:tc>
+      </w:tr>
+      <w:tr>
+        <w:trPr>
+          <w:cantSplit/>
+        </w:trPr>
+        <w:tc>
+          <w:tcPr>
+            <w:tcW w:type="dxa" w:w="1687"/>
+          </w:tcPr>
+          <w:p>
+            <w:pPr>
+              <w:spacing w:before="0" w:after="0" w:line="276" w:lineRule="auto"/>
+            </w:pPr>
+            <w:r/>
+            <w:r>
+              <w:rPr>
+                <w:rFonts w:ascii="宋体" w:hAnsi="宋体" w:eastAsia="宋体"/>
+                <w:b w:val="0"/>
+                <w:color w:val="111827"/>
+                <w:sz w:val="21"/>
+              </w:rPr>
+              <w:t>可解释性</w:t>
+            </w:r>
+          </w:p>
+        </w:tc>
+        <w:tc>
+          <w:tcPr>
+            <w:tcW w:type="dxa" w:w="1587"/>
+          </w:tcPr>
+          <w:p>
+            <w:pPr>
+              <w:spacing w:before="0" w:after="0" w:line="276" w:lineRule="auto"/>
+              <w:jc w:val="center"/>
+            </w:pPr>
+            <w:r/>
+            <w:r>
+              <w:rPr>
+                <w:rFonts w:ascii="宋体" w:hAnsi="宋体" w:eastAsia="宋体"/>
+                <w:b w:val="0"/>
+                <w:color w:val="111827"/>
+                <w:sz w:val="21"/>
+              </w:rPr>
+              <w:t>强</w:t>
+            </w:r>
+          </w:p>
+        </w:tc>
+        <w:tc>
+          <w:tcPr>
+            <w:tcW w:type="dxa" w:w="1587"/>
+          </w:tcPr>
+          <w:p>
+            <w:pPr>
+              <w:spacing w:before="0" w:after="0" w:line="276" w:lineRule="auto"/>
+              <w:jc w:val="center"/>
+            </w:pPr>
+            <w:r/>
+            <w:r>
+              <w:rPr>
+                <w:rFonts w:ascii="宋体" w:hAnsi="宋体" w:eastAsia="宋体"/>
+                <w:b w:val="0"/>
+                <w:color w:val="111827"/>
+                <w:sz w:val="21"/>
+              </w:rPr>
+              <w:t>强</w:t>
+            </w:r>
+          </w:p>
+        </w:tc>
+        <w:tc>
+          <w:tcPr>
+            <w:tcW w:type="dxa" w:w="1687"/>
+          </w:tcPr>
+          <w:p>
+            <w:pPr>
+              <w:spacing w:before="0" w:after="0" w:line="276" w:lineRule="auto"/>
+              <w:jc w:val="center"/>
+            </w:pPr>
+            <w:r/>
+            <w:r>
+              <w:rPr>
+                <w:rFonts w:ascii="宋体" w:hAnsi="宋体" w:eastAsia="宋体"/>
+                <w:b w:val="0"/>
+                <w:color w:val="111827"/>
+                <w:sz w:val="21"/>
+              </w:rPr>
+              <w:t>弱</w:t>
+            </w:r>
+          </w:p>
+        </w:tc>
+        <w:tc>
+          <w:tcPr>
+            <w:tcW w:type="dxa" w:w="2183"/>
+          </w:tcPr>
+          <w:p>
+            <w:pPr>
+              <w:spacing w:before="0" w:after="0" w:line="276" w:lineRule="auto"/>
+              <w:jc w:val="center"/>
+            </w:pPr>
+            <w:r/>
+            <w:r>
+              <w:rPr>
+                <w:rFonts w:ascii="宋体" w:hAnsi="宋体" w:eastAsia="宋体"/>
+                <w:b w:val="0"/>
+                <w:color w:val="111827"/>
+                <w:sz w:val="21"/>
+              </w:rPr>
+              <w:t>强（代价项有物理含义）</w:t>
+            </w:r>
+          </w:p>
+        </w:tc>
+      </w:tr>
+      <w:tr>
+        <w:trPr>
+          <w:cantSplit/>
+        </w:trPr>
+        <w:tc>
+          <w:tcPr>
+            <w:tcW w:type="dxa" w:w="1687"/>
+          </w:tcPr>
+          <w:p>
+            <w:pPr>
+              <w:spacing w:before="0" w:after="0" w:line="276" w:lineRule="auto"/>
+            </w:pPr>
+            <w:r/>
+            <w:r>
+              <w:rPr>
+                <w:rFonts w:ascii="宋体" w:hAnsi="宋体" w:eastAsia="宋体"/>
+                <w:b w:val="0"/>
+                <w:color w:val="111827"/>
+                <w:sz w:val="21"/>
+              </w:rPr>
+              <w:t>工程部署成本</w:t>
+            </w:r>
+          </w:p>
+        </w:tc>
+        <w:tc>
+          <w:tcPr>
+            <w:tcW w:type="dxa" w:w="1587"/>
+          </w:tcPr>
+          <w:p>
+            <w:pPr>
+              <w:spacing w:before="0" w:after="0" w:line="276" w:lineRule="auto"/>
+              <w:jc w:val="center"/>
+            </w:pPr>
+            <w:r/>
+            <w:r>
+              <w:rPr>
+                <w:rFonts w:ascii="宋体" w:hAnsi="宋体" w:eastAsia="宋体"/>
+                <w:b w:val="0"/>
+                <w:color w:val="111827"/>
+                <w:sz w:val="21"/>
+              </w:rPr>
+              <w:t>低</w:t>
+            </w:r>
+          </w:p>
+        </w:tc>
+        <w:tc>
+          <w:tcPr>
+            <w:tcW w:type="dxa" w:w="1587"/>
+          </w:tcPr>
+          <w:p>
+            <w:pPr>
+              <w:spacing w:before="0" w:after="0" w:line="276" w:lineRule="auto"/>
+              <w:jc w:val="center"/>
+            </w:pPr>
+            <w:r/>
+            <w:r>
+              <w:rPr>
+                <w:rFonts w:ascii="宋体" w:hAnsi="宋体" w:eastAsia="宋体"/>
+                <w:b w:val="0"/>
+                <w:color w:val="111827"/>
+                <w:sz w:val="21"/>
+              </w:rPr>
+              <w:t>中</w:t>
+            </w:r>
+          </w:p>
+        </w:tc>
+        <w:tc>
+          <w:tcPr>
+            <w:tcW w:type="dxa" w:w="1687"/>
+          </w:tcPr>
+          <w:p>
+            <w:pPr>
+              <w:spacing w:before="0" w:after="0" w:line="276" w:lineRule="auto"/>
+              <w:jc w:val="center"/>
+            </w:pPr>
+            <w:r/>
+            <w:r>
+              <w:rPr>
+                <w:rFonts w:ascii="宋体" w:hAnsi="宋体" w:eastAsia="宋体"/>
+                <w:b w:val="0"/>
+                <w:color w:val="111827"/>
+                <w:sz w:val="21"/>
+              </w:rPr>
+              <w:t>高</w:t>
+            </w:r>
+          </w:p>
+        </w:tc>
+        <w:tc>
+          <w:tcPr>
+            <w:tcW w:type="dxa" w:w="2183"/>
+          </w:tcPr>
+          <w:p>
+            <w:pPr>
+              <w:spacing w:before="0" w:after="0" w:line="276" w:lineRule="auto"/>
+              <w:jc w:val="center"/>
+            </w:pPr>
+            <w:r/>
+            <w:r>
+              <w:rPr>
+                <w:rFonts w:ascii="宋体" w:hAnsi="宋体" w:eastAsia="宋体"/>
+                <w:b w:val="0"/>
+                <w:color w:val="111827"/>
+                <w:sz w:val="21"/>
+              </w:rPr>
+              <w:t>中</w:t>
             </w:r>
           </w:p>
         </w:tc>
@@ -1082,16 +1573,15 @@
     </w:tbl>
     <w:p>
       <w:pPr>
-        <w:spacing w:before="200" w:after="100" w:line="360" w:lineRule="auto"/>
+        <w:spacing w:before="0" w:after="0" w:line="240" w:lineRule="exact"/>
       </w:pPr>
       <w:r>
         <w:rPr>
-          <w:rFonts w:ascii="黑体" w:hAnsi="黑体" w:eastAsia="黑体"/>
-          <w:b/>
+          <w:rFonts w:ascii="宋体" w:hAnsi="宋体" w:eastAsia="宋体"/>
+          <w:b w:val="0"/>
           <w:color w:val="111827"/>
-          <w:sz w:val="25"/>
+          <w:sz w:val="16"/>
         </w:rPr>
-        <w:t>3.2 技术路线</w:t>
       </w:r>
     </w:p>
     <w:p>
@@ -1106,19 +1596,879 @@
           <w:color w:val="111827"/>
           <w:sz w:val="24"/>
         </w:rPr>
-        <w:t>技术路线采用「建模—设计—验证—落地」的递进结构。第一阶段完成环境建模与问题形式化；第二阶段在经典 A* 基础上引入时间维度，将代价函数扩展为 g(n,t)+h(n,t)，并以滚动时域方式在每个控制周期内求解局部最优子问题；第三阶段通过仿真构造多类动态场景验证算法鲁棒性；第四阶段完成嵌入式移植与实机测试。</w:t>
+        <w:t>表中可以看出一个规律：没有任何一条路线在所有维度上都占优，而四条评价维度恰好可以两两分组——全局性与可解释性属于「正确性」，实时性与部署成本属于「可用性」。现有方法要么保正确性牺牲可用性，要么反过来。本项目的目标是在两者之间找到一个工程上可接受的平衡点，而不是追求某一维度的极致。</w:t>
       </w:r>
     </w:p>
     <w:p>
       <w:pPr>
-        <w:spacing w:before="160" w:after="60"/>
+        <w:keepNext/>
+        <w:keepLines/>
+        <w:spacing w:before="200" w:after="100" w:line="360" w:lineRule="auto"/>
+      </w:pPr>
+      <w:r>
+        <w:rPr>
+          <w:rFonts w:ascii="黑体" w:hAnsi="黑体" w:eastAsia="黑体"/>
+          <w:b/>
+          <w:color w:val="111827"/>
+          <w:sz w:val="25"/>
+        </w:rPr>
+        <w:t>2.5 本项目的研究边界</w:t>
+      </w:r>
+    </w:p>
+    <w:p>
+      <w:pPr>
+        <w:spacing w:before="0" w:after="120" w:lineRule="auto" w:line="360"/>
+        <w:ind w:firstLine="480"/>
+      </w:pPr>
+      <w:r>
+        <w:rPr>
+          <w:rFonts w:ascii="宋体" w:hAnsi="宋体" w:eastAsia="宋体"/>
+          <w:b w:val="0"/>
+          <w:color w:val="111827"/>
+          <w:sz w:val="24"/>
+        </w:rPr>
+        <w:t>有必要提前说明本项目不做什么，以免预期错位。第一，不做感知层面的工作。本项目假定障碍物的检测与位姿估计由既有感知模块提供，规划器只消费结果，不研究检测算法本身。这意味着感知误差会直接传导到规划层，是本项目性能的天然上限。</w:t>
+      </w:r>
+    </w:p>
+    <w:p>
+      <w:pPr>
+        <w:spacing w:before="0" w:after="120" w:lineRule="auto" w:line="360"/>
+        <w:ind w:firstLine="480"/>
+      </w:pPr>
+      <w:r>
+        <w:rPr>
+          <w:rFonts w:ascii="宋体" w:hAnsi="宋体" w:eastAsia="宋体"/>
+          <w:b w:val="0"/>
+          <w:color w:val="111827"/>
+          <w:sz w:val="24"/>
+        </w:rPr>
+        <w:t>第二，不做多机协同。单机规划与多机协同在问题结构上差异很大——后者涉及通信约束下的分布式决策，是另一个研究课题。本项目只在单机场景下验证，多机协同作为后续方向。</w:t>
+      </w:r>
+    </w:p>
+    <w:p>
+      <w:pPr>
+        <w:spacing w:before="0" w:after="120" w:lineRule="auto" w:line="360"/>
+        <w:ind w:firstLine="480"/>
+      </w:pPr>
+      <w:r>
+        <w:rPr>
+          <w:rFonts w:ascii="宋体" w:hAnsi="宋体" w:eastAsia="宋体"/>
+          <w:b w:val="0"/>
+          <w:color w:val="111827"/>
+          <w:sz w:val="24"/>
+        </w:rPr>
+        <w:t>第三，不追求极端场景下的性能。例如密集人群中的高速穿行、强风扰动下的精确悬停，这些场景对动力学建模精度要求极高，超出本科阶段项目的能力边界。本项目聚焦于「中等密度、中低速、有明确动态障碍」这一最具代表性的工程场景。</w:t>
+      </w:r>
+    </w:p>
+    <w:p>
+      <w:pPr>
+        <w:keepNext/>
+        <w:keepLines/>
+        <w:spacing w:before="360" w:after="160" w:line="360" w:lineRule="auto"/>
+      </w:pPr>
+      <w:r>
+        <w:rPr>
+          <w:rFonts w:ascii="黑体" w:hAnsi="黑体" w:eastAsia="黑体"/>
+          <w:b/>
+          <w:color w:val="111827"/>
+          <w:sz w:val="30"/>
+        </w:rPr>
+        <w:t>三、研究内容与目标</w:t>
+      </w:r>
+    </w:p>
+    <w:p>
+      <w:pPr>
+        <w:keepNext/>
+        <w:keepLines/>
+        <w:spacing w:before="200" w:after="100" w:line="360" w:lineRule="auto"/>
+      </w:pPr>
+      <w:r>
+        <w:rPr>
+          <w:rFonts w:ascii="黑体" w:hAnsi="黑体" w:eastAsia="黑体"/>
+          <w:b/>
+          <w:color w:val="111827"/>
+          <w:sz w:val="25"/>
+        </w:rPr>
+        <w:t>3.1 总体目标</w:t>
+      </w:r>
+    </w:p>
+    <w:p>
+      <w:pPr>
+        <w:spacing w:before="0" w:after="120" w:lineRule="auto" w:line="360"/>
+        <w:ind w:firstLine="480"/>
+      </w:pPr>
+      <w:r>
+        <w:rPr>
+          <w:rFonts w:ascii="宋体" w:hAnsi="宋体" w:eastAsia="宋体"/>
+          <w:b w:val="0"/>
+          <w:color w:val="111827"/>
+          <w:sz w:val="24"/>
+        </w:rPr>
+        <w:t>构建一套可在嵌入式平台上实时运行的无人机自主路径规划模块，在障碍物动态变化的复杂环境中，实现避障成功率不低于 92%、平均路径长度相比经典 A* 降低 15% 以上、单次规划耗时不超过 200 ms 的综合性能，并在原理样机上完成实机飞行验证。</w:t>
+      </w:r>
+    </w:p>
+    <w:p>
+      <w:pPr>
+        <w:keepNext/>
+        <w:keepLines/>
+        <w:spacing w:before="200" w:after="100" w:line="360" w:lineRule="auto"/>
+      </w:pPr>
+      <w:r>
+        <w:rPr>
+          <w:rFonts w:ascii="黑体" w:hAnsi="黑体" w:eastAsia="黑体"/>
+          <w:b/>
+          <w:color w:val="111827"/>
+          <w:sz w:val="25"/>
+        </w:rPr>
+        <w:t>3.2 具体研究内容</w:t>
+      </w:r>
+    </w:p>
+    <w:p>
+      <w:pPr>
+        <w:spacing w:before="0" w:after="120" w:lineRule="auto" w:line="360"/>
+        <w:ind w:firstLine="480"/>
+      </w:pPr>
+      <w:r>
+        <w:rPr>
+          <w:rFonts w:ascii="宋体" w:hAnsi="宋体" w:eastAsia="宋体"/>
+          <w:b w:val="0"/>
+          <w:color w:val="111827"/>
+          <w:sz w:val="24"/>
+        </w:rPr>
+        <w:t>（1）无人机六自由度动力学建模与运动约束提取。建立包含位置、姿态、速度、角速度的完整状态方程，并通过风洞数据与试飞数据拟合实际的最大加速度、最大角速度与制动距离。这一步的意义在于：规划器输出的路径必须是动力学可跟随的，否则再优美的几何路径对飞控而言也是不可执行的。本项目将从动力学模型中提取「曲率—速度」可行域，作为规划器的硬约束。</w:t>
+      </w:r>
+    </w:p>
+    <w:p>
+      <w:pPr>
+        <w:spacing w:before="0" w:after="120" w:lineRule="auto" w:line="360"/>
+        <w:ind w:firstLine="480"/>
+      </w:pPr>
+      <w:r>
+        <w:rPr>
+          <w:rFonts w:ascii="宋体" w:hAnsi="宋体" w:eastAsia="宋体"/>
+          <w:b w:val="0"/>
+          <w:color w:val="111827"/>
+          <w:sz w:val="24"/>
+        </w:rPr>
+        <w:t>（2）动态代价函数的设计与可采纳性维护。将传统 A* 的代价函数 g(n) 扩展为 g(n,t)，其中 t 表示到达节点 n 的预计时刻；障碍物按其运动预测轨迹在时空中形成「禁行锥体」，节点在时刻 t 落入锥体内则代价趋于无穷。核心难点在于启发函数 h(n,t) 的设计——引入时间维度后，欧氏距离下界不再成立（因为等待也可能更优），需要构造一个新的、仍然满足可采纳性与一致性条件的下界函数。</w:t>
+      </w:r>
+    </w:p>
+    <w:p>
+      <w:pPr>
+        <w:spacing w:before="0" w:after="120" w:lineRule="auto" w:line="360"/>
+        <w:ind w:firstLine="480"/>
+      </w:pPr>
+      <w:r>
+        <w:rPr>
+          <w:rFonts w:ascii="宋体" w:hAnsi="宋体" w:eastAsia="宋体"/>
+          <w:b w:val="0"/>
+          <w:color w:val="111827"/>
+          <w:sz w:val="24"/>
+        </w:rPr>
+        <w:t>（3）滚动时域规划框架与窗口长度自适应。在每个控制周期内，以当前状态为起点、以固定时长为窗口求解局部最优子问题，执行窗口前段的一部分轨迹后重新求解。窗口长度的选取直接影响性能：过短会丢失全局性，过长则失去实时性优势。本项目将通过实验建立窗口长度与飞行速度、障碍密度的经验函数关系，实现参数的自适应调整。</w:t>
+      </w:r>
+    </w:p>
+    <w:p>
+      <w:pPr>
+        <w:spacing w:before="0" w:after="120" w:lineRule="auto" w:line="360"/>
+        <w:ind w:firstLine="480"/>
+      </w:pPr>
+      <w:r>
+        <w:rPr>
+          <w:rFonts w:ascii="宋体" w:hAnsi="宋体" w:eastAsia="宋体"/>
+          <w:b w:val="0"/>
+          <w:color w:val="111827"/>
+          <w:sz w:val="24"/>
+        </w:rPr>
+        <w:t>（4）仿真验证与实机移植。在 Gazebo 中搭建包含静态障碍、匀速动态障碍、突发障碍三类要素的测试场景库，构造 200 组随机场景做统计评测；随后将算法移植到机载计算平台，完成从仿真到实机的性能对齐与参数重整定。</w:t>
+      </w:r>
+    </w:p>
+    <w:p>
+      <w:pPr>
+        <w:keepNext/>
+        <w:keepLines/>
+        <w:spacing w:before="200" w:after="80"/>
+        <w:jc w:val="center"/>
+      </w:pPr>
+      <w:r>
+        <w:drawing>
+          <wp:inline xmlns:a="http://schemas.openxmlformats.org/drawingml/2006/main" xmlns:pic="http://schemas.openxmlformats.org/drawingml/2006/picture">
+            <wp:extent cx="5078264" cy="2520000"/>
+            <wp:docPr id="2" name="Picture 2"/>
+            <wp:cNvGraphicFramePr>
+              <a:graphicFrameLocks noChangeAspect="1"/>
+            </wp:cNvGraphicFramePr>
+            <a:graphic>
+              <a:graphicData uri="http://schemas.openxmlformats.org/drawingml/2006/picture">
+                <pic:pic>
+                  <pic:nvPicPr>
+                    <pic:cNvPr id="0" name="12_wbs.png"/>
+                    <pic:cNvPicPr/>
+                  </pic:nvPicPr>
+                  <pic:blipFill>
+                    <a:blip r:embed="rId10"/>
+                    <a:stretch>
+                      <a:fillRect/>
+                    </a:stretch>
+                  </pic:blipFill>
+                  <pic:spPr>
+                    <a:xfrm>
+                      <a:off x="0" y="0"/>
+                      <a:ext cx="5078264" cy="2520000"/>
+                    </a:xfrm>
+                    <a:prstGeom prst="rect"/>
+                  </pic:spPr>
+                </pic:pic>
+              </a:graphicData>
+            </a:graphic>
+          </wp:inline>
+        </w:drawing>
+      </w:r>
+    </w:p>
+    <w:p>
+      <w:pPr>
+        <w:keepLines/>
+        <w:spacing w:before="0" w:after="280"/>
+        <w:jc w:val="center"/>
+      </w:pPr>
+      <w:r>
+        <w:rPr>
+          <w:rFonts w:ascii="宋体" w:hAnsi="宋体" w:eastAsia="宋体"/>
+          <w:b w:val="0"/>
+          <w:color w:val="6B7280"/>
+          <w:sz w:val="21"/>
+        </w:rPr>
+        <w:t>图 2　研究内容分解：总目标 → 四项研究任务 → 八项子任务</w:t>
+      </w:r>
+    </w:p>
+    <w:p>
+      <w:pPr>
+        <w:keepNext/>
+        <w:keepLines/>
+        <w:spacing w:before="200" w:after="100" w:line="360" w:lineRule="auto"/>
+      </w:pPr>
+      <w:r>
+        <w:rPr>
+          <w:rFonts w:ascii="黑体" w:hAnsi="黑体" w:eastAsia="黑体"/>
+          <w:b/>
+          <w:color w:val="111827"/>
+          <w:sz w:val="25"/>
+        </w:rPr>
+        <w:t>3.3 拟解决的关键科学问题</w:t>
+      </w:r>
+    </w:p>
+    <w:p>
+      <w:pPr>
+        <w:spacing w:before="0" w:after="120" w:lineRule="auto" w:line="360"/>
+        <w:ind w:firstLine="480"/>
+      </w:pPr>
+      <w:r>
+        <w:rPr>
+          <w:rFonts w:ascii="宋体" w:hAnsi="宋体" w:eastAsia="宋体"/>
+          <w:b w:val="0"/>
+          <w:color w:val="111827"/>
+          <w:sz w:val="24"/>
+        </w:rPr>
+        <w:t>（1）如何在保证启发函数可采纳性的前提下，把障碍物的运动趋势编码进代价值。这是理论层面的核心问题。若处理不当，算法会退化为贪心搜索，在长距离规划中失去最优性；若过于保守，则退化为接近 Dijkstra 的广度搜索，失去启发式带来的效率优势。</w:t>
+      </w:r>
+    </w:p>
+    <w:p>
+      <w:pPr>
+        <w:spacing w:before="0" w:after="120" w:lineRule="auto" w:line="360"/>
+        <w:ind w:firstLine="480"/>
+      </w:pPr>
+      <w:r>
+        <w:rPr>
+          <w:rFonts w:ascii="宋体" w:hAnsi="宋体" w:eastAsia="宋体"/>
+          <w:b w:val="0"/>
+          <w:color w:val="111827"/>
+          <w:sz w:val="24"/>
+        </w:rPr>
+        <w:t>（2）滚动时域窗口长度与飞行状态的定量关系。这是工程层面的核心问题。窗口过短导致全局性缺失，过长导致实时性丧失，而最优取值又随速度与障碍密度变化，需要建立可标定的经验模型。</w:t>
+      </w:r>
+    </w:p>
+    <w:p>
+      <w:pPr>
+        <w:keepNext/>
+        <w:keepLines/>
+        <w:spacing w:before="200" w:after="100" w:line="360" w:lineRule="auto"/>
+      </w:pPr>
+      <w:r>
+        <w:rPr>
+          <w:rFonts w:ascii="黑体" w:hAnsi="黑体" w:eastAsia="黑体"/>
+          <w:b/>
+          <w:color w:val="111827"/>
+          <w:sz w:val="25"/>
+        </w:rPr>
+        <w:t>3.4 技术指标的可验证性说明</w:t>
+      </w:r>
+    </w:p>
+    <w:p>
+      <w:pPr>
+        <w:spacing w:before="0" w:after="120" w:lineRule="auto" w:line="360"/>
+        <w:ind w:firstLine="480"/>
+      </w:pPr>
+      <w:r>
+        <w:rPr>
+          <w:rFonts w:ascii="宋体" w:hAnsi="宋体" w:eastAsia="宋体"/>
+          <w:b w:val="0"/>
+          <w:color w:val="111827"/>
+          <w:sz w:val="24"/>
+        </w:rPr>
+        <w:t>申报书里的指标最怕写成一个漂亮但无法验证的数字。本项目对三项核心指标都给出了明确的测量方法，确保结题时可以被第三方复核。</w:t>
+      </w:r>
+    </w:p>
+    <w:tbl>
+      <w:tblPr>
+        <w:tblStyle w:val="TableGrid"/>
+        <w:tblW w:type="auto" w:w="0"/>
+        <w:jc w:val="center"/>
+        <w:tblLayout w:type="fixed"/>
+        <w:tblLook w:firstColumn="1" w:firstRow="1" w:lastColumn="0" w:lastRow="0" w:noHBand="0" w:noVBand="1" w:val="04A0"/>
+        <w:tblLayout w:type="fixed"/>
+        <w:tblCellMar>
+          <w:top w:w="50" w:type="dxa"/>
+          <w:bottom w:w="50" w:type="dxa"/>
+          <w:left w:w="100" w:type="dxa"/>
+          <w:right w:w="100" w:type="dxa"/>
+        </w:tblCellMar>
+      </w:tblPr>
+      <w:tblGrid>
+        <w:gridCol w:w="1559"/>
+        <w:gridCol w:w="1663"/>
+        <w:gridCol w:w="3118"/>
+        <w:gridCol w:w="2391"/>
+      </w:tblGrid>
+      <w:tr>
+        <w:trPr>
+          <w:tblHeader/>
+          <w:cantSplit/>
+        </w:trPr>
+        <w:tc>
+          <w:tcPr>
+            <w:tcW w:type="dxa" w:w="1559"/>
+          </w:tcPr>
+          <w:p>
+            <w:pPr>
+              <w:spacing w:before="0" w:after="0"/>
+              <w:jc w:val="center"/>
+            </w:pPr>
+            <w:r/>
+            <w:r>
+              <w:rPr>
+                <w:rFonts w:ascii="黑体" w:hAnsi="黑体" w:eastAsia="黑体"/>
+                <w:b/>
+                <w:color w:val="111827"/>
+                <w:sz w:val="21"/>
+              </w:rPr>
+              <w:t>指标</w:t>
+            </w:r>
+          </w:p>
+        </w:tc>
+        <w:tc>
+          <w:tcPr>
+            <w:tcW w:type="dxa" w:w="1663"/>
+          </w:tcPr>
+          <w:p>
+            <w:pPr>
+              <w:spacing w:before="0" w:after="0"/>
+              <w:jc w:val="center"/>
+            </w:pPr>
+            <w:r/>
+            <w:r>
+              <w:rPr>
+                <w:rFonts w:ascii="黑体" w:hAnsi="黑体" w:eastAsia="黑体"/>
+                <w:b/>
+                <w:color w:val="111827"/>
+                <w:sz w:val="21"/>
+              </w:rPr>
+              <w:t>目标值</w:t>
+            </w:r>
+          </w:p>
+        </w:tc>
+        <w:tc>
+          <w:tcPr>
+            <w:tcW w:type="dxa" w:w="3118"/>
+          </w:tcPr>
+          <w:p>
+            <w:pPr>
+              <w:spacing w:before="0" w:after="0"/>
+              <w:jc w:val="center"/>
+            </w:pPr>
+            <w:r/>
+            <w:r>
+              <w:rPr>
+                <w:rFonts w:ascii="黑体" w:hAnsi="黑体" w:eastAsia="黑体"/>
+                <w:b/>
+                <w:color w:val="111827"/>
+                <w:sz w:val="21"/>
+              </w:rPr>
+              <w:t>测量方法</w:t>
+            </w:r>
+          </w:p>
+        </w:tc>
+        <w:tc>
+          <w:tcPr>
+            <w:tcW w:type="dxa" w:w="2391"/>
+          </w:tcPr>
+          <w:p>
+            <w:pPr>
+              <w:spacing w:before="0" w:after="0"/>
+              <w:jc w:val="center"/>
+            </w:pPr>
+            <w:r/>
+            <w:r>
+              <w:rPr>
+                <w:rFonts w:ascii="黑体" w:hAnsi="黑体" w:eastAsia="黑体"/>
+                <w:b/>
+                <w:color w:val="111827"/>
+                <w:sz w:val="21"/>
+              </w:rPr>
+              <w:t>复核方式</w:t>
+            </w:r>
+          </w:p>
+        </w:tc>
+      </w:tr>
+      <w:tr>
+        <w:trPr>
+          <w:cantSplit/>
+        </w:trPr>
+        <w:tc>
+          <w:tcPr>
+            <w:tcW w:type="dxa" w:w="1559"/>
+          </w:tcPr>
+          <w:p>
+            <w:pPr>
+              <w:spacing w:before="0" w:after="0" w:line="276" w:lineRule="auto"/>
+            </w:pPr>
+            <w:r/>
+            <w:r>
+              <w:rPr>
+                <w:rFonts w:ascii="宋体" w:hAnsi="宋体" w:eastAsia="宋体"/>
+                <w:b w:val="0"/>
+                <w:color w:val="111827"/>
+                <w:sz w:val="21"/>
+              </w:rPr>
+              <w:t>避障成功率</w:t>
+            </w:r>
+          </w:p>
+        </w:tc>
+        <w:tc>
+          <w:tcPr>
+            <w:tcW w:type="dxa" w:w="1663"/>
+          </w:tcPr>
+          <w:p>
+            <w:pPr>
+              <w:spacing w:before="0" w:after="0" w:line="276" w:lineRule="auto"/>
+              <w:jc w:val="center"/>
+            </w:pPr>
+            <w:r/>
+            <w:r>
+              <w:rPr>
+                <w:rFonts w:ascii="宋体" w:hAnsi="宋体" w:eastAsia="宋体"/>
+                <w:b w:val="0"/>
+                <w:color w:val="111827"/>
+                <w:sz w:val="21"/>
+              </w:rPr>
+              <w:t>≥ 92%</w:t>
+            </w:r>
+          </w:p>
+        </w:tc>
+        <w:tc>
+          <w:tcPr>
+            <w:tcW w:type="dxa" w:w="3118"/>
+          </w:tcPr>
+          <w:p>
+            <w:pPr>
+              <w:spacing w:before="0" w:after="0" w:line="276" w:lineRule="auto"/>
+              <w:jc w:val="center"/>
+            </w:pPr>
+            <w:r/>
+            <w:r>
+              <w:rPr>
+                <w:rFonts w:ascii="宋体" w:hAnsi="宋体" w:eastAsia="宋体"/>
+                <w:b w:val="0"/>
+                <w:color w:val="111827"/>
+                <w:sz w:val="21"/>
+              </w:rPr>
+              <w:t>200 组随机场景中无碰撞完成的比例</w:t>
+            </w:r>
+          </w:p>
+        </w:tc>
+        <w:tc>
+          <w:tcPr>
+            <w:tcW w:type="dxa" w:w="2391"/>
+          </w:tcPr>
+          <w:p>
+            <w:pPr>
+              <w:spacing w:before="0" w:after="0" w:line="276" w:lineRule="auto"/>
+              <w:jc w:val="center"/>
+            </w:pPr>
+            <w:r/>
+            <w:r>
+              <w:rPr>
+                <w:rFonts w:ascii="宋体" w:hAnsi="宋体" w:eastAsia="宋体"/>
+                <w:b w:val="0"/>
+                <w:color w:val="111827"/>
+                <w:sz w:val="21"/>
+              </w:rPr>
+              <w:t>数据集与日志开源</w:t>
+            </w:r>
+          </w:p>
+        </w:tc>
+      </w:tr>
+      <w:tr>
+        <w:trPr>
+          <w:cantSplit/>
+        </w:trPr>
+        <w:tc>
+          <w:tcPr>
+            <w:tcW w:type="dxa" w:w="1559"/>
+          </w:tcPr>
+          <w:p>
+            <w:pPr>
+              <w:spacing w:before="0" w:after="0" w:line="276" w:lineRule="auto"/>
+            </w:pPr>
+            <w:r/>
+            <w:r>
+              <w:rPr>
+                <w:rFonts w:ascii="宋体" w:hAnsi="宋体" w:eastAsia="宋体"/>
+                <w:b w:val="0"/>
+                <w:color w:val="111827"/>
+                <w:sz w:val="21"/>
+              </w:rPr>
+              <w:t>路径长度</w:t>
+            </w:r>
+          </w:p>
+        </w:tc>
+        <w:tc>
+          <w:tcPr>
+            <w:tcW w:type="dxa" w:w="1663"/>
+          </w:tcPr>
+          <w:p>
+            <w:pPr>
+              <w:spacing w:before="0" w:after="0" w:line="276" w:lineRule="auto"/>
+              <w:jc w:val="center"/>
+            </w:pPr>
+            <w:r/>
+            <w:r>
+              <w:rPr>
+                <w:rFonts w:ascii="宋体" w:hAnsi="宋体" w:eastAsia="宋体"/>
+                <w:b w:val="0"/>
+                <w:color w:val="111827"/>
+                <w:sz w:val="21"/>
+              </w:rPr>
+              <w:t>降低 ≥ 15%</w:t>
+            </w:r>
+          </w:p>
+        </w:tc>
+        <w:tc>
+          <w:tcPr>
+            <w:tcW w:type="dxa" w:w="3118"/>
+          </w:tcPr>
+          <w:p>
+            <w:pPr>
+              <w:spacing w:before="0" w:after="0" w:line="276" w:lineRule="auto"/>
+              <w:jc w:val="center"/>
+            </w:pPr>
+            <w:r/>
+            <w:r>
+              <w:rPr>
+                <w:rFonts w:ascii="宋体" w:hAnsi="宋体" w:eastAsia="宋体"/>
+                <w:b w:val="0"/>
+                <w:color w:val="111827"/>
+                <w:sz w:val="21"/>
+              </w:rPr>
+              <w:t>与经典 A* 在同一场景下的路径比值</w:t>
+            </w:r>
+          </w:p>
+        </w:tc>
+        <w:tc>
+          <w:tcPr>
+            <w:tcW w:type="dxa" w:w="2391"/>
+          </w:tcPr>
+          <w:p>
+            <w:pPr>
+              <w:spacing w:before="0" w:after="0" w:line="276" w:lineRule="auto"/>
+              <w:jc w:val="center"/>
+            </w:pPr>
+            <w:r/>
+            <w:r>
+              <w:rPr>
+                <w:rFonts w:ascii="宋体" w:hAnsi="宋体" w:eastAsia="宋体"/>
+                <w:b w:val="0"/>
+                <w:color w:val="111827"/>
+                <w:sz w:val="21"/>
+              </w:rPr>
+              <w:t>附完整对比数据</w:t>
+            </w:r>
+          </w:p>
+        </w:tc>
+      </w:tr>
+      <w:tr>
+        <w:trPr>
+          <w:cantSplit/>
+        </w:trPr>
+        <w:tc>
+          <w:tcPr>
+            <w:tcW w:type="dxa" w:w="1559"/>
+          </w:tcPr>
+          <w:p>
+            <w:pPr>
+              <w:spacing w:before="0" w:after="0" w:line="276" w:lineRule="auto"/>
+            </w:pPr>
+            <w:r/>
+            <w:r>
+              <w:rPr>
+                <w:rFonts w:ascii="宋体" w:hAnsi="宋体" w:eastAsia="宋体"/>
+                <w:b w:val="0"/>
+                <w:color w:val="111827"/>
+                <w:sz w:val="21"/>
+              </w:rPr>
+              <w:t>规划耗时</w:t>
+            </w:r>
+          </w:p>
+        </w:tc>
+        <w:tc>
+          <w:tcPr>
+            <w:tcW w:type="dxa" w:w="1663"/>
+          </w:tcPr>
+          <w:p>
+            <w:pPr>
+              <w:spacing w:before="0" w:after="0" w:line="276" w:lineRule="auto"/>
+              <w:jc w:val="center"/>
+            </w:pPr>
+            <w:r/>
+            <w:r>
+              <w:rPr>
+                <w:rFonts w:ascii="宋体" w:hAnsi="宋体" w:eastAsia="宋体"/>
+                <w:b w:val="0"/>
+                <w:color w:val="111827"/>
+                <w:sz w:val="21"/>
+              </w:rPr>
+              <w:t>≤ 200 ms</w:t>
+            </w:r>
+          </w:p>
+        </w:tc>
+        <w:tc>
+          <w:tcPr>
+            <w:tcW w:type="dxa" w:w="3118"/>
+          </w:tcPr>
+          <w:p>
+            <w:pPr>
+              <w:spacing w:before="0" w:after="0" w:line="276" w:lineRule="auto"/>
+              <w:jc w:val="center"/>
+            </w:pPr>
+            <w:r/>
+            <w:r>
+              <w:rPr>
+                <w:rFonts w:ascii="宋体" w:hAnsi="宋体" w:eastAsia="宋体"/>
+                <w:b w:val="0"/>
+                <w:color w:val="111827"/>
+                <w:sz w:val="21"/>
+              </w:rPr>
+              <w:t>机载平台单次求解的墙钟时间</w:t>
+            </w:r>
+          </w:p>
+        </w:tc>
+        <w:tc>
+          <w:tcPr>
+            <w:tcW w:type="dxa" w:w="2391"/>
+          </w:tcPr>
+          <w:p>
+            <w:pPr>
+              <w:spacing w:before="0" w:after="0" w:line="276" w:lineRule="auto"/>
+              <w:jc w:val="center"/>
+            </w:pPr>
+            <w:r/>
+            <w:r>
+              <w:rPr>
+                <w:rFonts w:ascii="宋体" w:hAnsi="宋体" w:eastAsia="宋体"/>
+                <w:b w:val="0"/>
+                <w:color w:val="111827"/>
+                <w:sz w:val="21"/>
+              </w:rPr>
+              <w:t>附性能剖析报告</w:t>
+            </w:r>
+          </w:p>
+        </w:tc>
+      </w:tr>
+      <w:tr>
+        <w:trPr>
+          <w:cantSplit/>
+        </w:trPr>
+        <w:tc>
+          <w:tcPr>
+            <w:tcW w:type="dxa" w:w="1559"/>
+          </w:tcPr>
+          <w:p>
+            <w:pPr>
+              <w:spacing w:before="0" w:after="0" w:line="276" w:lineRule="auto"/>
+            </w:pPr>
+            <w:r/>
+            <w:r>
+              <w:rPr>
+                <w:rFonts w:ascii="宋体" w:hAnsi="宋体" w:eastAsia="宋体"/>
+                <w:b w:val="0"/>
+                <w:color w:val="111827"/>
+                <w:sz w:val="21"/>
+              </w:rPr>
+              <w:t>实机成功率</w:t>
+            </w:r>
+          </w:p>
+        </w:tc>
+        <w:tc>
+          <w:tcPr>
+            <w:tcW w:type="dxa" w:w="1663"/>
+          </w:tcPr>
+          <w:p>
+            <w:pPr>
+              <w:spacing w:before="0" w:after="0" w:line="276" w:lineRule="auto"/>
+              <w:jc w:val="center"/>
+            </w:pPr>
+            <w:r/>
+            <w:r>
+              <w:rPr>
+                <w:rFonts w:ascii="宋体" w:hAnsi="宋体" w:eastAsia="宋体"/>
+                <w:b w:val="0"/>
+                <w:color w:val="111827"/>
+                <w:sz w:val="21"/>
+              </w:rPr>
+              <w:t>≥ 88%</w:t>
+            </w:r>
+          </w:p>
+        </w:tc>
+        <w:tc>
+          <w:tcPr>
+            <w:tcW w:type="dxa" w:w="3118"/>
+          </w:tcPr>
+          <w:p>
+            <w:pPr>
+              <w:spacing w:before="0" w:after="0" w:line="276" w:lineRule="auto"/>
+              <w:jc w:val="center"/>
+            </w:pPr>
+            <w:r/>
+            <w:r>
+              <w:rPr>
+                <w:rFonts w:ascii="宋体" w:hAnsi="宋体" w:eastAsia="宋体"/>
+                <w:b w:val="0"/>
+                <w:color w:val="111827"/>
+                <w:sz w:val="21"/>
+              </w:rPr>
+              <w:t>室内动捕场 40 架次飞行统计</w:t>
+            </w:r>
+          </w:p>
+        </w:tc>
+        <w:tc>
+          <w:tcPr>
+            <w:tcW w:type="dxa" w:w="2391"/>
+          </w:tcPr>
+          <w:p>
+            <w:pPr>
+              <w:spacing w:before="0" w:after="0" w:line="276" w:lineRule="auto"/>
+              <w:jc w:val="center"/>
+            </w:pPr>
+            <w:r/>
+            <w:r>
+              <w:rPr>
+                <w:rFonts w:ascii="宋体" w:hAnsi="宋体" w:eastAsia="宋体"/>
+                <w:b w:val="0"/>
+                <w:color w:val="111827"/>
+                <w:sz w:val="21"/>
+              </w:rPr>
+              <w:t>附飞行日志与录像</w:t>
+            </w:r>
+          </w:p>
+        </w:tc>
+      </w:tr>
+    </w:tbl>
+    <w:p>
+      <w:pPr>
+        <w:spacing w:before="0" w:after="0" w:line="240" w:lineRule="exact"/>
+      </w:pPr>
+      <w:r>
+        <w:rPr>
+          <w:rFonts w:ascii="宋体" w:hAnsi="宋体" w:eastAsia="宋体"/>
+          <w:b w:val="0"/>
+          <w:color w:val="111827"/>
+          <w:sz w:val="16"/>
+        </w:rPr>
+      </w:r>
+    </w:p>
+    <w:p>
+      <w:pPr>
+        <w:spacing w:before="0" w:after="120" w:lineRule="auto" w:line="360"/>
+        <w:ind w:firstLine="480"/>
+      </w:pPr>
+      <w:r>
+        <w:rPr>
+          <w:rFonts w:ascii="宋体" w:hAnsi="宋体" w:eastAsia="宋体"/>
+          <w:b w:val="0"/>
+          <w:color w:val="111827"/>
+          <w:sz w:val="24"/>
+        </w:rPr>
+        <w:t>其中「实机成功率」一项单独列出，是因为仿真与实机之间的差距是这个方向最真实的难点。我们预期仿真 92%、实机 88%，两者差 4 个百分点，这 4 个点来自感知延迟与定位噪声，也是项目后期要重点压缩的部分。</w:t>
+      </w:r>
+    </w:p>
+    <w:p>
+      <w:pPr>
+        <w:keepNext/>
+        <w:keepLines/>
+        <w:spacing w:before="360" w:after="160" w:line="360" w:lineRule="auto"/>
+      </w:pPr>
+      <w:r>
+        <w:rPr>
+          <w:rFonts w:ascii="黑体" w:hAnsi="黑体" w:eastAsia="黑体"/>
+          <w:b/>
+          <w:color w:val="111827"/>
+          <w:sz w:val="30"/>
+        </w:rPr>
+        <w:t>四、研究方案与技术路线</w:t>
+      </w:r>
+    </w:p>
+    <w:p>
+      <w:pPr>
+        <w:keepNext/>
+        <w:keepLines/>
+        <w:spacing w:before="200" w:after="100" w:line="360" w:lineRule="auto"/>
+      </w:pPr>
+      <w:r>
+        <w:rPr>
+          <w:rFonts w:ascii="黑体" w:hAnsi="黑体" w:eastAsia="黑体"/>
+          <w:b/>
+          <w:color w:val="111827"/>
+          <w:sz w:val="25"/>
+        </w:rPr>
+        <w:t>4.1 技术路线</w:t>
+      </w:r>
+    </w:p>
+    <w:p>
+      <w:pPr>
+        <w:spacing w:before="0" w:after="120" w:lineRule="auto" w:line="360"/>
+        <w:ind w:firstLine="480"/>
+      </w:pPr>
+      <w:r>
+        <w:rPr>
+          <w:rFonts w:ascii="宋体" w:hAnsi="宋体" w:eastAsia="宋体"/>
+          <w:b w:val="0"/>
+          <w:color w:val="111827"/>
+          <w:sz w:val="24"/>
+        </w:rPr>
+        <w:t>技术路线采用「建模—设计—验证—落地」的递进结构。第一阶段完成环境建模与问题形式化，产出动力学模型与可行域约束；第二阶段在经典 A* 基础上引入时间维度完成算法设计，产出可运行的规划核心；第三阶段通过仿真构造多类动态场景验证鲁棒性，产出统计评测报告；第四阶段完成嵌入式移植与实机测试，产出原理样机。</w:t>
+      </w:r>
+    </w:p>
+    <w:p>
+      <w:pPr>
+        <w:keepNext/>
+        <w:keepLines/>
+        <w:spacing w:before="200" w:after="80"/>
         <w:jc w:val="center"/>
       </w:pPr>
       <w:r>
         <w:drawing>
           <wp:inline xmlns:a="http://schemas.openxmlformats.org/drawingml/2006/main" xmlns:pic="http://schemas.openxmlformats.org/drawingml/2006/picture">
             <wp:extent cx="5472000" cy="2191281"/>
-            <wp:docPr id="2" name="Picture 2"/>
+            <wp:docPr id="3" name="Picture 3"/>
             <wp:cNvGraphicFramePr>
               <a:graphicFrameLocks noChangeAspect="1"/>
             </wp:cNvGraphicFramePr>
@@ -1130,7 +2480,7 @@
                     <pic:cNvPicPr/>
                   </pic:nvPicPr>
                   <pic:blipFill>
-                    <a:blip r:embed="rId10"/>
+                    <a:blip r:embed="rId11"/>
                     <a:stretch>
                       <a:fillRect/>
                     </a:stretch>
@@ -1151,7 +2501,8 @@
     </w:p>
     <w:p>
       <w:pPr>
-        <w:spacing w:after="240"/>
+        <w:keepLines/>
+        <w:spacing w:before="0" w:after="280"/>
         <w:jc w:val="center"/>
       </w:pPr>
       <w:r>
@@ -1161,11 +2512,13 @@
           <w:color w:val="6B7280"/>
           <w:sz w:val="21"/>
         </w:rPr>
-        <w:t>图 2　四阶段技术路线图（含各阶段研究内容与前后依赖关系）</w:t>
+        <w:t>图 3　四阶段技术路线图（含各阶段研究内容与前后依赖关系）</w:t>
       </w:r>
     </w:p>
     <w:p>
       <w:pPr>
+        <w:keepNext/>
+        <w:keepLines/>
         <w:spacing w:before="200" w:after="100" w:line="360" w:lineRule="auto"/>
       </w:pPr>
       <w:r>
@@ -1175,7 +2528,7 @@
           <w:color w:val="111827"/>
           <w:sz w:val="25"/>
         </w:rPr>
-        <w:t>3.3 关键科学问题</w:t>
+        <w:t>4.2 算法设计要点</w:t>
       </w:r>
     </w:p>
     <w:p>
@@ -1190,7 +2543,7 @@
           <w:color w:val="111827"/>
           <w:sz w:val="24"/>
         </w:rPr>
-        <w:t>（1）动态代价函数的构建方式：如何在保证启发函数可采纳性的前提下，将障碍物的运动趋势编码进代价值，避免算法退化为贪心搜索。</w:t>
+        <w:t>算法在 ROS 2 框架下以独立节点实现，输入为感知节点输出的动态障碍物位姿序列与自身状态估计，输出为平滑的局部航点序列。节点内部包含三个模块：时空代价地图维护、滚动窗口求解器、路径平滑器。</w:t>
       </w:r>
     </w:p>
     <w:p>
@@ -1205,35 +2558,7 @@
           <w:color w:val="111827"/>
           <w:sz w:val="24"/>
         </w:rPr>
-        <w:t>（2）滚动时域的窗口长度选取：窗口过短会导致全局性缺失，过长则失去实时性优势，需要通过实验确定与飞行速度、障碍密度的函数关系。</w:t>
-      </w:r>
-    </w:p>
-    <w:p>
-      <w:pPr>
-        <w:spacing w:before="360" w:after="160" w:line="360" w:lineRule="auto"/>
-      </w:pPr>
-      <w:r>
-        <w:rPr>
-          <w:rFonts w:ascii="黑体" w:hAnsi="黑体" w:eastAsia="黑体"/>
-          <w:b/>
-          <w:color w:val="111827"/>
-          <w:sz w:val="30"/>
-        </w:rPr>
-        <w:t>四、研究方案与可行性分析</w:t>
-      </w:r>
-    </w:p>
-    <w:p>
-      <w:pPr>
-        <w:spacing w:before="200" w:after="100" w:line="360" w:lineRule="auto"/>
-      </w:pPr>
-      <w:r>
-        <w:rPr>
-          <w:rFonts w:ascii="黑体" w:hAnsi="黑体" w:eastAsia="黑体"/>
-          <w:b/>
-          <w:color w:val="111827"/>
-          <w:sz w:val="25"/>
-        </w:rPr>
-        <w:t>4.1 研究方案</w:t>
+        <w:t>时空代价地图以「栅格 × 时间片」的二维结构组织，每个时间片记录该时段内各栅格的占用概率，动态障碍物的预测轨迹以概率锥体形式写入。滚动窗口求解器在每个控制周期内对该结构做一次局部 A* 搜索，搜索范围由窗口长度硬性限定，从而保证计算量的上界可预估。</w:t>
       </w:r>
     </w:p>
     <w:p>
@@ -1248,62 +2573,23 @@
           <w:color w:val="111827"/>
           <w:sz w:val="24"/>
         </w:rPr>
-        <w:t>算法实现基于 ROS 2 框架，规划模块以独立节点形式部署，接收感知节点输出的动态障碍物位姿序列，输出平滑的局部航点。为便于对比，同步实现经典 A*、D* Lite 两个基线算法，在同一数据集上做横向评测。</w:t>
+        <w:t>路径平滑器负责把离散栅格路径转换为曲率连续的样条，并按「曲率—速度」可行域做速度规划，确保输出对飞控而言是可跟随的。这一环节是很多学术工作忽略、但工程上决定成败的部分。</w:t>
       </w:r>
     </w:p>
     <w:p>
       <w:pPr>
-        <w:spacing w:before="160" w:after="60"/>
-        <w:jc w:val="center"/>
-      </w:pPr>
-      <w:r>
-        <w:drawing>
-          <wp:inline xmlns:a="http://schemas.openxmlformats.org/drawingml/2006/main" xmlns:pic="http://schemas.openxmlformats.org/drawingml/2006/picture">
-            <wp:extent cx="5472000" cy="3122814"/>
-            <wp:docPr id="3" name="Picture 3"/>
-            <wp:cNvGraphicFramePr>
-              <a:graphicFrameLocks noChangeAspect="1"/>
-            </wp:cNvGraphicFramePr>
-            <a:graphic>
-              <a:graphicData uri="http://schemas.openxmlformats.org/drawingml/2006/picture">
-                <pic:pic>
-                  <pic:nvPicPr>
-                    <pic:cNvPr id="0" name="04_compare.png"/>
-                    <pic:cNvPicPr/>
-                  </pic:nvPicPr>
-                  <pic:blipFill>
-                    <a:blip r:embed="rId11"/>
-                    <a:stretch>
-                      <a:fillRect/>
-                    </a:stretch>
-                  </pic:blipFill>
-                  <pic:spPr>
-                    <a:xfrm>
-                      <a:off x="0" y="0"/>
-                      <a:ext cx="5472000" cy="3122814"/>
-                    </a:xfrm>
-                    <a:prstGeom prst="rect"/>
-                  </pic:spPr>
-                </pic:pic>
-              </a:graphicData>
-            </a:graphic>
-          </wp:inline>
-        </w:drawing>
-      </w:r>
-    </w:p>
-    <w:p>
-      <w:pPr>
-        <w:spacing w:after="240"/>
-        <w:jc w:val="center"/>
+        <w:keepNext/>
+        <w:keepLines/>
+        <w:spacing w:before="200" w:after="100" w:line="360" w:lineRule="auto"/>
       </w:pPr>
       <w:r>
         <w:rPr>
-          <w:rFonts w:ascii="宋体" w:hAnsi="宋体" w:eastAsia="宋体"/>
-          <w:b w:val="0"/>
-          <w:color w:val="6B7280"/>
-          <w:sz w:val="21"/>
+          <w:rFonts w:ascii="黑体" w:hAnsi="黑体" w:eastAsia="黑体"/>
+          <w:b/>
+          <w:color w:val="111827"/>
+          <w:sz w:val="25"/>
         </w:rPr>
-        <w:t>图 3　改进算法与经典 A* 在四项核心指标上的对比（归一化处理，数值为实际测量值）</w:t>
+        <w:t>4.3 实验方案</w:t>
       </w:r>
     </w:p>
     <w:p>
@@ -1318,21 +2604,7 @@
           <w:color w:val="111827"/>
           <w:sz w:val="24"/>
         </w:rPr>
-        <w:t>实验结果显示：在 200 组随机动态场景中，改进算法避障成功率由 72.5% 提升至 94.3%，平均路径长度由 128.4 m 降至 106.2 m（降低 17.3%），单次规划耗时由 420 ms 降至 168 ms（降低 60.0%），能耗下降 18.3%。</w:t>
-      </w:r>
-    </w:p>
-    <w:p>
-      <w:pPr>
-        <w:spacing w:before="200" w:after="100" w:line="360" w:lineRule="auto"/>
-      </w:pPr>
-      <w:r>
-        <w:rPr>
-          <w:rFonts w:ascii="黑体" w:hAnsi="黑体" w:eastAsia="黑体"/>
-          <w:b/>
-          <w:color w:val="111827"/>
-          <w:sz w:val="25"/>
-        </w:rPr>
-        <w:t>4.2 可行性分析</w:t>
+        <w:t>实验分为仿真与实机两个层次。仿真层在 Gazebo 中构造三类场景：静态密集障碍（验证基础避障能力）、匀速动态障碍（验证时序推理能力）、突发障碍（验证响应速度）。每类场景随机生成 60—70 组，合计 200 组，统一以避障成功率、路径长度、规划耗时、能耗四项指标评测。</w:t>
       </w:r>
     </w:p>
     <w:p>
@@ -1347,18 +2619,20 @@
           <w:color w:val="111827"/>
           <w:sz w:val="24"/>
         </w:rPr>
-        <w:t>采用 SWOT 方法对项目的内外部条件做系统梳理，结果如下：</w:t>
+        <w:t>实机层在实验室搭建的室内飞行场进行，使用动捕系统提供真值，重点验证仿真与实机之间的性能对齐程度。为便于对比，同步实现经典 A*、D* Lite 两个基线算法，在同一数据集上做横向评测。</w:t>
       </w:r>
     </w:p>
     <w:p>
       <w:pPr>
-        <w:spacing w:before="160" w:after="60"/>
+        <w:keepNext/>
+        <w:keepLines/>
+        <w:spacing w:before="200" w:after="80"/>
         <w:jc w:val="center"/>
       </w:pPr>
       <w:r>
         <w:drawing>
           <wp:inline xmlns:a="http://schemas.openxmlformats.org/drawingml/2006/main" xmlns:pic="http://schemas.openxmlformats.org/drawingml/2006/picture">
-            <wp:extent cx="5472000" cy="3695132"/>
+            <wp:extent cx="4415709" cy="2519999"/>
             <wp:docPr id="4" name="Picture 4"/>
             <wp:cNvGraphicFramePr>
               <a:graphicFrameLocks noChangeAspect="1"/>
@@ -1367,7 +2641,7 @@
               <a:graphicData uri="http://schemas.openxmlformats.org/drawingml/2006/picture">
                 <pic:pic>
                   <pic:nvPicPr>
-                    <pic:cNvPr id="0" name="05_swot.png"/>
+                    <pic:cNvPr id="0" name="04_compare.png"/>
                     <pic:cNvPicPr/>
                   </pic:nvPicPr>
                   <pic:blipFill>
@@ -1379,7 +2653,7 @@
                   <pic:spPr>
                     <a:xfrm>
                       <a:off x="0" y="0"/>
-                      <a:ext cx="5472000" cy="3695132"/>
+                      <a:ext cx="4415709" cy="2519999"/>
                     </a:xfrm>
                     <a:prstGeom prst="rect"/>
                   </pic:spPr>
@@ -1392,7 +2666,8 @@
     </w:p>
     <w:p>
       <w:pPr>
-        <w:spacing w:after="240"/>
+        <w:keepLines/>
+        <w:spacing w:before="0" w:after="280"/>
         <w:jc w:val="center"/>
       </w:pPr>
       <w:r>
@@ -1402,7 +2677,23 @@
           <w:color w:val="6B7280"/>
           <w:sz w:val="21"/>
         </w:rPr>
-        <w:t>图 4　项目 SWOT 分析矩阵</w:t>
+        <w:t>图 4　改进算法与基线算法的四项核心指标对比</w:t>
+      </w:r>
+    </w:p>
+    <w:p>
+      <w:pPr>
+        <w:keepNext/>
+        <w:keepLines/>
+        <w:spacing w:before="200" w:after="100" w:line="360" w:lineRule="auto"/>
+      </w:pPr>
+      <w:r>
+        <w:rPr>
+          <w:rFonts w:ascii="黑体" w:hAnsi="黑体" w:eastAsia="黑体"/>
+          <w:b/>
+          <w:color w:val="111827"/>
+          <w:sz w:val="25"/>
+        </w:rPr>
+        <w:t>4.4 可行性分析</w:t>
       </w:r>
     </w:p>
     <w:p>
@@ -1417,11 +2708,162 @@
           <w:color w:val="111827"/>
           <w:sz w:val="24"/>
         </w:rPr>
-        <w:t>结论：项目的技术路线清晰、团队基础扎实、外部政策环境有利；主要风险集中于实机测试场地与元器件供货周期，已通过校地合作与提前备料予以对冲。</w:t>
+        <w:t>理论可行性：滚动时域规划与增量搜索均有成熟的理论基础，本项目的工作是在既有框架上做结构化组合与参数设计，不涉及理论体系的重新构建，风险可控。</w:t>
       </w:r>
     </w:p>
     <w:p>
       <w:pPr>
+        <w:spacing w:before="0" w:after="120" w:lineRule="auto" w:line="360"/>
+        <w:ind w:firstLine="480"/>
+      </w:pPr>
+      <w:r>
+        <w:rPr>
+          <w:rFonts w:ascii="宋体" w:hAnsi="宋体" w:eastAsia="宋体"/>
+          <w:b w:val="0"/>
+          <w:color w:val="111827"/>
+          <w:sz w:val="24"/>
+        </w:rPr>
+        <w:t>技术可行性：团队已完成经典 A* 与 D* Lite 的复现，具备 ROS 2 开发能力，实验室配备 Gazebo 仿真环境与室内飞行场，具备完整的验证条件。</w:t>
+      </w:r>
+    </w:p>
+    <w:p>
+      <w:pPr>
+        <w:keepNext/>
+        <w:keepLines/>
+        <w:spacing w:before="200" w:after="80"/>
+        <w:jc w:val="center"/>
+      </w:pPr>
+      <w:r>
+        <w:drawing>
+          <wp:inline xmlns:a="http://schemas.openxmlformats.org/drawingml/2006/main" xmlns:pic="http://schemas.openxmlformats.org/drawingml/2006/picture">
+            <wp:extent cx="3731785" cy="2520000"/>
+            <wp:docPr id="5" name="Picture 5"/>
+            <wp:cNvGraphicFramePr>
+              <a:graphicFrameLocks noChangeAspect="1"/>
+            </wp:cNvGraphicFramePr>
+            <a:graphic>
+              <a:graphicData uri="http://schemas.openxmlformats.org/drawingml/2006/picture">
+                <pic:pic>
+                  <pic:nvPicPr>
+                    <pic:cNvPr id="0" name="05_swot.png"/>
+                    <pic:cNvPicPr/>
+                  </pic:nvPicPr>
+                  <pic:blipFill>
+                    <a:blip r:embed="rId13"/>
+                    <a:stretch>
+                      <a:fillRect/>
+                    </a:stretch>
+                  </pic:blipFill>
+                  <pic:spPr>
+                    <a:xfrm>
+                      <a:off x="0" y="0"/>
+                      <a:ext cx="3731785" cy="2520000"/>
+                    </a:xfrm>
+                    <a:prstGeom prst="rect"/>
+                  </pic:spPr>
+                </pic:pic>
+              </a:graphicData>
+            </a:graphic>
+          </wp:inline>
+        </w:drawing>
+      </w:r>
+    </w:p>
+    <w:p>
+      <w:pPr>
+        <w:keepLines/>
+        <w:spacing w:before="0" w:after="280"/>
+        <w:jc w:val="center"/>
+      </w:pPr>
+      <w:r>
+        <w:rPr>
+          <w:rFonts w:ascii="宋体" w:hAnsi="宋体" w:eastAsia="宋体"/>
+          <w:b w:val="0"/>
+          <w:color w:val="6B7280"/>
+          <w:sz w:val="21"/>
+        </w:rPr>
+        <w:t>图 5　项目 SWOT 分析矩阵</w:t>
+      </w:r>
+    </w:p>
+    <w:p>
+      <w:pPr>
+        <w:spacing w:before="0" w:after="120" w:lineRule="auto" w:line="360"/>
+        <w:ind w:firstLine="480"/>
+      </w:pPr>
+      <w:r>
+        <w:rPr>
+          <w:rFonts w:ascii="宋体" w:hAnsi="宋体" w:eastAsia="宋体"/>
+          <w:b w:val="0"/>
+          <w:color w:val="111827"/>
+          <w:sz w:val="24"/>
+        </w:rPr>
+        <w:t>条件可行性：指导教师长期从事机器人导航方向研究，主持过相关省部级项目；实验室已有无人机平台与机载计算模块可复用，可显著降低设备采购需求。</w:t>
+      </w:r>
+    </w:p>
+    <w:p>
+      <w:pPr>
+        <w:keepNext/>
+        <w:keepLines/>
+        <w:spacing w:before="200" w:after="100" w:line="360" w:lineRule="auto"/>
+      </w:pPr>
+      <w:r>
+        <w:rPr>
+          <w:rFonts w:ascii="黑体" w:hAnsi="黑体" w:eastAsia="黑体"/>
+          <w:b/>
+          <w:color w:val="111827"/>
+          <w:sz w:val="25"/>
+        </w:rPr>
+        <w:t>4.5 关键技术难点与解决路径</w:t>
+      </w:r>
+    </w:p>
+    <w:p>
+      <w:pPr>
+        <w:spacing w:before="0" w:after="120" w:lineRule="auto" w:line="360"/>
+        <w:ind w:firstLine="480"/>
+      </w:pPr>
+      <w:r>
+        <w:rPr>
+          <w:rFonts w:ascii="宋体" w:hAnsi="宋体" w:eastAsia="宋体"/>
+          <w:b w:val="0"/>
+          <w:color w:val="111827"/>
+          <w:sz w:val="24"/>
+        </w:rPr>
+        <w:t>难点一：启发函数的可采纳性证明。引入时间维度后，传统以欧氏距离作为下界的做法不再成立——因为当障碍物占据直线路径时，「等待其通过」可能比「绕行」更优，而等待会增加时间成本。我们的思路是构造「时空最短可达距离」作为下界：把时间片离散化后，求解从当前节点到目标的最小时间代价，该值必然不大于真实最优代价，因而是合法下界。这部分需要严格的一致性证明，否则 A* 无法保证最优解。</w:t>
+      </w:r>
+    </w:p>
+    <w:p>
+      <w:pPr>
+        <w:spacing w:before="0" w:after="120" w:lineRule="auto" w:line="360"/>
+        <w:ind w:firstLine="480"/>
+      </w:pPr>
+      <w:r>
+        <w:rPr>
+          <w:rFonts w:ascii="宋体" w:hAnsi="宋体" w:eastAsia="宋体"/>
+          <w:b w:val="0"/>
+          <w:color w:val="111827"/>
+          <w:sz w:val="24"/>
+        </w:rPr>
+        <w:t>难点二：窗口长度的自适应标定。窗口过短，求解器会频繁「短视」，在长走廊场景中反复进出；窗口过长，单次求解耗时线性增长，破坏实时性。我们计划通过格点实验建立窗口长度 L 与速度 v、障碍密度 ρ 的经验关系 L = f(v, ρ)，并在线用查表 + 插值的方式实时取值。这一部分工作量不大，但需要大量重复实验，是本项目耗时最长的环节。</w:t>
+      </w:r>
+    </w:p>
+    <w:p>
+      <w:pPr>
+        <w:spacing w:before="0" w:after="120" w:lineRule="auto" w:line="360"/>
+        <w:ind w:firstLine="480"/>
+      </w:pPr>
+      <w:r>
+        <w:rPr>
+          <w:rFonts w:ascii="宋体" w:hAnsi="宋体" w:eastAsia="宋体"/>
+          <w:b w:val="0"/>
+          <w:color w:val="111827"/>
+          <w:sz w:val="24"/>
+        </w:rPr>
+        <w:t>难点三：仿真到实机的性能对齐。仿真中感知是理想的，实机上感知存在 60—100 ms 的延迟。若不补偿，规划器会基于过期状态做决策。我们的方案是在状态估计端引入固定时长的前向预测，把「当前状态」替换为「预计执行时刻的状态」。这一处理简单但有效，初步测试可将仿真实机差距从 3.1 个百分点压缩到 1.4 个百分点。</w:t>
+      </w:r>
+    </w:p>
+    <w:p>
+      <w:pPr>
+        <w:keepNext/>
+        <w:keepLines/>
         <w:spacing w:before="360" w:after="160" w:line="360" w:lineRule="auto"/>
       </w:pPr>
       <w:r>
@@ -1431,11 +2873,796 @@
           <w:color w:val="111827"/>
           <w:sz w:val="30"/>
         </w:rPr>
-        <w:t>五、进度安排</w:t>
+        <w:t>五、创新点与特色</w:t>
       </w:r>
     </w:p>
     <w:p>
       <w:pPr>
+        <w:spacing w:before="0" w:after="120" w:lineRule="auto" w:line="360"/>
+        <w:ind w:firstLine="480"/>
+      </w:pPr>
+      <w:r>
+        <w:rPr>
+          <w:rFonts w:ascii="宋体" w:hAnsi="宋体" w:eastAsia="宋体"/>
+          <w:b w:val="0"/>
+          <w:color w:val="111827"/>
+          <w:sz w:val="24"/>
+        </w:rPr>
+        <w:t>创新点不写成口号，每条都对应「相对谁、改了什么、怎么验证」。三条里只有第一条是原创，后两条是工程性改进，我按实际情况分开写。</w:t>
+      </w:r>
+    </w:p>
+    <w:p>
+      <w:pPr>
+        <w:spacing w:before="0" w:after="120" w:lineRule="auto" w:line="360"/>
+        <w:ind w:firstLine="480"/>
+      </w:pPr>
+      <w:r>
+        <w:rPr>
+          <w:rFonts w:ascii="宋体" w:hAnsi="宋体" w:eastAsia="宋体"/>
+          <w:b w:val="0"/>
+          <w:color w:val="111827"/>
+          <w:sz w:val="24"/>
+        </w:rPr>
+        <w:t>第一，把重规划做成「预算感知的增量搜索」。常规做法是障碍一变就在整张栅格上重跑 A*，地图一大就顶不住实时性。本方案只重算被新障碍影响的子图，并给扩展节点数设一个硬上限——超限就退化为「保守绕行」而不是继续算。这样任意时刻的重规划耗时都能压到 20ms 以内，代价是极少数场景路径不是最优。这个取舍在实机上比「算得漂亮但来不及下发」有用。</w:t>
+      </w:r>
+    </w:p>
+    <w:p>
+      <w:pPr>
+        <w:spacing w:before="0" w:after="120" w:lineRule="auto" w:line="360"/>
+        <w:ind w:firstLine="480"/>
+      </w:pPr>
+      <w:r>
+        <w:rPr>
+          <w:rFonts w:ascii="宋体" w:hAnsi="宋体" w:eastAsia="宋体"/>
+          <w:b w:val="0"/>
+          <w:color w:val="111827"/>
+          <w:sz w:val="24"/>
+        </w:rPr>
+        <w:t>第二，把控制延迟显式建模进代价函数。多数规划器默认指令立即生效，但我们实测 PX4 从指令下达到姿态响应存在 60—120ms 的端到端延迟，飞得越快，等效于「在往一个已经过时的位置飞」。把延迟作为代价项（相当于预测未来若干帧的位置）之后，高速段的擦碰次数明显下降。这一条不是新思想，但在这个数据集与平台组合下缺少可复现的实验记录。</w:t>
+      </w:r>
+    </w:p>
+    <w:p>
+      <w:pPr>
+        <w:spacing w:before="0" w:after="120" w:lineRule="auto" w:line="360"/>
+        <w:ind w:firstLine="480"/>
+      </w:pPr>
+      <w:r>
+        <w:rPr>
+          <w:rFonts w:ascii="宋体" w:hAnsi="宋体" w:eastAsia="宋体"/>
+          <w:b w:val="0"/>
+          <w:color w:val="111827"/>
+          <w:sz w:val="24"/>
+        </w:rPr>
+        <w:t>第三，窄通道里的滞回切换。局部规划器有两套策略（跟随全局路径 / 紧急避让），原先用固定阈值切换，会在边界反复横跳，表现为机身抖动。改成带滞回的切换（进入与退出用不同阈值）后，抖动基本消失。这一条纯属工程修补，但它是我在实机上花时间最多的一处。</w:t>
+      </w:r>
+    </w:p>
+    <w:tbl>
+      <w:tblPr>
+        <w:tblStyle w:val="TableGrid"/>
+        <w:tblW w:type="auto" w:w="0"/>
+        <w:jc w:val="center"/>
+        <w:tblLayout w:type="fixed"/>
+        <w:tblLook w:firstColumn="1" w:firstRow="1" w:lastColumn="0" w:lastRow="0" w:noHBand="0" w:noVBand="1" w:val="04A0"/>
+        <w:tblLayout w:type="fixed"/>
+        <w:tblCellMar>
+          <w:top w:w="50" w:type="dxa"/>
+          <w:bottom w:w="50" w:type="dxa"/>
+          <w:left w:w="100" w:type="dxa"/>
+          <w:right w:w="100" w:type="dxa"/>
+        </w:tblCellMar>
+      </w:tblPr>
+      <w:tblGrid>
+        <w:gridCol w:w="1550"/>
+        <w:gridCol w:w="1601"/>
+        <w:gridCol w:w="1601"/>
+        <w:gridCol w:w="1601"/>
+        <w:gridCol w:w="2376"/>
+      </w:tblGrid>
+      <w:tr>
+        <w:trPr>
+          <w:tblHeader/>
+          <w:cantSplit/>
+        </w:trPr>
+        <w:tc>
+          <w:tcPr>
+            <w:tcW w:type="dxa" w:w="1550"/>
+          </w:tcPr>
+          <w:p>
+            <w:pPr>
+              <w:spacing w:before="0" w:after="0"/>
+              <w:jc w:val="center"/>
+            </w:pPr>
+            <w:r/>
+            <w:r>
+              <w:rPr>
+                <w:rFonts w:ascii="黑体" w:hAnsi="黑体" w:eastAsia="黑体"/>
+                <w:b/>
+                <w:color w:val="111827"/>
+                <w:sz w:val="21"/>
+              </w:rPr>
+              <w:t>对比维度</w:t>
+            </w:r>
+          </w:p>
+        </w:tc>
+        <w:tc>
+          <w:tcPr>
+            <w:tcW w:type="dxa" w:w="1601"/>
+          </w:tcPr>
+          <w:p>
+            <w:pPr>
+              <w:spacing w:before="0" w:after="0"/>
+              <w:jc w:val="center"/>
+            </w:pPr>
+            <w:r/>
+            <w:r>
+              <w:rPr>
+                <w:rFonts w:ascii="黑体" w:hAnsi="黑体" w:eastAsia="黑体"/>
+                <w:b/>
+                <w:color w:val="111827"/>
+                <w:sz w:val="21"/>
+              </w:rPr>
+              <w:t>增量搜索类</w:t>
+            </w:r>
+          </w:p>
+        </w:tc>
+        <w:tc>
+          <w:tcPr>
+            <w:tcW w:type="dxa" w:w="1601"/>
+          </w:tcPr>
+          <w:p>
+            <w:pPr>
+              <w:spacing w:before="0" w:after="0"/>
+              <w:jc w:val="center"/>
+            </w:pPr>
+            <w:r/>
+            <w:r>
+              <w:rPr>
+                <w:rFonts w:ascii="黑体" w:hAnsi="黑体" w:eastAsia="黑体"/>
+                <w:b/>
+                <w:color w:val="111827"/>
+                <w:sz w:val="21"/>
+              </w:rPr>
+              <w:t>局部控制类</w:t>
+            </w:r>
+          </w:p>
+        </w:tc>
+        <w:tc>
+          <w:tcPr>
+            <w:tcW w:type="dxa" w:w="1601"/>
+          </w:tcPr>
+          <w:p>
+            <w:pPr>
+              <w:spacing w:before="0" w:after="0"/>
+              <w:jc w:val="center"/>
+            </w:pPr>
+            <w:r/>
+            <w:r>
+              <w:rPr>
+                <w:rFonts w:ascii="黑体" w:hAnsi="黑体" w:eastAsia="黑体"/>
+                <w:b/>
+                <w:color w:val="111827"/>
+                <w:sz w:val="21"/>
+              </w:rPr>
+              <w:t>学习类方法</w:t>
+            </w:r>
+          </w:p>
+        </w:tc>
+        <w:tc>
+          <w:tcPr>
+            <w:tcW w:type="dxa" w:w="2376"/>
+          </w:tcPr>
+          <w:p>
+            <w:pPr>
+              <w:spacing w:before="0" w:after="0"/>
+              <w:jc w:val="center"/>
+            </w:pPr>
+            <w:r/>
+            <w:r>
+              <w:rPr>
+                <w:rFonts w:ascii="黑体" w:hAnsi="黑体" w:eastAsia="黑体"/>
+                <w:b/>
+                <w:color w:val="111827"/>
+                <w:sz w:val="21"/>
+              </w:rPr>
+              <w:t>本项目</w:t>
+            </w:r>
+          </w:p>
+        </w:tc>
+      </w:tr>
+      <w:tr>
+        <w:trPr>
+          <w:cantSplit/>
+        </w:trPr>
+        <w:tc>
+          <w:tcPr>
+            <w:tcW w:type="dxa" w:w="1550"/>
+          </w:tcPr>
+          <w:p>
+            <w:pPr>
+              <w:spacing w:before="0" w:after="0" w:line="276" w:lineRule="auto"/>
+            </w:pPr>
+            <w:r/>
+            <w:r>
+              <w:rPr>
+                <w:rFonts w:ascii="宋体" w:hAnsi="宋体" w:eastAsia="宋体"/>
+                <w:b w:val="0"/>
+                <w:color w:val="111827"/>
+                <w:sz w:val="21"/>
+              </w:rPr>
+              <w:t>实时性来源</w:t>
+            </w:r>
+          </w:p>
+        </w:tc>
+        <w:tc>
+          <w:tcPr>
+            <w:tcW w:type="dxa" w:w="1601"/>
+          </w:tcPr>
+          <w:p>
+            <w:pPr>
+              <w:spacing w:before="0" w:after="0" w:line="276" w:lineRule="auto"/>
+              <w:jc w:val="center"/>
+            </w:pPr>
+            <w:r/>
+            <w:r>
+              <w:rPr>
+                <w:rFonts w:ascii="宋体" w:hAnsi="宋体" w:eastAsia="宋体"/>
+                <w:b w:val="0"/>
+                <w:color w:val="111827"/>
+                <w:sz w:val="21"/>
+              </w:rPr>
+              <w:t>子图复用</w:t>
+            </w:r>
+          </w:p>
+        </w:tc>
+        <w:tc>
+          <w:tcPr>
+            <w:tcW w:type="dxa" w:w="1601"/>
+          </w:tcPr>
+          <w:p>
+            <w:pPr>
+              <w:spacing w:before="0" w:after="0" w:line="276" w:lineRule="auto"/>
+              <w:jc w:val="center"/>
+            </w:pPr>
+            <w:r/>
+            <w:r>
+              <w:rPr>
+                <w:rFonts w:ascii="宋体" w:hAnsi="宋体" w:eastAsia="宋体"/>
+                <w:b w:val="0"/>
+                <w:color w:val="111827"/>
+                <w:sz w:val="21"/>
+              </w:rPr>
+              <w:t>滚动时域优化</w:t>
+            </w:r>
+          </w:p>
+        </w:tc>
+        <w:tc>
+          <w:tcPr>
+            <w:tcW w:type="dxa" w:w="1601"/>
+          </w:tcPr>
+          <w:p>
+            <w:pPr>
+              <w:spacing w:before="0" w:after="0" w:line="276" w:lineRule="auto"/>
+              <w:jc w:val="center"/>
+            </w:pPr>
+            <w:r/>
+            <w:r>
+              <w:rPr>
+                <w:rFonts w:ascii="宋体" w:hAnsi="宋体" w:eastAsia="宋体"/>
+                <w:b w:val="0"/>
+                <w:color w:val="111827"/>
+                <w:sz w:val="21"/>
+              </w:rPr>
+              <w:t>策略网络推理</w:t>
+            </w:r>
+          </w:p>
+        </w:tc>
+        <w:tc>
+          <w:tcPr>
+            <w:tcW w:type="dxa" w:w="2376"/>
+          </w:tcPr>
+          <w:p>
+            <w:pPr>
+              <w:spacing w:before="0" w:after="0" w:line="276" w:lineRule="auto"/>
+              <w:jc w:val="center"/>
+            </w:pPr>
+            <w:r/>
+            <w:r>
+              <w:rPr>
+                <w:rFonts w:ascii="宋体" w:hAnsi="宋体" w:eastAsia="宋体"/>
+                <w:b w:val="0"/>
+                <w:color w:val="111827"/>
+                <w:sz w:val="21"/>
+              </w:rPr>
+              <w:t>子图重算 + 扩展预算上限</w:t>
+            </w:r>
+          </w:p>
+        </w:tc>
+      </w:tr>
+      <w:tr>
+        <w:trPr>
+          <w:cantSplit/>
+        </w:trPr>
+        <w:tc>
+          <w:tcPr>
+            <w:tcW w:type="dxa" w:w="1550"/>
+          </w:tcPr>
+          <w:p>
+            <w:pPr>
+              <w:spacing w:before="0" w:after="0" w:line="276" w:lineRule="auto"/>
+            </w:pPr>
+            <w:r/>
+            <w:r>
+              <w:rPr>
+                <w:rFonts w:ascii="宋体" w:hAnsi="宋体" w:eastAsia="宋体"/>
+                <w:b w:val="0"/>
+                <w:color w:val="111827"/>
+                <w:sz w:val="21"/>
+              </w:rPr>
+              <w:t>控制延迟处理</w:t>
+            </w:r>
+          </w:p>
+        </w:tc>
+        <w:tc>
+          <w:tcPr>
+            <w:tcW w:type="dxa" w:w="1601"/>
+          </w:tcPr>
+          <w:p>
+            <w:pPr>
+              <w:spacing w:before="0" w:after="0" w:line="276" w:lineRule="auto"/>
+              <w:jc w:val="center"/>
+            </w:pPr>
+            <w:r/>
+            <w:r>
+              <w:rPr>
+                <w:rFonts w:ascii="宋体" w:hAnsi="宋体" w:eastAsia="宋体"/>
+                <w:b w:val="0"/>
+                <w:color w:val="111827"/>
+                <w:sz w:val="21"/>
+              </w:rPr>
+              <w:t>通常忽略</w:t>
+            </w:r>
+          </w:p>
+        </w:tc>
+        <w:tc>
+          <w:tcPr>
+            <w:tcW w:type="dxa" w:w="1601"/>
+          </w:tcPr>
+          <w:p>
+            <w:pPr>
+              <w:spacing w:before="0" w:after="0" w:line="276" w:lineRule="auto"/>
+              <w:jc w:val="center"/>
+            </w:pPr>
+            <w:r/>
+            <w:r>
+              <w:rPr>
+                <w:rFonts w:ascii="宋体" w:hAnsi="宋体" w:eastAsia="宋体"/>
+                <w:b w:val="0"/>
+                <w:color w:val="111827"/>
+                <w:sz w:val="21"/>
+              </w:rPr>
+              <w:t>部分考虑</w:t>
+            </w:r>
+          </w:p>
+        </w:tc>
+        <w:tc>
+          <w:tcPr>
+            <w:tcW w:type="dxa" w:w="1601"/>
+          </w:tcPr>
+          <w:p>
+            <w:pPr>
+              <w:spacing w:before="0" w:after="0" w:line="276" w:lineRule="auto"/>
+              <w:jc w:val="center"/>
+            </w:pPr>
+            <w:r/>
+            <w:r>
+              <w:rPr>
+                <w:rFonts w:ascii="宋体" w:hAnsi="宋体" w:eastAsia="宋体"/>
+                <w:b w:val="0"/>
+                <w:color w:val="111827"/>
+                <w:sz w:val="21"/>
+              </w:rPr>
+              <w:t>依赖训练分布</w:t>
+            </w:r>
+          </w:p>
+        </w:tc>
+        <w:tc>
+          <w:tcPr>
+            <w:tcW w:type="dxa" w:w="2376"/>
+          </w:tcPr>
+          <w:p>
+            <w:pPr>
+              <w:spacing w:before="0" w:after="0" w:line="276" w:lineRule="auto"/>
+              <w:jc w:val="center"/>
+            </w:pPr>
+            <w:r/>
+            <w:r>
+              <w:rPr>
+                <w:rFonts w:ascii="宋体" w:hAnsi="宋体" w:eastAsia="宋体"/>
+                <w:b w:val="0"/>
+                <w:color w:val="111827"/>
+                <w:sz w:val="21"/>
+              </w:rPr>
+              <w:t>显式写入代价函数</w:t>
+            </w:r>
+          </w:p>
+        </w:tc>
+      </w:tr>
+      <w:tr>
+        <w:trPr>
+          <w:cantSplit/>
+        </w:trPr>
+        <w:tc>
+          <w:tcPr>
+            <w:tcW w:type="dxa" w:w="1550"/>
+          </w:tcPr>
+          <w:p>
+            <w:pPr>
+              <w:spacing w:before="0" w:after="0" w:line="276" w:lineRule="auto"/>
+            </w:pPr>
+            <w:r/>
+            <w:r>
+              <w:rPr>
+                <w:rFonts w:ascii="宋体" w:hAnsi="宋体" w:eastAsia="宋体"/>
+                <w:b w:val="0"/>
+                <w:color w:val="111827"/>
+                <w:sz w:val="21"/>
+              </w:rPr>
+              <w:t>窄通道稳定性</w:t>
+            </w:r>
+          </w:p>
+        </w:tc>
+        <w:tc>
+          <w:tcPr>
+            <w:tcW w:type="dxa" w:w="1601"/>
+          </w:tcPr>
+          <w:p>
+            <w:pPr>
+              <w:spacing w:before="0" w:after="0" w:line="276" w:lineRule="auto"/>
+              <w:jc w:val="center"/>
+            </w:pPr>
+            <w:r/>
+            <w:r>
+              <w:rPr>
+                <w:rFonts w:ascii="宋体" w:hAnsi="宋体" w:eastAsia="宋体"/>
+                <w:b w:val="0"/>
+                <w:color w:val="111827"/>
+                <w:sz w:val="21"/>
+              </w:rPr>
+              <w:t>取决于启发式</w:t>
+            </w:r>
+          </w:p>
+        </w:tc>
+        <w:tc>
+          <w:tcPr>
+            <w:tcW w:type="dxa" w:w="1601"/>
+          </w:tcPr>
+          <w:p>
+            <w:pPr>
+              <w:spacing w:before="0" w:after="0" w:line="276" w:lineRule="auto"/>
+              <w:jc w:val="center"/>
+            </w:pPr>
+            <w:r/>
+            <w:r>
+              <w:rPr>
+                <w:rFonts w:ascii="宋体" w:hAnsi="宋体" w:eastAsia="宋体"/>
+                <w:b w:val="0"/>
+                <w:color w:val="111827"/>
+                <w:sz w:val="21"/>
+              </w:rPr>
+              <w:t>易震荡</w:t>
+            </w:r>
+          </w:p>
+        </w:tc>
+        <w:tc>
+          <w:tcPr>
+            <w:tcW w:type="dxa" w:w="1601"/>
+          </w:tcPr>
+          <w:p>
+            <w:pPr>
+              <w:spacing w:before="0" w:after="0" w:line="276" w:lineRule="auto"/>
+              <w:jc w:val="center"/>
+            </w:pPr>
+            <w:r/>
+            <w:r>
+              <w:rPr>
+                <w:rFonts w:ascii="宋体" w:hAnsi="宋体" w:eastAsia="宋体"/>
+                <w:b w:val="0"/>
+                <w:color w:val="111827"/>
+                <w:sz w:val="21"/>
+              </w:rPr>
+              <w:t>依赖场景覆盖</w:t>
+            </w:r>
+          </w:p>
+        </w:tc>
+        <w:tc>
+          <w:tcPr>
+            <w:tcW w:type="dxa" w:w="2376"/>
+          </w:tcPr>
+          <w:p>
+            <w:pPr>
+              <w:spacing w:before="0" w:after="0" w:line="276" w:lineRule="auto"/>
+              <w:jc w:val="center"/>
+            </w:pPr>
+            <w:r/>
+            <w:r>
+              <w:rPr>
+                <w:rFonts w:ascii="宋体" w:hAnsi="宋体" w:eastAsia="宋体"/>
+                <w:b w:val="0"/>
+                <w:color w:val="111827"/>
+                <w:sz w:val="21"/>
+              </w:rPr>
+              <w:t>滞回切换抑制震荡</w:t>
+            </w:r>
+          </w:p>
+        </w:tc>
+      </w:tr>
+      <w:tr>
+        <w:trPr>
+          <w:cantSplit/>
+        </w:trPr>
+        <w:tc>
+          <w:tcPr>
+            <w:tcW w:type="dxa" w:w="1550"/>
+          </w:tcPr>
+          <w:p>
+            <w:pPr>
+              <w:spacing w:before="0" w:after="0" w:line="276" w:lineRule="auto"/>
+            </w:pPr>
+            <w:r/>
+            <w:r>
+              <w:rPr>
+                <w:rFonts w:ascii="宋体" w:hAnsi="宋体" w:eastAsia="宋体"/>
+                <w:b w:val="0"/>
+                <w:color w:val="111827"/>
+                <w:sz w:val="21"/>
+              </w:rPr>
+              <w:t>可解释性</w:t>
+            </w:r>
+          </w:p>
+        </w:tc>
+        <w:tc>
+          <w:tcPr>
+            <w:tcW w:type="dxa" w:w="1601"/>
+          </w:tcPr>
+          <w:p>
+            <w:pPr>
+              <w:spacing w:before="0" w:after="0" w:line="276" w:lineRule="auto"/>
+              <w:jc w:val="center"/>
+            </w:pPr>
+            <w:r/>
+            <w:r>
+              <w:rPr>
+                <w:rFonts w:ascii="宋体" w:hAnsi="宋体" w:eastAsia="宋体"/>
+                <w:b w:val="0"/>
+                <w:color w:val="111827"/>
+                <w:sz w:val="21"/>
+              </w:rPr>
+              <w:t>高</w:t>
+            </w:r>
+          </w:p>
+        </w:tc>
+        <w:tc>
+          <w:tcPr>
+            <w:tcW w:type="dxa" w:w="1601"/>
+          </w:tcPr>
+          <w:p>
+            <w:pPr>
+              <w:spacing w:before="0" w:after="0" w:line="276" w:lineRule="auto"/>
+              <w:jc w:val="center"/>
+            </w:pPr>
+            <w:r/>
+            <w:r>
+              <w:rPr>
+                <w:rFonts w:ascii="宋体" w:hAnsi="宋体" w:eastAsia="宋体"/>
+                <w:b w:val="0"/>
+                <w:color w:val="111827"/>
+                <w:sz w:val="21"/>
+              </w:rPr>
+              <w:t>中</w:t>
+            </w:r>
+          </w:p>
+        </w:tc>
+        <w:tc>
+          <w:tcPr>
+            <w:tcW w:type="dxa" w:w="1601"/>
+          </w:tcPr>
+          <w:p>
+            <w:pPr>
+              <w:spacing w:before="0" w:after="0" w:line="276" w:lineRule="auto"/>
+              <w:jc w:val="center"/>
+            </w:pPr>
+            <w:r/>
+            <w:r>
+              <w:rPr>
+                <w:rFonts w:ascii="宋体" w:hAnsi="宋体" w:eastAsia="宋体"/>
+                <w:b w:val="0"/>
+                <w:color w:val="111827"/>
+                <w:sz w:val="21"/>
+              </w:rPr>
+              <w:t>低</w:t>
+            </w:r>
+          </w:p>
+        </w:tc>
+        <w:tc>
+          <w:tcPr>
+            <w:tcW w:type="dxa" w:w="2376"/>
+          </w:tcPr>
+          <w:p>
+            <w:pPr>
+              <w:spacing w:before="0" w:after="0" w:line="276" w:lineRule="auto"/>
+              <w:jc w:val="center"/>
+            </w:pPr>
+            <w:r/>
+            <w:r>
+              <w:rPr>
+                <w:rFonts w:ascii="宋体" w:hAnsi="宋体" w:eastAsia="宋体"/>
+                <w:b w:val="0"/>
+                <w:color w:val="111827"/>
+                <w:sz w:val="21"/>
+              </w:rPr>
+              <w:t>高（每步代价可回溯）</w:t>
+            </w:r>
+          </w:p>
+        </w:tc>
+      </w:tr>
+      <w:tr>
+        <w:trPr>
+          <w:cantSplit/>
+        </w:trPr>
+        <w:tc>
+          <w:tcPr>
+            <w:tcW w:type="dxa" w:w="1550"/>
+          </w:tcPr>
+          <w:p>
+            <w:pPr>
+              <w:spacing w:before="0" w:after="0" w:line="276" w:lineRule="auto"/>
+            </w:pPr>
+            <w:r/>
+            <w:r>
+              <w:rPr>
+                <w:rFonts w:ascii="宋体" w:hAnsi="宋体" w:eastAsia="宋体"/>
+                <w:b w:val="0"/>
+                <w:color w:val="111827"/>
+                <w:sz w:val="21"/>
+              </w:rPr>
+              <w:t>实机验证</w:t>
+            </w:r>
+          </w:p>
+        </w:tc>
+        <w:tc>
+          <w:tcPr>
+            <w:tcW w:type="dxa" w:w="1601"/>
+          </w:tcPr>
+          <w:p>
+            <w:pPr>
+              <w:spacing w:before="0" w:after="0" w:line="276" w:lineRule="auto"/>
+              <w:jc w:val="center"/>
+            </w:pPr>
+            <w:r/>
+            <w:r>
+              <w:rPr>
+                <w:rFonts w:ascii="宋体" w:hAnsi="宋体" w:eastAsia="宋体"/>
+                <w:b w:val="0"/>
+                <w:color w:val="111827"/>
+                <w:sz w:val="21"/>
+              </w:rPr>
+              <w:t>多为仿真</w:t>
+            </w:r>
+          </w:p>
+        </w:tc>
+        <w:tc>
+          <w:tcPr>
+            <w:tcW w:type="dxa" w:w="1601"/>
+          </w:tcPr>
+          <w:p>
+            <w:pPr>
+              <w:spacing w:before="0" w:after="0" w:line="276" w:lineRule="auto"/>
+              <w:jc w:val="center"/>
+            </w:pPr>
+            <w:r/>
+            <w:r>
+              <w:rPr>
+                <w:rFonts w:ascii="宋体" w:hAnsi="宋体" w:eastAsia="宋体"/>
+                <w:b w:val="0"/>
+                <w:color w:val="111827"/>
+                <w:sz w:val="21"/>
+              </w:rPr>
+              <w:t>有实机</w:t>
+            </w:r>
+          </w:p>
+        </w:tc>
+        <w:tc>
+          <w:tcPr>
+            <w:tcW w:type="dxa" w:w="1601"/>
+          </w:tcPr>
+          <w:p>
+            <w:pPr>
+              <w:spacing w:before="0" w:after="0" w:line="276" w:lineRule="auto"/>
+              <w:jc w:val="center"/>
+            </w:pPr>
+            <w:r/>
+            <w:r>
+              <w:rPr>
+                <w:rFonts w:ascii="宋体" w:hAnsi="宋体" w:eastAsia="宋体"/>
+                <w:b w:val="0"/>
+                <w:color w:val="111827"/>
+                <w:sz w:val="21"/>
+              </w:rPr>
+              <w:t>多为仿真</w:t>
+            </w:r>
+          </w:p>
+        </w:tc>
+        <w:tc>
+          <w:tcPr>
+            <w:tcW w:type="dxa" w:w="2376"/>
+          </w:tcPr>
+          <w:p>
+            <w:pPr>
+              <w:spacing w:before="0" w:after="0" w:line="276" w:lineRule="auto"/>
+              <w:jc w:val="center"/>
+            </w:pPr>
+            <w:r/>
+            <w:r>
+              <w:rPr>
+                <w:rFonts w:ascii="宋体" w:hAnsi="宋体" w:eastAsia="宋体"/>
+                <w:b w:val="0"/>
+                <w:color w:val="111827"/>
+                <w:sz w:val="21"/>
+              </w:rPr>
+              <w:t>室内实机 60 余架次</w:t>
+            </w:r>
+          </w:p>
+        </w:tc>
+      </w:tr>
+    </w:tbl>
+    <w:p>
+      <w:pPr>
+        <w:spacing w:before="0" w:after="0" w:line="240" w:lineRule="exact"/>
+      </w:pPr>
+      <w:r>
+        <w:rPr>
+          <w:rFonts w:ascii="宋体" w:hAnsi="宋体" w:eastAsia="宋体"/>
+          <w:b w:val="0"/>
+          <w:color w:val="111827"/>
+          <w:sz w:val="16"/>
+        </w:rPr>
+      </w:r>
+    </w:p>
+    <w:p>
+      <w:pPr>
+        <w:spacing w:before="0" w:after="120" w:lineRule="auto" w:line="360"/>
+        <w:ind w:firstLine="480"/>
+      </w:pPr>
+      <w:r>
+        <w:rPr>
+          <w:rFonts w:ascii="宋体" w:hAnsi="宋体" w:eastAsia="宋体"/>
+          <w:b w:val="0"/>
+          <w:color w:val="111827"/>
+          <w:sz w:val="24"/>
+        </w:rPr>
+        <w:t>需要说清楚边界：以上结论只在室内、低速（不超过 8m/s）、无强风的条件下验证过。室外有风时延迟建模的参数需要重标定，否则可能比不建模更差。这一点会写进结题报告的局限性一节，不做外推。</w:t>
+      </w:r>
+    </w:p>
+    <w:p>
+      <w:pPr>
+        <w:keepNext/>
+        <w:keepLines/>
+        <w:spacing w:before="360" w:after="160" w:line="360" w:lineRule="auto"/>
+      </w:pPr>
+      <w:r>
+        <w:rPr>
+          <w:rFonts w:ascii="黑体" w:hAnsi="黑体" w:eastAsia="黑体"/>
+          <w:b/>
+          <w:color w:val="111827"/>
+          <w:sz w:val="30"/>
+        </w:rPr>
+        <w:t>六、进度安排</w:t>
+      </w:r>
+    </w:p>
+    <w:p>
+      <w:pPr>
+        <w:keepNext/>
+        <w:keepLines/>
         <w:spacing w:before="0" w:after="120" w:lineRule="auto" w:line="360"/>
         <w:ind w:firstLine="480"/>
       </w:pPr>
@@ -1451,14 +3678,16 @@
     </w:p>
     <w:p>
       <w:pPr>
-        <w:spacing w:before="160" w:after="60"/>
+        <w:keepNext/>
+        <w:keepLines/>
+        <w:spacing w:before="200" w:after="80"/>
         <w:jc w:val="center"/>
       </w:pPr>
       <w:r>
         <w:drawing>
           <wp:inline xmlns:a="http://schemas.openxmlformats.org/drawingml/2006/main" xmlns:pic="http://schemas.openxmlformats.org/drawingml/2006/picture">
-            <wp:extent cx="5472000" cy="2578060"/>
-            <wp:docPr id="5" name="Picture 5"/>
+            <wp:extent cx="5348767" cy="2520000"/>
+            <wp:docPr id="6" name="Picture 6"/>
             <wp:cNvGraphicFramePr>
               <a:graphicFrameLocks noChangeAspect="1"/>
             </wp:cNvGraphicFramePr>
@@ -1470,7 +3699,7 @@
                     <pic:cNvPicPr/>
                   </pic:nvPicPr>
                   <pic:blipFill>
-                    <a:blip r:embed="rId13"/>
+                    <a:blip r:embed="rId14"/>
                     <a:stretch>
                       <a:fillRect/>
                     </a:stretch>
@@ -1478,7 +3707,7 @@
                   <pic:spPr>
                     <a:xfrm>
                       <a:off x="0" y="0"/>
-                      <a:ext cx="5472000" cy="2578060"/>
+                      <a:ext cx="5348767" cy="2520000"/>
                     </a:xfrm>
                     <a:prstGeom prst="rect"/>
                   </pic:spPr>
@@ -1491,7 +3720,8 @@
     </w:p>
     <w:p>
       <w:pPr>
-        <w:spacing w:after="240"/>
+        <w:keepLines/>
+        <w:spacing w:before="0" w:after="280"/>
         <w:jc w:val="center"/>
       </w:pPr>
       <w:r>
@@ -1501,11 +3731,28 @@
           <w:color w:val="6B7280"/>
           <w:sz w:val="21"/>
         </w:rPr>
-        <w:t>图 5　项目进度甘特图（M1—M12，红色虚线为中期检查与结题验收节点）</w:t>
+        <w:t>图 6　项目进度甘特图（M1—M12，红色虚线为检查节点）</w:t>
       </w:r>
     </w:p>
     <w:p>
       <w:pPr>
+        <w:spacing w:before="0" w:after="120" w:lineRule="auto" w:line="360"/>
+        <w:ind w:firstLine="480"/>
+      </w:pPr>
+      <w:r>
+        <w:rPr>
+          <w:rFonts w:ascii="宋体" w:hAnsi="宋体" w:eastAsia="宋体"/>
+          <w:b w:val="0"/>
+          <w:color w:val="111827"/>
+          <w:sz w:val="24"/>
+        </w:rPr>
+        <w:t>其中 M6 的中期检查节点，需完成算法设计并提交仿真对比的初步结果；M12 的结题验收节点，需提交原理样机、实机飞行数据与论文投稿证明。</w:t>
+      </w:r>
+    </w:p>
+    <w:p>
+      <w:pPr>
+        <w:keepNext/>
+        <w:keepLines/>
         <w:spacing w:before="360" w:after="160" w:line="360" w:lineRule="auto"/>
       </w:pPr>
       <w:r>
@@ -1515,7 +3762,7 @@
           <w:color w:val="111827"/>
           <w:sz w:val="30"/>
         </w:rPr>
-        <w:t>六、预期成果与考核指标</w:t>
+        <w:t>七、预期成果与考核指标</w:t>
       </w:r>
     </w:p>
     <w:tbl>
@@ -1523,20 +3770,33 @@
         <w:tblStyle w:val="TableGrid"/>
         <w:tblW w:type="auto" w:w="0"/>
         <w:jc w:val="center"/>
+        <w:tblLayout w:type="fixed"/>
         <w:tblLook w:firstColumn="1" w:firstRow="1" w:lastColumn="0" w:lastRow="0" w:noHBand="0" w:noVBand="1" w:val="04A0"/>
+        <w:tblLayout w:type="fixed"/>
+        <w:tblCellMar>
+          <w:top w:w="50" w:type="dxa"/>
+          <w:bottom w:w="50" w:type="dxa"/>
+          <w:left w:w="100" w:type="dxa"/>
+          <w:right w:w="100" w:type="dxa"/>
+        </w:tblCellMar>
       </w:tblPr>
       <w:tblGrid>
-        <w:gridCol w:w="2910"/>
-        <w:gridCol w:w="2910"/>
-        <w:gridCol w:w="2910"/>
+        <w:gridCol w:w="1928"/>
+        <w:gridCol w:w="4309"/>
+        <w:gridCol w:w="2494"/>
       </w:tblGrid>
       <w:tr>
+        <w:trPr>
+          <w:tblHeader/>
+          <w:cantSplit/>
+        </w:trPr>
         <w:tc>
           <w:tcPr>
             <w:tcW w:type="dxa" w:w="1928"/>
           </w:tcPr>
           <w:p>
             <w:pPr>
+              <w:spacing w:before="0" w:after="0"/>
               <w:jc w:val="center"/>
             </w:pPr>
             <w:r/>
@@ -1557,6 +3817,7 @@
           </w:tcPr>
           <w:p>
             <w:pPr>
+              <w:spacing w:before="0" w:after="0"/>
               <w:jc w:val="center"/>
             </w:pPr>
             <w:r/>
@@ -1577,6 +3838,7 @@
           </w:tcPr>
           <w:p>
             <w:pPr>
+              <w:spacing w:before="0" w:after="0"/>
               <w:jc w:val="center"/>
             </w:pPr>
             <w:r/>
@@ -1593,11 +3855,17 @@
         </w:tc>
       </w:tr>
       <w:tr>
+        <w:trPr>
+          <w:cantSplit/>
+        </w:trPr>
         <w:tc>
           <w:tcPr>
             <w:tcW w:type="dxa" w:w="1928"/>
           </w:tcPr>
           <w:p>
+            <w:pPr>
+              <w:spacing w:before="0" w:after="0" w:line="276" w:lineRule="auto"/>
+            </w:pPr>
             <w:r/>
             <w:r>
               <w:rPr>
@@ -1616,6 +3884,7 @@
           </w:tcPr>
           <w:p>
             <w:pPr>
+              <w:spacing w:before="0" w:after="0" w:line="276" w:lineRule="auto"/>
               <w:jc w:val="center"/>
             </w:pPr>
             <w:r/>
@@ -1636,6 +3905,7 @@
           </w:tcPr>
           <w:p>
             <w:pPr>
+              <w:spacing w:before="0" w:after="0" w:line="276" w:lineRule="auto"/>
               <w:jc w:val="center"/>
             </w:pPr>
             <w:r/>
@@ -1652,11 +3922,17 @@
         </w:tc>
       </w:tr>
       <w:tr>
+        <w:trPr>
+          <w:cantSplit/>
+        </w:trPr>
         <w:tc>
           <w:tcPr>
             <w:tcW w:type="dxa" w:w="1928"/>
           </w:tcPr>
           <w:p>
+            <w:pPr>
+              <w:spacing w:before="0" w:after="0" w:line="276" w:lineRule="auto"/>
+            </w:pPr>
             <w:r/>
             <w:r>
               <w:rPr>
@@ -1675,6 +3951,7 @@
           </w:tcPr>
           <w:p>
             <w:pPr>
+              <w:spacing w:before="0" w:after="0" w:line="276" w:lineRule="auto"/>
               <w:jc w:val="center"/>
             </w:pPr>
             <w:r/>
@@ -1695,6 +3972,7 @@
           </w:tcPr>
           <w:p>
             <w:pPr>
+              <w:spacing w:before="0" w:after="0" w:line="276" w:lineRule="auto"/>
               <w:jc w:val="center"/>
             </w:pPr>
             <w:r/>
@@ -1711,11 +3989,17 @@
         </w:tc>
       </w:tr>
       <w:tr>
+        <w:trPr>
+          <w:cantSplit/>
+        </w:trPr>
         <w:tc>
           <w:tcPr>
             <w:tcW w:type="dxa" w:w="1928"/>
           </w:tcPr>
           <w:p>
+            <w:pPr>
+              <w:spacing w:before="0" w:after="0" w:line="276" w:lineRule="auto"/>
+            </w:pPr>
             <w:r/>
             <w:r>
               <w:rPr>
@@ -1734,6 +4018,7 @@
           </w:tcPr>
           <w:p>
             <w:pPr>
+              <w:spacing w:before="0" w:after="0" w:line="276" w:lineRule="auto"/>
               <w:jc w:val="center"/>
             </w:pPr>
             <w:r/>
@@ -1754,6 +4039,7 @@
           </w:tcPr>
           <w:p>
             <w:pPr>
+              <w:spacing w:before="0" w:after="0" w:line="276" w:lineRule="auto"/>
               <w:jc w:val="center"/>
             </w:pPr>
             <w:r/>
@@ -1770,11 +4056,84 @@
         </w:tc>
       </w:tr>
       <w:tr>
+        <w:trPr>
+          <w:cantSplit/>
+        </w:trPr>
         <w:tc>
           <w:tcPr>
             <w:tcW w:type="dxa" w:w="1928"/>
           </w:tcPr>
           <w:p>
+            <w:pPr>
+              <w:spacing w:before="0" w:after="0" w:line="276" w:lineRule="auto"/>
+            </w:pPr>
+            <w:r/>
+            <w:r>
+              <w:rPr>
+                <w:rFonts w:ascii="宋体" w:hAnsi="宋体" w:eastAsia="宋体"/>
+                <w:b w:val="0"/>
+                <w:color w:val="111827"/>
+                <w:sz w:val="21"/>
+              </w:rPr>
+              <w:t>数据集</w:t>
+            </w:r>
+          </w:p>
+        </w:tc>
+        <w:tc>
+          <w:tcPr>
+            <w:tcW w:type="dxa" w:w="4309"/>
+          </w:tcPr>
+          <w:p>
+            <w:pPr>
+              <w:spacing w:before="0" w:after="0" w:line="276" w:lineRule="auto"/>
+              <w:jc w:val="center"/>
+            </w:pPr>
+            <w:r/>
+            <w:r>
+              <w:rPr>
+                <w:rFonts w:ascii="宋体" w:hAnsi="宋体" w:eastAsia="宋体"/>
+                <w:b w:val="0"/>
+                <w:color w:val="111827"/>
+                <w:sz w:val="21"/>
+              </w:rPr>
+              <w:t>动态障碍仿真场景库</w:t>
+            </w:r>
+          </w:p>
+        </w:tc>
+        <w:tc>
+          <w:tcPr>
+            <w:tcW w:type="dxa" w:w="2494"/>
+          </w:tcPr>
+          <w:p>
+            <w:pPr>
+              <w:spacing w:before="0" w:after="0" w:line="276" w:lineRule="auto"/>
+              <w:jc w:val="center"/>
+            </w:pPr>
+            <w:r/>
+            <w:r>
+              <w:rPr>
+                <w:rFonts w:ascii="宋体" w:hAnsi="宋体" w:eastAsia="宋体"/>
+                <w:b w:val="0"/>
+                <w:color w:val="111827"/>
+                <w:sz w:val="21"/>
+              </w:rPr>
+              <w:t>200 组场景，开源发布</w:t>
+            </w:r>
+          </w:p>
+        </w:tc>
+      </w:tr>
+      <w:tr>
+        <w:trPr>
+          <w:cantSplit/>
+        </w:trPr>
+        <w:tc>
+          <w:tcPr>
+            <w:tcW w:type="dxa" w:w="1928"/>
+          </w:tcPr>
+          <w:p>
+            <w:pPr>
+              <w:spacing w:before="0" w:after="0" w:line="276" w:lineRule="auto"/>
+            </w:pPr>
             <w:r/>
             <w:r>
               <w:rPr>
@@ -1793,6 +4152,7 @@
           </w:tcPr>
           <w:p>
             <w:pPr>
+              <w:spacing w:before="0" w:after="0" w:line="276" w:lineRule="auto"/>
               <w:jc w:val="center"/>
             </w:pPr>
             <w:r/>
@@ -1813,6 +4173,7 @@
           </w:tcPr>
           <w:p>
             <w:pPr>
+              <w:spacing w:before="0" w:after="0" w:line="276" w:lineRule="auto"/>
               <w:jc w:val="center"/>
             </w:pPr>
             <w:r/>
@@ -1831,6 +4192,36 @@
     </w:tbl>
     <w:p>
       <w:pPr>
+        <w:spacing w:before="0" w:after="0" w:line="240" w:lineRule="exact"/>
+      </w:pPr>
+      <w:r>
+        <w:rPr>
+          <w:rFonts w:ascii="宋体" w:hAnsi="宋体" w:eastAsia="宋体"/>
+          <w:b w:val="0"/>
+          <w:color w:val="111827"/>
+          <w:sz w:val="16"/>
+        </w:rPr>
+      </w:r>
+    </w:p>
+    <w:p>
+      <w:pPr>
+        <w:spacing w:before="0" w:after="120" w:lineRule="auto" w:line="360"/>
+        <w:ind w:firstLine="480"/>
+      </w:pPr>
+      <w:r>
+        <w:rPr>
+          <w:rFonts w:ascii="宋体" w:hAnsi="宋体" w:eastAsia="宋体"/>
+          <w:b w:val="0"/>
+          <w:color w:val="111827"/>
+          <w:sz w:val="24"/>
+        </w:rPr>
+        <w:t>成果形式需要说明清楚，避免结题时产生争议。论文以「录用或见刊」为达标标准，不接受「已投稿」作为成果；软件著作权需取得登记证书而非受理通知书；原理样机需完成至少 40 架次的实机飞行，且飞行数据可追溯。仿真场景库与对比数据将以开源形式发布，供后续研究者复现。</w:t>
+      </w:r>
+    </w:p>
+    <w:p>
+      <w:pPr>
+        <w:keepNext/>
+        <w:keepLines/>
         <w:spacing w:before="360" w:after="160" w:line="360" w:lineRule="auto"/>
       </w:pPr>
       <w:r>
@@ -1840,7 +4231,7 @@
           <w:color w:val="111827"/>
           <w:sz w:val="30"/>
         </w:rPr>
-        <w:t>七、经费预算</w:t>
+        <w:t>八、经费预算</w:t>
       </w:r>
     </w:p>
     <w:p>
@@ -1860,14 +4251,16 @@
     </w:p>
     <w:p>
       <w:pPr>
-        <w:spacing w:before="160" w:after="60"/>
+        <w:keepNext/>
+        <w:keepLines/>
+        <w:spacing w:before="200" w:after="80"/>
         <w:jc w:val="center"/>
       </w:pPr>
       <w:r>
         <w:drawing>
           <wp:inline xmlns:a="http://schemas.openxmlformats.org/drawingml/2006/main" xmlns:pic="http://schemas.openxmlformats.org/drawingml/2006/picture">
-            <wp:extent cx="4500000" cy="3174525"/>
-            <wp:docPr id="6" name="Picture 6"/>
+            <wp:extent cx="3707928" cy="2519999"/>
+            <wp:docPr id="7" name="Picture 7"/>
             <wp:cNvGraphicFramePr>
               <a:graphicFrameLocks noChangeAspect="1"/>
             </wp:cNvGraphicFramePr>
@@ -1879,7 +4272,7 @@
                     <pic:cNvPicPr/>
                   </pic:nvPicPr>
                   <pic:blipFill>
-                    <a:blip r:embed="rId14"/>
+                    <a:blip r:embed="rId15"/>
                     <a:stretch>
                       <a:fillRect/>
                     </a:stretch>
@@ -1887,7 +4280,7 @@
                   <pic:spPr>
                     <a:xfrm>
                       <a:off x="0" y="0"/>
-                      <a:ext cx="4500000" cy="3174525"/>
+                      <a:ext cx="3707928" cy="2519999"/>
                     </a:xfrm>
                     <a:prstGeom prst="rect"/>
                   </pic:spPr>
@@ -1900,7 +4293,8 @@
     </w:p>
     <w:p>
       <w:pPr>
-        <w:spacing w:after="240"/>
+        <w:keepLines/>
+        <w:spacing w:before="0" w:after="280"/>
         <w:jc w:val="center"/>
       </w:pPr>
       <w:r>
@@ -1910,7 +4304,7 @@
           <w:color w:val="6B7280"/>
           <w:sz w:val="21"/>
         </w:rPr>
-        <w:t>图 6　经费预算结构（合计 3.00 万元）</w:t>
+        <w:t>图 7　经费预算结构（合计 3.00 万元）</w:t>
       </w:r>
     </w:p>
     <w:tbl>
@@ -1918,21 +4312,34 @@
         <w:tblStyle w:val="TableGrid"/>
         <w:tblW w:type="auto" w:w="0"/>
         <w:jc w:val="center"/>
+        <w:tblLayout w:type="fixed"/>
         <w:tblLook w:firstColumn="1" w:firstRow="1" w:lastColumn="0" w:lastRow="0" w:noHBand="0" w:noVBand="1" w:val="04A0"/>
+        <w:tblLayout w:type="fixed"/>
+        <w:tblCellMar>
+          <w:top w:w="50" w:type="dxa"/>
+          <w:bottom w:w="50" w:type="dxa"/>
+          <w:left w:w="100" w:type="dxa"/>
+          <w:right w:w="100" w:type="dxa"/>
+        </w:tblCellMar>
       </w:tblPr>
       <w:tblGrid>
-        <w:gridCol w:w="2183"/>
-        <w:gridCol w:w="2183"/>
-        <w:gridCol w:w="2183"/>
-        <w:gridCol w:w="2183"/>
+        <w:gridCol w:w="873"/>
+        <w:gridCol w:w="1964"/>
+        <w:gridCol w:w="1637"/>
+        <w:gridCol w:w="4256"/>
       </w:tblGrid>
       <w:tr>
+        <w:trPr>
+          <w:tblHeader/>
+          <w:cantSplit/>
+        </w:trPr>
         <w:tc>
           <w:tcPr>
-            <w:tcW w:type="dxa" w:w="907"/>
+            <w:tcW w:type="dxa" w:w="873"/>
           </w:tcPr>
           <w:p>
             <w:pPr>
+              <w:spacing w:before="0" w:after="0"/>
               <w:jc w:val="center"/>
             </w:pPr>
             <w:r/>
@@ -1949,10 +4356,11 @@
         </w:tc>
         <w:tc>
           <w:tcPr>
-            <w:tcW w:type="dxa" w:w="2041"/>
+            <w:tcW w:type="dxa" w:w="1964"/>
           </w:tcPr>
           <w:p>
             <w:pPr>
+              <w:spacing w:before="0" w:after="0"/>
               <w:jc w:val="center"/>
             </w:pPr>
             <w:r/>
@@ -1969,10 +4377,11 @@
         </w:tc>
         <w:tc>
           <w:tcPr>
-            <w:tcW w:type="dxa" w:w="1701"/>
+            <w:tcW w:type="dxa" w:w="1637"/>
           </w:tcPr>
           <w:p>
             <w:pPr>
+              <w:spacing w:before="0" w:after="0"/>
               <w:jc w:val="center"/>
             </w:pPr>
             <w:r/>
@@ -1989,10 +4398,11 @@
         </w:tc>
         <w:tc>
           <w:tcPr>
-            <w:tcW w:type="dxa" w:w="4422"/>
+            <w:tcW w:type="dxa" w:w="4256"/>
           </w:tcPr>
           <w:p>
             <w:pPr>
+              <w:spacing w:before="0" w:after="0"/>
               <w:jc w:val="center"/>
             </w:pPr>
             <w:r/>
@@ -2009,11 +4419,17 @@
         </w:tc>
       </w:tr>
       <w:tr>
+        <w:trPr>
+          <w:cantSplit/>
+        </w:trPr>
         <w:tc>
           <w:tcPr>
-            <w:tcW w:type="dxa" w:w="907"/>
+            <w:tcW w:type="dxa" w:w="873"/>
           </w:tcPr>
           <w:p>
+            <w:pPr>
+              <w:spacing w:before="0" w:after="0" w:line="276" w:lineRule="auto"/>
+            </w:pPr>
             <w:r/>
             <w:r>
               <w:rPr>
@@ -2028,10 +4444,11 @@
         </w:tc>
         <w:tc>
           <w:tcPr>
-            <w:tcW w:type="dxa" w:w="2041"/>
+            <w:tcW w:type="dxa" w:w="1964"/>
           </w:tcPr>
           <w:p>
             <w:pPr>
+              <w:spacing w:before="0" w:after="0" w:line="276" w:lineRule="auto"/>
               <w:jc w:val="center"/>
             </w:pPr>
             <w:r/>
@@ -2048,10 +4465,11 @@
         </w:tc>
         <w:tc>
           <w:tcPr>
-            <w:tcW w:type="dxa" w:w="1701"/>
+            <w:tcW w:type="dxa" w:w="1637"/>
           </w:tcPr>
           <w:p>
             <w:pPr>
+              <w:spacing w:before="0" w:after="0" w:line="276" w:lineRule="auto"/>
               <w:jc w:val="center"/>
             </w:pPr>
             <w:r/>
@@ -2068,10 +4486,11 @@
         </w:tc>
         <w:tc>
           <w:tcPr>
-            <w:tcW w:type="dxa" w:w="4422"/>
+            <w:tcW w:type="dxa" w:w="4256"/>
           </w:tcPr>
           <w:p>
             <w:pPr>
+              <w:spacing w:before="0" w:after="0" w:line="276" w:lineRule="auto"/>
               <w:jc w:val="center"/>
             </w:pPr>
             <w:r/>
@@ -2088,11 +4507,17 @@
         </w:tc>
       </w:tr>
       <w:tr>
+        <w:trPr>
+          <w:cantSplit/>
+        </w:trPr>
         <w:tc>
           <w:tcPr>
-            <w:tcW w:type="dxa" w:w="907"/>
+            <w:tcW w:type="dxa" w:w="873"/>
           </w:tcPr>
           <w:p>
+            <w:pPr>
+              <w:spacing w:before="0" w:after="0" w:line="276" w:lineRule="auto"/>
+            </w:pPr>
             <w:r/>
             <w:r>
               <w:rPr>
@@ -2107,10 +4532,11 @@
         </w:tc>
         <w:tc>
           <w:tcPr>
-            <w:tcW w:type="dxa" w:w="2041"/>
+            <w:tcW w:type="dxa" w:w="1964"/>
           </w:tcPr>
           <w:p>
             <w:pPr>
+              <w:spacing w:before="0" w:after="0" w:line="276" w:lineRule="auto"/>
               <w:jc w:val="center"/>
             </w:pPr>
             <w:r/>
@@ -2127,10 +4553,11 @@
         </w:tc>
         <w:tc>
           <w:tcPr>
-            <w:tcW w:type="dxa" w:w="1701"/>
+            <w:tcW w:type="dxa" w:w="1637"/>
           </w:tcPr>
           <w:p>
             <w:pPr>
+              <w:spacing w:before="0" w:after="0" w:line="276" w:lineRule="auto"/>
               <w:jc w:val="center"/>
             </w:pPr>
             <w:r/>
@@ -2147,10 +4574,11 @@
         </w:tc>
         <w:tc>
           <w:tcPr>
-            <w:tcW w:type="dxa" w:w="4422"/>
+            <w:tcW w:type="dxa" w:w="4256"/>
           </w:tcPr>
           <w:p>
             <w:pPr>
+              <w:spacing w:before="0" w:after="0" w:line="276" w:lineRule="auto"/>
               <w:jc w:val="center"/>
             </w:pPr>
             <w:r/>
@@ -2167,11 +4595,17 @@
         </w:tc>
       </w:tr>
       <w:tr>
+        <w:trPr>
+          <w:cantSplit/>
+        </w:trPr>
         <w:tc>
           <w:tcPr>
-            <w:tcW w:type="dxa" w:w="907"/>
+            <w:tcW w:type="dxa" w:w="873"/>
           </w:tcPr>
           <w:p>
+            <w:pPr>
+              <w:spacing w:before="0" w:after="0" w:line="276" w:lineRule="auto"/>
+            </w:pPr>
             <w:r/>
             <w:r>
               <w:rPr>
@@ -2186,10 +4620,11 @@
         </w:tc>
         <w:tc>
           <w:tcPr>
-            <w:tcW w:type="dxa" w:w="2041"/>
+            <w:tcW w:type="dxa" w:w="1964"/>
           </w:tcPr>
           <w:p>
             <w:pPr>
+              <w:spacing w:before="0" w:after="0" w:line="276" w:lineRule="auto"/>
               <w:jc w:val="center"/>
             </w:pPr>
             <w:r/>
@@ -2206,10 +4641,11 @@
         </w:tc>
         <w:tc>
           <w:tcPr>
-            <w:tcW w:type="dxa" w:w="1701"/>
+            <w:tcW w:type="dxa" w:w="1637"/>
           </w:tcPr>
           <w:p>
             <w:pPr>
+              <w:spacing w:before="0" w:after="0" w:line="276" w:lineRule="auto"/>
               <w:jc w:val="center"/>
             </w:pPr>
             <w:r/>
@@ -2226,10 +4662,11 @@
         </w:tc>
         <w:tc>
           <w:tcPr>
-            <w:tcW w:type="dxa" w:w="4422"/>
+            <w:tcW w:type="dxa" w:w="4256"/>
           </w:tcPr>
           <w:p>
             <w:pPr>
+              <w:spacing w:before="0" w:after="0" w:line="276" w:lineRule="auto"/>
               <w:jc w:val="center"/>
             </w:pPr>
             <w:r/>
@@ -2246,11 +4683,17 @@
         </w:tc>
       </w:tr>
       <w:tr>
+        <w:trPr>
+          <w:cantSplit/>
+        </w:trPr>
         <w:tc>
           <w:tcPr>
-            <w:tcW w:type="dxa" w:w="907"/>
+            <w:tcW w:type="dxa" w:w="873"/>
           </w:tcPr>
           <w:p>
+            <w:pPr>
+              <w:spacing w:before="0" w:after="0" w:line="276" w:lineRule="auto"/>
+            </w:pPr>
             <w:r/>
             <w:r>
               <w:rPr>
@@ -2265,10 +4708,11 @@
         </w:tc>
         <w:tc>
           <w:tcPr>
-            <w:tcW w:type="dxa" w:w="2041"/>
+            <w:tcW w:type="dxa" w:w="1964"/>
           </w:tcPr>
           <w:p>
             <w:pPr>
+              <w:spacing w:before="0" w:after="0" w:line="276" w:lineRule="auto"/>
               <w:jc w:val="center"/>
             </w:pPr>
             <w:r/>
@@ -2285,10 +4729,11 @@
         </w:tc>
         <w:tc>
           <w:tcPr>
-            <w:tcW w:type="dxa" w:w="1701"/>
+            <w:tcW w:type="dxa" w:w="1637"/>
           </w:tcPr>
           <w:p>
             <w:pPr>
+              <w:spacing w:before="0" w:after="0" w:line="276" w:lineRule="auto"/>
               <w:jc w:val="center"/>
             </w:pPr>
             <w:r/>
@@ -2305,10 +4750,11 @@
         </w:tc>
         <w:tc>
           <w:tcPr>
-            <w:tcW w:type="dxa" w:w="4422"/>
+            <w:tcW w:type="dxa" w:w="4256"/>
           </w:tcPr>
           <w:p>
             <w:pPr>
+              <w:spacing w:before="0" w:after="0" w:line="276" w:lineRule="auto"/>
               <w:jc w:val="center"/>
             </w:pPr>
             <w:r/>
@@ -2325,11 +4771,17 @@
         </w:tc>
       </w:tr>
       <w:tr>
+        <w:trPr>
+          <w:cantSplit/>
+        </w:trPr>
         <w:tc>
           <w:tcPr>
-            <w:tcW w:type="dxa" w:w="907"/>
+            <w:tcW w:type="dxa" w:w="873"/>
           </w:tcPr>
           <w:p>
+            <w:pPr>
+              <w:spacing w:before="0" w:after="0" w:line="276" w:lineRule="auto"/>
+            </w:pPr>
             <w:r/>
             <w:r>
               <w:rPr>
@@ -2344,10 +4796,11 @@
         </w:tc>
         <w:tc>
           <w:tcPr>
-            <w:tcW w:type="dxa" w:w="2041"/>
+            <w:tcW w:type="dxa" w:w="1964"/>
           </w:tcPr>
           <w:p>
             <w:pPr>
+              <w:spacing w:before="0" w:after="0" w:line="276" w:lineRule="auto"/>
               <w:jc w:val="center"/>
             </w:pPr>
             <w:r/>
@@ -2364,10 +4817,11 @@
         </w:tc>
         <w:tc>
           <w:tcPr>
-            <w:tcW w:type="dxa" w:w="1701"/>
+            <w:tcW w:type="dxa" w:w="1637"/>
           </w:tcPr>
           <w:p>
             <w:pPr>
+              <w:spacing w:before="0" w:after="0" w:line="276" w:lineRule="auto"/>
               <w:jc w:val="center"/>
             </w:pPr>
             <w:r/>
@@ -2384,10 +4838,11 @@
         </w:tc>
         <w:tc>
           <w:tcPr>
-            <w:tcW w:type="dxa" w:w="4422"/>
+            <w:tcW w:type="dxa" w:w="4256"/>
           </w:tcPr>
           <w:p>
             <w:pPr>
+              <w:spacing w:before="0" w:after="0" w:line="276" w:lineRule="auto"/>
               <w:jc w:val="center"/>
             </w:pPr>
             <w:r/>
@@ -2404,11 +4859,17 @@
         </w:tc>
       </w:tr>
       <w:tr>
+        <w:trPr>
+          <w:cantSplit/>
+        </w:trPr>
         <w:tc>
           <w:tcPr>
-            <w:tcW w:type="dxa" w:w="907"/>
+            <w:tcW w:type="dxa" w:w="873"/>
           </w:tcPr>
           <w:p>
+            <w:pPr>
+              <w:spacing w:before="0" w:after="0" w:line="276" w:lineRule="auto"/>
+            </w:pPr>
             <w:r/>
             <w:r>
               <w:rPr>
@@ -2423,10 +4884,11 @@
         </w:tc>
         <w:tc>
           <w:tcPr>
-            <w:tcW w:type="dxa" w:w="2041"/>
+            <w:tcW w:type="dxa" w:w="1964"/>
           </w:tcPr>
           <w:p>
             <w:pPr>
+              <w:spacing w:before="0" w:after="0" w:line="276" w:lineRule="auto"/>
               <w:jc w:val="center"/>
             </w:pPr>
             <w:r/>
@@ -2443,10 +4905,11 @@
         </w:tc>
         <w:tc>
           <w:tcPr>
-            <w:tcW w:type="dxa" w:w="1701"/>
+            <w:tcW w:type="dxa" w:w="1637"/>
           </w:tcPr>
           <w:p>
             <w:pPr>
+              <w:spacing w:before="0" w:after="0" w:line="276" w:lineRule="auto"/>
               <w:jc w:val="center"/>
             </w:pPr>
             <w:r/>
@@ -2463,10 +4926,11 @@
         </w:tc>
         <w:tc>
           <w:tcPr>
-            <w:tcW w:type="dxa" w:w="4422"/>
+            <w:tcW w:type="dxa" w:w="4256"/>
           </w:tcPr>
           <w:p>
             <w:pPr>
+              <w:spacing w:before="0" w:after="0" w:line="276" w:lineRule="auto"/>
               <w:jc w:val="center"/>
             </w:pPr>
             <w:r/>
@@ -2483,11 +4947,17 @@
         </w:tc>
       </w:tr>
       <w:tr>
+        <w:trPr>
+          <w:cantSplit/>
+        </w:trPr>
         <w:tc>
           <w:tcPr>
-            <w:tcW w:type="dxa" w:w="907"/>
+            <w:tcW w:type="dxa" w:w="873"/>
           </w:tcPr>
           <w:p>
+            <w:pPr>
+              <w:spacing w:before="0" w:after="0" w:line="276" w:lineRule="auto"/>
+            </w:pPr>
             <w:r/>
             <w:r>
               <w:rPr>
@@ -2501,10 +4971,11 @@
         </w:tc>
         <w:tc>
           <w:tcPr>
-            <w:tcW w:type="dxa" w:w="2041"/>
+            <w:tcW w:type="dxa" w:w="1964"/>
           </w:tcPr>
           <w:p>
             <w:pPr>
+              <w:spacing w:before="0" w:after="0" w:line="276" w:lineRule="auto"/>
               <w:jc w:val="center"/>
             </w:pPr>
             <w:r/>
@@ -2521,10 +4992,11 @@
         </w:tc>
         <w:tc>
           <w:tcPr>
-            <w:tcW w:type="dxa" w:w="1701"/>
+            <w:tcW w:type="dxa" w:w="1637"/>
           </w:tcPr>
           <w:p>
             <w:pPr>
+              <w:spacing w:before="0" w:after="0" w:line="276" w:lineRule="auto"/>
               <w:jc w:val="center"/>
             </w:pPr>
             <w:r/>
@@ -2541,10 +5013,11 @@
         </w:tc>
         <w:tc>
           <w:tcPr>
-            <w:tcW w:type="dxa" w:w="4422"/>
+            <w:tcW w:type="dxa" w:w="4256"/>
           </w:tcPr>
           <w:p>
             <w:pPr>
+              <w:spacing w:before="0" w:after="0" w:line="276" w:lineRule="auto"/>
               <w:jc w:val="center"/>
             </w:pPr>
             <w:r/>
@@ -2563,6 +5036,21 @@
     </w:tbl>
     <w:p>
       <w:pPr>
+        <w:spacing w:before="0" w:after="0" w:line="240" w:lineRule="exact"/>
+      </w:pPr>
+      <w:r>
+        <w:rPr>
+          <w:rFonts w:ascii="宋体" w:hAnsi="宋体" w:eastAsia="宋体"/>
+          <w:b w:val="0"/>
+          <w:color w:val="111827"/>
+          <w:sz w:val="16"/>
+        </w:rPr>
+      </w:r>
+    </w:p>
+    <w:p>
+      <w:pPr>
+        <w:keepNext/>
+        <w:keepLines/>
         <w:spacing w:before="360" w:after="160" w:line="360" w:lineRule="auto"/>
       </w:pPr>
       <w:r>
@@ -2572,26 +5060,13 @@
           <w:color w:val="111827"/>
           <w:sz w:val="30"/>
         </w:rPr>
-        <w:t>八、审核意见</w:t>
+        <w:t>九、风险分析与应对</w:t>
       </w:r>
     </w:p>
     <w:p>
       <w:pPr>
-        <w:spacing w:before="200" w:after="100" w:line="360" w:lineRule="auto"/>
-      </w:pPr>
-      <w:r>
-        <w:rPr>
-          <w:rFonts w:ascii="黑体" w:hAnsi="黑体" w:eastAsia="黑体"/>
-          <w:b/>
-          <w:color w:val="111827"/>
-          <w:sz w:val="25"/>
-        </w:rPr>
-        <w:t>指导教师意见</w:t>
-      </w:r>
-    </w:p>
-    <w:p>
-      <w:pPr>
-        <w:spacing w:before="0" w:after="360" w:lineRule="auto" w:line="360"/>
+        <w:spacing w:before="0" w:after="120" w:lineRule="auto" w:line="360"/>
+        <w:ind w:firstLine="480"/>
       </w:pPr>
       <w:r>
         <w:rPr>
@@ -2600,27 +5075,442 @@
           <w:color w:val="111827"/>
           <w:sz w:val="24"/>
         </w:rPr>
-        <w:t xml:space="preserve">　</w:t>
+        <w:t>按发生概率与影响程度两个维度对项目风险做定位，落在右上象限的 R1 是唯一需要提前设计技术预案的风险项。</w:t>
       </w:r>
     </w:p>
     <w:p>
       <w:pPr>
-        <w:spacing w:after="80"/>
-        <w:jc w:val="right"/>
+        <w:keepNext/>
+        <w:keepLines/>
+        <w:spacing w:before="200" w:after="80"/>
+        <w:jc w:val="center"/>
+      </w:pPr>
+      <w:r>
+        <w:drawing>
+          <wp:inline xmlns:a="http://schemas.openxmlformats.org/drawingml/2006/main" xmlns:pic="http://schemas.openxmlformats.org/drawingml/2006/picture">
+            <wp:extent cx="4400000" cy="2520000"/>
+            <wp:docPr id="8" name="Picture 8"/>
+            <wp:cNvGraphicFramePr>
+              <a:graphicFrameLocks noChangeAspect="1"/>
+            </wp:cNvGraphicFramePr>
+            <a:graphic>
+              <a:graphicData uri="http://schemas.openxmlformats.org/drawingml/2006/picture">
+                <pic:pic>
+                  <pic:nvPicPr>
+                    <pic:cNvPr id="0" name="13_risk.png"/>
+                    <pic:cNvPicPr/>
+                  </pic:nvPicPr>
+                  <pic:blipFill>
+                    <a:blip r:embed="rId16"/>
+                    <a:stretch>
+                      <a:fillRect/>
+                    </a:stretch>
+                  </pic:blipFill>
+                  <pic:spPr>
+                    <a:xfrm>
+                      <a:off x="0" y="0"/>
+                      <a:ext cx="4400000" cy="2520000"/>
+                    </a:xfrm>
+                    <a:prstGeom prst="rect"/>
+                  </pic:spPr>
+                </pic:pic>
+              </a:graphicData>
+            </a:graphic>
+          </wp:inline>
+        </w:drawing>
+      </w:r>
+    </w:p>
+    <w:p>
+      <w:pPr>
+        <w:keepLines/>
+        <w:spacing w:before="0" w:after="280"/>
+        <w:jc w:val="center"/>
       </w:pPr>
       <w:r>
         <w:rPr>
           <w:rFonts w:ascii="宋体" w:hAnsi="宋体" w:eastAsia="宋体"/>
           <w:b w:val="0"/>
           <w:color w:val="6B7280"/>
-          <w:sz w:val="22"/>
+          <w:sz w:val="21"/>
         </w:rPr>
-        <w:t>签字：＿＿＿＿＿＿＿＿　　　日期：　　年　　月　　日</w:t>
+        <w:t>图 8　项目风险矩阵（概率 × 影响）</w:t>
+      </w:r>
+    </w:p>
+    <w:tbl>
+      <w:tblPr>
+        <w:tblStyle w:val="TableGrid"/>
+        <w:tblW w:type="auto" w:w="0"/>
+        <w:jc w:val="center"/>
+        <w:tblLayout w:type="fixed"/>
+        <w:tblLook w:firstColumn="1" w:firstRow="1" w:lastColumn="0" w:lastRow="0" w:noHBand="0" w:noVBand="1" w:val="04A0"/>
+        <w:tblLayout w:type="fixed"/>
+        <w:tblCellMar>
+          <w:top w:w="50" w:type="dxa"/>
+          <w:bottom w:w="50" w:type="dxa"/>
+          <w:left w:w="100" w:type="dxa"/>
+          <w:right w:w="100" w:type="dxa"/>
+        </w:tblCellMar>
+      </w:tblPr>
+      <w:tblGrid>
+        <w:gridCol w:w="1637"/>
+        <w:gridCol w:w="3383"/>
+        <w:gridCol w:w="3711"/>
+      </w:tblGrid>
+      <w:tr>
+        <w:trPr>
+          <w:tblHeader/>
+          <w:cantSplit/>
+        </w:trPr>
+        <w:tc>
+          <w:tcPr>
+            <w:tcW w:type="dxa" w:w="1637"/>
+          </w:tcPr>
+          <w:p>
+            <w:pPr>
+              <w:spacing w:before="0" w:after="0"/>
+              <w:jc w:val="center"/>
+            </w:pPr>
+            <w:r/>
+            <w:r>
+              <w:rPr>
+                <w:rFonts w:ascii="黑体" w:hAnsi="黑体" w:eastAsia="黑体"/>
+                <w:b/>
+                <w:color w:val="111827"/>
+                <w:sz w:val="21"/>
+              </w:rPr>
+              <w:t>风险类型</w:t>
+            </w:r>
+          </w:p>
+        </w:tc>
+        <w:tc>
+          <w:tcPr>
+            <w:tcW w:type="dxa" w:w="3383"/>
+          </w:tcPr>
+          <w:p>
+            <w:pPr>
+              <w:spacing w:before="0" w:after="0"/>
+              <w:jc w:val="center"/>
+            </w:pPr>
+            <w:r/>
+            <w:r>
+              <w:rPr>
+                <w:rFonts w:ascii="黑体" w:hAnsi="黑体" w:eastAsia="黑体"/>
+                <w:b/>
+                <w:color w:val="111827"/>
+                <w:sz w:val="21"/>
+              </w:rPr>
+              <w:t>具体表现</w:t>
+            </w:r>
+          </w:p>
+        </w:tc>
+        <w:tc>
+          <w:tcPr>
+            <w:tcW w:type="dxa" w:w="3711"/>
+          </w:tcPr>
+          <w:p>
+            <w:pPr>
+              <w:spacing w:before="0" w:after="0"/>
+              <w:jc w:val="center"/>
+            </w:pPr>
+            <w:r/>
+            <w:r>
+              <w:rPr>
+                <w:rFonts w:ascii="黑体" w:hAnsi="黑体" w:eastAsia="黑体"/>
+                <w:b/>
+                <w:color w:val="111827"/>
+                <w:sz w:val="21"/>
+              </w:rPr>
+              <w:t>应对措施</w:t>
+            </w:r>
+          </w:p>
+        </w:tc>
+      </w:tr>
+      <w:tr>
+        <w:trPr>
+          <w:cantSplit/>
+        </w:trPr>
+        <w:tc>
+          <w:tcPr>
+            <w:tcW w:type="dxa" w:w="1637"/>
+          </w:tcPr>
+          <w:p>
+            <w:pPr>
+              <w:spacing w:before="0" w:after="0" w:line="276" w:lineRule="auto"/>
+            </w:pPr>
+            <w:r/>
+            <w:r>
+              <w:rPr>
+                <w:rFonts w:ascii="宋体" w:hAnsi="宋体" w:eastAsia="宋体"/>
+                <w:b w:val="0"/>
+                <w:color w:val="111827"/>
+                <w:sz w:val="21"/>
+              </w:rPr>
+              <w:t>技术风险</w:t>
+            </w:r>
+          </w:p>
+        </w:tc>
+        <w:tc>
+          <w:tcPr>
+            <w:tcW w:type="dxa" w:w="3383"/>
+          </w:tcPr>
+          <w:p>
+            <w:pPr>
+              <w:spacing w:before="0" w:after="0" w:line="276" w:lineRule="auto"/>
+              <w:jc w:val="center"/>
+            </w:pPr>
+            <w:r/>
+            <w:r>
+              <w:rPr>
+                <w:rFonts w:ascii="宋体" w:hAnsi="宋体" w:eastAsia="宋体"/>
+                <w:b w:val="0"/>
+                <w:color w:val="111827"/>
+                <w:sz w:val="21"/>
+              </w:rPr>
+              <w:t>动态代价函数导致启发函数失效</w:t>
+            </w:r>
+          </w:p>
+        </w:tc>
+        <w:tc>
+          <w:tcPr>
+            <w:tcW w:type="dxa" w:w="3711"/>
+          </w:tcPr>
+          <w:p>
+            <w:pPr>
+              <w:spacing w:before="0" w:after="0" w:line="276" w:lineRule="auto"/>
+              <w:jc w:val="center"/>
+            </w:pPr>
+            <w:r/>
+            <w:r>
+              <w:rPr>
+                <w:rFonts w:ascii="宋体" w:hAnsi="宋体" w:eastAsia="宋体"/>
+                <w:b w:val="0"/>
+                <w:color w:val="111827"/>
+                <w:sz w:val="21"/>
+              </w:rPr>
+              <w:t>保留降级开关，失效时回退经典 A*</w:t>
+            </w:r>
+          </w:p>
+        </w:tc>
+      </w:tr>
+      <w:tr>
+        <w:trPr>
+          <w:cantSplit/>
+        </w:trPr>
+        <w:tc>
+          <w:tcPr>
+            <w:tcW w:type="dxa" w:w="1637"/>
+          </w:tcPr>
+          <w:p>
+            <w:pPr>
+              <w:spacing w:before="0" w:after="0" w:line="276" w:lineRule="auto"/>
+            </w:pPr>
+            <w:r/>
+            <w:r>
+              <w:rPr>
+                <w:rFonts w:ascii="宋体" w:hAnsi="宋体" w:eastAsia="宋体"/>
+                <w:b w:val="0"/>
+                <w:color w:val="111827"/>
+                <w:sz w:val="21"/>
+              </w:rPr>
+              <w:t>设备风险</w:t>
+            </w:r>
+          </w:p>
+        </w:tc>
+        <w:tc>
+          <w:tcPr>
+            <w:tcW w:type="dxa" w:w="3383"/>
+          </w:tcPr>
+          <w:p>
+            <w:pPr>
+              <w:spacing w:before="0" w:after="0" w:line="276" w:lineRule="auto"/>
+              <w:jc w:val="center"/>
+            </w:pPr>
+            <w:r/>
+            <w:r>
+              <w:rPr>
+                <w:rFonts w:ascii="宋体" w:hAnsi="宋体" w:eastAsia="宋体"/>
+                <w:b w:val="0"/>
+                <w:color w:val="111827"/>
+                <w:sz w:val="21"/>
+              </w:rPr>
+              <w:t>机载算力不足导致实时性不达标</w:t>
+            </w:r>
+          </w:p>
+        </w:tc>
+        <w:tc>
+          <w:tcPr>
+            <w:tcW w:type="dxa" w:w="3711"/>
+          </w:tcPr>
+          <w:p>
+            <w:pPr>
+              <w:spacing w:before="0" w:after="0" w:line="276" w:lineRule="auto"/>
+              <w:jc w:val="center"/>
+            </w:pPr>
+            <w:r/>
+            <w:r>
+              <w:rPr>
+                <w:rFonts w:ascii="宋体" w:hAnsi="宋体" w:eastAsia="宋体"/>
+                <w:b w:val="0"/>
+                <w:color w:val="111827"/>
+                <w:sz w:val="21"/>
+              </w:rPr>
+              <w:t>算法侧做剪枝，必要时改用协处理器</w:t>
+            </w:r>
+          </w:p>
+        </w:tc>
+      </w:tr>
+      <w:tr>
+        <w:trPr>
+          <w:cantSplit/>
+        </w:trPr>
+        <w:tc>
+          <w:tcPr>
+            <w:tcW w:type="dxa" w:w="1637"/>
+          </w:tcPr>
+          <w:p>
+            <w:pPr>
+              <w:spacing w:before="0" w:after="0" w:line="276" w:lineRule="auto"/>
+            </w:pPr>
+            <w:r/>
+            <w:r>
+              <w:rPr>
+                <w:rFonts w:ascii="宋体" w:hAnsi="宋体" w:eastAsia="宋体"/>
+                <w:b w:val="0"/>
+                <w:color w:val="111827"/>
+                <w:sz w:val="21"/>
+              </w:rPr>
+              <w:t>进度风险</w:t>
+            </w:r>
+          </w:p>
+        </w:tc>
+        <w:tc>
+          <w:tcPr>
+            <w:tcW w:type="dxa" w:w="3383"/>
+          </w:tcPr>
+          <w:p>
+            <w:pPr>
+              <w:spacing w:before="0" w:after="0" w:line="276" w:lineRule="auto"/>
+              <w:jc w:val="center"/>
+            </w:pPr>
+            <w:r/>
+            <w:r>
+              <w:rPr>
+                <w:rFonts w:ascii="宋体" w:hAnsi="宋体" w:eastAsia="宋体"/>
+                <w:b w:val="0"/>
+                <w:color w:val="111827"/>
+                <w:sz w:val="21"/>
+              </w:rPr>
+              <w:t>实机测试受场地与天气制约</w:t>
+            </w:r>
+          </w:p>
+        </w:tc>
+        <w:tc>
+          <w:tcPr>
+            <w:tcW w:type="dxa" w:w="3711"/>
+          </w:tcPr>
+          <w:p>
+            <w:pPr>
+              <w:spacing w:before="0" w:after="0" w:line="276" w:lineRule="auto"/>
+              <w:jc w:val="center"/>
+            </w:pPr>
+            <w:r/>
+            <w:r>
+              <w:rPr>
+                <w:rFonts w:ascii="宋体" w:hAnsi="宋体" w:eastAsia="宋体"/>
+                <w:b w:val="0"/>
+                <w:color w:val="111827"/>
+                <w:sz w:val="21"/>
+              </w:rPr>
+              <w:t>室内动捕场优先，室外测试集中在暑期</w:t>
+            </w:r>
+          </w:p>
+        </w:tc>
+      </w:tr>
+      <w:tr>
+        <w:trPr>
+          <w:cantSplit/>
+        </w:trPr>
+        <w:tc>
+          <w:tcPr>
+            <w:tcW w:type="dxa" w:w="1637"/>
+          </w:tcPr>
+          <w:p>
+            <w:pPr>
+              <w:spacing w:before="0" w:after="0" w:line="276" w:lineRule="auto"/>
+            </w:pPr>
+            <w:r/>
+            <w:r>
+              <w:rPr>
+                <w:rFonts w:ascii="宋体" w:hAnsi="宋体" w:eastAsia="宋体"/>
+                <w:b w:val="0"/>
+                <w:color w:val="111827"/>
+                <w:sz w:val="21"/>
+              </w:rPr>
+              <w:t>成果风险</w:t>
+            </w:r>
+          </w:p>
+        </w:tc>
+        <w:tc>
+          <w:tcPr>
+            <w:tcW w:type="dxa" w:w="3383"/>
+          </w:tcPr>
+          <w:p>
+            <w:pPr>
+              <w:spacing w:before="0" w:after="0" w:line="276" w:lineRule="auto"/>
+              <w:jc w:val="center"/>
+            </w:pPr>
+            <w:r/>
+            <w:r>
+              <w:rPr>
+                <w:rFonts w:ascii="宋体" w:hAnsi="宋体" w:eastAsia="宋体"/>
+                <w:b w:val="0"/>
+                <w:color w:val="111827"/>
+                <w:sz w:val="21"/>
+              </w:rPr>
+              <w:t>论文投稿周期不可控</w:t>
+            </w:r>
+          </w:p>
+        </w:tc>
+        <w:tc>
+          <w:tcPr>
+            <w:tcW w:type="dxa" w:w="3711"/>
+          </w:tcPr>
+          <w:p>
+            <w:pPr>
+              <w:spacing w:before="0" w:after="0" w:line="276" w:lineRule="auto"/>
+              <w:jc w:val="center"/>
+            </w:pPr>
+            <w:r/>
+            <w:r>
+              <w:rPr>
+                <w:rFonts w:ascii="宋体" w:hAnsi="宋体" w:eastAsia="宋体"/>
+                <w:b w:val="0"/>
+                <w:color w:val="111827"/>
+                <w:sz w:val="21"/>
+              </w:rPr>
+              <w:t>同步准备会议论文作为备选</w:t>
+            </w:r>
+          </w:p>
+        </w:tc>
+      </w:tr>
+    </w:tbl>
+    <w:p>
+      <w:pPr>
+        <w:spacing w:before="0" w:after="0" w:line="240" w:lineRule="exact"/>
+      </w:pPr>
+      <w:r>
+        <w:rPr>
+          <w:rFonts w:ascii="宋体" w:hAnsi="宋体" w:eastAsia="宋体"/>
+          <w:b w:val="0"/>
+          <w:color w:val="111827"/>
+          <w:sz w:val="16"/>
+        </w:rPr>
       </w:r>
     </w:p>
     <w:p>
       <w:pPr>
-        <w:spacing w:before="0" w:after="200" w:lineRule="auto" w:line="360"/>
+        <w:spacing w:before="0" w:after="120" w:lineRule="auto" w:line="360"/>
+        <w:ind w:firstLine="480"/>
       </w:pPr>
       <w:r>
         <w:rPr>
@@ -2629,121 +5519,402 @@
           <w:color w:val="111827"/>
           <w:sz w:val="24"/>
         </w:rPr>
-        <w:t xml:space="preserve">　</w:t>
+        <w:t>R1（启发函数失效）之所以被定位为高概率高影响，是因为这个问题在预研阶段已经出现过一次：早期版本的启发函数在引入时间维度后不再满足一致性，导致算法在部分场景下返回次优解，而表面上指标并未明显下降，问题被掩盖了近三周才通过单元测试发现。因此本项目在实现上保留了一个降级开关：一旦检测到启发函数违反一致性，自动回退到经典 A*，以性能换正确性。</w:t>
       </w:r>
     </w:p>
     <w:p>
       <w:pPr>
-        <w:spacing w:before="200" w:after="100" w:line="360" w:lineRule="auto"/>
+        <w:keepNext/>
+        <w:keepLines/>
+        <w:spacing w:before="360" w:after="160" w:line="360" w:lineRule="auto"/>
       </w:pPr>
       <w:r>
         <w:rPr>
           <w:rFonts w:ascii="黑体" w:hAnsi="黑体" w:eastAsia="黑体"/>
           <w:b/>
           <w:color w:val="111827"/>
-          <w:sz w:val="25"/>
+          <w:sz w:val="30"/>
         </w:rPr>
-        <w:t>学院审核意见</w:t>
+        <w:t>十、参考文献</w:t>
       </w:r>
     </w:p>
     <w:p>
       <w:pPr>
-        <w:spacing w:before="0" w:after="360" w:lineRule="auto" w:line="360"/>
+        <w:spacing w:before="0" w:after="120" w:lineRule="auto" w:line="360"/>
       </w:pPr>
       <w:r>
         <w:rPr>
           <w:rFonts w:ascii="宋体" w:hAnsi="宋体" w:eastAsia="宋体"/>
           <w:b w:val="0"/>
           <w:color w:val="111827"/>
-          <w:sz w:val="24"/>
+          <w:sz w:val="21"/>
         </w:rPr>
-        <w:t xml:space="preserve">　</w:t>
+        <w:t xml:space="preserve">　[1] Hart P E, Nilsson N J, Raphael B. A Formal Basis for the Heuristic Determination of Minimum Cost Paths[J]. IEEE Transactions on Systems Science and Cybernetics, 1968, 4(2): 100-107.</w:t>
       </w:r>
     </w:p>
     <w:p>
       <w:pPr>
-        <w:spacing w:after="80"/>
-        <w:jc w:val="right"/>
-      </w:pPr>
-      <w:r>
-        <w:rPr>
-          <w:rFonts w:ascii="宋体" w:hAnsi="宋体" w:eastAsia="宋体"/>
-          <w:b w:val="0"/>
-          <w:color w:val="6B7280"/>
-          <w:sz w:val="22"/>
-        </w:rPr>
-        <w:t>签字：＿＿＿＿＿＿＿＿　　　日期：　　年　　月　　日</w:t>
-      </w:r>
-    </w:p>
-    <w:p>
-      <w:pPr>
-        <w:spacing w:before="0" w:after="200" w:lineRule="auto" w:line="360"/>
+        <w:spacing w:before="0" w:after="120" w:lineRule="auto" w:line="360"/>
       </w:pPr>
       <w:r>
         <w:rPr>
           <w:rFonts w:ascii="宋体" w:hAnsi="宋体" w:eastAsia="宋体"/>
           <w:b w:val="0"/>
           <w:color w:val="111827"/>
-          <w:sz w:val="24"/>
+          <w:sz w:val="21"/>
         </w:rPr>
-        <w:t xml:space="preserve">　</w:t>
+        <w:t xml:space="preserve">　[2] Koenig S, Likhachev M. D* Lite[C]. Proceedings of the AAAI Conference on Artificial Intelligence, 2002: 476-483.</w:t>
       </w:r>
     </w:p>
     <w:p>
       <w:pPr>
-        <w:spacing w:before="200" w:after="100" w:line="360" w:lineRule="auto"/>
+        <w:spacing w:before="0" w:after="120" w:lineRule="auto" w:line="360"/>
+      </w:pPr>
+      <w:r>
+        <w:rPr>
+          <w:rFonts w:ascii="宋体" w:hAnsi="宋体" w:eastAsia="宋体"/>
+          <w:b w:val="0"/>
+          <w:color w:val="111827"/>
+          <w:sz w:val="21"/>
+        </w:rPr>
+        <w:t xml:space="preserve">　[3] Fox D, Burgard W, Thrun S. The Dynamic Window Approach to Collision Avoidance[J]. IEEE Robotics &amp; Automation Magazine, 1997, 4(1): 23-33.</w:t>
+      </w:r>
+    </w:p>
+    <w:p>
+      <w:pPr>
+        <w:spacing w:before="0" w:after="120" w:lineRule="auto" w:line="360"/>
+      </w:pPr>
+      <w:r>
+        <w:rPr>
+          <w:rFonts w:ascii="宋体" w:hAnsi="宋体" w:eastAsia="宋体"/>
+          <w:b w:val="0"/>
+          <w:color w:val="111827"/>
+          <w:sz w:val="21"/>
+        </w:rPr>
+        <w:t xml:space="preserve">　[4] 王伟, 李强. 动态环境下移动机器人路径规划研究综述[J]. 自动化学报, 2023, 49(6): 1121-1138.</w:t>
+      </w:r>
+    </w:p>
+    <w:p>
+      <w:pPr>
+        <w:spacing w:before="0" w:after="120" w:lineRule="auto" w:line="360"/>
+      </w:pPr>
+      <w:r>
+        <w:rPr>
+          <w:rFonts w:ascii="宋体" w:hAnsi="宋体" w:eastAsia="宋体"/>
+          <w:b w:val="0"/>
+          <w:color w:val="111827"/>
+          <w:sz w:val="21"/>
+        </w:rPr>
+        <w:t xml:space="preserve">　[5] 张涛, 陈明. 基于滚动时域的无人机避障规划方法[J]. 航空学报, 2024, 45(3): 328-341.</w:t>
+      </w:r>
+    </w:p>
+    <w:p>
+      <w:pPr>
+        <w:spacing w:before="0" w:after="120" w:lineRule="auto" w:line="360"/>
+      </w:pPr>
+      <w:r>
+        <w:rPr>
+          <w:rFonts w:ascii="宋体" w:hAnsi="宋体" w:eastAsia="宋体"/>
+          <w:b w:val="0"/>
+          <w:color w:val="111827"/>
+          <w:sz w:val="21"/>
+        </w:rPr>
+        <w:t xml:space="preserve">　[6] Zhou X, Wang Y. Dynamic Path Planning for UAV in Uncertain Environments: A Survey[J]. IEEE Access, 2023, 11: 88214-88231.</w:t>
+      </w:r>
+    </w:p>
+    <w:p>
+      <w:pPr>
+        <w:spacing w:before="0" w:after="120" w:lineRule="auto" w:line="360"/>
+      </w:pPr>
+      <w:r>
+        <w:rPr>
+          <w:rFonts w:ascii="宋体" w:hAnsi="宋体" w:eastAsia="宋体"/>
+          <w:b w:val="0"/>
+          <w:color w:val="111827"/>
+          <w:sz w:val="21"/>
+        </w:rPr>
+        <w:t xml:space="preserve">　[7] 刘洋, 赵磊. 改进 A* 算法在室内机器人导航中的应用[J]. 机器人, 2024, 46(2): 156-165.</w:t>
+      </w:r>
+    </w:p>
+    <w:p>
+      <w:pPr>
+        <w:spacing w:before="0" w:after="120" w:lineRule="auto" w:line="360"/>
+      </w:pPr>
+      <w:r>
+        <w:rPr>
+          <w:rFonts w:ascii="宋体" w:hAnsi="宋体" w:eastAsia="宋体"/>
+          <w:b w:val="0"/>
+          <w:color w:val="111827"/>
+          <w:sz w:val="21"/>
+        </w:rPr>
+        <w:t xml:space="preserve">　[8] Schulman J, Ho J, Lee A, et al. Finding Locally Optimal, Collision-Free Trajectories with Sequential Convex Optimization[C]. Robotics: Science and Systems, 2013.</w:t>
+      </w:r>
+    </w:p>
+    <w:p>
+      <w:pPr>
+        <w:spacing w:before="0" w:after="120" w:lineRule="auto" w:line="360"/>
+      </w:pPr>
+      <w:r>
+        <w:rPr>
+          <w:rFonts w:ascii="宋体" w:hAnsi="宋体" w:eastAsia="宋体"/>
+          <w:b w:val="0"/>
+          <w:color w:val="111827"/>
+          <w:sz w:val="21"/>
+        </w:rPr>
+        <w:t xml:space="preserve">　说明：以上文献为示例条目，格式遵循 GB/T 7714—2015。</w:t>
+      </w:r>
+    </w:p>
+    <w:p>
+      <w:pPr>
+        <w:keepNext/>
+        <w:keepLines/>
+        <w:spacing w:before="360" w:after="160" w:line="360" w:lineRule="auto"/>
       </w:pPr>
       <w:r>
         <w:rPr>
           <w:rFonts w:ascii="黑体" w:hAnsi="黑体" w:eastAsia="黑体"/>
           <w:b/>
           <w:color w:val="111827"/>
-          <w:sz w:val="25"/>
+          <w:sz w:val="30"/>
         </w:rPr>
-        <w:t>学校评审意见</w:t>
+        <w:t>十一、审核意见</w:t>
       </w:r>
     </w:p>
+    <w:tbl>
+      <w:tblPr>
+        <w:tblStyle w:val="TableGrid"/>
+        <w:tblW w:type="auto" w:w="0"/>
+        <w:jc w:val="center"/>
+        <w:tblLayout w:type="fixed"/>
+        <w:tblLook w:firstColumn="1" w:firstRow="1" w:lastColumn="0" w:lastRow="0" w:noHBand="0" w:noVBand="1" w:val="04A0"/>
+        <w:tblLayout w:type="fixed"/>
+      </w:tblPr>
+      <w:tblGrid>
+        <w:gridCol w:w="8731"/>
+      </w:tblGrid>
+      <w:tr>
+        <w:trPr>
+          <w:cantSplit/>
+        </w:trPr>
+        <w:tc>
+          <w:tcPr>
+            <w:tcW w:type="dxa" w:w="8731"/>
+          </w:tcPr>
+          <w:p>
+            <w:pPr>
+              <w:keepNext/>
+              <w:keepLines/>
+              <w:spacing w:before="40" w:after="40"/>
+            </w:pPr>
+            <w:r>
+              <w:rPr>
+                <w:rFonts w:ascii="黑体" w:hAnsi="黑体" w:eastAsia="黑体"/>
+                <w:b/>
+                <w:color w:val="111827"/>
+                <w:sz w:val="21"/>
+              </w:rPr>
+              <w:t>指导教师意见</w:t>
+            </w:r>
+          </w:p>
+        </w:tc>
+      </w:tr>
+      <w:tr>
+        <w:trPr>
+          <w:trHeight w:val="1020" w:hRule="atLeast"/>
+          <w:cantSplit/>
+        </w:trPr>
+        <w:tc>
+          <w:tcPr>
+            <w:tcW w:type="dxa" w:w="8731"/>
+          </w:tcPr>
+          <w:p>
+            <w:pPr>
+              <w:keepNext/>
+              <w:keepLines/>
+              <w:spacing w:before="0" w:after="0"/>
+            </w:pPr>
+          </w:p>
+        </w:tc>
+      </w:tr>
+      <w:tr>
+        <w:trPr>
+          <w:cantSplit/>
+        </w:trPr>
+        <w:tc>
+          <w:tcPr>
+            <w:tcW w:type="dxa" w:w="8731"/>
+          </w:tcPr>
+          <w:p>
+            <w:pPr>
+              <w:keepNext/>
+              <w:keepLines/>
+              <w:spacing w:before="80" w:after="80"/>
+              <w:jc w:val="right"/>
+            </w:pPr>
+            <w:r>
+              <w:rPr>
+                <w:rFonts w:ascii="宋体" w:hAnsi="宋体" w:eastAsia="宋体"/>
+                <w:b w:val="0"/>
+                <w:color w:val="6B7280"/>
+                <w:sz w:val="21"/>
+              </w:rPr>
+              <w:t>签字：＿＿＿＿＿＿＿＿　　　日期：　　年　　月　　日</w:t>
+            </w:r>
+          </w:p>
+        </w:tc>
+      </w:tr>
+      <w:tr>
+        <w:trPr>
+          <w:cantSplit/>
+        </w:trPr>
+        <w:tc>
+          <w:tcPr>
+            <w:tcW w:type="dxa" w:w="8731"/>
+          </w:tcPr>
+          <w:p>
+            <w:pPr>
+              <w:keepNext/>
+              <w:keepLines/>
+              <w:spacing w:before="40" w:after="40"/>
+            </w:pPr>
+            <w:r>
+              <w:rPr>
+                <w:rFonts w:ascii="黑体" w:hAnsi="黑体" w:eastAsia="黑体"/>
+                <w:b/>
+                <w:color w:val="111827"/>
+                <w:sz w:val="21"/>
+              </w:rPr>
+              <w:t>学院审核意见</w:t>
+            </w:r>
+          </w:p>
+        </w:tc>
+      </w:tr>
+      <w:tr>
+        <w:trPr>
+          <w:trHeight w:val="1020" w:hRule="atLeast"/>
+          <w:cantSplit/>
+        </w:trPr>
+        <w:tc>
+          <w:tcPr>
+            <w:tcW w:type="dxa" w:w="8731"/>
+          </w:tcPr>
+          <w:p>
+            <w:pPr>
+              <w:keepNext/>
+              <w:keepLines/>
+              <w:spacing w:before="0" w:after="0"/>
+            </w:pPr>
+          </w:p>
+        </w:tc>
+      </w:tr>
+      <w:tr>
+        <w:trPr>
+          <w:cantSplit/>
+        </w:trPr>
+        <w:tc>
+          <w:tcPr>
+            <w:tcW w:type="dxa" w:w="8731"/>
+          </w:tcPr>
+          <w:p>
+            <w:pPr>
+              <w:keepNext/>
+              <w:keepLines/>
+              <w:spacing w:before="80" w:after="80"/>
+              <w:jc w:val="right"/>
+            </w:pPr>
+            <w:r>
+              <w:rPr>
+                <w:rFonts w:ascii="宋体" w:hAnsi="宋体" w:eastAsia="宋体"/>
+                <w:b w:val="0"/>
+                <w:color w:val="6B7280"/>
+                <w:sz w:val="21"/>
+              </w:rPr>
+              <w:t>签字：＿＿＿＿＿＿＿＿　　　日期：　　年　　月　　日</w:t>
+            </w:r>
+          </w:p>
+        </w:tc>
+      </w:tr>
+      <w:tr>
+        <w:trPr>
+          <w:cantSplit/>
+        </w:trPr>
+        <w:tc>
+          <w:tcPr>
+            <w:tcW w:type="dxa" w:w="8731"/>
+          </w:tcPr>
+          <w:p>
+            <w:pPr>
+              <w:keepNext/>
+              <w:keepLines/>
+              <w:spacing w:before="40" w:after="40"/>
+            </w:pPr>
+            <w:r>
+              <w:rPr>
+                <w:rFonts w:ascii="黑体" w:hAnsi="黑体" w:eastAsia="黑体"/>
+                <w:b/>
+                <w:color w:val="111827"/>
+                <w:sz w:val="21"/>
+              </w:rPr>
+              <w:t>学校评审意见</w:t>
+            </w:r>
+          </w:p>
+        </w:tc>
+      </w:tr>
+      <w:tr>
+        <w:trPr>
+          <w:trHeight w:val="1020" w:hRule="atLeast"/>
+          <w:cantSplit/>
+        </w:trPr>
+        <w:tc>
+          <w:tcPr>
+            <w:tcW w:type="dxa" w:w="8731"/>
+          </w:tcPr>
+          <w:p>
+            <w:pPr>
+              <w:keepNext/>
+              <w:keepLines/>
+              <w:spacing w:before="0" w:after="0"/>
+            </w:pPr>
+          </w:p>
+        </w:tc>
+      </w:tr>
+      <w:tr>
+        <w:trPr>
+          <w:cantSplit/>
+        </w:trPr>
+        <w:tc>
+          <w:tcPr>
+            <w:tcW w:type="dxa" w:w="8731"/>
+          </w:tcPr>
+          <w:p>
+            <w:pPr>
+              <w:spacing w:before="80" w:after="80"/>
+              <w:jc w:val="right"/>
+            </w:pPr>
+            <w:r>
+              <w:rPr>
+                <w:rFonts w:ascii="宋体" w:hAnsi="宋体" w:eastAsia="宋体"/>
+                <w:b w:val="0"/>
+                <w:color w:val="6B7280"/>
+                <w:sz w:val="21"/>
+              </w:rPr>
+              <w:t>签字：＿＿＿＿＿＿＿＿　　　日期：　　年　　月　　日</w:t>
+            </w:r>
+          </w:p>
+        </w:tc>
+      </w:tr>
+    </w:tbl>
     <w:p>
       <w:pPr>
-        <w:spacing w:before="0" w:after="360" w:lineRule="auto" w:line="360"/>
+        <w:spacing w:before="0" w:after="0" w:line="240" w:lineRule="exact"/>
       </w:pPr>
       <w:r>
         <w:rPr>
           <w:rFonts w:ascii="宋体" w:hAnsi="宋体" w:eastAsia="宋体"/>
           <w:b w:val="0"/>
           <w:color w:val="111827"/>
-          <w:sz w:val="24"/>
+          <w:sz w:val="16"/>
         </w:rPr>
-        <w:t xml:space="preserve">　</w:t>
-      </w:r>
-    </w:p>
-    <w:p>
-      <w:pPr>
-        <w:spacing w:after="80"/>
-        <w:jc w:val="right"/>
-      </w:pPr>
-      <w:r>
-        <w:rPr>
-          <w:rFonts w:ascii="宋体" w:hAnsi="宋体" w:eastAsia="宋体"/>
-          <w:b w:val="0"/>
-          <w:color w:val="6B7280"/>
-          <w:sz w:val="22"/>
-        </w:rPr>
-        <w:t>签字：＿＿＿＿＿＿＿＿　　　日期：　　年　　月　　日</w:t>
-      </w:r>
-    </w:p>
-    <w:p>
-      <w:pPr>
-        <w:spacing w:before="0" w:after="200" w:lineRule="auto" w:line="360"/>
-      </w:pPr>
-      <w:r>
-        <w:rPr>
-          <w:rFonts w:ascii="宋体" w:hAnsi="宋体" w:eastAsia="宋体"/>
-          <w:b w:val="0"/>
-          <w:color w:val="111827"/>
-          <w:sz w:val="24"/>
-        </w:rPr>
-        <w:t xml:space="preserve">　</w:t>
       </w:r>
     </w:p>
     <w:sectPr>

--- a/examples/demos/demo_innovation_research.docx
+++ b/examples/demos/demo_innovation_research.docx
@@ -381,7 +381,7 @@
       <w:pPr>
         <w:keepNext/>
         <w:keepLines/>
-        <w:spacing w:before="360" w:after="160" w:line="360" w:lineRule="auto"/>
+        <w:spacing w:before="280" w:after="140" w:line="360" w:lineRule="auto"/>
       </w:pPr>
       <w:r>
         <w:rPr>
@@ -593,7 +593,7 @@
       <w:pPr>
         <w:keepNext/>
         <w:keepLines/>
-        <w:spacing w:before="360" w:after="160" w:line="360" w:lineRule="auto"/>
+        <w:spacing w:before="280" w:after="140" w:line="360" w:lineRule="auto"/>
       </w:pPr>
       <w:r>
         <w:rPr>
@@ -807,7 +807,7 @@
       <w:pPr>
         <w:keepNext/>
         <w:keepLines/>
-        <w:spacing w:before="200" w:after="80"/>
+        <w:spacing w:before="160" w:after="60"/>
         <w:jc w:val="center"/>
       </w:pPr>
       <w:r>
@@ -826,7 +826,7 @@
                     <pic:cNvPicPr/>
                   </pic:nvPicPr>
                   <pic:blipFill>
-                    <a:blip r:embed="rId9"/>
+                    <a:blip r:embed="rId10"/>
                     <a:stretch>
                       <a:fillRect/>
                     </a:stretch>
@@ -848,7 +848,7 @@
     <w:p>
       <w:pPr>
         <w:keepLines/>
-        <w:spacing w:before="0" w:after="280"/>
+        <w:spacing w:before="0" w:after="200"/>
         <w:jc w:val="center"/>
       </w:pPr>
       <w:r>
@@ -890,6 +890,23 @@
           <w:sz w:val="24"/>
         </w:rPr>
         <w:t>为便于判断，我们把三条路线在五个维度上做了横向对比（依据 62 篇精读文献的公开实验数据整理，并取中位数以规避个例偏差）。需要说明的是，这类横向对比只能看趋势，不能当作严格基准——各文献的测试场景、硬件平台、评价口径都不统一，这正是本领域长期缺少公共基准数据集的结果。</w:t>
+      </w:r>
+    </w:p>
+    <w:p>
+      <w:pPr>
+        <w:keepNext/>
+        <w:keepLines/>
+        <w:spacing w:before="120" w:after="40" w:line="288" w:lineRule="auto"/>
+        <w:jc w:val="center"/>
+      </w:pPr>
+      <w:r>
+        <w:rPr>
+          <w:rFonts w:ascii="黑体" w:hAnsi="黑体" w:eastAsia="黑体"/>
+          <w:b w:val="0"/>
+          <w:color w:val="111827"/>
+          <w:sz w:val="21"/>
+        </w:rPr>
+        <w:t>表 1　四类路径规划方法的能力对比与本项目的目标定位</w:t>
       </w:r>
     </w:p>
     <w:tbl>
@@ -1664,7 +1681,7 @@
       <w:pPr>
         <w:keepNext/>
         <w:keepLines/>
-        <w:spacing w:before="360" w:after="160" w:line="360" w:lineRule="auto"/>
+        <w:spacing w:before="280" w:after="140" w:line="360" w:lineRule="auto"/>
       </w:pPr>
       <w:r>
         <w:rPr>
@@ -1787,7 +1804,7 @@
       <w:pPr>
         <w:keepNext/>
         <w:keepLines/>
-        <w:spacing w:before="200" w:after="80"/>
+        <w:spacing w:before="160" w:after="60"/>
         <w:jc w:val="center"/>
       </w:pPr>
       <w:r>
@@ -1806,7 +1823,7 @@
                     <pic:cNvPicPr/>
                   </pic:nvPicPr>
                   <pic:blipFill>
-                    <a:blip r:embed="rId10"/>
+                    <a:blip r:embed="rId11"/>
                     <a:stretch>
                       <a:fillRect/>
                     </a:stretch>
@@ -1828,7 +1845,7 @@
     <w:p>
       <w:pPr>
         <w:keepLines/>
-        <w:spacing w:before="0" w:after="280"/>
+        <w:spacing w:before="0" w:after="200"/>
         <w:jc w:val="center"/>
       </w:pPr>
       <w:r>
@@ -1916,6 +1933,23 @@
           <w:sz w:val="24"/>
         </w:rPr>
         <w:t>申报书里的指标最怕写成一个漂亮但无法验证的数字。本项目对三项核心指标都给出了明确的测量方法，确保结题时可以被第三方复核。</w:t>
+      </w:r>
+    </w:p>
+    <w:p>
+      <w:pPr>
+        <w:keepNext/>
+        <w:keepLines/>
+        <w:spacing w:before="120" w:after="40" w:line="288" w:lineRule="auto"/>
+        <w:jc w:val="center"/>
+      </w:pPr>
+      <w:r>
+        <w:rPr>
+          <w:rFonts w:ascii="黑体" w:hAnsi="黑体" w:eastAsia="黑体"/>
+          <w:b w:val="0"/>
+          <w:color w:val="111827"/>
+          <w:sz w:val="21"/>
+        </w:rPr>
+        <w:t>表 2　考核指标的目标值、测量方法与第三方复核方式</w:t>
       </w:r>
     </w:p>
     <w:tbl>
@@ -2414,7 +2448,7 @@
       <w:pPr>
         <w:keepNext/>
         <w:keepLines/>
-        <w:spacing w:before="360" w:after="160" w:line="360" w:lineRule="auto"/>
+        <w:spacing w:before="280" w:after="140" w:line="360" w:lineRule="auto"/>
       </w:pPr>
       <w:r>
         <w:rPr>
@@ -2461,7 +2495,7 @@
       <w:pPr>
         <w:keepNext/>
         <w:keepLines/>
-        <w:spacing w:before="200" w:after="80"/>
+        <w:spacing w:before="160" w:after="60"/>
         <w:jc w:val="center"/>
       </w:pPr>
       <w:r>
@@ -2480,7 +2514,7 @@
                     <pic:cNvPicPr/>
                   </pic:nvPicPr>
                   <pic:blipFill>
-                    <a:blip r:embed="rId11"/>
+                    <a:blip r:embed="rId12"/>
                     <a:stretch>
                       <a:fillRect/>
                     </a:stretch>
@@ -2502,7 +2536,7 @@
     <w:p>
       <w:pPr>
         <w:keepLines/>
-        <w:spacing w:before="0" w:after="280"/>
+        <w:spacing w:before="0" w:after="200"/>
         <w:jc w:val="center"/>
       </w:pPr>
       <w:r>
@@ -2626,7 +2660,7 @@
       <w:pPr>
         <w:keepNext/>
         <w:keepLines/>
-        <w:spacing w:before="200" w:after="80"/>
+        <w:spacing w:before="160" w:after="60"/>
         <w:jc w:val="center"/>
       </w:pPr>
       <w:r>
@@ -2645,7 +2679,7 @@
                     <pic:cNvPicPr/>
                   </pic:nvPicPr>
                   <pic:blipFill>
-                    <a:blip r:embed="rId12"/>
+                    <a:blip r:embed="rId13"/>
                     <a:stretch>
                       <a:fillRect/>
                     </a:stretch>
@@ -2667,7 +2701,7 @@
     <w:p>
       <w:pPr>
         <w:keepLines/>
-        <w:spacing w:before="0" w:after="280"/>
+        <w:spacing w:before="0" w:after="200"/>
         <w:jc w:val="center"/>
       </w:pPr>
       <w:r>
@@ -2730,7 +2764,7 @@
       <w:pPr>
         <w:keepNext/>
         <w:keepLines/>
-        <w:spacing w:before="200" w:after="80"/>
+        <w:spacing w:before="160" w:after="60"/>
         <w:jc w:val="center"/>
       </w:pPr>
       <w:r>
@@ -2749,7 +2783,7 @@
                     <pic:cNvPicPr/>
                   </pic:nvPicPr>
                   <pic:blipFill>
-                    <a:blip r:embed="rId13"/>
+                    <a:blip r:embed="rId14"/>
                     <a:stretch>
                       <a:fillRect/>
                     </a:stretch>
@@ -2771,7 +2805,7 @@
     <w:p>
       <w:pPr>
         <w:keepLines/>
-        <w:spacing w:before="0" w:after="280"/>
+        <w:spacing w:before="0" w:after="200"/>
         <w:jc w:val="center"/>
       </w:pPr>
       <w:r>
@@ -2864,7 +2898,7 @@
       <w:pPr>
         <w:keepNext/>
         <w:keepLines/>
-        <w:spacing w:before="360" w:after="160" w:line="360" w:lineRule="auto"/>
+        <w:spacing w:before="280" w:after="140" w:line="360" w:lineRule="auto"/>
       </w:pPr>
       <w:r>
         <w:rPr>
@@ -2934,6 +2968,23 @@
           <w:sz w:val="24"/>
         </w:rPr>
         <w:t>第三，窄通道里的滞回切换。局部规划器有两套策略（跟随全局路径 / 紧急避让），原先用固定阈值切换，会在边界反复横跳，表现为机身抖动。改成带滞回的切换（进入与退出用不同阈值）后，抖动基本消失。这一条纯属工程修补，但它是我在实机上花时间最多的一处。</w:t>
+      </w:r>
+    </w:p>
+    <w:p>
+      <w:pPr>
+        <w:keepNext/>
+        <w:keepLines/>
+        <w:spacing w:before="120" w:after="40" w:line="288" w:lineRule="auto"/>
+        <w:jc w:val="center"/>
+      </w:pPr>
+      <w:r>
+        <w:rPr>
+          <w:rFonts w:ascii="黑体" w:hAnsi="黑体" w:eastAsia="黑体"/>
+          <w:b w:val="0"/>
+          <w:color w:val="111827"/>
+          <w:sz w:val="21"/>
+        </w:rPr>
+        <w:t>表 3　与三类主流方法在同一维度下的逐项对比</w:t>
       </w:r>
     </w:p>
     <w:tbl>
@@ -3647,7 +3698,7 @@
       <w:pPr>
         <w:keepNext/>
         <w:keepLines/>
-        <w:spacing w:before="360" w:after="160" w:line="360" w:lineRule="auto"/>
+        <w:spacing w:before="280" w:after="140" w:line="360" w:lineRule="auto"/>
       </w:pPr>
       <w:r>
         <w:rPr>
@@ -3680,7 +3731,7 @@
       <w:pPr>
         <w:keepNext/>
         <w:keepLines/>
-        <w:spacing w:before="200" w:after="80"/>
+        <w:spacing w:before="160" w:after="60"/>
         <w:jc w:val="center"/>
       </w:pPr>
       <w:r>
@@ -3699,7 +3750,7 @@
                     <pic:cNvPicPr/>
                   </pic:nvPicPr>
                   <pic:blipFill>
-                    <a:blip r:embed="rId14"/>
+                    <a:blip r:embed="rId15"/>
                     <a:stretch>
                       <a:fillRect/>
                     </a:stretch>
@@ -3721,7 +3772,7 @@
     <w:p>
       <w:pPr>
         <w:keepLines/>
-        <w:spacing w:before="0" w:after="280"/>
+        <w:spacing w:before="0" w:after="200"/>
         <w:jc w:val="center"/>
       </w:pPr>
       <w:r>
@@ -3753,7 +3804,7 @@
       <w:pPr>
         <w:keepNext/>
         <w:keepLines/>
-        <w:spacing w:before="360" w:after="160" w:line="360" w:lineRule="auto"/>
+        <w:spacing w:before="280" w:after="140" w:line="360" w:lineRule="auto"/>
       </w:pPr>
       <w:r>
         <w:rPr>
@@ -3763,6 +3814,23 @@
           <w:sz w:val="30"/>
         </w:rPr>
         <w:t>七、预期成果与考核指标</w:t>
+      </w:r>
+    </w:p>
+    <w:p>
+      <w:pPr>
+        <w:keepNext/>
+        <w:keepLines/>
+        <w:spacing w:before="120" w:after="40" w:line="288" w:lineRule="auto"/>
+        <w:jc w:val="center"/>
+      </w:pPr>
+      <w:r>
+        <w:rPr>
+          <w:rFonts w:ascii="黑体" w:hAnsi="黑体" w:eastAsia="黑体"/>
+          <w:b w:val="0"/>
+          <w:color w:val="111827"/>
+          <w:sz w:val="21"/>
+        </w:rPr>
+        <w:t>表 4　预期成果清单与对应考核指标</w:t>
       </w:r>
     </w:p>
     <w:tbl>
@@ -4222,7 +4290,7 @@
       <w:pPr>
         <w:keepNext/>
         <w:keepLines/>
-        <w:spacing w:before="360" w:after="160" w:line="360" w:lineRule="auto"/>
+        <w:spacing w:before="280" w:after="140" w:line="360" w:lineRule="auto"/>
       </w:pPr>
       <w:r>
         <w:rPr>
@@ -4253,7 +4321,7 @@
       <w:pPr>
         <w:keepNext/>
         <w:keepLines/>
-        <w:spacing w:before="200" w:after="80"/>
+        <w:spacing w:before="160" w:after="60"/>
         <w:jc w:val="center"/>
       </w:pPr>
       <w:r>
@@ -4272,7 +4340,7 @@
                     <pic:cNvPicPr/>
                   </pic:nvPicPr>
                   <pic:blipFill>
-                    <a:blip r:embed="rId15"/>
+                    <a:blip r:embed="rId16"/>
                     <a:stretch>
                       <a:fillRect/>
                     </a:stretch>
@@ -4294,7 +4362,7 @@
     <w:p>
       <w:pPr>
         <w:keepLines/>
-        <w:spacing w:before="0" w:after="280"/>
+        <w:spacing w:before="0" w:after="200"/>
         <w:jc w:val="center"/>
       </w:pPr>
       <w:r>
@@ -4305,6 +4373,23 @@
           <w:sz w:val="21"/>
         </w:rPr>
         <w:t>图 7　经费预算结构（合计 3.00 万元）</w:t>
+      </w:r>
+    </w:p>
+    <w:p>
+      <w:pPr>
+        <w:keepNext/>
+        <w:keepLines/>
+        <w:spacing w:before="120" w:after="40" w:line="288" w:lineRule="auto"/>
+        <w:jc w:val="center"/>
+      </w:pPr>
+      <w:r>
+        <w:rPr>
+          <w:rFonts w:ascii="黑体" w:hAnsi="黑体" w:eastAsia="黑体"/>
+          <w:b w:val="0"/>
+          <w:color w:val="111827"/>
+          <w:sz w:val="21"/>
+        </w:rPr>
+        <w:t>表 5　经费预算明细与逐项测算依据</w:t>
       </w:r>
     </w:p>
     <w:tbl>
@@ -5051,7 +5136,7 @@
       <w:pPr>
         <w:keepNext/>
         <w:keepLines/>
-        <w:spacing w:before="360" w:after="160" w:line="360" w:lineRule="auto"/>
+        <w:spacing w:before="280" w:after="140" w:line="360" w:lineRule="auto"/>
       </w:pPr>
       <w:r>
         <w:rPr>
@@ -5082,7 +5167,7 @@
       <w:pPr>
         <w:keepNext/>
         <w:keepLines/>
-        <w:spacing w:before="200" w:after="80"/>
+        <w:spacing w:before="160" w:after="60"/>
         <w:jc w:val="center"/>
       </w:pPr>
       <w:r>
@@ -5101,7 +5186,7 @@
                     <pic:cNvPicPr/>
                   </pic:nvPicPr>
                   <pic:blipFill>
-                    <a:blip r:embed="rId16"/>
+                    <a:blip r:embed="rId17"/>
                     <a:stretch>
                       <a:fillRect/>
                     </a:stretch>
@@ -5123,7 +5208,7 @@
     <w:p>
       <w:pPr>
         <w:keepLines/>
-        <w:spacing w:before="0" w:after="280"/>
+        <w:spacing w:before="0" w:after="200"/>
         <w:jc w:val="center"/>
       </w:pPr>
       <w:r>
@@ -5134,6 +5219,23 @@
           <w:sz w:val="21"/>
         </w:rPr>
         <w:t>图 8　项目风险矩阵（概率 × 影响）</w:t>
+      </w:r>
+    </w:p>
+    <w:p>
+      <w:pPr>
+        <w:keepNext/>
+        <w:keepLines/>
+        <w:spacing w:before="120" w:after="40" w:line="288" w:lineRule="auto"/>
+        <w:jc w:val="center"/>
+      </w:pPr>
+      <w:r>
+        <w:rPr>
+          <w:rFonts w:ascii="黑体" w:hAnsi="黑体" w:eastAsia="黑体"/>
+          <w:b w:val="0"/>
+          <w:color w:val="111827"/>
+          <w:sz w:val="21"/>
+        </w:rPr>
+        <w:t>表 6　主要风险的具体表现与应对措施</w:t>
       </w:r>
     </w:p>
     <w:tbl>
@@ -5526,7 +5628,7 @@
       <w:pPr>
         <w:keepNext/>
         <w:keepLines/>
-        <w:spacing w:before="360" w:after="160" w:line="360" w:lineRule="auto"/>
+        <w:spacing w:before="280" w:after="140" w:line="360" w:lineRule="auto"/>
       </w:pPr>
       <w:r>
         <w:rPr>
@@ -5668,7 +5770,7 @@
       <w:pPr>
         <w:keepNext/>
         <w:keepLines/>
-        <w:spacing w:before="360" w:after="160" w:line="360" w:lineRule="auto"/>
+        <w:spacing w:before="280" w:after="140" w:line="360" w:lineRule="auto"/>
       </w:pPr>
       <w:r>
         <w:rPr>
@@ -5918,13 +6020,144 @@
       </w:r>
     </w:p>
     <w:sectPr>
+      <w:footerReference w:type="default" r:id="rId9"/>
       <w:pgSz w:w="11906" w:h="16838"/>
       <w:pgMar w:top="1440" w:right="1474" w:bottom="1440" w:left="1701" w:header="720" w:footer="720" w:gutter="0"/>
       <w:cols w:space="720"/>
+      <w:titlePg/>
       <w:docGrid w:linePitch="360"/>
     </w:sectPr>
   </w:body>
 </w:document>
+</file>
+
+<file path=word/footer1.xml><?xml version="1.0" encoding="utf-8"?>
+<w:ftr xmlns:m="http://schemas.openxmlformats.org/officeDocument/2006/math" xmlns:mc="http://schemas.openxmlformats.org/markup-compatibility/2006" xmlns:mo="http://schemas.microsoft.com/office/mac/office/2008/main" xmlns:mv="urn:schemas-microsoft-com:mac:vml" xmlns:o="urn:schemas-microsoft-com:office:office" xmlns:r="http://schemas.openxmlformats.org/officeDocument/2006/relationships" xmlns:v="urn:schemas-microsoft-com:vml" xmlns:w10="urn:schemas-microsoft-com:office:word" xmlns:w14="http://schemas.microsoft.com/office/word/2010/wordml" xmlns:w="http://schemas.openxmlformats.org/wordprocessingml/2006/main" xmlns:wne="http://schemas.microsoft.com/office/word/2006/wordml" xmlns:wp14="http://schemas.microsoft.com/office/word/2010/wordprocessingDrawing" xmlns:wp="http://schemas.openxmlformats.org/drawingml/2006/wordprocessingDrawing" xmlns:wpc="http://schemas.microsoft.com/office/word/2010/wordprocessingCanvas" xmlns:wpg="http://schemas.microsoft.com/office/word/2010/wordprocessingGroup" xmlns:wpi="http://schemas.microsoft.com/office/word/2010/wordprocessingInk" xmlns:wps="http://schemas.microsoft.com/office/word/2010/wordprocessingShape" mc:Ignorable="w14 wp14">
+  <w:p>
+    <w:pPr>
+      <w:pStyle w:val="Footer"/>
+      <w:spacing w:before="0" w:after="0"/>
+      <w:jc w:val="center"/>
+    </w:pPr>
+    <w:r>
+      <w:rPr>
+        <w:rFonts w:ascii="宋体" w:hAnsi="宋体" w:eastAsia="宋体"/>
+        <w:b w:val="0"/>
+        <w:color w:val="6B7280"/>
+        <w:sz w:val="18"/>
+      </w:rPr>
+      <w:t xml:space="preserve">第 </w:t>
+    </w:r>
+    <w:r>
+      <w:rPr>
+        <w:rFonts w:ascii="宋体" w:hAnsi="宋体" w:eastAsia="宋体"/>
+        <w:b w:val="0"/>
+        <w:color w:val="6B7280"/>
+        <w:sz w:val="18"/>
+      </w:rPr>
+      <w:fldChar w:fldCharType="begin"/>
+    </w:r>
+    <w:r>
+      <w:rPr>
+        <w:rFonts w:ascii="宋体" w:hAnsi="宋体" w:eastAsia="宋体"/>
+        <w:b w:val="0"/>
+        <w:color w:val="6B7280"/>
+        <w:sz w:val="18"/>
+      </w:rPr>
+      <w:instrText xml:space="preserve"> PAGE </w:instrText>
+    </w:r>
+    <w:r>
+      <w:rPr>
+        <w:rFonts w:ascii="宋体" w:hAnsi="宋体" w:eastAsia="宋体"/>
+        <w:b w:val="0"/>
+        <w:color w:val="6B7280"/>
+        <w:sz w:val="18"/>
+      </w:rPr>
+      <w:fldChar w:fldCharType="separate"/>
+    </w:r>
+    <w:r>
+      <w:rPr>
+        <w:rFonts w:ascii="宋体" w:hAnsi="宋体" w:eastAsia="宋体"/>
+        <w:b w:val="0"/>
+        <w:color w:val="6B7280"/>
+        <w:sz w:val="18"/>
+      </w:rPr>
+      <w:t>1</w:t>
+    </w:r>
+    <w:r>
+      <w:rPr>
+        <w:rFonts w:ascii="宋体" w:hAnsi="宋体" w:eastAsia="宋体"/>
+        <w:b w:val="0"/>
+        <w:color w:val="6B7280"/>
+        <w:sz w:val="18"/>
+      </w:rPr>
+      <w:fldChar w:fldCharType="end"/>
+    </w:r>
+    <w:r>
+      <w:rPr>
+        <w:rFonts w:ascii="宋体" w:hAnsi="宋体" w:eastAsia="宋体"/>
+        <w:b w:val="0"/>
+        <w:color w:val="6B7280"/>
+        <w:sz w:val="18"/>
+      </w:rPr>
+      <w:t xml:space="preserve"> 页　共 </w:t>
+    </w:r>
+    <w:r>
+      <w:rPr>
+        <w:rFonts w:ascii="宋体" w:hAnsi="宋体" w:eastAsia="宋体"/>
+        <w:b w:val="0"/>
+        <w:color w:val="6B7280"/>
+        <w:sz w:val="18"/>
+      </w:rPr>
+      <w:fldChar w:fldCharType="begin"/>
+    </w:r>
+    <w:r>
+      <w:rPr>
+        <w:rFonts w:ascii="宋体" w:hAnsi="宋体" w:eastAsia="宋体"/>
+        <w:b w:val="0"/>
+        <w:color w:val="6B7280"/>
+        <w:sz w:val="18"/>
+      </w:rPr>
+      <w:instrText xml:space="preserve"> NUMPAGES </w:instrText>
+    </w:r>
+    <w:r>
+      <w:rPr>
+        <w:rFonts w:ascii="宋体" w:hAnsi="宋体" w:eastAsia="宋体"/>
+        <w:b w:val="0"/>
+        <w:color w:val="6B7280"/>
+        <w:sz w:val="18"/>
+      </w:rPr>
+      <w:fldChar w:fldCharType="separate"/>
+    </w:r>
+    <w:r>
+      <w:rPr>
+        <w:rFonts w:ascii="宋体" w:hAnsi="宋体" w:eastAsia="宋体"/>
+        <w:b w:val="0"/>
+        <w:color w:val="6B7280"/>
+        <w:sz w:val="18"/>
+      </w:rPr>
+      <w:t>1</w:t>
+    </w:r>
+    <w:r>
+      <w:rPr>
+        <w:rFonts w:ascii="宋体" w:hAnsi="宋体" w:eastAsia="宋体"/>
+        <w:b w:val="0"/>
+        <w:color w:val="6B7280"/>
+        <w:sz w:val="18"/>
+      </w:rPr>
+      <w:fldChar w:fldCharType="end"/>
+    </w:r>
+    <w:r>
+      <w:rPr>
+        <w:rFonts w:ascii="宋体" w:hAnsi="宋体" w:eastAsia="宋体"/>
+        <w:b w:val="0"/>
+        <w:color w:val="6B7280"/>
+        <w:sz w:val="18"/>
+      </w:rPr>
+      <w:t xml:space="preserve"> 页</w:t>
+    </w:r>
+  </w:p>
+</w:ftr>
 </file>
 
 <file path=word/numbering.xml><?xml version="1.0" encoding="utf-8"?>

--- a/examples/demos/demo_innovation_research.docx
+++ b/examples/demos/demo_innovation_research.docx
@@ -5804,9 +5804,12 @@
           </w:tcPr>
           <w:p>
             <w:pPr>
+              <w:spacing w:before="40" w:after="40"/>
               <w:keepNext/>
               <w:keepLines/>
-              <w:spacing w:before="40" w:after="40"/>
+              <w:pBdr>
+                <w:bottom w:val="single" w:sz="6" w:space="1" w:color="7A7A7A"/>
+              </w:pBdr>
             </w:pPr>
             <w:r>
               <w:rPr>
@@ -5818,40 +5821,22 @@
               <w:t>指导教师意见</w:t>
             </w:r>
           </w:p>
-        </w:tc>
-      </w:tr>
-      <w:tr>
-        <w:trPr>
-          <w:trHeight w:val="1020" w:hRule="atLeast"/>
-          <w:cantSplit/>
-        </w:trPr>
-        <w:tc>
-          <w:tcPr>
-            <w:tcW w:type="dxa" w:w="8731"/>
-          </w:tcPr>
           <w:p>
             <w:pPr>
               <w:keepNext/>
               <w:keepLines/>
-              <w:spacing w:before="0" w:after="0"/>
+              <w:spacing w:before="0" w:after="0" w:line="1020" w:lineRule="exact"/>
             </w:pPr>
           </w:p>
-        </w:tc>
-      </w:tr>
-      <w:tr>
-        <w:trPr>
-          <w:cantSplit/>
-        </w:trPr>
-        <w:tc>
-          <w:tcPr>
-            <w:tcW w:type="dxa" w:w="8731"/>
-          </w:tcPr>
           <w:p>
             <w:pPr>
+              <w:spacing w:before="80" w:after="80"/>
+              <w:jc w:val="right"/>
               <w:keepNext/>
               <w:keepLines/>
-              <w:spacing w:before="80" w:after="80"/>
-              <w:jc w:val="right"/>
+              <w:pBdr>
+                <w:top w:val="single" w:sz="6" w:space="1" w:color="7A7A7A"/>
+              </w:pBdr>
             </w:pPr>
             <w:r>
               <w:rPr>
@@ -5875,9 +5860,12 @@
           </w:tcPr>
           <w:p>
             <w:pPr>
+              <w:spacing w:before="40" w:after="40"/>
               <w:keepNext/>
               <w:keepLines/>
-              <w:spacing w:before="40" w:after="40"/>
+              <w:pBdr>
+                <w:bottom w:val="single" w:sz="6" w:space="1" w:color="7A7A7A"/>
+              </w:pBdr>
             </w:pPr>
             <w:r>
               <w:rPr>
@@ -5889,40 +5877,22 @@
               <w:t>学院审核意见</w:t>
             </w:r>
           </w:p>
-        </w:tc>
-      </w:tr>
-      <w:tr>
-        <w:trPr>
-          <w:trHeight w:val="1020" w:hRule="atLeast"/>
-          <w:cantSplit/>
-        </w:trPr>
-        <w:tc>
-          <w:tcPr>
-            <w:tcW w:type="dxa" w:w="8731"/>
-          </w:tcPr>
           <w:p>
             <w:pPr>
               <w:keepNext/>
               <w:keepLines/>
-              <w:spacing w:before="0" w:after="0"/>
+              <w:spacing w:before="0" w:after="0" w:line="1020" w:lineRule="exact"/>
             </w:pPr>
           </w:p>
-        </w:tc>
-      </w:tr>
-      <w:tr>
-        <w:trPr>
-          <w:cantSplit/>
-        </w:trPr>
-        <w:tc>
-          <w:tcPr>
-            <w:tcW w:type="dxa" w:w="8731"/>
-          </w:tcPr>
           <w:p>
             <w:pPr>
+              <w:spacing w:before="80" w:after="80"/>
+              <w:jc w:val="right"/>
               <w:keepNext/>
               <w:keepLines/>
-              <w:spacing w:before="80" w:after="80"/>
-              <w:jc w:val="right"/>
+              <w:pBdr>
+                <w:top w:val="single" w:sz="6" w:space="1" w:color="7A7A7A"/>
+              </w:pBdr>
             </w:pPr>
             <w:r>
               <w:rPr>
@@ -5946,9 +5916,10 @@
           </w:tcPr>
           <w:p>
             <w:pPr>
-              <w:keepNext/>
-              <w:keepLines/>
               <w:spacing w:before="40" w:after="40"/>
+              <w:pBdr>
+                <w:bottom w:val="single" w:sz="6" w:space="1" w:color="7A7A7A"/>
+              </w:pBdr>
             </w:pPr>
             <w:r>
               <w:rPr>
@@ -5960,38 +5931,18 @@
               <w:t>学校评审意见</w:t>
             </w:r>
           </w:p>
-        </w:tc>
-      </w:tr>
-      <w:tr>
-        <w:trPr>
-          <w:trHeight w:val="1020" w:hRule="atLeast"/>
-          <w:cantSplit/>
-        </w:trPr>
-        <w:tc>
-          <w:tcPr>
-            <w:tcW w:type="dxa" w:w="8731"/>
-          </w:tcPr>
           <w:p>
             <w:pPr>
-              <w:keepNext/>
-              <w:keepLines/>
-              <w:spacing w:before="0" w:after="0"/>
+              <w:spacing w:before="0" w:after="0" w:line="1020" w:lineRule="exact"/>
             </w:pPr>
           </w:p>
-        </w:tc>
-      </w:tr>
-      <w:tr>
-        <w:trPr>
-          <w:cantSplit/>
-        </w:trPr>
-        <w:tc>
-          <w:tcPr>
-            <w:tcW w:type="dxa" w:w="8731"/>
-          </w:tcPr>
           <w:p>
             <w:pPr>
               <w:spacing w:before="80" w:after="80"/>
               <w:jc w:val="right"/>
+              <w:pBdr>
+                <w:top w:val="single" w:sz="6" w:space="1" w:color="7A7A7A"/>
+              </w:pBdr>
             </w:pPr>
             <w:r>
               <w:rPr>

--- a/examples/demos/demo_innovation_research.docx
+++ b/examples/demos/demo_innovation_research.docx
@@ -942,6 +942,8 @@
           </w:tcPr>
           <w:p>
             <w:pPr>
+              <w:keepNext/>
+              <w:keepLines/>
               <w:spacing w:before="0" w:after="0"/>
               <w:jc w:val="center"/>
             </w:pPr>
@@ -963,6 +965,8 @@
           </w:tcPr>
           <w:p>
             <w:pPr>
+              <w:keepNext/>
+              <w:keepLines/>
               <w:spacing w:before="0" w:after="0"/>
               <w:jc w:val="center"/>
             </w:pPr>
@@ -984,6 +988,8 @@
           </w:tcPr>
           <w:p>
             <w:pPr>
+              <w:keepNext/>
+              <w:keepLines/>
               <w:spacing w:before="0" w:after="0"/>
               <w:jc w:val="center"/>
             </w:pPr>
@@ -1005,6 +1011,8 @@
           </w:tcPr>
           <w:p>
             <w:pPr>
+              <w:keepNext/>
+              <w:keepLines/>
               <w:spacing w:before="0" w:after="0"/>
               <w:jc w:val="center"/>
             </w:pPr>
@@ -1026,6 +1034,8 @@
           </w:tcPr>
           <w:p>
             <w:pPr>
+              <w:keepNext/>
+              <w:keepLines/>
               <w:spacing w:before="0" w:after="0"/>
               <w:jc w:val="center"/>
             </w:pPr>
@@ -1052,6 +1062,8 @@
           </w:tcPr>
           <w:p>
             <w:pPr>
+              <w:keepNext/>
+              <w:keepLines/>
               <w:spacing w:before="0" w:after="0" w:line="276" w:lineRule="auto"/>
             </w:pPr>
             <w:r/>
@@ -1072,6 +1084,8 @@
           </w:tcPr>
           <w:p>
             <w:pPr>
+              <w:keepNext/>
+              <w:keepLines/>
               <w:spacing w:before="0" w:after="0" w:line="276" w:lineRule="auto"/>
               <w:jc w:val="center"/>
             </w:pPr>
@@ -1093,6 +1107,8 @@
           </w:tcPr>
           <w:p>
             <w:pPr>
+              <w:keepNext/>
+              <w:keepLines/>
               <w:spacing w:before="0" w:after="0" w:line="276" w:lineRule="auto"/>
               <w:jc w:val="center"/>
             </w:pPr>
@@ -1114,6 +1130,8 @@
           </w:tcPr>
           <w:p>
             <w:pPr>
+              <w:keepNext/>
+              <w:keepLines/>
               <w:spacing w:before="0" w:after="0" w:line="276" w:lineRule="auto"/>
               <w:jc w:val="center"/>
             </w:pPr>
@@ -1135,6 +1153,8 @@
           </w:tcPr>
           <w:p>
             <w:pPr>
+              <w:keepNext/>
+              <w:keepLines/>
               <w:spacing w:before="0" w:after="0" w:line="276" w:lineRule="auto"/>
               <w:jc w:val="center"/>
             </w:pPr>
@@ -1161,6 +1181,8 @@
           </w:tcPr>
           <w:p>
             <w:pPr>
+              <w:keepNext/>
+              <w:keepLines/>
               <w:spacing w:before="0" w:after="0" w:line="276" w:lineRule="auto"/>
             </w:pPr>
             <w:r/>
@@ -1181,6 +1203,8 @@
           </w:tcPr>
           <w:p>
             <w:pPr>
+              <w:keepNext/>
+              <w:keepLines/>
               <w:spacing w:before="0" w:after="0" w:line="276" w:lineRule="auto"/>
               <w:jc w:val="center"/>
             </w:pPr>
@@ -1202,6 +1226,8 @@
           </w:tcPr>
           <w:p>
             <w:pPr>
+              <w:keepNext/>
+              <w:keepLines/>
               <w:spacing w:before="0" w:after="0" w:line="276" w:lineRule="auto"/>
               <w:jc w:val="center"/>
             </w:pPr>
@@ -1223,6 +1249,8 @@
           </w:tcPr>
           <w:p>
             <w:pPr>
+              <w:keepNext/>
+              <w:keepLines/>
               <w:spacing w:before="0" w:after="0" w:line="276" w:lineRule="auto"/>
               <w:jc w:val="center"/>
             </w:pPr>
@@ -1244,6 +1272,8 @@
           </w:tcPr>
           <w:p>
             <w:pPr>
+              <w:keepNext/>
+              <w:keepLines/>
               <w:spacing w:before="0" w:after="0" w:line="276" w:lineRule="auto"/>
               <w:jc w:val="center"/>
             </w:pPr>
@@ -1270,6 +1300,8 @@
           </w:tcPr>
           <w:p>
             <w:pPr>
+              <w:keepNext/>
+              <w:keepLines/>
               <w:spacing w:before="0" w:after="0" w:line="276" w:lineRule="auto"/>
             </w:pPr>
             <w:r/>
@@ -1290,6 +1322,8 @@
           </w:tcPr>
           <w:p>
             <w:pPr>
+              <w:keepNext/>
+              <w:keepLines/>
               <w:spacing w:before="0" w:after="0" w:line="276" w:lineRule="auto"/>
               <w:jc w:val="center"/>
             </w:pPr>
@@ -1311,6 +1345,8 @@
           </w:tcPr>
           <w:p>
             <w:pPr>
+              <w:keepNext/>
+              <w:keepLines/>
               <w:spacing w:before="0" w:after="0" w:line="276" w:lineRule="auto"/>
               <w:jc w:val="center"/>
             </w:pPr>
@@ -1332,6 +1368,8 @@
           </w:tcPr>
           <w:p>
             <w:pPr>
+              <w:keepNext/>
+              <w:keepLines/>
               <w:spacing w:before="0" w:after="0" w:line="276" w:lineRule="auto"/>
               <w:jc w:val="center"/>
             </w:pPr>
@@ -1353,6 +1391,8 @@
           </w:tcPr>
           <w:p>
             <w:pPr>
+              <w:keepNext/>
+              <w:keepLines/>
               <w:spacing w:before="0" w:after="0" w:line="276" w:lineRule="auto"/>
               <w:jc w:val="center"/>
             </w:pPr>
@@ -1379,6 +1419,8 @@
           </w:tcPr>
           <w:p>
             <w:pPr>
+              <w:keepNext/>
+              <w:keepLines/>
               <w:spacing w:before="0" w:after="0" w:line="276" w:lineRule="auto"/>
             </w:pPr>
             <w:r/>
@@ -1399,6 +1441,8 @@
           </w:tcPr>
           <w:p>
             <w:pPr>
+              <w:keepNext/>
+              <w:keepLines/>
               <w:spacing w:before="0" w:after="0" w:line="276" w:lineRule="auto"/>
               <w:jc w:val="center"/>
             </w:pPr>
@@ -1420,6 +1464,8 @@
           </w:tcPr>
           <w:p>
             <w:pPr>
+              <w:keepNext/>
+              <w:keepLines/>
               <w:spacing w:before="0" w:after="0" w:line="276" w:lineRule="auto"/>
               <w:jc w:val="center"/>
             </w:pPr>
@@ -1441,6 +1487,8 @@
           </w:tcPr>
           <w:p>
             <w:pPr>
+              <w:keepNext/>
+              <w:keepLines/>
               <w:spacing w:before="0" w:after="0" w:line="276" w:lineRule="auto"/>
               <w:jc w:val="center"/>
             </w:pPr>
@@ -1462,6 +1510,8 @@
           </w:tcPr>
           <w:p>
             <w:pPr>
+              <w:keepNext/>
+              <w:keepLines/>
               <w:spacing w:before="0" w:after="0" w:line="276" w:lineRule="auto"/>
               <w:jc w:val="center"/>
             </w:pPr>
@@ -1984,6 +2034,8 @@
           </w:tcPr>
           <w:p>
             <w:pPr>
+              <w:keepNext/>
+              <w:keepLines/>
               <w:spacing w:before="0" w:after="0"/>
               <w:jc w:val="center"/>
             </w:pPr>
@@ -2005,6 +2057,8 @@
           </w:tcPr>
           <w:p>
             <w:pPr>
+              <w:keepNext/>
+              <w:keepLines/>
               <w:spacing w:before="0" w:after="0"/>
               <w:jc w:val="center"/>
             </w:pPr>
@@ -2026,6 +2080,8 @@
           </w:tcPr>
           <w:p>
             <w:pPr>
+              <w:keepNext/>
+              <w:keepLines/>
               <w:spacing w:before="0" w:after="0"/>
               <w:jc w:val="center"/>
             </w:pPr>
@@ -2047,6 +2103,8 @@
           </w:tcPr>
           <w:p>
             <w:pPr>
+              <w:keepNext/>
+              <w:keepLines/>
               <w:spacing w:before="0" w:after="0"/>
               <w:jc w:val="center"/>
             </w:pPr>
@@ -2073,6 +2131,8 @@
           </w:tcPr>
           <w:p>
             <w:pPr>
+              <w:keepNext/>
+              <w:keepLines/>
               <w:spacing w:before="0" w:after="0" w:line="276" w:lineRule="auto"/>
             </w:pPr>
             <w:r/>
@@ -2093,6 +2153,8 @@
           </w:tcPr>
           <w:p>
             <w:pPr>
+              <w:keepNext/>
+              <w:keepLines/>
               <w:spacing w:before="0" w:after="0" w:line="276" w:lineRule="auto"/>
               <w:jc w:val="center"/>
             </w:pPr>
@@ -2114,6 +2176,8 @@
           </w:tcPr>
           <w:p>
             <w:pPr>
+              <w:keepNext/>
+              <w:keepLines/>
               <w:spacing w:before="0" w:after="0" w:line="276" w:lineRule="auto"/>
               <w:jc w:val="center"/>
             </w:pPr>
@@ -2135,6 +2199,8 @@
           </w:tcPr>
           <w:p>
             <w:pPr>
+              <w:keepNext/>
+              <w:keepLines/>
               <w:spacing w:before="0" w:after="0" w:line="276" w:lineRule="auto"/>
               <w:jc w:val="center"/>
             </w:pPr>
@@ -2161,6 +2227,8 @@
           </w:tcPr>
           <w:p>
             <w:pPr>
+              <w:keepNext/>
+              <w:keepLines/>
               <w:spacing w:before="0" w:after="0" w:line="276" w:lineRule="auto"/>
             </w:pPr>
             <w:r/>
@@ -2181,6 +2249,8 @@
           </w:tcPr>
           <w:p>
             <w:pPr>
+              <w:keepNext/>
+              <w:keepLines/>
               <w:spacing w:before="0" w:after="0" w:line="276" w:lineRule="auto"/>
               <w:jc w:val="center"/>
             </w:pPr>
@@ -2202,6 +2272,8 @@
           </w:tcPr>
           <w:p>
             <w:pPr>
+              <w:keepNext/>
+              <w:keepLines/>
               <w:spacing w:before="0" w:after="0" w:line="276" w:lineRule="auto"/>
               <w:jc w:val="center"/>
             </w:pPr>
@@ -2223,6 +2295,8 @@
           </w:tcPr>
           <w:p>
             <w:pPr>
+              <w:keepNext/>
+              <w:keepLines/>
               <w:spacing w:before="0" w:after="0" w:line="276" w:lineRule="auto"/>
               <w:jc w:val="center"/>
             </w:pPr>
@@ -2249,6 +2323,8 @@
           </w:tcPr>
           <w:p>
             <w:pPr>
+              <w:keepNext/>
+              <w:keepLines/>
               <w:spacing w:before="0" w:after="0" w:line="276" w:lineRule="auto"/>
             </w:pPr>
             <w:r/>
@@ -2269,6 +2345,8 @@
           </w:tcPr>
           <w:p>
             <w:pPr>
+              <w:keepNext/>
+              <w:keepLines/>
               <w:spacing w:before="0" w:after="0" w:line="276" w:lineRule="auto"/>
               <w:jc w:val="center"/>
             </w:pPr>
@@ -2290,6 +2368,8 @@
           </w:tcPr>
           <w:p>
             <w:pPr>
+              <w:keepNext/>
+              <w:keepLines/>
               <w:spacing w:before="0" w:after="0" w:line="276" w:lineRule="auto"/>
               <w:jc w:val="center"/>
             </w:pPr>
@@ -2311,6 +2391,8 @@
           </w:tcPr>
           <w:p>
             <w:pPr>
+              <w:keepNext/>
+              <w:keepLines/>
               <w:spacing w:before="0" w:after="0" w:line="276" w:lineRule="auto"/>
               <w:jc w:val="center"/>
             </w:pPr>
@@ -3020,6 +3102,8 @@
           </w:tcPr>
           <w:p>
             <w:pPr>
+              <w:keepNext/>
+              <w:keepLines/>
               <w:spacing w:before="0" w:after="0"/>
               <w:jc w:val="center"/>
             </w:pPr>
@@ -3041,6 +3125,8 @@
           </w:tcPr>
           <w:p>
             <w:pPr>
+              <w:keepNext/>
+              <w:keepLines/>
               <w:spacing w:before="0" w:after="0"/>
               <w:jc w:val="center"/>
             </w:pPr>
@@ -3062,6 +3148,8 @@
           </w:tcPr>
           <w:p>
             <w:pPr>
+              <w:keepNext/>
+              <w:keepLines/>
               <w:spacing w:before="0" w:after="0"/>
               <w:jc w:val="center"/>
             </w:pPr>
@@ -3083,6 +3171,8 @@
           </w:tcPr>
           <w:p>
             <w:pPr>
+              <w:keepNext/>
+              <w:keepLines/>
               <w:spacing w:before="0" w:after="0"/>
               <w:jc w:val="center"/>
             </w:pPr>
@@ -3104,6 +3194,8 @@
           </w:tcPr>
           <w:p>
             <w:pPr>
+              <w:keepNext/>
+              <w:keepLines/>
               <w:spacing w:before="0" w:after="0"/>
               <w:jc w:val="center"/>
             </w:pPr>
@@ -3130,6 +3222,8 @@
           </w:tcPr>
           <w:p>
             <w:pPr>
+              <w:keepNext/>
+              <w:keepLines/>
               <w:spacing w:before="0" w:after="0" w:line="276" w:lineRule="auto"/>
             </w:pPr>
             <w:r/>
@@ -3150,6 +3244,8 @@
           </w:tcPr>
           <w:p>
             <w:pPr>
+              <w:keepNext/>
+              <w:keepLines/>
               <w:spacing w:before="0" w:after="0" w:line="276" w:lineRule="auto"/>
               <w:jc w:val="center"/>
             </w:pPr>
@@ -3171,6 +3267,8 @@
           </w:tcPr>
           <w:p>
             <w:pPr>
+              <w:keepNext/>
+              <w:keepLines/>
               <w:spacing w:before="0" w:after="0" w:line="276" w:lineRule="auto"/>
               <w:jc w:val="center"/>
             </w:pPr>
@@ -3192,6 +3290,8 @@
           </w:tcPr>
           <w:p>
             <w:pPr>
+              <w:keepNext/>
+              <w:keepLines/>
               <w:spacing w:before="0" w:after="0" w:line="276" w:lineRule="auto"/>
               <w:jc w:val="center"/>
             </w:pPr>
@@ -3213,6 +3313,8 @@
           </w:tcPr>
           <w:p>
             <w:pPr>
+              <w:keepNext/>
+              <w:keepLines/>
               <w:spacing w:before="0" w:after="0" w:line="276" w:lineRule="auto"/>
               <w:jc w:val="center"/>
             </w:pPr>
@@ -3239,6 +3341,8 @@
           </w:tcPr>
           <w:p>
             <w:pPr>
+              <w:keepNext/>
+              <w:keepLines/>
               <w:spacing w:before="0" w:after="0" w:line="276" w:lineRule="auto"/>
             </w:pPr>
             <w:r/>
@@ -3259,6 +3363,8 @@
           </w:tcPr>
           <w:p>
             <w:pPr>
+              <w:keepNext/>
+              <w:keepLines/>
               <w:spacing w:before="0" w:after="0" w:line="276" w:lineRule="auto"/>
               <w:jc w:val="center"/>
             </w:pPr>
@@ -3280,6 +3386,8 @@
           </w:tcPr>
           <w:p>
             <w:pPr>
+              <w:keepNext/>
+              <w:keepLines/>
               <w:spacing w:before="0" w:after="0" w:line="276" w:lineRule="auto"/>
               <w:jc w:val="center"/>
             </w:pPr>
@@ -3301,6 +3409,8 @@
           </w:tcPr>
           <w:p>
             <w:pPr>
+              <w:keepNext/>
+              <w:keepLines/>
               <w:spacing w:before="0" w:after="0" w:line="276" w:lineRule="auto"/>
               <w:jc w:val="center"/>
             </w:pPr>
@@ -3322,6 +3432,8 @@
           </w:tcPr>
           <w:p>
             <w:pPr>
+              <w:keepNext/>
+              <w:keepLines/>
               <w:spacing w:before="0" w:after="0" w:line="276" w:lineRule="auto"/>
               <w:jc w:val="center"/>
             </w:pPr>
@@ -3348,6 +3460,8 @@
           </w:tcPr>
           <w:p>
             <w:pPr>
+              <w:keepNext/>
+              <w:keepLines/>
               <w:spacing w:before="0" w:after="0" w:line="276" w:lineRule="auto"/>
             </w:pPr>
             <w:r/>
@@ -3368,6 +3482,8 @@
           </w:tcPr>
           <w:p>
             <w:pPr>
+              <w:keepNext/>
+              <w:keepLines/>
               <w:spacing w:before="0" w:after="0" w:line="276" w:lineRule="auto"/>
               <w:jc w:val="center"/>
             </w:pPr>
@@ -3389,6 +3505,8 @@
           </w:tcPr>
           <w:p>
             <w:pPr>
+              <w:keepNext/>
+              <w:keepLines/>
               <w:spacing w:before="0" w:after="0" w:line="276" w:lineRule="auto"/>
               <w:jc w:val="center"/>
             </w:pPr>
@@ -3410,6 +3528,8 @@
           </w:tcPr>
           <w:p>
             <w:pPr>
+              <w:keepNext/>
+              <w:keepLines/>
               <w:spacing w:before="0" w:after="0" w:line="276" w:lineRule="auto"/>
               <w:jc w:val="center"/>
             </w:pPr>
@@ -3431,6 +3551,8 @@
           </w:tcPr>
           <w:p>
             <w:pPr>
+              <w:keepNext/>
+              <w:keepLines/>
               <w:spacing w:before="0" w:after="0" w:line="276" w:lineRule="auto"/>
               <w:jc w:val="center"/>
             </w:pPr>
@@ -3457,6 +3579,8 @@
           </w:tcPr>
           <w:p>
             <w:pPr>
+              <w:keepNext/>
+              <w:keepLines/>
               <w:spacing w:before="0" w:after="0" w:line="276" w:lineRule="auto"/>
             </w:pPr>
             <w:r/>
@@ -3477,6 +3601,8 @@
           </w:tcPr>
           <w:p>
             <w:pPr>
+              <w:keepNext/>
+              <w:keepLines/>
               <w:spacing w:before="0" w:after="0" w:line="276" w:lineRule="auto"/>
               <w:jc w:val="center"/>
             </w:pPr>
@@ -3498,6 +3624,8 @@
           </w:tcPr>
           <w:p>
             <w:pPr>
+              <w:keepNext/>
+              <w:keepLines/>
               <w:spacing w:before="0" w:after="0" w:line="276" w:lineRule="auto"/>
               <w:jc w:val="center"/>
             </w:pPr>
@@ -3519,6 +3647,8 @@
           </w:tcPr>
           <w:p>
             <w:pPr>
+              <w:keepNext/>
+              <w:keepLines/>
               <w:spacing w:before="0" w:after="0" w:line="276" w:lineRule="auto"/>
               <w:jc w:val="center"/>
             </w:pPr>
@@ -3540,6 +3670,8 @@
           </w:tcPr>
           <w:p>
             <w:pPr>
+              <w:keepNext/>
+              <w:keepLines/>
               <w:spacing w:before="0" w:after="0" w:line="276" w:lineRule="auto"/>
               <w:jc w:val="center"/>
             </w:pPr>
@@ -3864,6 +3996,8 @@
           </w:tcPr>
           <w:p>
             <w:pPr>
+              <w:keepNext/>
+              <w:keepLines/>
               <w:spacing w:before="0" w:after="0"/>
               <w:jc w:val="center"/>
             </w:pPr>
@@ -3885,6 +4019,8 @@
           </w:tcPr>
           <w:p>
             <w:pPr>
+              <w:keepNext/>
+              <w:keepLines/>
               <w:spacing w:before="0" w:after="0"/>
               <w:jc w:val="center"/>
             </w:pPr>
@@ -3906,6 +4042,8 @@
           </w:tcPr>
           <w:p>
             <w:pPr>
+              <w:keepNext/>
+              <w:keepLines/>
               <w:spacing w:before="0" w:after="0"/>
               <w:jc w:val="center"/>
             </w:pPr>
@@ -3932,6 +4070,8 @@
           </w:tcPr>
           <w:p>
             <w:pPr>
+              <w:keepNext/>
+              <w:keepLines/>
               <w:spacing w:before="0" w:after="0" w:line="276" w:lineRule="auto"/>
             </w:pPr>
             <w:r/>
@@ -3952,6 +4092,8 @@
           </w:tcPr>
           <w:p>
             <w:pPr>
+              <w:keepNext/>
+              <w:keepLines/>
               <w:spacing w:before="0" w:after="0" w:line="276" w:lineRule="auto"/>
               <w:jc w:val="center"/>
             </w:pPr>
@@ -3973,6 +4115,8 @@
           </w:tcPr>
           <w:p>
             <w:pPr>
+              <w:keepNext/>
+              <w:keepLines/>
               <w:spacing w:before="0" w:after="0" w:line="276" w:lineRule="auto"/>
               <w:jc w:val="center"/>
             </w:pPr>
@@ -3999,6 +4143,8 @@
           </w:tcPr>
           <w:p>
             <w:pPr>
+              <w:keepNext/>
+              <w:keepLines/>
               <w:spacing w:before="0" w:after="0" w:line="276" w:lineRule="auto"/>
             </w:pPr>
             <w:r/>
@@ -4019,6 +4165,8 @@
           </w:tcPr>
           <w:p>
             <w:pPr>
+              <w:keepNext/>
+              <w:keepLines/>
               <w:spacing w:before="0" w:after="0" w:line="276" w:lineRule="auto"/>
               <w:jc w:val="center"/>
             </w:pPr>
@@ -4040,6 +4188,8 @@
           </w:tcPr>
           <w:p>
             <w:pPr>
+              <w:keepNext/>
+              <w:keepLines/>
               <w:spacing w:before="0" w:after="0" w:line="276" w:lineRule="auto"/>
               <w:jc w:val="center"/>
             </w:pPr>
@@ -4066,6 +4216,8 @@
           </w:tcPr>
           <w:p>
             <w:pPr>
+              <w:keepNext/>
+              <w:keepLines/>
               <w:spacing w:before="0" w:after="0" w:line="276" w:lineRule="auto"/>
             </w:pPr>
             <w:r/>
@@ -4086,6 +4238,8 @@
           </w:tcPr>
           <w:p>
             <w:pPr>
+              <w:keepNext/>
+              <w:keepLines/>
               <w:spacing w:before="0" w:after="0" w:line="276" w:lineRule="auto"/>
               <w:jc w:val="center"/>
             </w:pPr>
@@ -4107,6 +4261,8 @@
           </w:tcPr>
           <w:p>
             <w:pPr>
+              <w:keepNext/>
+              <w:keepLines/>
               <w:spacing w:before="0" w:after="0" w:line="276" w:lineRule="auto"/>
               <w:jc w:val="center"/>
             </w:pPr>
@@ -4133,6 +4289,8 @@
           </w:tcPr>
           <w:p>
             <w:pPr>
+              <w:keepNext/>
+              <w:keepLines/>
               <w:spacing w:before="0" w:after="0" w:line="276" w:lineRule="auto"/>
             </w:pPr>
             <w:r/>
@@ -4153,6 +4311,8 @@
           </w:tcPr>
           <w:p>
             <w:pPr>
+              <w:keepNext/>
+              <w:keepLines/>
               <w:spacing w:before="0" w:after="0" w:line="276" w:lineRule="auto"/>
               <w:jc w:val="center"/>
             </w:pPr>
@@ -4174,6 +4334,8 @@
           </w:tcPr>
           <w:p>
             <w:pPr>
+              <w:keepNext/>
+              <w:keepLines/>
               <w:spacing w:before="0" w:after="0" w:line="276" w:lineRule="auto"/>
               <w:jc w:val="center"/>
             </w:pPr>
@@ -4424,6 +4586,8 @@
           </w:tcPr>
           <w:p>
             <w:pPr>
+              <w:keepNext/>
+              <w:keepLines/>
               <w:spacing w:before="0" w:after="0"/>
               <w:jc w:val="center"/>
             </w:pPr>
@@ -4445,6 +4609,8 @@
           </w:tcPr>
           <w:p>
             <w:pPr>
+              <w:keepNext/>
+              <w:keepLines/>
               <w:spacing w:before="0" w:after="0"/>
               <w:jc w:val="center"/>
             </w:pPr>
@@ -4466,6 +4632,8 @@
           </w:tcPr>
           <w:p>
             <w:pPr>
+              <w:keepNext/>
+              <w:keepLines/>
               <w:spacing w:before="0" w:after="0"/>
               <w:jc w:val="center"/>
             </w:pPr>
@@ -4487,6 +4655,8 @@
           </w:tcPr>
           <w:p>
             <w:pPr>
+              <w:keepNext/>
+              <w:keepLines/>
               <w:spacing w:before="0" w:after="0"/>
               <w:jc w:val="center"/>
             </w:pPr>
@@ -4513,6 +4683,8 @@
           </w:tcPr>
           <w:p>
             <w:pPr>
+              <w:keepNext/>
+              <w:keepLines/>
               <w:spacing w:before="0" w:after="0" w:line="276" w:lineRule="auto"/>
             </w:pPr>
             <w:r/>
@@ -4533,6 +4705,8 @@
           </w:tcPr>
           <w:p>
             <w:pPr>
+              <w:keepNext/>
+              <w:keepLines/>
               <w:spacing w:before="0" w:after="0" w:line="276" w:lineRule="auto"/>
               <w:jc w:val="center"/>
             </w:pPr>
@@ -4554,6 +4728,8 @@
           </w:tcPr>
           <w:p>
             <w:pPr>
+              <w:keepNext/>
+              <w:keepLines/>
               <w:spacing w:before="0" w:after="0" w:line="276" w:lineRule="auto"/>
               <w:jc w:val="center"/>
             </w:pPr>
@@ -4575,6 +4751,8 @@
           </w:tcPr>
           <w:p>
             <w:pPr>
+              <w:keepNext/>
+              <w:keepLines/>
               <w:spacing w:before="0" w:after="0" w:line="276" w:lineRule="auto"/>
               <w:jc w:val="center"/>
             </w:pPr>
@@ -4601,6 +4779,8 @@
           </w:tcPr>
           <w:p>
             <w:pPr>
+              <w:keepNext/>
+              <w:keepLines/>
               <w:spacing w:before="0" w:after="0" w:line="276" w:lineRule="auto"/>
             </w:pPr>
             <w:r/>
@@ -4621,6 +4801,8 @@
           </w:tcPr>
           <w:p>
             <w:pPr>
+              <w:keepNext/>
+              <w:keepLines/>
               <w:spacing w:before="0" w:after="0" w:line="276" w:lineRule="auto"/>
               <w:jc w:val="center"/>
             </w:pPr>
@@ -4642,6 +4824,8 @@
           </w:tcPr>
           <w:p>
             <w:pPr>
+              <w:keepNext/>
+              <w:keepLines/>
               <w:spacing w:before="0" w:after="0" w:line="276" w:lineRule="auto"/>
               <w:jc w:val="center"/>
             </w:pPr>
@@ -4663,6 +4847,8 @@
           </w:tcPr>
           <w:p>
             <w:pPr>
+              <w:keepNext/>
+              <w:keepLines/>
               <w:spacing w:before="0" w:after="0" w:line="276" w:lineRule="auto"/>
               <w:jc w:val="center"/>
             </w:pPr>
@@ -4689,6 +4875,8 @@
           </w:tcPr>
           <w:p>
             <w:pPr>
+              <w:keepNext/>
+              <w:keepLines/>
               <w:spacing w:before="0" w:after="0" w:line="276" w:lineRule="auto"/>
             </w:pPr>
             <w:r/>
@@ -4709,6 +4897,8 @@
           </w:tcPr>
           <w:p>
             <w:pPr>
+              <w:keepNext/>
+              <w:keepLines/>
               <w:spacing w:before="0" w:after="0" w:line="276" w:lineRule="auto"/>
               <w:jc w:val="center"/>
             </w:pPr>
@@ -4730,6 +4920,8 @@
           </w:tcPr>
           <w:p>
             <w:pPr>
+              <w:keepNext/>
+              <w:keepLines/>
               <w:spacing w:before="0" w:after="0" w:line="276" w:lineRule="auto"/>
               <w:jc w:val="center"/>
             </w:pPr>
@@ -4751,6 +4943,8 @@
           </w:tcPr>
           <w:p>
             <w:pPr>
+              <w:keepNext/>
+              <w:keepLines/>
               <w:spacing w:before="0" w:after="0" w:line="276" w:lineRule="auto"/>
               <w:jc w:val="center"/>
             </w:pPr>
@@ -4777,6 +4971,8 @@
           </w:tcPr>
           <w:p>
             <w:pPr>
+              <w:keepNext/>
+              <w:keepLines/>
               <w:spacing w:before="0" w:after="0" w:line="276" w:lineRule="auto"/>
             </w:pPr>
             <w:r/>
@@ -4797,6 +4993,8 @@
           </w:tcPr>
           <w:p>
             <w:pPr>
+              <w:keepNext/>
+              <w:keepLines/>
               <w:spacing w:before="0" w:after="0" w:line="276" w:lineRule="auto"/>
               <w:jc w:val="center"/>
             </w:pPr>
@@ -4818,6 +5016,8 @@
           </w:tcPr>
           <w:p>
             <w:pPr>
+              <w:keepNext/>
+              <w:keepLines/>
               <w:spacing w:before="0" w:after="0" w:line="276" w:lineRule="auto"/>
               <w:jc w:val="center"/>
             </w:pPr>
@@ -4839,6 +5039,8 @@
           </w:tcPr>
           <w:p>
             <w:pPr>
+              <w:keepNext/>
+              <w:keepLines/>
               <w:spacing w:before="0" w:after="0" w:line="276" w:lineRule="auto"/>
               <w:jc w:val="center"/>
             </w:pPr>
@@ -4865,6 +5067,8 @@
           </w:tcPr>
           <w:p>
             <w:pPr>
+              <w:keepNext/>
+              <w:keepLines/>
               <w:spacing w:before="0" w:after="0" w:line="276" w:lineRule="auto"/>
             </w:pPr>
             <w:r/>
@@ -4885,6 +5089,8 @@
           </w:tcPr>
           <w:p>
             <w:pPr>
+              <w:keepNext/>
+              <w:keepLines/>
               <w:spacing w:before="0" w:after="0" w:line="276" w:lineRule="auto"/>
               <w:jc w:val="center"/>
             </w:pPr>
@@ -4906,6 +5112,8 @@
           </w:tcPr>
           <w:p>
             <w:pPr>
+              <w:keepNext/>
+              <w:keepLines/>
               <w:spacing w:before="0" w:after="0" w:line="276" w:lineRule="auto"/>
               <w:jc w:val="center"/>
             </w:pPr>
@@ -4927,6 +5135,8 @@
           </w:tcPr>
           <w:p>
             <w:pPr>
+              <w:keepNext/>
+              <w:keepLines/>
               <w:spacing w:before="0" w:after="0" w:line="276" w:lineRule="auto"/>
               <w:jc w:val="center"/>
             </w:pPr>
@@ -4953,6 +5163,8 @@
           </w:tcPr>
           <w:p>
             <w:pPr>
+              <w:keepNext/>
+              <w:keepLines/>
               <w:spacing w:before="0" w:after="0" w:line="276" w:lineRule="auto"/>
             </w:pPr>
             <w:r/>
@@ -4973,6 +5185,8 @@
           </w:tcPr>
           <w:p>
             <w:pPr>
+              <w:keepNext/>
+              <w:keepLines/>
               <w:spacing w:before="0" w:after="0" w:line="276" w:lineRule="auto"/>
               <w:jc w:val="center"/>
             </w:pPr>
@@ -4994,6 +5208,8 @@
           </w:tcPr>
           <w:p>
             <w:pPr>
+              <w:keepNext/>
+              <w:keepLines/>
               <w:spacing w:before="0" w:after="0" w:line="276" w:lineRule="auto"/>
               <w:jc w:val="center"/>
             </w:pPr>
@@ -5015,6 +5231,8 @@
           </w:tcPr>
           <w:p>
             <w:pPr>
+              <w:keepNext/>
+              <w:keepLines/>
               <w:spacing w:before="0" w:after="0" w:line="276" w:lineRule="auto"/>
               <w:jc w:val="center"/>
             </w:pPr>
@@ -5269,6 +5487,8 @@
           </w:tcPr>
           <w:p>
             <w:pPr>
+              <w:keepNext/>
+              <w:keepLines/>
               <w:spacing w:before="0" w:after="0"/>
               <w:jc w:val="center"/>
             </w:pPr>
@@ -5290,6 +5510,8 @@
           </w:tcPr>
           <w:p>
             <w:pPr>
+              <w:keepNext/>
+              <w:keepLines/>
               <w:spacing w:before="0" w:after="0"/>
               <w:jc w:val="center"/>
             </w:pPr>
@@ -5311,6 +5533,8 @@
           </w:tcPr>
           <w:p>
             <w:pPr>
+              <w:keepNext/>
+              <w:keepLines/>
               <w:spacing w:before="0" w:after="0"/>
               <w:jc w:val="center"/>
             </w:pPr>
@@ -5337,6 +5561,8 @@
           </w:tcPr>
           <w:p>
             <w:pPr>
+              <w:keepNext/>
+              <w:keepLines/>
               <w:spacing w:before="0" w:after="0" w:line="276" w:lineRule="auto"/>
             </w:pPr>
             <w:r/>
@@ -5357,6 +5583,8 @@
           </w:tcPr>
           <w:p>
             <w:pPr>
+              <w:keepNext/>
+              <w:keepLines/>
               <w:spacing w:before="0" w:after="0" w:line="276" w:lineRule="auto"/>
               <w:jc w:val="center"/>
             </w:pPr>
@@ -5378,6 +5606,8 @@
           </w:tcPr>
           <w:p>
             <w:pPr>
+              <w:keepNext/>
+              <w:keepLines/>
               <w:spacing w:before="0" w:after="0" w:line="276" w:lineRule="auto"/>
               <w:jc w:val="center"/>
             </w:pPr>
@@ -5404,6 +5634,8 @@
           </w:tcPr>
           <w:p>
             <w:pPr>
+              <w:keepNext/>
+              <w:keepLines/>
               <w:spacing w:before="0" w:after="0" w:line="276" w:lineRule="auto"/>
             </w:pPr>
             <w:r/>
@@ -5424,6 +5656,8 @@
           </w:tcPr>
           <w:p>
             <w:pPr>
+              <w:keepNext/>
+              <w:keepLines/>
               <w:spacing w:before="0" w:after="0" w:line="276" w:lineRule="auto"/>
               <w:jc w:val="center"/>
             </w:pPr>
@@ -5445,6 +5679,8 @@
           </w:tcPr>
           <w:p>
             <w:pPr>
+              <w:keepNext/>
+              <w:keepLines/>
               <w:spacing w:before="0" w:after="0" w:line="276" w:lineRule="auto"/>
               <w:jc w:val="center"/>
             </w:pPr>
@@ -5471,6 +5707,8 @@
           </w:tcPr>
           <w:p>
             <w:pPr>
+              <w:keepNext/>
+              <w:keepLines/>
               <w:spacing w:before="0" w:after="0" w:line="276" w:lineRule="auto"/>
             </w:pPr>
             <w:r/>
@@ -5491,6 +5729,8 @@
           </w:tcPr>
           <w:p>
             <w:pPr>
+              <w:keepNext/>
+              <w:keepLines/>
               <w:spacing w:before="0" w:after="0" w:line="276" w:lineRule="auto"/>
               <w:jc w:val="center"/>
             </w:pPr>
@@ -5512,6 +5752,8 @@
           </w:tcPr>
           <w:p>
             <w:pPr>
+              <w:keepNext/>
+              <w:keepLines/>
               <w:spacing w:before="0" w:after="0" w:line="276" w:lineRule="auto"/>
               <w:jc w:val="center"/>
             </w:pPr>

--- a/examples/demos/demo_innovation_research.docx
+++ b/examples/demos/demo_innovation_research.docx
@@ -648,7 +648,7 @@
           <w:color w:val="111827"/>
           <w:sz w:val="24"/>
         </w:rPr>
-        <w:t>当前主流的 A* 及其变体算法，本质上是在一张静态栅格地图上做一次性最优搜索。这类算法在环境已知且静止时表现优异，但一旦出现未建模的动态障碍，就必须废弃当前路径、扩大搜索区域重新计算。在嵌入式平台上，一次完整重规划往往需要数百毫秒，而无人机在 8 m/s 巡航速度下，200 ms 就意味着位置偏移 1.6 米——这个延迟足以让一次避障失败。</w:t>
+        <w:t>当前主流的 A* 及其变体算法[1]，本质上是在一张静态栅格地图上做一次性最优搜索。这类算法在环境已知且静止时表现优异，但一旦出现未建模的动态障碍，就必须废弃当前路径、扩大搜索区域重新计算。在嵌入式平台上，一次完整重规划往往需要数百毫秒，而无人机在 8 m/s 巡航速度下，200 ms 就意味着位置偏移 1.6 米——这个延迟足以让一次避障失败。</w:t>
       </w:r>
     </w:p>
     <w:p>
@@ -694,7 +694,7 @@
           <w:color w:val="111827"/>
           <w:sz w:val="24"/>
         </w:rPr>
-        <w:t>围绕动态环境下的路径规划，现有工作大致可归为三条技术路线，各有其适用边界。</w:t>
+        <w:t>围绕动态环境下的路径规划，现有工作大致可归为三条技术路线[4]，各有其适用边界。</w:t>
       </w:r>
     </w:p>
     <w:p>
@@ -709,7 +709,7 @@
           <w:color w:val="111827"/>
           <w:sz w:val="24"/>
         </w:rPr>
-        <w:t>第一条是增量搜索类方法。以 D*、D* Lite 及其变体为代表，核心思路是在环境变化时复用上一次搜索的中间结果，只更新受影响的那部分代价地图。这类方法的优势在于重规划代价与变化区域大小成正比，而非与整张地图成正比，在局部小范围变化时效率很高。但其局限同样明显：当障碍物在规划路径前方突然出现、导致大范围代价失效时，增量信息几乎无法复用，算法会退化回接近全局重算的复杂度。对于城市低空这种障碍物密集且随时可能从任意方向进入的场景，这一局限是致命的。</w:t>
+        <w:t>第一条是增量搜索类方法。以 D*、D* Lite 及其变体为代表[2]，核心思路是在环境变化时复用上一次搜索的中间结果，只更新受影响的那部分代价地图。这类方法的优势在于重规划代价与变化区域大小成正比，而非与整张地图成正比，在局部小范围变化时效率很高。但其局限同样明显：当障碍物在规划路径前方突然出现、导致大范围代价失效时，增量信息几乎无法复用，算法会退化回接近全局重算的复杂度。对于城市低空这种障碍物密集且随时可能从任意方向进入的场景，这一局限是致命的。</w:t>
       </w:r>
     </w:p>
     <w:p>
@@ -724,7 +724,7 @@
           <w:color w:val="111827"/>
           <w:sz w:val="24"/>
         </w:rPr>
-        <w:t>第二条是局部控制类方法。以模型预测控制（MPC）为代表，思路是在每个控制周期内求解一个有限时域的优化问题，把避障约束作为硬约束写入优化模型。这类方法的实时性很好，且天然处理动力学约束，在工业界应用广泛。但它缺乏全局最优性保证——由于只优化有限时域，容易陷入局部极小，在遇到 U 形障碍或长走廊结构时，可能反复在死胡同口徘徊而无法脱出。</w:t>
+        <w:t>第二条是局部控制类方法。以动态窗口法[3]、模型预测控制（MPC）为代表，思路是在每个控制周期内求解一个有限时域的优化问题，把避障约束作为硬约束写入优化模型。这类方法的实时性很好，且天然处理动力学约束，在工业界应用广泛。但它缺乏全局最优性保证——由于只优化有限时域，容易陷入局部极小，在遇到 U 形障碍或长走廊结构时，可能反复在死胡同口徘徊而无法脱出。</w:t>
       </w:r>
     </w:p>
     <w:p>
@@ -800,7 +800,7 @@
           <w:color w:val="111827"/>
           <w:sz w:val="24"/>
         </w:rPr>
-        <w:t>这样做的效果是：全局性由 A* 的启发式搜索保证，实时性由滚动窗口的长度保证，可解释性由「代价函数的每一项都有明确物理含义」保证。代价是需要额外设计启发函数的可采纳性维护机制，避免引入时间维度后启发函数变得过于乐观、导致算法退化为贪心搜索——这正是本项目要解决的核心技术难点。</w:t>
+        <w:t>这样做的效果是：全局性由 A* 的启发式搜索保证，实时性由滚动窗口的长度保证，可解释性由「代价函数的每一项都有明确物理含义」保证。代价是需要额外设计启发函数的可采纳性维护机制，避免引入时间维度后启发函数变得过于乐观、导致算法退化为贪心搜索——这正是本项目要解决的核心技术难点（见图 1）。</w:t>
       </w:r>
     </w:p>
     <w:p>
@@ -889,7 +889,7 @@
           <w:color w:val="111827"/>
           <w:sz w:val="24"/>
         </w:rPr>
-        <w:t>为便于判断，我们把三条路线在五个维度上做了横向对比（依据 62 篇精读文献的公开实验数据整理，并取中位数以规避个例偏差）。需要说明的是，这类横向对比只能看趋势，不能当作严格基准——各文献的测试场景、硬件平台、评价口径都不统一，这正是本领域长期缺少公共基准数据集的结果。</w:t>
+        <w:t>为便于判断，我们把三条路线在五个维度上做了横向对比（依据 62 篇精读文献的公开实验数据整理，并取中位数以规避个例偏差）。需要说明的是，这类横向对比只能看趋势，不能当作严格基准——各文献的测试场景、硬件平台、评价口径都不统一，这正是本领域长期缺少公共基准数据集的结果（见表 1）。</w:t>
       </w:r>
     </w:p>
     <w:p>
@@ -1847,7 +1847,7 @@
           <w:color w:val="111827"/>
           <w:sz w:val="24"/>
         </w:rPr>
-        <w:t>（4）仿真验证与实机移植。在 Gazebo 中搭建包含静态障碍、匀速动态障碍、突发障碍三类要素的测试场景库，构造 200 组随机场景做统计评测；随后将算法移植到机载计算平台，完成从仿真到实机的性能对齐与参数重整定。</w:t>
+        <w:t>（4）仿真验证与实机移植。在 Gazebo 中搭建包含静态障碍、匀速动态障碍、突发障碍三类要素的测试场景库，构造 200 组随机场景做统计评测；随后将算法移植到机载计算平台，完成从仿真到实机的性能对齐与参数重整定（见图 2）。</w:t>
       </w:r>
     </w:p>
     <w:p>
@@ -1982,7 +1982,7 @@
           <w:color w:val="111827"/>
           <w:sz w:val="24"/>
         </w:rPr>
-        <w:t>申报书里的指标最怕写成一个漂亮但无法验证的数字。本项目对三项核心指标都给出了明确的测量方法，确保结题时可以被第三方复核。</w:t>
+        <w:t>申报书里的指标最怕写成一个漂亮但无法验证的数字。本项目对三项核心指标都给出了明确的测量方法，确保结题时可以被第三方复核（见表 2）。</w:t>
       </w:r>
     </w:p>
     <w:p>
@@ -2570,7 +2570,7 @@
           <w:color w:val="111827"/>
           <w:sz w:val="24"/>
         </w:rPr>
-        <w:t>技术路线采用「建模—设计—验证—落地」的递进结构。第一阶段完成环境建模与问题形式化，产出动力学模型与可行域约束；第二阶段在经典 A* 基础上引入时间维度完成算法设计，产出可运行的规划核心；第三阶段通过仿真构造多类动态场景验证鲁棒性，产出统计评测报告；第四阶段完成嵌入式移植与实机测试，产出原理样机。</w:t>
+        <w:t>技术路线采用「建模—设计—验证—落地」的递进结构。第一阶段完成环境建模与问题形式化，产出动力学模型与可行域约束；第二阶段在经典 A* 基础上引入时间维度完成算法设计，产出可运行的规划核心；第三阶段通过仿真构造多类动态场景验证鲁棒性，产出统计评测报告；第四阶段完成嵌入式移植与实机测试，产出原理样机（见图 3）。</w:t>
       </w:r>
     </w:p>
     <w:p>
@@ -2689,7 +2689,7 @@
           <w:color w:val="111827"/>
           <w:sz w:val="24"/>
         </w:rPr>
-        <w:t>路径平滑器负责把离散栅格路径转换为曲率连续的样条，并按「曲率—速度」可行域做速度规划，确保输出对飞控而言是可跟随的。这一环节是很多学术工作忽略、但工程上决定成败的部分。</w:t>
+        <w:t>路径平滑器负责把离散栅格路径转换为曲率连续的样条，并按「曲率—速度」可行域做速度规划，确保输出对飞控而言是可跟随的。这一环节是很多学术工作忽略、但工程上决定成败的部分，本项目的做法参考了梯度类轨迹生成与优化方法[7][8]。</w:t>
       </w:r>
     </w:p>
     <w:p>
@@ -2735,7 +2735,7 @@
           <w:color w:val="111827"/>
           <w:sz w:val="24"/>
         </w:rPr>
-        <w:t>实机层在实验室搭建的室内飞行场进行，使用动捕系统提供真值，重点验证仿真与实机之间的性能对齐程度。为便于对比，同步实现经典 A*、D* Lite 两个基线算法，在同一数据集上做横向评测。</w:t>
+        <w:t>实机层在实验室搭建的室内飞行场进行，使用动捕系统提供真值，重点验证仿真与实机之间的性能对齐程度。为便于对比，同步实现经典 A*、D* Lite 两个基线算法，在同一数据集上做横向评测（见图 4）。</w:t>
       </w:r>
     </w:p>
     <w:p>
@@ -2824,7 +2824,7 @@
           <w:color w:val="111827"/>
           <w:sz w:val="24"/>
         </w:rPr>
-        <w:t>理论可行性：滚动时域规划与增量搜索均有成熟的理论基础，本项目的工作是在既有框架上做结构化组合与参数设计，不涉及理论体系的重新构建，风险可控。</w:t>
+        <w:t>理论可行性：滚动时域规划与增量搜索均有成熟的理论基础[5]；本项目不采用采样类方法[6]，原因是其在窄通道场景下的收敛速度难以满足 200 ms 的时域要求。本项目的工作是在既有框架上做结构化组合与参数设计，不涉及理论体系的重新构建，风险可控。</w:t>
       </w:r>
     </w:p>
     <w:p>
@@ -2839,7 +2839,7 @@
           <w:color w:val="111827"/>
           <w:sz w:val="24"/>
         </w:rPr>
-        <w:t>技术可行性：团队已完成经典 A* 与 D* Lite 的复现，具备 ROS 2 开发能力，实验室配备 Gazebo 仿真环境与室内飞行场，具备完整的验证条件。</w:t>
+        <w:t>技术可行性：团队已完成经典 A* 与 D* Lite 的复现，具备 ROS 2 开发能力，实验室配备 Gazebo 仿真环境与室内飞行场，具备完整的验证条件（见图 5）。</w:t>
       </w:r>
     </w:p>
     <w:p>
@@ -3049,7 +3049,7 @@
           <w:color w:val="111827"/>
           <w:sz w:val="24"/>
         </w:rPr>
-        <w:t>第三，窄通道里的滞回切换。局部规划器有两套策略（跟随全局路径 / 紧急避让），原先用固定阈值切换，会在边界反复横跳，表现为机身抖动。改成带滞回的切换（进入与退出用不同阈值）后，抖动基本消失。这一条纯属工程修补，但它是我在实机上花时间最多的一处。</w:t>
+        <w:t>第三，窄通道里的滞回切换。局部规划器有两套策略（跟随全局路径 / 紧急避让），原先用固定阈值切换，会在边界反复横跳，表现为机身抖动。改成带滞回的切换（进入与退出用不同阈值）后，抖动基本消失。这一条纯属工程修补，但它是我在实机上花时间最多的一处（见表 3）。</w:t>
       </w:r>
     </w:p>
     <w:p>
@@ -3856,7 +3856,7 @@
           <w:color w:val="111827"/>
           <w:sz w:val="24"/>
         </w:rPr>
-        <w:t>项目总周期 12 个月，按 8 项任务分解，设置中期检查与结题验收两个关键节点。各任务的起止时间与工期如下：</w:t>
+        <w:t>项目总周期 12 个月，按 8 项任务分解，设置中期检查与结题验收两个关键节点。各任务的起止时间与工期如图 6 所示：</w:t>
       </w:r>
     </w:p>
     <w:p>
@@ -4476,7 +4476,7 @@
           <w:color w:val="111827"/>
           <w:sz w:val="24"/>
         </w:rPr>
-        <w:t>项目申请经费 3.00 万元，按下表科目编列。预算编制遵循「必需、节约、可核查」原则，设备与材料费占比最高，主要用于无人机机体、传感器与计算平台。</w:t>
+        <w:t>项目申请经费 3.00 万元，按下表科目编列。预算编制遵循「必需、节约、可核查」原则，设备与材料费占比最高，主要用于无人机机体、传感器与计算平台（见图 7）。</w:t>
       </w:r>
     </w:p>
     <w:p>
@@ -5378,7 +5378,7 @@
           <w:color w:val="111827"/>
           <w:sz w:val="24"/>
         </w:rPr>
-        <w:t>按发生概率与影响程度两个维度对项目风险做定位，落在右上象限的 R1 是唯一需要提前设计技术预案的风险项。</w:t>
+        <w:t>按发生概率与影响程度两个维度对项目风险做定位，落在右上象限的 R1 是唯一需要提前设计技术预案的风险项（见图 8）。</w:t>
       </w:r>
     </w:p>
     <w:p>
@@ -5935,7 +5935,7 @@
           <w:color w:val="111827"/>
           <w:sz w:val="21"/>
         </w:rPr>
-        <w:t xml:space="preserve">　[4] 王伟, 李强. 动态环境下移动机器人路径规划研究综述[J]. 自动化学报, 2023, 49(6): 1121-1138.</w:t>
+        <w:t xml:space="preserve">　[4] Coutinho W P, Battarra M, Fliege J. The unmanned aerial vehicle routing and trajectory optimisation problem, a taxonomic review[J]. Computers &amp; Industrial Engineering, 2018, 120: 116-128.</w:t>
       </w:r>
     </w:p>
     <w:p>
@@ -5949,7 +5949,7 @@
           <w:color w:val="111827"/>
           <w:sz w:val="21"/>
         </w:rPr>
-        <w:t xml:space="preserve">　[5] 张涛, 陈明. 基于滚动时域的无人机避障规划方法[J]. 航空学报, 2024, 45(3): 328-341.</w:t>
+        <w:t xml:space="preserve">　[5] LaValle S M. Planning Algorithms[M]. Cambridge: Cambridge University Press, 2006.</w:t>
       </w:r>
     </w:p>
     <w:p>
@@ -5963,7 +5963,7 @@
           <w:color w:val="111827"/>
           <w:sz w:val="21"/>
         </w:rPr>
-        <w:t xml:space="preserve">　[6] Zhou X, Wang Y. Dynamic Path Planning for UAV in Uncertain Environments: A Survey[J]. IEEE Access, 2023, 11: 88214-88231.</w:t>
+        <w:t xml:space="preserve">　[6] Karaman S, Frazzoli E. Sampling-Based Algorithms for Optimal Motion Planning[J]. The International Journal of Robotics Research, 2011, 30(7): 846-894.</w:t>
       </w:r>
     </w:p>
     <w:p>
@@ -5977,7 +5977,7 @@
           <w:color w:val="111827"/>
           <w:sz w:val="21"/>
         </w:rPr>
-        <w:t xml:space="preserve">　[7] 刘洋, 赵磊. 改进 A* 算法在室内机器人导航中的应用[J]. 机器人, 2024, 46(2): 156-165.</w:t>
+        <w:t xml:space="preserve">　[7] Zhou B, Gao F, Wang L, et al. Robust and Efficient Quadrotor Trajectory Generation for Fast Autonomous Flight[J]. IEEE Robotics and Automation Letters, 2019, 4(4): 3529-3536.</w:t>
       </w:r>
     </w:p>
     <w:p>
@@ -5992,20 +5992,6 @@
           <w:sz w:val="21"/>
         </w:rPr>
         <w:t xml:space="preserve">　[8] Schulman J, Ho J, Lee A, et al. Finding Locally Optimal, Collision-Free Trajectories with Sequential Convex Optimization[C]. Robotics: Science and Systems, 2013.</w:t>
-      </w:r>
-    </w:p>
-    <w:p>
-      <w:pPr>
-        <w:spacing w:before="0" w:after="120" w:lineRule="auto" w:line="360"/>
-      </w:pPr>
-      <w:r>
-        <w:rPr>
-          <w:rFonts w:ascii="宋体" w:hAnsi="宋体" w:eastAsia="宋体"/>
-          <w:b w:val="0"/>
-          <w:color w:val="111827"/>
-          <w:sz w:val="21"/>
-        </w:rPr>
-        <w:t xml:space="preserve">　说明：以上文献为示例条目，格式遵循 GB/T 7714—2015。</w:t>
       </w:r>
     </w:p>
     <w:p>

--- a/examples/demos/demo_innovation_research.docx
+++ b/examples/demos/demo_innovation_research.docx
@@ -2,9 +2,12 @@
 <file path=word/document.xml><?xml version="1.0" encoding="utf-8"?>
 <w:document xmlns:wpc="http://schemas.microsoft.com/office/word/2010/wordprocessingCanvas" xmlns:mo="http://schemas.microsoft.com/office/mac/office/2008/main" xmlns:mc="http://schemas.openxmlformats.org/markup-compatibility/2006" xmlns:mv="urn:schemas-microsoft-com:mac:vml" xmlns:o="urn:schemas-microsoft-com:office:office" xmlns:r="http://schemas.openxmlformats.org/officeDocument/2006/relationships" xmlns:m="http://schemas.openxmlformats.org/officeDocument/2006/math" xmlns:v="urn:schemas-microsoft-com:vml" xmlns:wp14="http://schemas.microsoft.com/office/word/2010/wordprocessingDrawing" xmlns:wp="http://schemas.openxmlformats.org/drawingml/2006/wordprocessingDrawing" xmlns:w10="urn:schemas-microsoft-com:office:word" xmlns:w="http://schemas.openxmlformats.org/wordprocessingml/2006/main" xmlns:w14="http://schemas.microsoft.com/office/word/2010/wordml" xmlns:wpg="http://schemas.microsoft.com/office/word/2010/wordprocessingGroup" xmlns:wpi="http://schemas.microsoft.com/office/word/2010/wordprocessingInk" xmlns:wne="http://schemas.microsoft.com/office/word/2006/wordml" xmlns:wps="http://schemas.microsoft.com/office/word/2010/wordprocessingShape" mc:Ignorable="w14 wp14">
   <w:body>
-    <w:p/>
-    <w:p/>
-    <w:p/>
+    <w:p>
+      <w:pPr>
+        <w:spacing w:before="0" w:after="0" w:lineRule="exact" w:line="3969"/>
+      </w:pPr>
+      <w:r/>
+    </w:p>
     <w:p>
       <w:pPr>
         <w:spacing w:after="200"/>
@@ -6053,7 +6056,7 @@
             <w:pPr>
               <w:keepNext/>
               <w:keepLines/>
-              <w:spacing w:before="0" w:after="0" w:line="1020" w:lineRule="exact"/>
+              <w:spacing w:before="0" w:after="0" w:line="2268" w:lineRule="exact"/>
             </w:pPr>
           </w:p>
           <w:p>
@@ -6109,7 +6112,7 @@
             <w:pPr>
               <w:keepNext/>
               <w:keepLines/>
-              <w:spacing w:before="0" w:after="0" w:line="1020" w:lineRule="exact"/>
+              <w:spacing w:before="0" w:after="0" w:line="2268" w:lineRule="exact"/>
             </w:pPr>
           </w:p>
           <w:p>
@@ -6161,7 +6164,7 @@
           </w:p>
           <w:p>
             <w:pPr>
-              <w:spacing w:before="0" w:after="0" w:line="1020" w:lineRule="exact"/>
+              <w:spacing w:before="0" w:after="0" w:line="2268" w:lineRule="exact"/>
             </w:pPr>
           </w:p>
           <w:p>

--- a/examples/demos/demo_innovation_research.docx
+++ b/examples/demos/demo_innovation_research.docx
@@ -81,6 +81,9 @@
         <w:gridCol w:w="6123"/>
       </w:tblGrid>
       <w:tr>
+        <w:trPr>
+          <w:cantSplit/>
+        </w:trPr>
         <w:tc>
           <w:tcPr>
             <w:tcW w:type="dxa" w:w="2608"/>
@@ -123,6 +126,9 @@
         </w:tc>
       </w:tr>
       <w:tr>
+        <w:trPr>
+          <w:cantSplit/>
+        </w:trPr>
         <w:tc>
           <w:tcPr>
             <w:tcW w:type="dxa" w:w="2608"/>
@@ -165,6 +171,9 @@
         </w:tc>
       </w:tr>
       <w:tr>
+        <w:trPr>
+          <w:cantSplit/>
+        </w:trPr>
         <w:tc>
           <w:tcPr>
             <w:tcW w:type="dxa" w:w="2608"/>
@@ -207,6 +216,9 @@
         </w:tc>
       </w:tr>
       <w:tr>
+        <w:trPr>
+          <w:cantSplit/>
+        </w:trPr>
         <w:tc>
           <w:tcPr>
             <w:tcW w:type="dxa" w:w="2608"/>
@@ -249,6 +261,9 @@
         </w:tc>
       </w:tr>
       <w:tr>
+        <w:trPr>
+          <w:cantSplit/>
+        </w:trPr>
         <w:tc>
           <w:tcPr>
             <w:tcW w:type="dxa" w:w="2608"/>
@@ -291,6 +306,9 @@
         </w:tc>
       </w:tr>
       <w:tr>
+        <w:trPr>
+          <w:cantSplit/>
+        </w:trPr>
         <w:tc>
           <w:tcPr>
             <w:tcW w:type="dxa" w:w="2608"/>
@@ -333,6 +351,9 @@
         </w:tc>
       </w:tr>
       <w:tr>
+        <w:trPr>
+          <w:cantSplit/>
+        </w:trPr>
         <w:tc>
           <w:tcPr>
             <w:tcW w:type="dxa" w:w="2608"/>
@@ -385,6 +406,7 @@
         <w:keepNext/>
         <w:keepLines/>
         <w:spacing w:before="280" w:after="140" w:line="360" w:lineRule="auto"/>
+        <w:outlineLvl w:val="0"/>
       </w:pPr>
       <w:r>
         <w:rPr>
@@ -424,6 +446,9 @@
         <w:gridCol w:w="6123"/>
       </w:tblGrid>
       <w:tr>
+        <w:trPr>
+          <w:cantSplit/>
+        </w:trPr>
         <w:tc>
           <w:tcPr>
             <w:tcW w:type="dxa" w:w="2608"/>
@@ -466,6 +491,9 @@
         </w:tc>
       </w:tr>
       <w:tr>
+        <w:trPr>
+          <w:cantSplit/>
+        </w:trPr>
         <w:tc>
           <w:tcPr>
             <w:tcW w:type="dxa" w:w="2608"/>
@@ -508,6 +536,9 @@
         </w:tc>
       </w:tr>
       <w:tr>
+        <w:trPr>
+          <w:cantSplit/>
+        </w:trPr>
         <w:tc>
           <w:tcPr>
             <w:tcW w:type="dxa" w:w="2608"/>
@@ -550,6 +581,9 @@
         </w:tc>
       </w:tr>
       <w:tr>
+        <w:trPr>
+          <w:cantSplit/>
+        </w:trPr>
         <w:tc>
           <w:tcPr>
             <w:tcW w:type="dxa" w:w="2608"/>
@@ -597,6 +631,7 @@
         <w:keepNext/>
         <w:keepLines/>
         <w:spacing w:before="280" w:after="140" w:line="360" w:lineRule="auto"/>
+        <w:outlineLvl w:val="0"/>
       </w:pPr>
       <w:r>
         <w:rPr>
@@ -613,6 +648,7 @@
         <w:keepNext/>
         <w:keepLines/>
         <w:spacing w:before="200" w:after="100" w:line="360" w:lineRule="auto"/>
+        <w:outlineLvl w:val="1"/>
       </w:pPr>
       <w:r>
         <w:rPr>
@@ -674,6 +710,7 @@
         <w:keepNext/>
         <w:keepLines/>
         <w:spacing w:before="200" w:after="100" w:line="360" w:lineRule="auto"/>
+        <w:outlineLvl w:val="1"/>
       </w:pPr>
       <w:r>
         <w:rPr>
@@ -765,6 +802,7 @@
         <w:keepNext/>
         <w:keepLines/>
         <w:spacing w:before="200" w:after="100" w:line="360" w:lineRule="auto"/>
+        <w:outlineLvl w:val="1"/>
       </w:pPr>
       <w:r>
         <w:rPr>
@@ -869,6 +907,7 @@
         <w:keepNext/>
         <w:keepLines/>
         <w:spacing w:before="200" w:after="100" w:line="360" w:lineRule="auto"/>
+        <w:outlineLvl w:val="1"/>
       </w:pPr>
       <w:r>
         <w:rPr>
@@ -1674,6 +1713,7 @@
         <w:keepNext/>
         <w:keepLines/>
         <w:spacing w:before="200" w:after="100" w:line="360" w:lineRule="auto"/>
+        <w:outlineLvl w:val="1"/>
       </w:pPr>
       <w:r>
         <w:rPr>
@@ -1735,6 +1775,7 @@
         <w:keepNext/>
         <w:keepLines/>
         <w:spacing w:before="280" w:after="140" w:line="360" w:lineRule="auto"/>
+        <w:outlineLvl w:val="0"/>
       </w:pPr>
       <w:r>
         <w:rPr>
@@ -1751,6 +1792,7 @@
         <w:keepNext/>
         <w:keepLines/>
         <w:spacing w:before="200" w:after="100" w:line="360" w:lineRule="auto"/>
+        <w:outlineLvl w:val="1"/>
       </w:pPr>
       <w:r>
         <w:rPr>
@@ -1782,6 +1824,7 @@
         <w:keepNext/>
         <w:keepLines/>
         <w:spacing w:before="200" w:after="100" w:line="360" w:lineRule="auto"/>
+        <w:outlineLvl w:val="1"/>
       </w:pPr>
       <w:r>
         <w:rPr>
@@ -1916,6 +1959,7 @@
         <w:keepNext/>
         <w:keepLines/>
         <w:spacing w:before="200" w:after="100" w:line="360" w:lineRule="auto"/>
+        <w:outlineLvl w:val="1"/>
       </w:pPr>
       <w:r>
         <w:rPr>
@@ -1962,6 +2006,7 @@
         <w:keepNext/>
         <w:keepLines/>
         <w:spacing w:before="200" w:after="100" w:line="360" w:lineRule="auto"/>
+        <w:outlineLvl w:val="1"/>
       </w:pPr>
       <w:r>
         <w:rPr>
@@ -2534,6 +2579,7 @@
         <w:keepNext/>
         <w:keepLines/>
         <w:spacing w:before="280" w:after="140" w:line="360" w:lineRule="auto"/>
+        <w:outlineLvl w:val="0"/>
       </w:pPr>
       <w:r>
         <w:rPr>
@@ -2550,6 +2596,7 @@
         <w:keepNext/>
         <w:keepLines/>
         <w:spacing w:before="200" w:after="100" w:line="360" w:lineRule="auto"/>
+        <w:outlineLvl w:val="1"/>
       </w:pPr>
       <w:r>
         <w:rPr>
@@ -2639,6 +2686,7 @@
         <w:keepNext/>
         <w:keepLines/>
         <w:spacing w:before="200" w:after="100" w:line="360" w:lineRule="auto"/>
+        <w:outlineLvl w:val="1"/>
       </w:pPr>
       <w:r>
         <w:rPr>
@@ -2700,6 +2748,7 @@
         <w:keepNext/>
         <w:keepLines/>
         <w:spacing w:before="200" w:after="100" w:line="360" w:lineRule="auto"/>
+        <w:outlineLvl w:val="1"/>
       </w:pPr>
       <w:r>
         <w:rPr>
@@ -2804,6 +2853,7 @@
         <w:keepNext/>
         <w:keepLines/>
         <w:spacing w:before="200" w:after="100" w:line="360" w:lineRule="auto"/>
+        <w:outlineLvl w:val="1"/>
       </w:pPr>
       <w:r>
         <w:rPr>
@@ -2923,6 +2973,7 @@
         <w:keepNext/>
         <w:keepLines/>
         <w:spacing w:before="200" w:after="100" w:line="360" w:lineRule="auto"/>
+        <w:outlineLvl w:val="1"/>
       </w:pPr>
       <w:r>
         <w:rPr>
@@ -2984,6 +3035,7 @@
         <w:keepNext/>
         <w:keepLines/>
         <w:spacing w:before="280" w:after="140" w:line="360" w:lineRule="auto"/>
+        <w:outlineLvl w:val="0"/>
       </w:pPr>
       <w:r>
         <w:rPr>
@@ -3834,6 +3886,7 @@
         <w:keepNext/>
         <w:keepLines/>
         <w:spacing w:before="280" w:after="140" w:line="360" w:lineRule="auto"/>
+        <w:outlineLvl w:val="0"/>
       </w:pPr>
       <w:r>
         <w:rPr>
@@ -3940,6 +3993,7 @@
         <w:keepNext/>
         <w:keepLines/>
         <w:spacing w:before="280" w:after="140" w:line="360" w:lineRule="auto"/>
+        <w:outlineLvl w:val="0"/>
       </w:pPr>
       <w:r>
         <w:rPr>
@@ -3949,6 +4003,21 @@
           <w:sz w:val="30"/>
         </w:rPr>
         <w:t>七、预期成果与考核指标</w:t>
+      </w:r>
+    </w:p>
+    <w:p>
+      <w:pPr>
+        <w:spacing w:before="0" w:after="120" w:lineRule="auto" w:line="360"/>
+        <w:ind w:firstLine="480"/>
+      </w:pPr>
+      <w:r>
+        <w:rPr>
+          <w:rFonts w:ascii="宋体" w:hAnsi="宋体" w:eastAsia="宋体"/>
+          <w:b w:val="0"/>
+          <w:color w:val="111827"/>
+          <w:sz w:val="24"/>
+        </w:rPr>
+        <w:t>成果按「可交付、可验收」的原则分为五类，每类都对应一项可核查的考核指标，避免结题时出现「做了但没法证明」的情况（见表 4）。</w:t>
       </w:r>
     </w:p>
     <w:p>
@@ -4456,6 +4525,7 @@
         <w:keepNext/>
         <w:keepLines/>
         <w:spacing w:before="280" w:after="140" w:line="360" w:lineRule="auto"/>
+        <w:outlineLvl w:val="0"/>
       </w:pPr>
       <w:r>
         <w:rPr>
@@ -4479,7 +4549,7 @@
           <w:color w:val="111827"/>
           <w:sz w:val="24"/>
         </w:rPr>
-        <w:t>项目申请经费 3.00 万元，按下表科目编列。预算编制遵循「必需、节约、可核查」原则，设备与材料费占比最高，主要用于无人机机体、传感器与计算平台（见图 7）。</w:t>
+        <w:t>项目申请经费 3.00 万元，按下表科目编列。预算编制遵循「必需、节约、可核查」原则，设备与材料费占比最高，主要用于无人机机体、传感器与计算平台。科目构成见图 7、逐项测算依据见表 5。</w:t>
       </w:r>
     </w:p>
     <w:p>
@@ -5358,6 +5428,7 @@
         <w:keepNext/>
         <w:keepLines/>
         <w:spacing w:before="280" w:after="140" w:line="360" w:lineRule="auto"/>
+        <w:outlineLvl w:val="0"/>
       </w:pPr>
       <w:r>
         <w:rPr>
@@ -5381,7 +5452,7 @@
           <w:color w:val="111827"/>
           <w:sz w:val="24"/>
         </w:rPr>
-        <w:t>按发生概率与影响程度两个维度对项目风险做定位，落在右上象限的 R1 是唯一需要提前设计技术预案的风险项（见图 8）。</w:t>
+        <w:t>按发生概率与影响程度两个维度对项目风险做定位，落在右上象限的 R1 是唯一需要提前设计技术预案的风险项（分布见图 8、应对措施见表 6）。</w:t>
       </w:r>
     </w:p>
     <w:p>
@@ -5874,6 +5945,7 @@
         <w:keepNext/>
         <w:keepLines/>
         <w:spacing w:before="280" w:after="140" w:line="360" w:lineRule="auto"/>
+        <w:outlineLvl w:val="0"/>
       </w:pPr>
       <w:r>
         <w:rPr>
@@ -6002,6 +6074,7 @@
         <w:keepNext/>
         <w:keepLines/>
         <w:spacing w:before="280" w:after="140" w:line="360" w:lineRule="auto"/>
+        <w:outlineLvl w:val="0"/>
       </w:pPr>
       <w:r>
         <w:rPr>
